--- a/public/descargas/informe-01-v2.0.0/complemento-pucv-v1.0.docx
+++ b/public/descargas/informe-01-v2.0.0/complemento-pucv-v1.0.docx
@@ -12,8 +12,8 @@
           <w:caps/>
           <w:color w:val="9FD6D3"/>
           <w:spacing w:val="29"/>
-          <w:sz w:val="16"/>
-          <w:szCs w:val="16"/>
+          <w:sz w:val="19"/>
+          <w:szCs w:val="19"/>
         </w:rPr>
       </w:pPr>
       <w:r>
@@ -24,8 +24,8 @@
           <w:caps/>
           <w:color w:val="9FD6D3"/>
           <w:spacing w:val="29"/>
-          <w:sz w:val="16"/>
-          <w:szCs w:val="16"/>
+          <w:sz w:val="19"/>
+          <w:szCs w:val="19"/>
         </w:rPr>
         <w:t>Prototipo académico experimental</w:t>
       </w:r>
@@ -37,8 +37,8 @@
           <w:caps/>
           <w:color w:val="9FD6D3"/>
           <w:spacing w:val="29"/>
-          <w:sz w:val="16"/>
-          <w:szCs w:val="16"/>
+          <w:sz w:val="19"/>
+          <w:szCs w:val="19"/>
         </w:rPr>
         <w:br/>
         <w:t>No es una publicación oficial de la PUCV</w:t>
@@ -51,8 +51,8 @@
           <w:rFonts w:ascii="var(--mono)" w:eastAsia="Times New Roman" w:hAnsi="var(--mono)"/>
           <w:color w:val="A8DEDB"/>
           <w:spacing w:val="24"/>
-          <w:sz w:val="15"/>
-          <w:szCs w:val="15"/>
+          <w:sz w:val="18"/>
+          <w:szCs w:val="18"/>
         </w:rPr>
       </w:pPr>
       <w:r>
@@ -60,8 +60,8 @@
           <w:rFonts w:ascii="var(--mono)" w:eastAsia="Times New Roman" w:hAnsi="var(--mono)"/>
           <w:color w:val="A8DEDB"/>
           <w:spacing w:val="24"/>
-          <w:sz w:val="15"/>
-          <w:szCs w:val="15"/>
+          <w:sz w:val="18"/>
+          <w:szCs w:val="18"/>
         </w:rPr>
         <w:t>COMPLEMENTO · v1.0</w:t>
       </w:r>
@@ -74,8 +74,8 @@
           <w:caps/>
           <w:color w:val="5FBFBB"/>
           <w:spacing w:val="41"/>
-          <w:sz w:val="17"/>
-          <w:szCs w:val="17"/>
+          <w:sz w:val="20"/>
+          <w:szCs w:val="20"/>
         </w:rPr>
       </w:pPr>
       <w:r>
@@ -84,8 +84,8 @@
           <w:caps/>
           <w:color w:val="5FBFBB"/>
           <w:spacing w:val="41"/>
-          <w:sz w:val="17"/>
-          <w:szCs w:val="17"/>
+          <w:sz w:val="20"/>
+          <w:szCs w:val="20"/>
         </w:rPr>
         <w:t>Informe 01 · documento complementario</w:t>
       </w:r>
@@ -99,8 +99,8 @@
           <w:rFonts w:eastAsia="Times New Roman"/>
           <w:color w:val="FFFFFF"/>
           <w:spacing w:val="-8"/>
-          <w:sz w:val="78"/>
-          <w:szCs w:val="78"/>
+          <w:sz w:val="94"/>
+          <w:szCs w:val="94"/>
         </w:rPr>
       </w:pPr>
       <w:r>
@@ -108,8 +108,8 @@
           <w:rFonts w:eastAsia="Times New Roman"/>
           <w:color w:val="FFFFFF"/>
           <w:spacing w:val="-8"/>
-          <w:sz w:val="78"/>
-          <w:szCs w:val="78"/>
+          <w:sz w:val="94"/>
+          <w:szCs w:val="94"/>
         </w:rPr>
         <w:t xml:space="preserve">La PUCV como </w:t>
       </w:r>
@@ -118,8 +118,8 @@
           <w:rStyle w:val="hl2"/>
           <w:rFonts w:eastAsia="Times New Roman"/>
           <w:spacing w:val="-8"/>
-          <w:sz w:val="78"/>
-          <w:szCs w:val="78"/>
+          <w:sz w:val="94"/>
+          <w:szCs w:val="94"/>
         </w:rPr>
         <w:t>caso de proyección</w:t>
       </w:r>
@@ -128,8 +128,8 @@
           <w:rFonts w:eastAsia="Times New Roman"/>
           <w:color w:val="FFFFFF"/>
           <w:spacing w:val="-8"/>
-          <w:sz w:val="78"/>
-          <w:szCs w:val="78"/>
+          <w:sz w:val="94"/>
+          <w:szCs w:val="94"/>
         </w:rPr>
         <w:t>, no como caso comparado</w:t>
       </w:r>
@@ -148,8 +148,8 @@
         <w:divId w:val="364983940"/>
         <w:rPr>
           <w:rFonts w:ascii="var(--serif)" w:eastAsia="Times New Roman" w:hAnsi="var(--serif)"/>
-          <w:sz w:val="20"/>
-          <w:szCs w:val="20"/>
+          <w:sz w:val="24"/>
+          <w:szCs w:val="24"/>
         </w:rPr>
       </w:pPr>
       <w:r>
@@ -162,8 +162,8 @@
       <w:r>
         <w:rPr>
           <w:rFonts w:ascii="var(--serif)" w:eastAsia="Times New Roman" w:hAnsi="var(--serif)"/>
-          <w:sz w:val="20"/>
-          <w:szCs w:val="20"/>
+          <w:sz w:val="24"/>
+          <w:szCs w:val="24"/>
         </w:rPr>
         <w:t xml:space="preserve"> </w:t>
       </w:r>
@@ -178,8 +178,8 @@
           <w:caps/>
           <w:color w:val="7F9BB0"/>
           <w:spacing w:val="34"/>
-          <w:sz w:val="14"/>
-          <w:szCs w:val="14"/>
+          <w:sz w:val="17"/>
+          <w:szCs w:val="17"/>
         </w:rPr>
       </w:pPr>
       <w:r>
@@ -190,8 +190,8 @@
           <w:caps/>
           <w:color w:val="7F9BB0"/>
           <w:spacing w:val="34"/>
-          <w:sz w:val="14"/>
-          <w:szCs w:val="14"/>
+          <w:sz w:val="17"/>
+          <w:szCs w:val="17"/>
         </w:rPr>
         <w:t>Documento</w:t>
       </w:r>
@@ -204,8 +204,8 @@
           <w:b/>
           <w:bCs/>
           <w:color w:val="E9F2F8"/>
-          <w:sz w:val="20"/>
-          <w:szCs w:val="20"/>
+          <w:sz w:val="24"/>
+          <w:szCs w:val="24"/>
         </w:rPr>
       </w:pPr>
       <w:r>
@@ -214,8 +214,8 @@
           <w:b/>
           <w:bCs/>
           <w:color w:val="E9F2F8"/>
-          <w:sz w:val="20"/>
-          <w:szCs w:val="20"/>
+          <w:sz w:val="24"/>
+          <w:szCs w:val="24"/>
         </w:rPr>
         <w:t>Complementario</w:t>
       </w:r>
@@ -223,8 +223,8 @@
         <w:rPr>
           <w:rFonts w:ascii="var(--serif)" w:eastAsia="Times New Roman" w:hAnsi="var(--serif)"/>
           <w:color w:val="9DB4C6"/>
-          <w:sz w:val="15"/>
-          <w:szCs w:val="15"/>
+          <w:sz w:val="18"/>
+          <w:szCs w:val="18"/>
         </w:rPr>
         <w:t>No sustituye al Informe 01</w:t>
       </w:r>
@@ -239,8 +239,8 @@
           <w:caps/>
           <w:color w:val="7F9BB0"/>
           <w:spacing w:val="34"/>
-          <w:sz w:val="14"/>
-          <w:szCs w:val="14"/>
+          <w:sz w:val="17"/>
+          <w:szCs w:val="17"/>
         </w:rPr>
       </w:pPr>
       <w:r>
@@ -251,8 +251,8 @@
           <w:caps/>
           <w:color w:val="7F9BB0"/>
           <w:spacing w:val="34"/>
-          <w:sz w:val="14"/>
-          <w:szCs w:val="14"/>
+          <w:sz w:val="17"/>
+          <w:szCs w:val="17"/>
         </w:rPr>
         <w:t>Corte</w:t>
       </w:r>
@@ -265,8 +265,8 @@
           <w:b/>
           <w:bCs/>
           <w:color w:val="E9F2F8"/>
-          <w:sz w:val="20"/>
-          <w:szCs w:val="20"/>
+          <w:sz w:val="24"/>
+          <w:szCs w:val="24"/>
         </w:rPr>
       </w:pPr>
       <w:r>
@@ -275,8 +275,8 @@
           <w:b/>
           <w:bCs/>
           <w:color w:val="E9F2F8"/>
-          <w:sz w:val="20"/>
-          <w:szCs w:val="20"/>
+          <w:sz w:val="24"/>
+          <w:szCs w:val="24"/>
         </w:rPr>
         <w:t>06-09-2026</w:t>
       </w:r>
@@ -284,8 +284,8 @@
         <w:rPr>
           <w:rFonts w:ascii="var(--serif)" w:eastAsia="Times New Roman" w:hAnsi="var(--serif)"/>
           <w:color w:val="9DB4C6"/>
-          <w:sz w:val="15"/>
-          <w:szCs w:val="15"/>
+          <w:sz w:val="18"/>
+          <w:szCs w:val="18"/>
         </w:rPr>
         <w:t xml:space="preserve">El mismo </w:t>
       </w:r>
@@ -293,8 +293,8 @@
         <w:rPr>
           <w:rFonts w:ascii="var(--serif)" w:eastAsia="Times New Roman" w:hAnsi="var(--serif)"/>
           <w:color w:val="9DB4C6"/>
-          <w:sz w:val="15"/>
-          <w:szCs w:val="15"/>
+          <w:sz w:val="18"/>
+          <w:szCs w:val="18"/>
         </w:rPr>
         <w:t>del informe principal</w:t>
       </w:r>
@@ -309,8 +309,8 @@
           <w:caps/>
           <w:color w:val="7F9BB0"/>
           <w:spacing w:val="34"/>
-          <w:sz w:val="14"/>
-          <w:szCs w:val="14"/>
+          <w:sz w:val="17"/>
+          <w:szCs w:val="17"/>
         </w:rPr>
       </w:pPr>
       <w:r>
@@ -321,8 +321,8 @@
           <w:caps/>
           <w:color w:val="7F9BB0"/>
           <w:spacing w:val="34"/>
-          <w:sz w:val="14"/>
-          <w:szCs w:val="14"/>
+          <w:sz w:val="17"/>
+          <w:szCs w:val="17"/>
         </w:rPr>
         <w:t>Autoría</w:t>
       </w:r>
@@ -335,8 +335,8 @@
           <w:b/>
           <w:bCs/>
           <w:color w:val="E9F2F8"/>
-          <w:sz w:val="20"/>
-          <w:szCs w:val="20"/>
+          <w:sz w:val="24"/>
+          <w:szCs w:val="24"/>
         </w:rPr>
       </w:pPr>
       <w:r>
@@ -345,8 +345,8 @@
           <w:b/>
           <w:bCs/>
           <w:color w:val="E9F2F8"/>
-          <w:sz w:val="20"/>
-          <w:szCs w:val="20"/>
+          <w:sz w:val="24"/>
+          <w:szCs w:val="24"/>
         </w:rPr>
         <w:t>Diego H. Ojeda Cifuentes</w:t>
       </w:r>
@@ -354,8 +354,8 @@
         <w:rPr>
           <w:rFonts w:ascii="var(--serif)" w:eastAsia="Times New Roman" w:hAnsi="var(--serif)"/>
           <w:color w:val="9DB4C6"/>
-          <w:sz w:val="15"/>
-          <w:szCs w:val="15"/>
+          <w:sz w:val="18"/>
+          <w:szCs w:val="18"/>
         </w:rPr>
         <w:t>Parte interesada. Véase §1</w:t>
       </w:r>
@@ -370,8 +370,8 @@
           <w:caps/>
           <w:color w:val="7F9BB0"/>
           <w:spacing w:val="34"/>
-          <w:sz w:val="14"/>
-          <w:szCs w:val="14"/>
+          <w:sz w:val="17"/>
+          <w:szCs w:val="17"/>
         </w:rPr>
       </w:pPr>
       <w:r>
@@ -382,8 +382,8 @@
           <w:caps/>
           <w:color w:val="7F9BB0"/>
           <w:spacing w:val="34"/>
-          <w:sz w:val="14"/>
-          <w:szCs w:val="14"/>
+          <w:sz w:val="17"/>
+          <w:szCs w:val="17"/>
         </w:rPr>
         <w:t>Naturaleza</w:t>
       </w:r>
@@ -396,8 +396,8 @@
           <w:b/>
           <w:bCs/>
           <w:color w:val="E9F2F8"/>
-          <w:sz w:val="20"/>
-          <w:szCs w:val="20"/>
+          <w:sz w:val="24"/>
+          <w:szCs w:val="24"/>
         </w:rPr>
       </w:pPr>
       <w:r>
@@ -406,8 +406,8 @@
           <w:b/>
           <w:bCs/>
           <w:color w:val="E9F2F8"/>
-          <w:sz w:val="20"/>
-          <w:szCs w:val="20"/>
+          <w:sz w:val="24"/>
+          <w:szCs w:val="24"/>
         </w:rPr>
         <w:t>Proyecciones</w:t>
       </w:r>
@@ -415,8 +415,8 @@
         <w:rPr>
           <w:rFonts w:ascii="var(--serif)" w:eastAsia="Times New Roman" w:hAnsi="var(--serif)"/>
           <w:color w:val="9DB4C6"/>
-          <w:sz w:val="15"/>
-          <w:szCs w:val="15"/>
+          <w:sz w:val="18"/>
+          <w:szCs w:val="18"/>
         </w:rPr>
         <w:t>No es evaluación ni ranking</w:t>
       </w:r>
@@ -427,16 +427,16 @@
         <w:rPr>
           <w:rFonts w:ascii="var(--sans)" w:eastAsia="Times New Roman" w:hAnsi="var(--sans)"/>
           <w:color w:val="8FA6BA"/>
-          <w:sz w:val="16"/>
-          <w:szCs w:val="16"/>
+          <w:sz w:val="19"/>
+          <w:szCs w:val="19"/>
         </w:rPr>
       </w:pPr>
       <w:r>
         <w:rPr>
           <w:rFonts w:ascii="var(--sans)" w:eastAsia="Times New Roman" w:hAnsi="var(--sans)"/>
           <w:color w:val="8FA6BA"/>
-          <w:sz w:val="16"/>
-          <w:szCs w:val="16"/>
+          <w:sz w:val="19"/>
+          <w:szCs w:val="19"/>
         </w:rPr>
         <w:t>Este documento no puntúa, no ordena y no compara. El comparador ordinal del Informe 01 cubre diez instituciones y la Pontifi</w:t>
       </w:r>
@@ -444,8 +444,8 @@
         <w:rPr>
           <w:rFonts w:ascii="var(--sans)" w:eastAsia="Times New Roman" w:hAnsi="var(--sans)"/>
           <w:color w:val="8FA6BA"/>
-          <w:sz w:val="16"/>
-          <w:szCs w:val="16"/>
+          <w:sz w:val="19"/>
+          <w:szCs w:val="19"/>
         </w:rPr>
         <w:t>cia Universidad Católica de Valparaíso no es una de ellas, por decisión metodológica que aquí se explica y se funda.</w:t>
       </w:r>
@@ -456,16 +456,16 @@
         <w:rPr>
           <w:rFonts w:ascii="var(--sans)" w:eastAsia="Times New Roman" w:hAnsi="var(--sans)"/>
           <w:spacing w:val="12"/>
-          <w:sz w:val="14"/>
-          <w:szCs w:val="14"/>
+          <w:sz w:val="17"/>
+          <w:szCs w:val="17"/>
         </w:rPr>
       </w:pPr>
       <w:r>
         <w:rPr>
           <w:rFonts w:ascii="var(--sans)" w:eastAsia="Times New Roman" w:hAnsi="var(--sans)"/>
           <w:spacing w:val="12"/>
-          <w:sz w:val="14"/>
-          <w:szCs w:val="14"/>
+          <w:sz w:val="17"/>
+          <w:szCs w:val="17"/>
         </w:rPr>
         <w:t>Informe 01 · complementoLa PUCV como caso de proyección · v1.0</w:t>
       </w:r>
@@ -521,32 +521,32 @@
         <w:divId w:val="1114860611"/>
         <w:rPr>
           <w:rFonts w:ascii="var(--serif)" w:hAnsi="var(--serif)"/>
-          <w:sz w:val="20"/>
-          <w:szCs w:val="20"/>
+          <w:sz w:val="24"/>
+          <w:szCs w:val="24"/>
         </w:rPr>
       </w:pPr>
       <w:r>
         <w:rPr>
           <w:rStyle w:val="Textoennegrita"/>
           <w:rFonts w:ascii="var(--serif)" w:hAnsi="var(--serif)"/>
-          <w:sz w:val="20"/>
-          <w:szCs w:val="20"/>
+          <w:sz w:val="24"/>
+          <w:szCs w:val="24"/>
         </w:rPr>
         <w:t>Quien firma este informe es parte interesada en una de las instituciones que estudia.</w:t>
       </w:r>
       <w:r>
         <w:rPr>
           <w:rFonts w:ascii="var(--serif)" w:hAnsi="var(--serif)"/>
-          <w:sz w:val="20"/>
-          <w:szCs w:val="20"/>
+          <w:sz w:val="24"/>
+          <w:szCs w:val="24"/>
         </w:rPr>
         <w:t xml:space="preserve"> Trabajo en el Programa de Derecho, Inteligencia Artificial y Tecnología de la Escuela de Derecho de la </w:t>
       </w:r>
       <w:r>
         <w:rPr>
           <w:rFonts w:ascii="var(--serif)" w:hAnsi="var(--serif)"/>
-          <w:sz w:val="20"/>
-          <w:szCs w:val="20"/>
+          <w:sz w:val="24"/>
+          <w:szCs w:val="24"/>
         </w:rPr>
         <w:t>Pontificia Universidad Católica de Valparaíso, participo en la organización del certamen de innovación legal de la Facultad, y llevo seis años vinculado a la Universidad.</w:t>
       </w:r>
@@ -557,23 +557,23 @@
         <w:divId w:val="1114860611"/>
         <w:rPr>
           <w:rFonts w:ascii="var(--serif)" w:hAnsi="var(--serif)"/>
-          <w:sz w:val="20"/>
-          <w:szCs w:val="20"/>
+          <w:sz w:val="24"/>
+          <w:szCs w:val="24"/>
         </w:rPr>
       </w:pPr>
       <w:r>
         <w:rPr>
           <w:rFonts w:ascii="var(--serif)" w:hAnsi="var(--serif)"/>
-          <w:sz w:val="20"/>
-          <w:szCs w:val="20"/>
+          <w:sz w:val="24"/>
+          <w:szCs w:val="24"/>
         </w:rPr>
         <w:t xml:space="preserve">No es un conflicto potencial ni remoto: es actual, directo y sobre el objeto medido. </w:t>
       </w:r>
       <w:r>
         <w:rPr>
           <w:rFonts w:ascii="var(--serif)" w:hAnsi="var(--serif)"/>
-          <w:sz w:val="20"/>
-          <w:szCs w:val="20"/>
+          <w:sz w:val="24"/>
+          <w:szCs w:val="24"/>
         </w:rPr>
         <w:t>Las versiones anteriores de este informe lo administraron con una declaración y una doble revisión publicada. Este documento sostiene que eso no basta.</w:t>
       </w:r>
@@ -605,23 +605,23 @@
         <w:divId w:val="2144422186"/>
         <w:rPr>
           <w:rFonts w:ascii="var(--serif)" w:hAnsi="var(--serif)"/>
-          <w:sz w:val="20"/>
-          <w:szCs w:val="20"/>
+          <w:sz w:val="24"/>
+          <w:szCs w:val="24"/>
         </w:rPr>
       </w:pPr>
       <w:r>
         <w:rPr>
           <w:rFonts w:ascii="var(--serif)" w:hAnsi="var(--serif)"/>
-          <w:sz w:val="20"/>
-          <w:szCs w:val="20"/>
+          <w:sz w:val="24"/>
+          <w:szCs w:val="24"/>
         </w:rPr>
         <w:t>Hay además un segundo sesgo, y éste es medible. La PUCV fue una de las tres instituciones del piloto de profundidad: se investigó con más r</w:t>
       </w:r>
       <w:r>
         <w:rPr>
           <w:rFonts w:ascii="var(--serif)" w:hAnsi="var(--serif)"/>
-          <w:sz w:val="20"/>
-          <w:szCs w:val="20"/>
+          <w:sz w:val="24"/>
+          <w:szCs w:val="24"/>
         </w:rPr>
         <w:t xml:space="preserve">utas, se le localizaron más fuentes y se le verificó una proporción mayor. En un instrumento que puntúa capacidades acreditadas mediante evidencia pública, </w:t>
       </w:r>
@@ -629,24 +629,24 @@
         <w:rPr>
           <w:rStyle w:val="Textoennegrita"/>
           <w:rFonts w:ascii="var(--serif)" w:hAnsi="var(--serif)"/>
-          <w:sz w:val="20"/>
-          <w:szCs w:val="20"/>
+          <w:sz w:val="24"/>
+          <w:szCs w:val="24"/>
         </w:rPr>
         <w:t>investigar más a una institución produce mecánicamente una puntuación más alta</w:t>
       </w:r>
       <w:r>
         <w:rPr>
           <w:rFonts w:ascii="var(--serif)" w:hAnsi="var(--serif)"/>
-          <w:sz w:val="20"/>
-          <w:szCs w:val="20"/>
+          <w:sz w:val="24"/>
+          <w:szCs w:val="24"/>
         </w:rPr>
         <w:t>, sin que nada haya ca</w:t>
       </w:r>
       <w:r>
         <w:rPr>
           <w:rFonts w:ascii="var(--serif)" w:hAnsi="var(--serif)"/>
-          <w:sz w:val="20"/>
-          <w:szCs w:val="20"/>
+          <w:sz w:val="24"/>
+          <w:szCs w:val="24"/>
         </w:rPr>
         <w:t>mbiado en la institución.</w:t>
       </w:r>
@@ -693,8 +693,8 @@
                 <w:bCs/>
                 <w:caps/>
                 <w:spacing w:val="22"/>
-                <w:sz w:val="14"/>
-                <w:szCs w:val="14"/>
+                <w:sz w:val="17"/>
+                <w:szCs w:val="17"/>
               </w:rPr>
             </w:pPr>
             <w:r>
@@ -704,8 +704,8 @@
                 <w:bCs/>
                 <w:caps/>
                 <w:spacing w:val="22"/>
-                <w:sz w:val="14"/>
-                <w:szCs w:val="14"/>
+                <w:sz w:val="17"/>
+                <w:szCs w:val="17"/>
               </w:rPr>
               <w:t>El sesgo, en cifras del propio corpus</w:t>
             </w:r>
@@ -733,8 +733,8 @@
                 <w:bCs/>
                 <w:caps/>
                 <w:spacing w:val="22"/>
-                <w:sz w:val="14"/>
-                <w:szCs w:val="14"/>
+                <w:sz w:val="17"/>
+                <w:szCs w:val="17"/>
               </w:rPr>
             </w:pPr>
             <w:r>
@@ -744,8 +744,8 @@
                 <w:bCs/>
                 <w:caps/>
                 <w:spacing w:val="22"/>
-                <w:sz w:val="14"/>
-                <w:szCs w:val="14"/>
+                <w:sz w:val="17"/>
+                <w:szCs w:val="17"/>
               </w:rPr>
               <w:t>PUCV</w:t>
             </w:r>
@@ -773,8 +773,8 @@
                 <w:bCs/>
                 <w:caps/>
                 <w:spacing w:val="22"/>
-                <w:sz w:val="14"/>
-                <w:szCs w:val="14"/>
+                <w:sz w:val="17"/>
+                <w:szCs w:val="17"/>
               </w:rPr>
             </w:pPr>
             <w:r>
@@ -784,8 +784,8 @@
                 <w:bCs/>
                 <w:caps/>
                 <w:spacing w:val="22"/>
-                <w:sz w:val="14"/>
-                <w:szCs w:val="14"/>
+                <w:sz w:val="17"/>
+                <w:szCs w:val="17"/>
               </w:rPr>
               <w:t>Media de las demás</w:t>
             </w:r>
@@ -814,8 +814,8 @@
                 <w:rFonts w:ascii="var(--sans)" w:eastAsia="Times New Roman" w:hAnsi="var(--sans)"/>
                 <w:b/>
                 <w:bCs/>
-                <w:sz w:val="17"/>
-                <w:szCs w:val="17"/>
+                <w:sz w:val="20"/>
+                <w:szCs w:val="20"/>
               </w:rPr>
             </w:pPr>
             <w:r>
@@ -823,8 +823,8 @@
                 <w:rFonts w:ascii="var(--sans)" w:eastAsia="Times New Roman" w:hAnsi="var(--sans)"/>
                 <w:b/>
                 <w:bCs/>
-                <w:sz w:val="17"/>
-                <w:szCs w:val="17"/>
+                <w:sz w:val="20"/>
+                <w:szCs w:val="20"/>
               </w:rPr>
               <w:t>Fuentes localizadas</w:t>
             </w:r>
@@ -847,16 +847,16 @@
               <w:jc w:val="right"/>
               <w:rPr>
                 <w:rFonts w:ascii="var(--sans)" w:eastAsia="Times New Roman" w:hAnsi="var(--sans)"/>
-                <w:sz w:val="17"/>
-                <w:szCs w:val="17"/>
+                <w:sz w:val="20"/>
+                <w:szCs w:val="20"/>
               </w:rPr>
             </w:pPr>
             <w:r>
               <w:rPr>
                 <w:rStyle w:val="Textoennegrita"/>
                 <w:rFonts w:ascii="var(--sans)" w:eastAsia="Times New Roman" w:hAnsi="var(--sans)"/>
-                <w:sz w:val="17"/>
-                <w:szCs w:val="17"/>
+                <w:sz w:val="20"/>
+                <w:szCs w:val="20"/>
               </w:rPr>
               <w:t>14</w:t>
             </w:r>
@@ -879,15 +879,15 @@
               <w:jc w:val="right"/>
               <w:rPr>
                 <w:rFonts w:ascii="var(--sans)" w:eastAsia="Times New Roman" w:hAnsi="var(--sans)"/>
-                <w:sz w:val="17"/>
-                <w:szCs w:val="17"/>
-              </w:rPr>
-            </w:pPr>
-            <w:r>
-              <w:rPr>
-                <w:rFonts w:ascii="var(--sans)" w:eastAsia="Times New Roman" w:hAnsi="var(--sans)"/>
-                <w:sz w:val="17"/>
-                <w:szCs w:val="17"/>
+                <w:sz w:val="20"/>
+                <w:szCs w:val="20"/>
+              </w:rPr>
+            </w:pPr>
+            <w:r>
+              <w:rPr>
+                <w:rFonts w:ascii="var(--sans)" w:eastAsia="Times New Roman" w:hAnsi="var(--sans)"/>
+                <w:sz w:val="20"/>
+                <w:szCs w:val="20"/>
               </w:rPr>
               <w:t>3,8</w:t>
             </w:r>
@@ -916,8 +916,8 @@
                 <w:rFonts w:ascii="var(--sans)" w:eastAsia="Times New Roman" w:hAnsi="var(--sans)"/>
                 <w:b/>
                 <w:bCs/>
-                <w:sz w:val="17"/>
-                <w:szCs w:val="17"/>
+                <w:sz w:val="20"/>
+                <w:szCs w:val="20"/>
               </w:rPr>
             </w:pPr>
             <w:r>
@@ -925,8 +925,8 @@
                 <w:rFonts w:ascii="var(--sans)" w:eastAsia="Times New Roman" w:hAnsi="var(--sans)"/>
                 <w:b/>
                 <w:bCs/>
-                <w:sz w:val="17"/>
-                <w:szCs w:val="17"/>
+                <w:sz w:val="20"/>
+                <w:szCs w:val="20"/>
               </w:rPr>
               <w:t>Proporción del corpus verificada en la ronda inicial</w:t>
             </w:r>
@@ -949,16 +949,16 @@
               <w:jc w:val="right"/>
               <w:rPr>
                 <w:rFonts w:ascii="var(--sans)" w:eastAsia="Times New Roman" w:hAnsi="var(--sans)"/>
-                <w:sz w:val="17"/>
-                <w:szCs w:val="17"/>
+                <w:sz w:val="20"/>
+                <w:szCs w:val="20"/>
               </w:rPr>
             </w:pPr>
             <w:r>
               <w:rPr>
                 <w:rStyle w:val="Textoennegrita"/>
                 <w:rFonts w:ascii="var(--sans)" w:eastAsia="Times New Roman" w:hAnsi="var(--sans)"/>
-                <w:sz w:val="17"/>
-                <w:szCs w:val="17"/>
+                <w:sz w:val="20"/>
+                <w:szCs w:val="20"/>
               </w:rPr>
               <w:t>86 %</w:t>
             </w:r>
@@ -981,15 +981,15 @@
               <w:jc w:val="right"/>
               <w:rPr>
                 <w:rFonts w:ascii="var(--sans)" w:eastAsia="Times New Roman" w:hAnsi="var(--sans)"/>
-                <w:sz w:val="17"/>
-                <w:szCs w:val="17"/>
-              </w:rPr>
-            </w:pPr>
-            <w:r>
-              <w:rPr>
-                <w:rFonts w:ascii="var(--sans)" w:eastAsia="Times New Roman" w:hAnsi="var(--sans)"/>
-                <w:sz w:val="17"/>
-                <w:szCs w:val="17"/>
+                <w:sz w:val="20"/>
+                <w:szCs w:val="20"/>
+              </w:rPr>
+            </w:pPr>
+            <w:r>
+              <w:rPr>
+                <w:rFonts w:ascii="var(--sans)" w:eastAsia="Times New Roman" w:hAnsi="var(--sans)"/>
+                <w:sz w:val="20"/>
+                <w:szCs w:val="20"/>
               </w:rPr>
               <w:t>44 %</w:t>
             </w:r>
@@ -1018,8 +1018,8 @@
                 <w:rFonts w:ascii="var(--sans)" w:eastAsia="Times New Roman" w:hAnsi="var(--sans)"/>
                 <w:b/>
                 <w:bCs/>
-                <w:sz w:val="17"/>
-                <w:szCs w:val="17"/>
+                <w:sz w:val="20"/>
+                <w:szCs w:val="20"/>
               </w:rPr>
             </w:pPr>
             <w:r>
@@ -1027,8 +1027,8 @@
                 <w:rFonts w:ascii="var(--sans)" w:eastAsia="Times New Roman" w:hAnsi="var(--sans)"/>
                 <w:b/>
                 <w:bCs/>
-                <w:sz w:val="17"/>
-                <w:szCs w:val="17"/>
+                <w:sz w:val="20"/>
+                <w:szCs w:val="20"/>
               </w:rPr>
               <w:t>Celdas sin concluir tras la ronda 2</w:t>
             </w:r>
@@ -1051,16 +1051,16 @@
               <w:jc w:val="right"/>
               <w:rPr>
                 <w:rFonts w:ascii="var(--sans)" w:eastAsia="Times New Roman" w:hAnsi="var(--sans)"/>
-                <w:sz w:val="17"/>
-                <w:szCs w:val="17"/>
+                <w:sz w:val="20"/>
+                <w:szCs w:val="20"/>
               </w:rPr>
             </w:pPr>
             <w:r>
               <w:rPr>
                 <w:rStyle w:val="Textoennegrita"/>
                 <w:rFonts w:ascii="var(--sans)" w:eastAsia="Times New Roman" w:hAnsi="var(--sans)"/>
-                <w:sz w:val="17"/>
-                <w:szCs w:val="17"/>
+                <w:sz w:val="20"/>
+                <w:szCs w:val="20"/>
               </w:rPr>
               <w:t>0</w:t>
             </w:r>
@@ -1083,15 +1083,15 @@
               <w:jc w:val="right"/>
               <w:rPr>
                 <w:rFonts w:ascii="var(--sans)" w:eastAsia="Times New Roman" w:hAnsi="var(--sans)"/>
-                <w:sz w:val="17"/>
-                <w:szCs w:val="17"/>
-              </w:rPr>
-            </w:pPr>
-            <w:r>
-              <w:rPr>
-                <w:rFonts w:ascii="var(--sans)" w:eastAsia="Times New Roman" w:hAnsi="var(--sans)"/>
-                <w:sz w:val="17"/>
-                <w:szCs w:val="17"/>
+                <w:sz w:val="20"/>
+                <w:szCs w:val="20"/>
+              </w:rPr>
+            </w:pPr>
+            <w:r>
+              <w:rPr>
+                <w:rFonts w:ascii="var(--sans)" w:eastAsia="Times New Roman" w:hAnsi="var(--sans)"/>
+                <w:sz w:val="20"/>
+                <w:szCs w:val="20"/>
               </w:rPr>
               <w:t>0,5</w:t>
             </w:r>
@@ -1120,8 +1120,8 @@
                 <w:rFonts w:ascii="var(--sans)" w:eastAsia="Times New Roman" w:hAnsi="var(--sans)"/>
                 <w:b/>
                 <w:bCs/>
-                <w:sz w:val="17"/>
-                <w:szCs w:val="17"/>
+                <w:sz w:val="20"/>
+                <w:szCs w:val="20"/>
               </w:rPr>
             </w:pPr>
             <w:r>
@@ -1129,8 +1129,8 @@
                 <w:rFonts w:ascii="var(--sans)" w:eastAsia="Times New Roman" w:hAnsi="var(--sans)"/>
                 <w:b/>
                 <w:bCs/>
-                <w:sz w:val="17"/>
-                <w:szCs w:val="17"/>
+                <w:sz w:val="20"/>
+                <w:szCs w:val="20"/>
               </w:rPr>
               <w:t>Posición que habría ocupado en el comparador</w:t>
             </w:r>
@@ -1154,15 +1154,15 @@
               <w:jc w:val="right"/>
               <w:rPr>
                 <w:rFonts w:ascii="var(--sans)" w:eastAsia="Times New Roman" w:hAnsi="var(--sans)"/>
-                <w:sz w:val="17"/>
-                <w:szCs w:val="17"/>
-              </w:rPr>
-            </w:pPr>
-            <w:r>
-              <w:rPr>
-                <w:rFonts w:ascii="var(--sans)" w:eastAsia="Times New Roman" w:hAnsi="var(--sans)"/>
-                <w:sz w:val="17"/>
-                <w:szCs w:val="17"/>
+                <w:sz w:val="20"/>
+                <w:szCs w:val="20"/>
+              </w:rPr>
+            </w:pPr>
+            <w:r>
+              <w:rPr>
+                <w:rFonts w:ascii="var(--sans)" w:eastAsia="Times New Roman" w:hAnsi="var(--sans)"/>
+                <w:sz w:val="20"/>
+                <w:szCs w:val="20"/>
               </w:rPr>
               <w:t>segunda de once, con banda cerrada 18–18</w:t>
             </w:r>
@@ -1200,16 +1200,16 @@
         <w:divId w:val="1850630818"/>
         <w:rPr>
           <w:rFonts w:ascii="var(--serif)" w:hAnsi="var(--serif)"/>
-          <w:sz w:val="20"/>
-          <w:szCs w:val="20"/>
+          <w:sz w:val="24"/>
+          <w:szCs w:val="24"/>
         </w:rPr>
       </w:pPr>
       <w:r>
         <w:rPr>
           <w:rStyle w:val="Textoennegrita"/>
           <w:rFonts w:ascii="var(--serif)" w:hAnsi="var(--serif)"/>
-          <w:sz w:val="20"/>
-          <w:szCs w:val="20"/>
+          <w:sz w:val="24"/>
+          <w:szCs w:val="24"/>
         </w:rPr>
         <w:t xml:space="preserve">La PUCV se retira del </w:t>
       </w:r>
@@ -1217,16 +1217,16 @@
         <w:rPr>
           <w:rStyle w:val="Textoennegrita"/>
           <w:rFonts w:ascii="var(--serif)" w:hAnsi="var(--serif)"/>
-          <w:sz w:val="20"/>
-          <w:szCs w:val="20"/>
+          <w:sz w:val="24"/>
+          <w:szCs w:val="24"/>
         </w:rPr>
         <w:t>comparador ordinal y de las diez variables de capacidad.</w:t>
       </w:r>
       <w:r>
         <w:rPr>
           <w:rFonts w:ascii="var(--serif)" w:hAnsi="var(--serif)"/>
-          <w:sz w:val="20"/>
-          <w:szCs w:val="20"/>
+          <w:sz w:val="24"/>
+          <w:szCs w:val="24"/>
         </w:rPr>
         <w:t xml:space="preserve"> El Informe 01 compara diez instituciones. Ésta se examina aquí, aparte, y no como posición sino como proyección: qué podría construirse sobre lo que ya existe, y qué haría falta para demostrarlo.</w:t>
       </w:r>
@@ -1237,23 +1237,23 @@
         <w:divId w:val="1850630818"/>
         <w:rPr>
           <w:rFonts w:ascii="var(--serif)" w:hAnsi="var(--serif)"/>
-          <w:sz w:val="20"/>
-          <w:szCs w:val="20"/>
+          <w:sz w:val="24"/>
+          <w:szCs w:val="24"/>
         </w:rPr>
       </w:pPr>
       <w:r>
         <w:rPr>
           <w:rFonts w:ascii="var(--serif)" w:hAnsi="var(--serif)"/>
-          <w:sz w:val="20"/>
-          <w:szCs w:val="20"/>
+          <w:sz w:val="24"/>
+          <w:szCs w:val="24"/>
         </w:rPr>
         <w:t xml:space="preserve">La </w:t>
       </w:r>
       <w:r>
         <w:rPr>
           <w:rFonts w:ascii="var(--serif)" w:hAnsi="var(--serif)"/>
-          <w:sz w:val="20"/>
-          <w:szCs w:val="20"/>
+          <w:sz w:val="24"/>
+          <w:szCs w:val="24"/>
         </w:rPr>
         <w:t xml:space="preserve">cohorte histórica de once no cambia: sigue siendo el universo del corpus, y las fuentes de la PUCV siguen en el registro. Lo que cambia es que </w:t>
       </w:r>
@@ -1261,16 +1261,16 @@
         <w:rPr>
           <w:rStyle w:val="Textoennegrita"/>
           <w:rFonts w:ascii="var(--serif)" w:hAnsi="var(--serif)"/>
-          <w:sz w:val="20"/>
-          <w:szCs w:val="20"/>
+          <w:sz w:val="24"/>
+          <w:szCs w:val="24"/>
         </w:rPr>
         <w:t>no se le asigna puntuación ni lugar</w:t>
       </w:r>
       <w:r>
         <w:rPr>
           <w:rFonts w:ascii="var(--serif)" w:hAnsi="var(--serif)"/>
-          <w:sz w:val="20"/>
-          <w:szCs w:val="20"/>
+          <w:sz w:val="24"/>
+          <w:szCs w:val="24"/>
         </w:rPr>
         <w:t>.</w:t>
       </w:r>
@@ -1312,16 +1312,16 @@
         <w:rPr>
           <w:rFonts w:ascii="var(--sans)" w:eastAsia="Times New Roman" w:hAnsi="var(--sans)"/>
           <w:spacing w:val="12"/>
-          <w:sz w:val="14"/>
-          <w:szCs w:val="14"/>
+          <w:sz w:val="17"/>
+          <w:szCs w:val="17"/>
         </w:rPr>
       </w:pPr>
       <w:r>
         <w:rPr>
           <w:rFonts w:ascii="var(--sans)" w:eastAsia="Times New Roman" w:hAnsi="var(--sans)"/>
           <w:spacing w:val="12"/>
-          <w:sz w:val="14"/>
-          <w:szCs w:val="14"/>
+          <w:sz w:val="17"/>
+          <w:szCs w:val="17"/>
         </w:rPr>
         <w:t>Informe 01 · complementoLa PUCV como caso de proyección · v1.0</w:t>
       </w:r>
@@ -1376,15 +1376,15 @@
         <w:divId w:val="934480509"/>
         <w:rPr>
           <w:rFonts w:ascii="var(--serif)" w:eastAsia="Times New Roman" w:hAnsi="var(--serif)"/>
-          <w:sz w:val="20"/>
-          <w:szCs w:val="20"/>
-        </w:rPr>
-      </w:pPr>
-      <w:r>
-        <w:rPr>
-          <w:rFonts w:ascii="var(--serif)" w:eastAsia="Times New Roman" w:hAnsi="var(--serif)"/>
-          <w:sz w:val="20"/>
-          <w:szCs w:val="20"/>
+          <w:sz w:val="24"/>
+          <w:szCs w:val="24"/>
+        </w:rPr>
+      </w:pPr>
+      <w:r>
+        <w:rPr>
+          <w:rFonts w:ascii="var(--serif)" w:eastAsia="Times New Roman" w:hAnsi="var(--serif)"/>
+          <w:sz w:val="24"/>
+          <w:szCs w:val="24"/>
         </w:rPr>
         <w:t>Describe la base existente con las mismas fuentes verificadas del corpus.</w:t>
       </w:r>
@@ -1400,15 +1400,15 @@
         <w:divId w:val="934480509"/>
         <w:rPr>
           <w:rFonts w:ascii="var(--serif)" w:eastAsia="Times New Roman" w:hAnsi="var(--serif)"/>
-          <w:sz w:val="20"/>
-          <w:szCs w:val="20"/>
-        </w:rPr>
-      </w:pPr>
-      <w:r>
-        <w:rPr>
-          <w:rFonts w:ascii="var(--serif)" w:eastAsia="Times New Roman" w:hAnsi="var(--serif)"/>
-          <w:sz w:val="20"/>
-          <w:szCs w:val="20"/>
+          <w:sz w:val="24"/>
+          <w:szCs w:val="24"/>
+        </w:rPr>
+      </w:pPr>
+      <w:r>
+        <w:rPr>
+          <w:rFonts w:ascii="var(--serif)" w:eastAsia="Times New Roman" w:hAnsi="var(--serif)"/>
+          <w:sz w:val="24"/>
+          <w:szCs w:val="24"/>
         </w:rPr>
         <w:t xml:space="preserve">Evalúa </w:t>
       </w:r>
@@ -1416,16 +1416,16 @@
         <w:rPr>
           <w:rStyle w:val="Textoennegrita"/>
           <w:rFonts w:ascii="var(--serif)" w:eastAsia="Times New Roman" w:hAnsi="var(--serif)"/>
-          <w:sz w:val="20"/>
-          <w:szCs w:val="20"/>
+          <w:sz w:val="24"/>
+          <w:szCs w:val="24"/>
         </w:rPr>
         <w:t>proyecciones</w:t>
       </w:r>
       <w:r>
         <w:rPr>
           <w:rFonts w:ascii="var(--serif)" w:eastAsia="Times New Roman" w:hAnsi="var(--serif)"/>
-          <w:sz w:val="20"/>
-          <w:szCs w:val="20"/>
+          <w:sz w:val="24"/>
+          <w:szCs w:val="24"/>
         </w:rPr>
         <w:t>: qué es construible sobre esa base, con qué instrumento y con qué indicador.</w:t>
       </w:r>
@@ -1441,15 +1441,15 @@
         <w:divId w:val="934480509"/>
         <w:rPr>
           <w:rFonts w:ascii="var(--serif)" w:eastAsia="Times New Roman" w:hAnsi="var(--serif)"/>
-          <w:sz w:val="20"/>
-          <w:szCs w:val="20"/>
-        </w:rPr>
-      </w:pPr>
-      <w:r>
-        <w:rPr>
-          <w:rFonts w:ascii="var(--serif)" w:eastAsia="Times New Roman" w:hAnsi="var(--serif)"/>
-          <w:sz w:val="20"/>
-          <w:szCs w:val="20"/>
+          <w:sz w:val="24"/>
+          <w:szCs w:val="24"/>
+        </w:rPr>
+      </w:pPr>
+      <w:r>
+        <w:rPr>
+          <w:rFonts w:ascii="var(--serif)" w:eastAsia="Times New Roman" w:hAnsi="var(--serif)"/>
+          <w:sz w:val="24"/>
+          <w:szCs w:val="24"/>
         </w:rPr>
         <w:t>Identifica un vacío del campo que esta institución está en condiciones de cubrir antes que otras.</w:t>
       </w:r>
@@ -1465,15 +1465,15 @@
         <w:divId w:val="934480509"/>
         <w:rPr>
           <w:rFonts w:ascii="var(--serif)" w:eastAsia="Times New Roman" w:hAnsi="var(--serif)"/>
-          <w:sz w:val="20"/>
-          <w:szCs w:val="20"/>
-        </w:rPr>
-      </w:pPr>
-      <w:r>
-        <w:rPr>
-          <w:rFonts w:ascii="var(--serif)" w:eastAsia="Times New Roman" w:hAnsi="var(--serif)"/>
-          <w:sz w:val="20"/>
-          <w:szCs w:val="20"/>
+          <w:sz w:val="24"/>
+          <w:szCs w:val="24"/>
+        </w:rPr>
+      </w:pPr>
+      <w:r>
+        <w:rPr>
+          <w:rFonts w:ascii="var(--serif)" w:eastAsia="Times New Roman" w:hAnsi="var(--serif)"/>
+          <w:sz w:val="24"/>
+          <w:szCs w:val="24"/>
         </w:rPr>
         <w:t>Propone un diseño concreto y medible, con los datos que produciría.</w:t>
       </w:r>
@@ -1510,15 +1510,15 @@
         <w:divId w:val="613174049"/>
         <w:rPr>
           <w:rFonts w:ascii="var(--serif)" w:eastAsia="Times New Roman" w:hAnsi="var(--serif)"/>
-          <w:sz w:val="20"/>
-          <w:szCs w:val="20"/>
-        </w:rPr>
-      </w:pPr>
-      <w:r>
-        <w:rPr>
-          <w:rFonts w:ascii="var(--serif)" w:eastAsia="Times New Roman" w:hAnsi="var(--serif)"/>
-          <w:sz w:val="20"/>
-          <w:szCs w:val="20"/>
+          <w:sz w:val="24"/>
+          <w:szCs w:val="24"/>
+        </w:rPr>
+      </w:pPr>
+      <w:r>
+        <w:rPr>
+          <w:rFonts w:ascii="var(--serif)" w:eastAsia="Times New Roman" w:hAnsi="var(--serif)"/>
+          <w:sz w:val="24"/>
+          <w:szCs w:val="24"/>
         </w:rPr>
         <w:t>No puntúa, no ordena y no compara con las otras diez.</w:t>
       </w:r>
@@ -1534,15 +1534,15 @@
         <w:divId w:val="613174049"/>
         <w:rPr>
           <w:rFonts w:ascii="var(--serif)" w:eastAsia="Times New Roman" w:hAnsi="var(--serif)"/>
-          <w:sz w:val="20"/>
-          <w:szCs w:val="20"/>
-        </w:rPr>
-      </w:pPr>
-      <w:r>
-        <w:rPr>
-          <w:rFonts w:ascii="var(--serif)" w:eastAsia="Times New Roman" w:hAnsi="var(--serif)"/>
-          <w:sz w:val="20"/>
-          <w:szCs w:val="20"/>
+          <w:sz w:val="24"/>
+          <w:szCs w:val="24"/>
+        </w:rPr>
+      </w:pPr>
+      <w:r>
+        <w:rPr>
+          <w:rFonts w:ascii="var(--serif)" w:eastAsia="Times New Roman" w:hAnsi="var(--serif)"/>
+          <w:sz w:val="24"/>
+          <w:szCs w:val="24"/>
         </w:rPr>
         <w:t>No evalúa la calidad de la enseñanza ni el desempeño de ninguna unidad ni de ninguna persona.</w:t>
       </w:r>
@@ -1558,15 +1558,15 @@
         <w:divId w:val="613174049"/>
         <w:rPr>
           <w:rFonts w:ascii="var(--serif)" w:eastAsia="Times New Roman" w:hAnsi="var(--serif)"/>
-          <w:sz w:val="20"/>
-          <w:szCs w:val="20"/>
-        </w:rPr>
-      </w:pPr>
-      <w:r>
-        <w:rPr>
-          <w:rFonts w:ascii="var(--serif)" w:eastAsia="Times New Roman" w:hAnsi="var(--serif)"/>
-          <w:sz w:val="20"/>
-          <w:szCs w:val="20"/>
+          <w:sz w:val="24"/>
+          <w:szCs w:val="24"/>
+        </w:rPr>
+      </w:pPr>
+      <w:r>
+        <w:rPr>
+          <w:rFonts w:ascii="var(--serif)" w:eastAsia="Times New Roman" w:hAnsi="var(--serif)"/>
+          <w:sz w:val="24"/>
+          <w:szCs w:val="24"/>
         </w:rPr>
         <w:t>No presenta las proyecciones como logros: son propuestas, y se escriben en condicional.</w:t>
       </w:r>
@@ -1582,23 +1582,23 @@
         <w:divId w:val="613174049"/>
         <w:rPr>
           <w:rFonts w:ascii="var(--serif)" w:eastAsia="Times New Roman" w:hAnsi="var(--serif)"/>
-          <w:sz w:val="20"/>
-          <w:szCs w:val="20"/>
-        </w:rPr>
-      </w:pPr>
-      <w:r>
-        <w:rPr>
-          <w:rFonts w:ascii="var(--serif)" w:eastAsia="Times New Roman" w:hAnsi="var(--serif)"/>
-          <w:sz w:val="20"/>
-          <w:szCs w:val="20"/>
+          <w:sz w:val="24"/>
+          <w:szCs w:val="24"/>
+        </w:rPr>
+      </w:pPr>
+      <w:r>
+        <w:rPr>
+          <w:rFonts w:ascii="var(--serif)" w:eastAsia="Times New Roman" w:hAnsi="var(--serif)"/>
+          <w:sz w:val="24"/>
+          <w:szCs w:val="24"/>
         </w:rPr>
         <w:t>No habla en nombr</w:t>
       </w:r>
       <w:r>
         <w:rPr>
           <w:rFonts w:ascii="var(--serif)" w:eastAsia="Times New Roman" w:hAnsi="var(--serif)"/>
-          <w:sz w:val="20"/>
-          <w:szCs w:val="20"/>
+          <w:sz w:val="24"/>
+          <w:szCs w:val="24"/>
         </w:rPr>
         <w:t>e de la Universidad, de la Facultad ni de la Escuela de Derecho.</w:t>
       </w:r>
@@ -1624,15 +1624,15 @@
         <w:divId w:val="610169588"/>
         <w:rPr>
           <w:rFonts w:ascii="var(--serif)" w:hAnsi="var(--serif)"/>
-          <w:sz w:val="20"/>
-          <w:szCs w:val="20"/>
+          <w:sz w:val="24"/>
+          <w:szCs w:val="24"/>
         </w:rPr>
       </w:pPr>
       <w:r>
         <w:rPr>
           <w:rFonts w:ascii="var(--serif)" w:hAnsi="var(--serif)"/>
-          <w:sz w:val="20"/>
-          <w:szCs w:val="20"/>
+          <w:sz w:val="24"/>
+          <w:szCs w:val="24"/>
         </w:rPr>
         <w:t xml:space="preserve">Cada una de las cuatro secciones siguientes declara cuatro cosas: </w:t>
       </w:r>
@@ -1640,16 +1640,16 @@
         <w:rPr>
           <w:rStyle w:val="Textoennegrita"/>
           <w:rFonts w:ascii="var(--serif)" w:hAnsi="var(--serif)"/>
-          <w:sz w:val="20"/>
-          <w:szCs w:val="20"/>
+          <w:sz w:val="24"/>
+          <w:szCs w:val="24"/>
         </w:rPr>
         <w:t>de qué evidencia parte</w:t>
       </w:r>
       <w:r>
         <w:rPr>
           <w:rFonts w:ascii="var(--serif)" w:hAnsi="var(--serif)"/>
-          <w:sz w:val="20"/>
-          <w:szCs w:val="20"/>
+          <w:sz w:val="24"/>
+          <w:szCs w:val="24"/>
         </w:rPr>
         <w:t xml:space="preserve">, </w:t>
       </w:r>
@@ -1657,16 +1657,16 @@
         <w:rPr>
           <w:rStyle w:val="Textoennegrita"/>
           <w:rFonts w:ascii="var(--serif)" w:hAnsi="var(--serif)"/>
-          <w:sz w:val="20"/>
-          <w:szCs w:val="20"/>
+          <w:sz w:val="24"/>
+          <w:szCs w:val="24"/>
         </w:rPr>
         <w:t>qué propone</w:t>
       </w:r>
       <w:r>
         <w:rPr>
           <w:rFonts w:ascii="var(--serif)" w:hAnsi="var(--serif)"/>
-          <w:sz w:val="20"/>
-          <w:szCs w:val="20"/>
+          <w:sz w:val="24"/>
+          <w:szCs w:val="24"/>
         </w:rPr>
         <w:t xml:space="preserve">, </w:t>
       </w:r>
@@ -1674,16 +1674,16 @@
         <w:rPr>
           <w:rStyle w:val="Textoennegrita"/>
           <w:rFonts w:ascii="var(--serif)" w:hAnsi="var(--serif)"/>
-          <w:sz w:val="20"/>
-          <w:szCs w:val="20"/>
+          <w:sz w:val="24"/>
+          <w:szCs w:val="24"/>
         </w:rPr>
         <w:t>qué indicador la haría verificable</w:t>
       </w:r>
       <w:r>
         <w:rPr>
           <w:rFonts w:ascii="var(--serif)" w:hAnsi="var(--serif)"/>
-          <w:sz w:val="20"/>
-          <w:szCs w:val="20"/>
+          <w:sz w:val="24"/>
+          <w:szCs w:val="24"/>
         </w:rPr>
         <w:t xml:space="preserve"> y </w:t>
       </w:r>
@@ -1691,8 +1691,8 @@
         <w:rPr>
           <w:rStyle w:val="Textoennegrita"/>
           <w:rFonts w:ascii="var(--serif)" w:hAnsi="var(--serif)"/>
-          <w:sz w:val="20"/>
-          <w:szCs w:val="20"/>
+          <w:sz w:val="24"/>
+          <w:szCs w:val="24"/>
         </w:rPr>
         <w:t>qué la puede hacer fracasa</w:t>
       </w:r>
@@ -1700,16 +1700,16 @@
         <w:rPr>
           <w:rStyle w:val="Textoennegrita"/>
           <w:rFonts w:ascii="var(--serif)" w:hAnsi="var(--serif)"/>
-          <w:sz w:val="20"/>
-          <w:szCs w:val="20"/>
+          <w:sz w:val="24"/>
+          <w:szCs w:val="24"/>
         </w:rPr>
         <w:t>r</w:t>
       </w:r>
       <w:r>
         <w:rPr>
           <w:rFonts w:ascii="var(--serif)" w:hAnsi="var(--serif)"/>
-          <w:sz w:val="20"/>
-          <w:szCs w:val="20"/>
+          <w:sz w:val="24"/>
+          <w:szCs w:val="24"/>
         </w:rPr>
         <w:t>. Una proyección sin la cuarta parte es publicidad.</w:t>
       </w:r>
@@ -1720,16 +1720,16 @@
         <w:rPr>
           <w:rFonts w:ascii="var(--sans)" w:eastAsia="Times New Roman" w:hAnsi="var(--sans)"/>
           <w:spacing w:val="12"/>
-          <w:sz w:val="14"/>
-          <w:szCs w:val="14"/>
+          <w:sz w:val="17"/>
+          <w:szCs w:val="17"/>
         </w:rPr>
       </w:pPr>
       <w:r>
         <w:rPr>
           <w:rFonts w:ascii="var(--sans)" w:eastAsia="Times New Roman" w:hAnsi="var(--sans)"/>
           <w:spacing w:val="12"/>
-          <w:sz w:val="14"/>
-          <w:szCs w:val="14"/>
+          <w:sz w:val="17"/>
+          <w:szCs w:val="17"/>
         </w:rPr>
         <w:t>Informe 01 · complementoLa PUCV como caso de proyección · v1.0</w:t>
       </w:r>
@@ -1820,8 +1820,8 @@
                 <w:bCs/>
                 <w:caps/>
                 <w:spacing w:val="22"/>
-                <w:sz w:val="14"/>
-                <w:szCs w:val="14"/>
+                <w:sz w:val="17"/>
+                <w:szCs w:val="17"/>
               </w:rPr>
             </w:pPr>
             <w:r>
@@ -1831,8 +1831,8 @@
                 <w:bCs/>
                 <w:caps/>
                 <w:spacing w:val="22"/>
-                <w:sz w:val="14"/>
-                <w:szCs w:val="14"/>
+                <w:sz w:val="17"/>
+                <w:szCs w:val="17"/>
               </w:rPr>
               <w:t>Hecho verificado</w:t>
             </w:r>
@@ -1859,8 +1859,8 @@
                 <w:bCs/>
                 <w:caps/>
                 <w:spacing w:val="22"/>
-                <w:sz w:val="14"/>
-                <w:szCs w:val="14"/>
+                <w:sz w:val="17"/>
+                <w:szCs w:val="17"/>
               </w:rPr>
             </w:pPr>
             <w:r>
@@ -1870,8 +1870,8 @@
                 <w:bCs/>
                 <w:caps/>
                 <w:spacing w:val="22"/>
-                <w:sz w:val="14"/>
-                <w:szCs w:val="14"/>
+                <w:sz w:val="17"/>
+                <w:szCs w:val="17"/>
               </w:rPr>
               <w:t>Qué acredita exactamente</w:t>
             </w:r>
@@ -1900,8 +1900,8 @@
                 <w:rFonts w:ascii="var(--sans)" w:eastAsia="Times New Roman" w:hAnsi="var(--sans)"/>
                 <w:b/>
                 <w:bCs/>
-                <w:sz w:val="17"/>
-                <w:szCs w:val="17"/>
+                <w:sz w:val="20"/>
+                <w:szCs w:val="20"/>
               </w:rPr>
             </w:pPr>
             <w:r>
@@ -1909,8 +1909,8 @@
                 <w:rFonts w:ascii="var(--sans)" w:eastAsia="Times New Roman" w:hAnsi="var(--sans)"/>
                 <w:b/>
                 <w:bCs/>
-                <w:sz w:val="17"/>
-                <w:szCs w:val="17"/>
+                <w:sz w:val="20"/>
+                <w:szCs w:val="20"/>
               </w:rPr>
               <w:t>Certamen de innovación legal con cinco versiones entre 2022 y 2026</w:t>
             </w:r>
@@ -1932,15 +1932,15 @@
               <w:spacing w:before="170" w:after="193"/>
               <w:rPr>
                 <w:rFonts w:ascii="var(--sans)" w:eastAsia="Times New Roman" w:hAnsi="var(--sans)"/>
-                <w:sz w:val="17"/>
-                <w:szCs w:val="17"/>
-              </w:rPr>
-            </w:pPr>
-            <w:r>
-              <w:rPr>
-                <w:rFonts w:ascii="var(--sans)" w:eastAsia="Times New Roman" w:hAnsi="var(--sans)"/>
-                <w:sz w:val="17"/>
-                <w:szCs w:val="17"/>
+                <w:sz w:val="20"/>
+                <w:szCs w:val="20"/>
+              </w:rPr>
+            </w:pPr>
+            <w:r>
+              <w:rPr>
+                <w:rFonts w:ascii="var(--sans)" w:eastAsia="Times New Roman" w:hAnsi="var(--sans)"/>
+                <w:sz w:val="20"/>
+                <w:szCs w:val="20"/>
               </w:rPr>
               <w:t>Continuidad plurianual sostenida, con participación de varias universidades y de otros países. Es la serie más larga que el corpus registra en su ámbito.</w:t>
             </w:r>
@@ -1969,8 +1969,8 @@
                 <w:rFonts w:ascii="var(--sans)" w:eastAsia="Times New Roman" w:hAnsi="var(--sans)"/>
                 <w:b/>
                 <w:bCs/>
-                <w:sz w:val="17"/>
-                <w:szCs w:val="17"/>
+                <w:sz w:val="20"/>
+                <w:szCs w:val="20"/>
               </w:rPr>
             </w:pPr>
             <w:r>
@@ -1978,8 +1978,8 @@
                 <w:rFonts w:ascii="var(--sans)" w:eastAsia="Times New Roman" w:hAnsi="var(--sans)"/>
                 <w:b/>
                 <w:bCs/>
-                <w:sz w:val="17"/>
-                <w:szCs w:val="17"/>
+                <w:sz w:val="20"/>
+                <w:szCs w:val="20"/>
               </w:rPr>
               <w:t>Herramienta de IA propia, desplegada y en uso externo</w:t>
             </w:r>
@@ -2001,15 +2001,15 @@
               <w:spacing w:before="170" w:after="193"/>
               <w:rPr>
                 <w:rFonts w:ascii="var(--sans)" w:eastAsia="Times New Roman" w:hAnsi="var(--sans)"/>
-                <w:sz w:val="17"/>
-                <w:szCs w:val="17"/>
-              </w:rPr>
-            </w:pPr>
-            <w:r>
-              <w:rPr>
-                <w:rFonts w:ascii="var(--sans)" w:eastAsia="Times New Roman" w:hAnsi="var(--sans)"/>
-                <w:sz w:val="17"/>
-                <w:szCs w:val="17"/>
+                <w:sz w:val="20"/>
+                <w:szCs w:val="20"/>
+              </w:rPr>
+            </w:pPr>
+            <w:r>
+              <w:rPr>
+                <w:rFonts w:ascii="var(--sans)" w:eastAsia="Times New Roman" w:hAnsi="var(--sans)"/>
+                <w:sz w:val="20"/>
+                <w:szCs w:val="20"/>
               </w:rPr>
               <w:t>Un asistente de redacción jurídica accesible sin registro, construido en la Escuela de Derecho, cuyo uso se documenta fuera de la Universidad. No publica métricas de uso.</w:t>
             </w:r>
@@ -2038,8 +2038,8 @@
                 <w:rFonts w:ascii="var(--sans)" w:eastAsia="Times New Roman" w:hAnsi="var(--sans)"/>
                 <w:b/>
                 <w:bCs/>
-                <w:sz w:val="17"/>
-                <w:szCs w:val="17"/>
+                <w:sz w:val="20"/>
+                <w:szCs w:val="20"/>
               </w:rPr>
             </w:pPr>
             <w:r>
@@ -2047,8 +2047,8 @@
                 <w:rFonts w:ascii="var(--sans)" w:eastAsia="Times New Roman" w:hAnsi="var(--sans)"/>
                 <w:b/>
                 <w:bCs/>
-                <w:sz w:val="17"/>
-                <w:szCs w:val="17"/>
+                <w:sz w:val="20"/>
+                <w:szCs w:val="20"/>
               </w:rPr>
               <w:t>Financiamiento concursable de vinculación con el medio en dos años consecutivos</w:t>
             </w:r>
@@ -2070,15 +2070,15 @@
               <w:spacing w:before="170" w:after="193"/>
               <w:rPr>
                 <w:rFonts w:ascii="var(--sans)" w:eastAsia="Times New Roman" w:hAnsi="var(--sans)"/>
-                <w:sz w:val="17"/>
-                <w:szCs w:val="17"/>
-              </w:rPr>
-            </w:pPr>
-            <w:r>
-              <w:rPr>
-                <w:rFonts w:ascii="var(--sans)" w:eastAsia="Times New Roman" w:hAnsi="var(--sans)"/>
-                <w:sz w:val="17"/>
-                <w:szCs w:val="17"/>
+                <w:sz w:val="20"/>
+                <w:szCs w:val="20"/>
+              </w:rPr>
+            </w:pPr>
+            <w:r>
+              <w:rPr>
+                <w:rFonts w:ascii="var(--sans)" w:eastAsia="Times New Roman" w:hAnsi="var(--sans)"/>
+                <w:sz w:val="20"/>
+                <w:szCs w:val="20"/>
               </w:rPr>
               <w:t>Capacidad de formular y adjudicar proyectos con la IA en el objeto. No acredita presupuesto permanente.</w:t>
             </w:r>
@@ -2107,8 +2107,8 @@
                 <w:rFonts w:ascii="var(--sans)" w:eastAsia="Times New Roman" w:hAnsi="var(--sans)"/>
                 <w:b/>
                 <w:bCs/>
-                <w:sz w:val="17"/>
-                <w:szCs w:val="17"/>
+                <w:sz w:val="20"/>
+                <w:szCs w:val="20"/>
               </w:rPr>
             </w:pPr>
             <w:r>
@@ -2116,8 +2116,8 @@
                 <w:rFonts w:ascii="var(--sans)" w:eastAsia="Times New Roman" w:hAnsi="var(--sans)"/>
                 <w:b/>
                 <w:bCs/>
-                <w:sz w:val="17"/>
-                <w:szCs w:val="17"/>
+                <w:sz w:val="20"/>
+                <w:szCs w:val="20"/>
               </w:rPr>
               <w:t>Experiencia de aula ejecutada dentro de una asignatura jurídica</w:t>
             </w:r>
@@ -2139,23 +2139,23 @@
               <w:spacing w:before="170" w:after="193"/>
               <w:rPr>
                 <w:rFonts w:ascii="var(--sans)" w:eastAsia="Times New Roman" w:hAnsi="var(--sans)"/>
-                <w:sz w:val="17"/>
-                <w:szCs w:val="17"/>
-              </w:rPr>
-            </w:pPr>
-            <w:r>
-              <w:rPr>
-                <w:rFonts w:ascii="var(--sans)" w:eastAsia="Times New Roman" w:hAnsi="var(--sans)"/>
-                <w:sz w:val="17"/>
-                <w:szCs w:val="17"/>
+                <w:sz w:val="20"/>
+                <w:szCs w:val="20"/>
+              </w:rPr>
+            </w:pPr>
+            <w:r>
+              <w:rPr>
+                <w:rFonts w:ascii="var(--sans)" w:eastAsia="Times New Roman" w:hAnsi="var(--sans)"/>
+                <w:sz w:val="20"/>
+                <w:szCs w:val="20"/>
               </w:rPr>
               <w:t>Prompting y un asistente conversacional dentro de un curso. Fuente única, sin matrí</w:t>
             </w:r>
             <w:r>
               <w:rPr>
                 <w:rFonts w:ascii="var(--sans)" w:eastAsia="Times New Roman" w:hAnsi="var(--sans)"/>
-                <w:sz w:val="17"/>
-                <w:szCs w:val="17"/>
+                <w:sz w:val="20"/>
+                <w:szCs w:val="20"/>
               </w:rPr>
               <w:t>cula ni evaluación publicadas.</w:t>
             </w:r>
@@ -2184,8 +2184,8 @@
                 <w:rFonts w:ascii="var(--sans)" w:eastAsia="Times New Roman" w:hAnsi="var(--sans)"/>
                 <w:b/>
                 <w:bCs/>
-                <w:sz w:val="17"/>
-                <w:szCs w:val="17"/>
+                <w:sz w:val="20"/>
+                <w:szCs w:val="20"/>
               </w:rPr>
             </w:pPr>
             <w:r>
@@ -2193,8 +2193,8 @@
                 <w:rFonts w:ascii="var(--sans)" w:eastAsia="Times New Roman" w:hAnsi="var(--sans)"/>
                 <w:b/>
                 <w:bCs/>
-                <w:sz w:val="17"/>
-                <w:szCs w:val="17"/>
+                <w:sz w:val="20"/>
+                <w:szCs w:val="20"/>
               </w:rPr>
               <w:t>Conducción de Derecho en el instrumento de integridad académica de la Universidad</w:t>
             </w:r>
@@ -2216,23 +2216,23 @@
               <w:spacing w:before="170" w:after="193"/>
               <w:rPr>
                 <w:rFonts w:ascii="var(--sans)" w:eastAsia="Times New Roman" w:hAnsi="var(--sans)"/>
-                <w:sz w:val="17"/>
-                <w:szCs w:val="17"/>
-              </w:rPr>
-            </w:pPr>
-            <w:r>
-              <w:rPr>
-                <w:rFonts w:ascii="var(--sans)" w:eastAsia="Times New Roman" w:hAnsi="var(--sans)"/>
-                <w:sz w:val="17"/>
-                <w:szCs w:val="17"/>
+                <w:sz w:val="20"/>
+                <w:szCs w:val="20"/>
+              </w:rPr>
+            </w:pPr>
+            <w:r>
+              <w:rPr>
+                <w:rFonts w:ascii="var(--sans)" w:eastAsia="Times New Roman" w:hAnsi="var(--sans)"/>
+                <w:sz w:val="20"/>
+                <w:szCs w:val="20"/>
               </w:rPr>
               <w:t>Participación de la unidad jurídica en la gobernanza universitaria de la materia. El instrumento es universitario y de carácter orientador</w:t>
             </w:r>
             <w:r>
               <w:rPr>
                 <w:rFonts w:ascii="var(--sans)" w:eastAsia="Times New Roman" w:hAnsi="var(--sans)"/>
-                <w:sz w:val="17"/>
-                <w:szCs w:val="17"/>
+                <w:sz w:val="20"/>
+                <w:szCs w:val="20"/>
               </w:rPr>
               <w:t>.</w:t>
             </w:r>
@@ -2278,16 +2278,16 @@
         <w:rPr>
           <w:rFonts w:ascii="var(--sans)" w:eastAsia="Times New Roman" w:hAnsi="var(--sans)"/>
           <w:spacing w:val="12"/>
-          <w:sz w:val="14"/>
-          <w:szCs w:val="14"/>
+          <w:sz w:val="17"/>
+          <w:szCs w:val="17"/>
         </w:rPr>
       </w:pPr>
       <w:r>
         <w:rPr>
           <w:rFonts w:ascii="var(--sans)" w:eastAsia="Times New Roman" w:hAnsi="var(--sans)"/>
           <w:spacing w:val="12"/>
-          <w:sz w:val="14"/>
-          <w:szCs w:val="14"/>
+          <w:sz w:val="17"/>
+          <w:szCs w:val="17"/>
         </w:rPr>
         <w:t>Informe 01 · complementoLa PUCV como caso de proyección · v1.0</w:t>
       </w:r>
@@ -2324,8 +2324,8 @@
         <w:divId w:val="1025787312"/>
         <w:rPr>
           <w:rFonts w:ascii="var(--serif)" w:eastAsia="Times New Roman" w:hAnsi="var(--serif)"/>
-          <w:sz w:val="20"/>
-          <w:szCs w:val="20"/>
+          <w:sz w:val="24"/>
+          <w:szCs w:val="24"/>
         </w:rPr>
       </w:pPr>
       <w:r>
@@ -2352,8 +2352,8 @@
           <w:rFonts w:ascii="var(--sans)" w:eastAsia="Times New Roman" w:hAnsi="var(--sans)"/>
           <w:caps/>
           <w:spacing w:val="24"/>
-          <w:sz w:val="14"/>
-          <w:szCs w:val="14"/>
+          <w:sz w:val="17"/>
+          <w:szCs w:val="17"/>
         </w:rPr>
       </w:pPr>
       <w:r>
@@ -2361,8 +2361,8 @@
           <w:rFonts w:ascii="var(--sans)" w:eastAsia="Times New Roman" w:hAnsi="var(--sans)"/>
           <w:caps/>
           <w:spacing w:val="24"/>
-          <w:sz w:val="14"/>
-          <w:szCs w:val="14"/>
+          <w:sz w:val="17"/>
+          <w:szCs w:val="17"/>
         </w:rPr>
         <w:t>Parte de</w:t>
       </w:r>
@@ -2374,23 +2374,23 @@
         <w:divId w:val="161942657"/>
         <w:rPr>
           <w:rFonts w:ascii="var(--serif)" w:eastAsia="Times New Roman" w:hAnsi="var(--serif)"/>
-          <w:sz w:val="18"/>
-          <w:szCs w:val="18"/>
-        </w:rPr>
-      </w:pPr>
-      <w:r>
-        <w:rPr>
-          <w:rFonts w:ascii="var(--serif)" w:eastAsia="Times New Roman" w:hAnsi="var(--serif)"/>
-          <w:sz w:val="18"/>
-          <w:szCs w:val="18"/>
+          <w:sz w:val="22"/>
+          <w:szCs w:val="22"/>
+        </w:rPr>
+      </w:pPr>
+      <w:r>
+        <w:rPr>
+          <w:rFonts w:ascii="var(--serif)" w:eastAsia="Times New Roman" w:hAnsi="var(--serif)"/>
+          <w:sz w:val="22"/>
+          <w:szCs w:val="22"/>
         </w:rPr>
         <w:t>Un certamen con cinco versiones y participantes de seis países, y dos adjudicaciones consecutivas de fondos de vinculación con el medio con la IA en el objeto. El canal intern</w:t>
       </w:r>
       <w:r>
         <w:rPr>
           <w:rFonts w:ascii="var(--serif)" w:eastAsia="Times New Roman" w:hAnsi="var(--serif)"/>
-          <w:sz w:val="18"/>
-          <w:szCs w:val="18"/>
+          <w:sz w:val="22"/>
+          <w:szCs w:val="22"/>
         </w:rPr>
         <w:t>acional ya está abierto y ya está financiado por concurso.</w:t>
       </w:r>
@@ -2404,8 +2404,8 @@
           <w:rFonts w:ascii="var(--sans)" w:eastAsia="Times New Roman" w:hAnsi="var(--sans)"/>
           <w:caps/>
           <w:spacing w:val="24"/>
-          <w:sz w:val="14"/>
-          <w:szCs w:val="14"/>
+          <w:sz w:val="17"/>
+          <w:szCs w:val="17"/>
         </w:rPr>
       </w:pPr>
       <w:r>
@@ -2413,8 +2413,8 @@
           <w:rFonts w:ascii="var(--sans)" w:eastAsia="Times New Roman" w:hAnsi="var(--sans)"/>
           <w:caps/>
           <w:spacing w:val="24"/>
-          <w:sz w:val="14"/>
-          <w:szCs w:val="14"/>
+          <w:sz w:val="17"/>
+          <w:szCs w:val="17"/>
         </w:rPr>
         <w:t>Propone</w:t>
       </w:r>
@@ -2426,23 +2426,23 @@
         <w:divId w:val="1293512306"/>
         <w:rPr>
           <w:rFonts w:ascii="var(--serif)" w:eastAsia="Times New Roman" w:hAnsi="var(--serif)"/>
-          <w:sz w:val="18"/>
-          <w:szCs w:val="18"/>
-        </w:rPr>
-      </w:pPr>
-      <w:r>
-        <w:rPr>
-          <w:rFonts w:ascii="var(--serif)" w:eastAsia="Times New Roman" w:hAnsi="var(--serif)"/>
-          <w:sz w:val="18"/>
-          <w:szCs w:val="18"/>
+          <w:sz w:val="22"/>
+          <w:szCs w:val="22"/>
+        </w:rPr>
+      </w:pPr>
+      <w:r>
+        <w:rPr>
+          <w:rFonts w:ascii="var(--serif)" w:eastAsia="Times New Roman" w:hAnsi="var(--serif)"/>
+          <w:sz w:val="22"/>
+          <w:szCs w:val="22"/>
         </w:rPr>
         <w:t>Convertir ese canal en oferta de formación continua con docencia internacional en inteligencia artificial aplicada al Derecho, articulada como actividad de vinculación con el medio y no com</w:t>
       </w:r>
       <w:r>
         <w:rPr>
           <w:rFonts w:ascii="var(--serif)" w:eastAsia="Times New Roman" w:hAnsi="var(--serif)"/>
-          <w:sz w:val="18"/>
-          <w:szCs w:val="18"/>
+          <w:sz w:val="22"/>
+          <w:szCs w:val="22"/>
         </w:rPr>
         <w:t>o programa de postgrado. La diferencia importa: el ciclo de decisión de vinculación es corto y su financiamiento ya existe, mientras que crear un programa de postgrado exige aprobaciones que tardan más que la ventana tecnológica.</w:t>
       </w:r>
@@ -2456,8 +2456,8 @@
           <w:rFonts w:ascii="var(--sans)" w:eastAsia="Times New Roman" w:hAnsi="var(--sans)"/>
           <w:caps/>
           <w:spacing w:val="24"/>
-          <w:sz w:val="14"/>
-          <w:szCs w:val="14"/>
+          <w:sz w:val="17"/>
+          <w:szCs w:val="17"/>
         </w:rPr>
       </w:pPr>
       <w:r>
@@ -2465,8 +2465,8 @@
           <w:rFonts w:ascii="var(--sans)" w:eastAsia="Times New Roman" w:hAnsi="var(--sans)"/>
           <w:caps/>
           <w:spacing w:val="24"/>
-          <w:sz w:val="14"/>
-          <w:szCs w:val="14"/>
+          <w:sz w:val="17"/>
+          <w:szCs w:val="17"/>
         </w:rPr>
         <w:t>Indicador</w:t>
       </w:r>
@@ -2478,23 +2478,23 @@
         <w:divId w:val="631980196"/>
         <w:rPr>
           <w:rFonts w:ascii="var(--serif)" w:eastAsia="Times New Roman" w:hAnsi="var(--serif)"/>
-          <w:sz w:val="18"/>
-          <w:szCs w:val="18"/>
-        </w:rPr>
-      </w:pPr>
-      <w:r>
-        <w:rPr>
-          <w:rFonts w:ascii="var(--serif)" w:eastAsia="Times New Roman" w:hAnsi="var(--serif)"/>
-          <w:sz w:val="18"/>
-          <w:szCs w:val="18"/>
+          <w:sz w:val="22"/>
+          <w:szCs w:val="22"/>
+        </w:rPr>
+      </w:pPr>
+      <w:r>
+        <w:rPr>
+          <w:rFonts w:ascii="var(--serif)" w:eastAsia="Times New Roman" w:hAnsi="var(--serif)"/>
+          <w:sz w:val="22"/>
+          <w:szCs w:val="22"/>
         </w:rPr>
         <w:t>Dos ediciones co</w:t>
       </w:r>
       <w:r>
         <w:rPr>
           <w:rFonts w:ascii="var(--serif)" w:eastAsia="Times New Roman" w:hAnsi="var(--serif)"/>
-          <w:sz w:val="18"/>
-          <w:szCs w:val="18"/>
+          <w:sz w:val="22"/>
+          <w:szCs w:val="22"/>
         </w:rPr>
         <w:t>nsecutivas con matrícula publicada, procedencia institucional de los participantes y docentes externos identificados. Dos puntos hacen una serie; uno no.</w:t>
       </w:r>
@@ -2508,8 +2508,8 @@
           <w:rFonts w:ascii="var(--sans)" w:eastAsia="Times New Roman" w:hAnsi="var(--sans)"/>
           <w:caps/>
           <w:spacing w:val="24"/>
-          <w:sz w:val="14"/>
-          <w:szCs w:val="14"/>
+          <w:sz w:val="17"/>
+          <w:szCs w:val="17"/>
         </w:rPr>
       </w:pPr>
       <w:r>
@@ -2517,8 +2517,8 @@
           <w:rFonts w:ascii="var(--sans)" w:eastAsia="Times New Roman" w:hAnsi="var(--sans)"/>
           <w:caps/>
           <w:spacing w:val="24"/>
-          <w:sz w:val="14"/>
-          <w:szCs w:val="14"/>
+          <w:sz w:val="17"/>
+          <w:szCs w:val="17"/>
         </w:rPr>
         <w:t>Riesgo</w:t>
       </w:r>
@@ -2531,23 +2531,23 @@
         <w:divId w:val="87117729"/>
         <w:rPr>
           <w:rFonts w:ascii="var(--serif)" w:eastAsia="Times New Roman" w:hAnsi="var(--serif)"/>
-          <w:sz w:val="18"/>
-          <w:szCs w:val="18"/>
-        </w:rPr>
-      </w:pPr>
-      <w:r>
-        <w:rPr>
-          <w:rFonts w:ascii="var(--serif)" w:eastAsia="Times New Roman" w:hAnsi="var(--serif)"/>
-          <w:sz w:val="18"/>
-          <w:szCs w:val="18"/>
+          <w:sz w:val="22"/>
+          <w:szCs w:val="22"/>
+        </w:rPr>
+      </w:pPr>
+      <w:r>
+        <w:rPr>
+          <w:rFonts w:ascii="var(--serif)" w:eastAsia="Times New Roman" w:hAnsi="var(--serif)"/>
+          <w:sz w:val="22"/>
+          <w:szCs w:val="22"/>
         </w:rPr>
         <w:t>Que la actividad internacional siga midiéndose por asistencia a un evento. El alcance de un cer</w:t>
       </w:r>
       <w:r>
         <w:rPr>
           <w:rFonts w:ascii="var(--serif)" w:eastAsia="Times New Roman" w:hAnsi="var(--serif)"/>
-          <w:sz w:val="18"/>
-          <w:szCs w:val="18"/>
+          <w:sz w:val="22"/>
+          <w:szCs w:val="22"/>
         </w:rPr>
         <w:t>tamen no es cobertura formativa, y contarlo como tal repetiría el error que el informe principal señala en otras instituciones.</w:t>
       </w:r>
@@ -2560,8 +2560,8 @@
         <w:divId w:val="1322545295"/>
         <w:rPr>
           <w:rFonts w:ascii="var(--serif)" w:eastAsia="Times New Roman" w:hAnsi="var(--serif)"/>
-          <w:sz w:val="20"/>
-          <w:szCs w:val="20"/>
+          <w:sz w:val="24"/>
+          <w:szCs w:val="24"/>
         </w:rPr>
       </w:pPr>
       <w:r>
@@ -2588,8 +2588,8 @@
           <w:rFonts w:ascii="var(--sans)" w:eastAsia="Times New Roman" w:hAnsi="var(--sans)"/>
           <w:caps/>
           <w:spacing w:val="24"/>
-          <w:sz w:val="14"/>
-          <w:szCs w:val="14"/>
+          <w:sz w:val="17"/>
+          <w:szCs w:val="17"/>
         </w:rPr>
       </w:pPr>
       <w:r>
@@ -2597,8 +2597,8 @@
           <w:rFonts w:ascii="var(--sans)" w:eastAsia="Times New Roman" w:hAnsi="var(--sans)"/>
           <w:caps/>
           <w:spacing w:val="24"/>
-          <w:sz w:val="14"/>
-          <w:szCs w:val="14"/>
+          <w:sz w:val="17"/>
+          <w:szCs w:val="17"/>
         </w:rPr>
         <w:t>Parte de</w:t>
       </w:r>
@@ -2610,23 +2610,23 @@
         <w:divId w:val="606547354"/>
         <w:rPr>
           <w:rFonts w:ascii="var(--serif)" w:eastAsia="Times New Roman" w:hAnsi="var(--serif)"/>
-          <w:sz w:val="18"/>
-          <w:szCs w:val="18"/>
-        </w:rPr>
-      </w:pPr>
-      <w:r>
-        <w:rPr>
-          <w:rFonts w:ascii="var(--serif)" w:eastAsia="Times New Roman" w:hAnsi="var(--serif)"/>
-          <w:sz w:val="18"/>
-          <w:szCs w:val="18"/>
+          <w:sz w:val="22"/>
+          <w:szCs w:val="22"/>
+        </w:rPr>
+      </w:pPr>
+      <w:r>
+        <w:rPr>
+          <w:rFonts w:ascii="var(--serif)" w:eastAsia="Times New Roman" w:hAnsi="var(--serif)"/>
+          <w:sz w:val="22"/>
+          <w:szCs w:val="22"/>
         </w:rPr>
         <w:t>El hallazgo central del informe principal. En l</w:t>
       </w:r>
       <w:r>
         <w:rPr>
           <w:rFonts w:ascii="var(--serif)" w:eastAsia="Times New Roman" w:hAnsi="var(--serif)"/>
-          <w:sz w:val="18"/>
-          <w:szCs w:val="18"/>
+          <w:sz w:val="22"/>
+          <w:szCs w:val="22"/>
         </w:rPr>
         <w:t xml:space="preserve">a capacidad «evaluación de efecto», </w:t>
       </w:r>
@@ -2634,24 +2634,24 @@
         <w:rPr>
           <w:rStyle w:val="Textoennegrita"/>
           <w:rFonts w:ascii="var(--serif)" w:eastAsia="Times New Roman" w:hAnsi="var(--serif)"/>
-          <w:sz w:val="18"/>
-          <w:szCs w:val="18"/>
+          <w:sz w:val="22"/>
+          <w:szCs w:val="22"/>
         </w:rPr>
         <w:t>las diez instituciones comparadas quedan en «no localizada»</w:t>
       </w:r>
       <w:r>
         <w:rPr>
           <w:rFonts w:ascii="var(--serif)" w:eastAsia="Times New Roman" w:hAnsi="var(--serif)"/>
-          <w:sz w:val="18"/>
-          <w:szCs w:val="18"/>
+          <w:sz w:val="22"/>
+          <w:szCs w:val="22"/>
         </w:rPr>
         <w:t>: las rutas se recorrieron y no se encontró ninguna medición del efecto de la IA sobre el aprendizaje jurídico. No es una laguna de la investigación: es un hecho</w:t>
       </w:r>
       <w:r>
         <w:rPr>
           <w:rFonts w:ascii="var(--serif)" w:eastAsia="Times New Roman" w:hAnsi="var(--serif)"/>
-          <w:sz w:val="18"/>
-          <w:szCs w:val="18"/>
+          <w:sz w:val="22"/>
+          <w:szCs w:val="22"/>
         </w:rPr>
         <w:t xml:space="preserve"> sobre el campo.</w:t>
       </w:r>
@@ -2665,8 +2665,8 @@
           <w:rFonts w:ascii="var(--sans)" w:eastAsia="Times New Roman" w:hAnsi="var(--sans)"/>
           <w:caps/>
           <w:spacing w:val="24"/>
-          <w:sz w:val="14"/>
-          <w:szCs w:val="14"/>
+          <w:sz w:val="17"/>
+          <w:szCs w:val="17"/>
         </w:rPr>
       </w:pPr>
       <w:r>
@@ -2674,8 +2674,8 @@
           <w:rFonts w:ascii="var(--sans)" w:eastAsia="Times New Roman" w:hAnsi="var(--sans)"/>
           <w:caps/>
           <w:spacing w:val="24"/>
-          <w:sz w:val="14"/>
-          <w:szCs w:val="14"/>
+          <w:sz w:val="17"/>
+          <w:szCs w:val="17"/>
         </w:rPr>
         <w:t>Propone</w:t>
       </w:r>
@@ -2687,23 +2687,23 @@
         <w:divId w:val="2103799741"/>
         <w:rPr>
           <w:rFonts w:ascii="var(--serif)" w:eastAsia="Times New Roman" w:hAnsi="var(--serif)"/>
-          <w:sz w:val="18"/>
-          <w:szCs w:val="18"/>
-        </w:rPr>
-      </w:pPr>
-      <w:r>
-        <w:rPr>
-          <w:rFonts w:ascii="var(--serif)" w:eastAsia="Times New Roman" w:hAnsi="var(--serif)"/>
-          <w:sz w:val="18"/>
-          <w:szCs w:val="18"/>
+          <w:sz w:val="22"/>
+          <w:szCs w:val="22"/>
+        </w:rPr>
+      </w:pPr>
+      <w:r>
+        <w:rPr>
+          <w:rFonts w:ascii="var(--serif)" w:eastAsia="Times New Roman" w:hAnsi="var(--serif)"/>
+          <w:sz w:val="22"/>
+          <w:szCs w:val="22"/>
         </w:rPr>
         <w:t>Ser la primera en producir esa evidencia, con un diseño modesto y publicable, sobre una competencia acotada y con grupo de comparación. No hace falta un ensayo clínico: hace falta un instrumento declarado, una medida antes y despué</w:t>
       </w:r>
       <w:r>
         <w:rPr>
           <w:rFonts w:ascii="var(--serif)" w:eastAsia="Times New Roman" w:hAnsi="var(--serif)"/>
-          <w:sz w:val="18"/>
-          <w:szCs w:val="18"/>
+          <w:sz w:val="22"/>
+          <w:szCs w:val="22"/>
         </w:rPr>
         <w:t>s, y la publicación del resultado aunque sea negativo.</w:t>
       </w:r>
@@ -2717,8 +2717,8 @@
           <w:rFonts w:ascii="var(--sans)" w:eastAsia="Times New Roman" w:hAnsi="var(--sans)"/>
           <w:caps/>
           <w:spacing w:val="24"/>
-          <w:sz w:val="14"/>
-          <w:szCs w:val="14"/>
+          <w:sz w:val="17"/>
+          <w:szCs w:val="17"/>
         </w:rPr>
       </w:pPr>
       <w:r>
@@ -2726,8 +2726,8 @@
           <w:rFonts w:ascii="var(--sans)" w:eastAsia="Times New Roman" w:hAnsi="var(--sans)"/>
           <w:caps/>
           <w:spacing w:val="24"/>
-          <w:sz w:val="14"/>
-          <w:szCs w:val="14"/>
+          <w:sz w:val="17"/>
+          <w:szCs w:val="17"/>
         </w:rPr>
         <w:t>Indicador</w:t>
       </w:r>
@@ -2739,15 +2739,15 @@
         <w:divId w:val="492182629"/>
         <w:rPr>
           <w:rFonts w:ascii="var(--serif)" w:eastAsia="Times New Roman" w:hAnsi="var(--serif)"/>
-          <w:sz w:val="18"/>
-          <w:szCs w:val="18"/>
-        </w:rPr>
-      </w:pPr>
-      <w:r>
-        <w:rPr>
-          <w:rFonts w:ascii="var(--serif)" w:eastAsia="Times New Roman" w:hAnsi="var(--serif)"/>
-          <w:sz w:val="18"/>
-          <w:szCs w:val="18"/>
+          <w:sz w:val="22"/>
+          <w:szCs w:val="22"/>
+        </w:rPr>
+      </w:pPr>
+      <w:r>
+        <w:rPr>
+          <w:rFonts w:ascii="var(--serif)" w:eastAsia="Times New Roman" w:hAnsi="var(--serif)"/>
+          <w:sz w:val="22"/>
+          <w:szCs w:val="22"/>
         </w:rPr>
         <w:t>Un informe con diseño, muestra, instrumento, grupo de comparación y resultado, publicado con sus datos. Es la única celda de la matriz que hoy nadie ocupa.</w:t>
       </w:r>
@@ -2761,8 +2761,8 @@
           <w:rFonts w:ascii="var(--sans)" w:eastAsia="Times New Roman" w:hAnsi="var(--sans)"/>
           <w:caps/>
           <w:spacing w:val="24"/>
-          <w:sz w:val="14"/>
-          <w:szCs w:val="14"/>
+          <w:sz w:val="17"/>
+          <w:szCs w:val="17"/>
         </w:rPr>
       </w:pPr>
       <w:r>
@@ -2770,8 +2770,8 @@
           <w:rFonts w:ascii="var(--sans)" w:eastAsia="Times New Roman" w:hAnsi="var(--sans)"/>
           <w:caps/>
           <w:spacing w:val="24"/>
-          <w:sz w:val="14"/>
-          <w:szCs w:val="14"/>
+          <w:sz w:val="17"/>
+          <w:szCs w:val="17"/>
         </w:rPr>
         <w:t>Riesgo</w:t>
       </w:r>
@@ -2784,31 +2784,31 @@
         <w:divId w:val="557283913"/>
         <w:rPr>
           <w:rFonts w:ascii="var(--serif)" w:eastAsia="Times New Roman" w:hAnsi="var(--serif)"/>
-          <w:sz w:val="18"/>
-          <w:szCs w:val="18"/>
-        </w:rPr>
-      </w:pPr>
-      <w:r>
-        <w:rPr>
-          <w:rFonts w:ascii="var(--serif)" w:eastAsia="Times New Roman" w:hAnsi="var(--serif)"/>
-          <w:sz w:val="18"/>
-          <w:szCs w:val="18"/>
+          <w:sz w:val="22"/>
+          <w:szCs w:val="22"/>
+        </w:rPr>
+      </w:pPr>
+      <w:r>
+        <w:rPr>
+          <w:rFonts w:ascii="var(--serif)" w:eastAsia="Times New Roman" w:hAnsi="var(--serif)"/>
+          <w:sz w:val="22"/>
+          <w:szCs w:val="22"/>
         </w:rPr>
         <w:t>Publicar una medición sin gr</w:t>
       </w:r>
       <w:r>
         <w:rPr>
           <w:rFonts w:ascii="var(--serif)" w:eastAsia="Times New Roman" w:hAnsi="var(--serif)"/>
-          <w:sz w:val="18"/>
-          <w:szCs w:val="18"/>
+          <w:sz w:val="22"/>
+          <w:szCs w:val="22"/>
         </w:rPr>
         <w:t xml:space="preserve">upo de comparación. La única cifra de resultado que el corpus localizó en todo Chile compara a quien usó una herramienta treinta veces con quien no la usó, lo que mide sobre todo la diferencia entre ambos grupos antes de la herramienta. Repetir ese diseño </w:t>
       </w:r>
       <w:r>
         <w:rPr>
           <w:rFonts w:ascii="var(--serif)" w:eastAsia="Times New Roman" w:hAnsi="var(--serif)"/>
-          <w:sz w:val="18"/>
-          <w:szCs w:val="18"/>
+          <w:sz w:val="22"/>
+          <w:szCs w:val="22"/>
         </w:rPr>
         <w:t>no cubriría el vacío: lo llenaría de ruido.</w:t>
       </w:r>
@@ -2851,16 +2851,16 @@
         <w:rPr>
           <w:rFonts w:ascii="var(--sans)" w:eastAsia="Times New Roman" w:hAnsi="var(--sans)"/>
           <w:spacing w:val="12"/>
-          <w:sz w:val="14"/>
-          <w:szCs w:val="14"/>
+          <w:sz w:val="17"/>
+          <w:szCs w:val="17"/>
         </w:rPr>
       </w:pPr>
       <w:r>
         <w:rPr>
           <w:rFonts w:ascii="var(--sans)" w:eastAsia="Times New Roman" w:hAnsi="var(--sans)"/>
           <w:spacing w:val="12"/>
-          <w:sz w:val="14"/>
-          <w:szCs w:val="14"/>
+          <w:sz w:val="17"/>
+          <w:szCs w:val="17"/>
         </w:rPr>
         <w:t>Informe 01 · complementoLa PUCV como caso de proyección · v1.0</w:t>
       </w:r>
@@ -2873,8 +2873,8 @@
         <w:divId w:val="1013189628"/>
         <w:rPr>
           <w:rFonts w:ascii="var(--serif)" w:eastAsia="Times New Roman" w:hAnsi="var(--serif)"/>
-          <w:sz w:val="20"/>
-          <w:szCs w:val="20"/>
+          <w:sz w:val="24"/>
+          <w:szCs w:val="24"/>
         </w:rPr>
       </w:pPr>
       <w:r>
@@ -2901,8 +2901,8 @@
           <w:rFonts w:ascii="var(--sans)" w:eastAsia="Times New Roman" w:hAnsi="var(--sans)"/>
           <w:caps/>
           <w:spacing w:val="24"/>
-          <w:sz w:val="14"/>
-          <w:szCs w:val="14"/>
+          <w:sz w:val="17"/>
+          <w:szCs w:val="17"/>
         </w:rPr>
       </w:pPr>
       <w:r>
@@ -2910,8 +2910,8 @@
           <w:rFonts w:ascii="var(--sans)" w:eastAsia="Times New Roman" w:hAnsi="var(--sans)"/>
           <w:caps/>
           <w:spacing w:val="24"/>
-          <w:sz w:val="14"/>
-          <w:szCs w:val="14"/>
+          <w:sz w:val="17"/>
+          <w:szCs w:val="17"/>
         </w:rPr>
         <w:t>Parte de</w:t>
       </w:r>
@@ -2923,23 +2923,23 @@
         <w:divId w:val="1995797645"/>
         <w:rPr>
           <w:rFonts w:ascii="var(--serif)" w:eastAsia="Times New Roman" w:hAnsi="var(--serif)"/>
-          <w:sz w:val="18"/>
-          <w:szCs w:val="18"/>
-        </w:rPr>
-      </w:pPr>
-      <w:r>
-        <w:rPr>
-          <w:rFonts w:ascii="var(--serif)" w:eastAsia="Times New Roman" w:hAnsi="var(--serif)"/>
-          <w:sz w:val="18"/>
-          <w:szCs w:val="18"/>
+          <w:sz w:val="22"/>
+          <w:szCs w:val="22"/>
+        </w:rPr>
+      </w:pPr>
+      <w:r>
+        <w:rPr>
+          <w:rFonts w:ascii="var(--serif)" w:eastAsia="Times New Roman" w:hAnsi="var(--serif)"/>
+          <w:sz w:val="22"/>
+          <w:szCs w:val="22"/>
         </w:rPr>
         <w:t xml:space="preserve">Una herramienta propia ya desplegada y una experiencia de </w:t>
       </w:r>
       <w:r>
         <w:rPr>
           <w:rFonts w:ascii="var(--serif)" w:eastAsia="Times New Roman" w:hAnsi="var(--serif)"/>
-          <w:sz w:val="18"/>
-          <w:szCs w:val="18"/>
+          <w:sz w:val="22"/>
+          <w:szCs w:val="22"/>
         </w:rPr>
         <w:t>aula ya ejecutada. Lo que falta no es capacidad técnica: es un objeto de enseñanza que produzca algo verificable.</w:t>
       </w:r>
@@ -2953,8 +2953,8 @@
           <w:rFonts w:ascii="var(--sans)" w:eastAsia="Times New Roman" w:hAnsi="var(--sans)"/>
           <w:caps/>
           <w:spacing w:val="24"/>
-          <w:sz w:val="14"/>
-          <w:szCs w:val="14"/>
+          <w:sz w:val="17"/>
+          <w:szCs w:val="17"/>
         </w:rPr>
       </w:pPr>
       <w:r>
@@ -2962,8 +2962,8 @@
           <w:rFonts w:ascii="var(--sans)" w:eastAsia="Times New Roman" w:hAnsi="var(--sans)"/>
           <w:caps/>
           <w:spacing w:val="24"/>
-          <w:sz w:val="14"/>
-          <w:szCs w:val="14"/>
+          <w:sz w:val="17"/>
+          <w:szCs w:val="17"/>
         </w:rPr>
         <w:t>Propone</w:t>
       </w:r>
@@ -2975,15 +2975,15 @@
         <w:divId w:val="879634537"/>
         <w:rPr>
           <w:rFonts w:ascii="var(--serif)" w:eastAsia="Times New Roman" w:hAnsi="var(--serif)"/>
-          <w:sz w:val="18"/>
-          <w:szCs w:val="18"/>
-        </w:rPr>
-      </w:pPr>
-      <w:r>
-        <w:rPr>
-          <w:rFonts w:ascii="var(--serif)" w:eastAsia="Times New Roman" w:hAnsi="var(--serif)"/>
-          <w:sz w:val="18"/>
-          <w:szCs w:val="18"/>
+          <w:sz w:val="22"/>
+          <w:szCs w:val="22"/>
+        </w:rPr>
+      </w:pPr>
+      <w:r>
+        <w:rPr>
+          <w:rFonts w:ascii="var(--serif)" w:eastAsia="Times New Roman" w:hAnsi="var(--serif)"/>
+          <w:sz w:val="22"/>
+          <w:szCs w:val="22"/>
         </w:rPr>
         <w:t xml:space="preserve">Enseñar la gestión de un caso y de una cartera de clientes con asistentes de IA avanzados, y enseñar además </w:t>
       </w:r>
@@ -2991,8 +2991,8 @@
         <w:rPr>
           <w:rStyle w:val="Textoennegrita"/>
           <w:rFonts w:ascii="var(--serif)" w:eastAsia="Times New Roman" w:hAnsi="var(--serif)"/>
-          <w:sz w:val="18"/>
-          <w:szCs w:val="18"/>
+          <w:sz w:val="22"/>
+          <w:szCs w:val="22"/>
         </w:rPr>
         <w:t>la metodología para constr</w:t>
       </w:r>
@@ -3000,24 +3000,24 @@
         <w:rPr>
           <w:rStyle w:val="Textoennegrita"/>
           <w:rFonts w:ascii="var(--serif)" w:eastAsia="Times New Roman" w:hAnsi="var(--serif)"/>
-          <w:sz w:val="18"/>
-          <w:szCs w:val="18"/>
+          <w:sz w:val="22"/>
+          <w:szCs w:val="22"/>
         </w:rPr>
         <w:t>uir esa gestión</w:t>
       </w:r>
       <w:r>
         <w:rPr>
           <w:rFonts w:ascii="var(--serif)" w:eastAsia="Times New Roman" w:hAnsi="var(--serif)"/>
-          <w:sz w:val="18"/>
-          <w:szCs w:val="18"/>
+          <w:sz w:val="22"/>
+          <w:szCs w:val="22"/>
         </w:rPr>
         <w:t xml:space="preserve"> en un entorno de trabajo con agentes —lectura de expedientes, extracción de hitos, control de plazos, redacción de minutas, trazabilidad de cada decisión—. El producto del curso no es un ensayo sobre la IA: es un panel de gestión funcionand</w:t>
       </w:r>
       <w:r>
         <w:rPr>
           <w:rFonts w:ascii="var(--serif)" w:eastAsia="Times New Roman" w:hAnsi="var(--serif)"/>
-          <w:sz w:val="18"/>
-          <w:szCs w:val="18"/>
+          <w:sz w:val="22"/>
+          <w:szCs w:val="22"/>
         </w:rPr>
         <w:t>o.</w:t>
       </w:r>
@@ -3031,8 +3031,8 @@
           <w:rFonts w:ascii="var(--sans)" w:eastAsia="Times New Roman" w:hAnsi="var(--sans)"/>
           <w:caps/>
           <w:spacing w:val="24"/>
-          <w:sz w:val="14"/>
-          <w:szCs w:val="14"/>
+          <w:sz w:val="17"/>
+          <w:szCs w:val="17"/>
         </w:rPr>
       </w:pPr>
       <w:r>
@@ -3040,8 +3040,8 @@
           <w:rFonts w:ascii="var(--sans)" w:eastAsia="Times New Roman" w:hAnsi="var(--sans)"/>
           <w:caps/>
           <w:spacing w:val="24"/>
-          <w:sz w:val="14"/>
-          <w:szCs w:val="14"/>
+          <w:sz w:val="17"/>
+          <w:szCs w:val="17"/>
         </w:rPr>
         <w:t>Indicador</w:t>
       </w:r>
@@ -3053,15 +3053,15 @@
         <w:divId w:val="957488855"/>
         <w:rPr>
           <w:rFonts w:ascii="var(--serif)" w:eastAsia="Times New Roman" w:hAnsi="var(--serif)"/>
-          <w:sz w:val="18"/>
-          <w:szCs w:val="18"/>
-        </w:rPr>
-      </w:pPr>
-      <w:r>
-        <w:rPr>
-          <w:rFonts w:ascii="var(--serif)" w:eastAsia="Times New Roman" w:hAnsi="var(--serif)"/>
-          <w:sz w:val="18"/>
-          <w:szCs w:val="18"/>
+          <w:sz w:val="22"/>
+          <w:szCs w:val="22"/>
+        </w:rPr>
+      </w:pPr>
+      <w:r>
+        <w:rPr>
+          <w:rFonts w:ascii="var(--serif)" w:eastAsia="Times New Roman" w:hAnsi="var(--serif)"/>
+          <w:sz w:val="22"/>
+          <w:szCs w:val="22"/>
         </w:rPr>
         <w:t>Un artefacto entregable por estudiante o por equipo, versionado, con su registro de construcción y su documentación. Un panel que funciona es evaluable por terceros; una exposición sobre paneles no lo es.</w:t>
       </w:r>
@@ -3075,8 +3075,8 @@
           <w:rFonts w:ascii="var(--sans)" w:eastAsia="Times New Roman" w:hAnsi="var(--sans)"/>
           <w:caps/>
           <w:spacing w:val="24"/>
-          <w:sz w:val="14"/>
-          <w:szCs w:val="14"/>
+          <w:sz w:val="17"/>
+          <w:szCs w:val="17"/>
         </w:rPr>
       </w:pPr>
       <w:r>
@@ -3084,8 +3084,8 @@
           <w:rFonts w:ascii="var(--sans)" w:eastAsia="Times New Roman" w:hAnsi="var(--sans)"/>
           <w:caps/>
           <w:spacing w:val="24"/>
-          <w:sz w:val="14"/>
-          <w:szCs w:val="14"/>
+          <w:sz w:val="17"/>
+          <w:szCs w:val="17"/>
         </w:rPr>
         <w:t>Riesgo</w:t>
       </w:r>
@@ -3098,15 +3098,15 @@
         <w:divId w:val="400640923"/>
         <w:rPr>
           <w:rFonts w:ascii="var(--serif)" w:eastAsia="Times New Roman" w:hAnsi="var(--serif)"/>
-          <w:sz w:val="18"/>
-          <w:szCs w:val="18"/>
-        </w:rPr>
-      </w:pPr>
-      <w:r>
-        <w:rPr>
-          <w:rFonts w:ascii="var(--serif)" w:eastAsia="Times New Roman" w:hAnsi="var(--serif)"/>
-          <w:sz w:val="18"/>
-          <w:szCs w:val="18"/>
+          <w:sz w:val="22"/>
+          <w:szCs w:val="22"/>
+        </w:rPr>
+      </w:pPr>
+      <w:r>
+        <w:rPr>
+          <w:rFonts w:ascii="var(--serif)" w:eastAsia="Times New Roman" w:hAnsi="var(--serif)"/>
+          <w:sz w:val="22"/>
+          <w:szCs w:val="22"/>
         </w:rPr>
         <w:t>Que el curso derive en una demostración de herramientas y envejezca con ellas. Lo que debe quedar es el criterio jurídico sobre qué se delega, qué se verifica y qué no se delega nunca; la herramienta concreta es el vehículo, no el contenido.</w:t>
       </w:r>
@@ -3119,8 +3119,8 @@
         <w:divId w:val="2045785976"/>
         <w:rPr>
           <w:rFonts w:ascii="var(--serif)" w:eastAsia="Times New Roman" w:hAnsi="var(--serif)"/>
-          <w:sz w:val="20"/>
-          <w:szCs w:val="20"/>
+          <w:sz w:val="24"/>
+          <w:szCs w:val="24"/>
         </w:rPr>
       </w:pPr>
       <w:r>
@@ -3154,8 +3154,8 @@
           <w:rFonts w:ascii="var(--sans)" w:eastAsia="Times New Roman" w:hAnsi="var(--sans)"/>
           <w:caps/>
           <w:spacing w:val="24"/>
-          <w:sz w:val="14"/>
-          <w:szCs w:val="14"/>
+          <w:sz w:val="17"/>
+          <w:szCs w:val="17"/>
         </w:rPr>
       </w:pPr>
       <w:r>
@@ -3163,8 +3163,8 @@
           <w:rFonts w:ascii="var(--sans)" w:eastAsia="Times New Roman" w:hAnsi="var(--sans)"/>
           <w:caps/>
           <w:spacing w:val="24"/>
-          <w:sz w:val="14"/>
-          <w:szCs w:val="14"/>
+          <w:sz w:val="17"/>
+          <w:szCs w:val="17"/>
         </w:rPr>
         <w:t>Parte de</w:t>
       </w:r>
@@ -3176,15 +3176,15 @@
         <w:divId w:val="791435870"/>
         <w:rPr>
           <w:rFonts w:ascii="var(--serif)" w:eastAsia="Times New Roman" w:hAnsi="var(--serif)"/>
-          <w:sz w:val="18"/>
-          <w:szCs w:val="18"/>
-        </w:rPr>
-      </w:pPr>
-      <w:r>
-        <w:rPr>
-          <w:rFonts w:ascii="var(--serif)" w:eastAsia="Times New Roman" w:hAnsi="var(--serif)"/>
-          <w:sz w:val="18"/>
-          <w:szCs w:val="18"/>
+          <w:sz w:val="22"/>
+          <w:szCs w:val="22"/>
+        </w:rPr>
+      </w:pPr>
+      <w:r>
+        <w:rPr>
+          <w:rFonts w:ascii="var(--serif)" w:eastAsia="Times New Roman" w:hAnsi="var(--serif)"/>
+          <w:sz w:val="22"/>
+          <w:szCs w:val="22"/>
         </w:rPr>
         <w:t xml:space="preserve">La Ley 21.719, publicada el 13 de diciembre de 2024, que regula la protección y el tratamiento de los datos personales y crea la Agencia de Protección de Datos Personales, </w:t>
       </w:r>
@@ -3192,8 +3192,8 @@
         <w:rPr>
           <w:rStyle w:val="Textoennegrita"/>
           <w:rFonts w:ascii="var(--serif)" w:eastAsia="Times New Roman" w:hAnsi="var(--serif)"/>
-          <w:sz w:val="18"/>
-          <w:szCs w:val="18"/>
+          <w:sz w:val="22"/>
+          <w:szCs w:val="22"/>
         </w:rPr>
         <w:t>entra en</w:t>
       </w:r>
@@ -3201,16 +3201,16 @@
         <w:rPr>
           <w:rStyle w:val="Textoennegrita"/>
           <w:rFonts w:ascii="var(--serif)" w:eastAsia="Times New Roman" w:hAnsi="var(--serif)"/>
-          <w:sz w:val="18"/>
-          <w:szCs w:val="18"/>
+          <w:sz w:val="22"/>
+          <w:szCs w:val="22"/>
         </w:rPr>
         <w:t xml:space="preserve"> vigor en diciembre de 2026</w:t>
       </w:r>
       <w:r>
         <w:rPr>
           <w:rFonts w:ascii="var(--serif)" w:eastAsia="Times New Roman" w:hAnsi="var(--serif)"/>
-          <w:sz w:val="18"/>
-          <w:szCs w:val="18"/>
+          <w:sz w:val="22"/>
+          <w:szCs w:val="22"/>
         </w:rPr>
         <w:t>. Su régimen amplía los derechos de acceso, rectificación, cancelación y oposición con portabilidad y bloqueo, e instala un deber de responsabilidad proactiva sobre quien trata los datos.</w:t>
       </w:r>
@@ -3224,8 +3224,8 @@
           <w:rFonts w:ascii="var(--sans)" w:eastAsia="Times New Roman" w:hAnsi="var(--sans)"/>
           <w:caps/>
           <w:spacing w:val="24"/>
-          <w:sz w:val="14"/>
-          <w:szCs w:val="14"/>
+          <w:sz w:val="17"/>
+          <w:szCs w:val="17"/>
         </w:rPr>
       </w:pPr>
       <w:r>
@@ -3233,8 +3233,8 @@
           <w:rFonts w:ascii="var(--sans)" w:eastAsia="Times New Roman" w:hAnsi="var(--sans)"/>
           <w:caps/>
           <w:spacing w:val="24"/>
-          <w:sz w:val="14"/>
-          <w:szCs w:val="14"/>
+          <w:sz w:val="17"/>
+          <w:szCs w:val="17"/>
         </w:rPr>
         <w:t>Propone</w:t>
       </w:r>
@@ -3246,31 +3246,31 @@
         <w:divId w:val="738288259"/>
         <w:rPr>
           <w:rFonts w:ascii="var(--serif)" w:eastAsia="Times New Roman" w:hAnsi="var(--serif)"/>
-          <w:sz w:val="18"/>
-          <w:szCs w:val="18"/>
-        </w:rPr>
-      </w:pPr>
-      <w:r>
-        <w:rPr>
-          <w:rFonts w:ascii="var(--serif)" w:eastAsia="Times New Roman" w:hAnsi="var(--serif)"/>
-          <w:sz w:val="18"/>
-          <w:szCs w:val="18"/>
+          <w:sz w:val="22"/>
+          <w:szCs w:val="22"/>
+        </w:rPr>
+      </w:pPr>
+      <w:r>
+        <w:rPr>
+          <w:rFonts w:ascii="var(--serif)" w:eastAsia="Times New Roman" w:hAnsi="var(--serif)"/>
+          <w:sz w:val="22"/>
+          <w:szCs w:val="22"/>
         </w:rPr>
         <w:t>Que el arco del curso termine don</w:t>
       </w:r>
       <w:r>
         <w:rPr>
           <w:rFonts w:ascii="var(--serif)" w:eastAsia="Times New Roman" w:hAnsi="var(--serif)"/>
-          <w:sz w:val="18"/>
-          <w:szCs w:val="18"/>
+          <w:sz w:val="22"/>
+          <w:szCs w:val="22"/>
         </w:rPr>
         <w:t>de termina el problema real: un panel de gestión jurídica trata datos personales de terceros, muchas veces sensibles, y a menudo los envía a un proveedor externo. El cierre no es un módulo teórico sino el examen del propio artefacto construido en P-3 contr</w:t>
       </w:r>
       <w:r>
         <w:rPr>
           <w:rFonts w:ascii="var(--serif)" w:eastAsia="Times New Roman" w:hAnsi="var(--serif)"/>
-          <w:sz w:val="18"/>
-          <w:szCs w:val="18"/>
+          <w:sz w:val="22"/>
+          <w:szCs w:val="22"/>
         </w:rPr>
         <w:t>a el estándar de la ley: base de licitud, finalidad, minimización, encargado de tratamiento, transferencia internacional y medidas de seguridad.</w:t>
       </w:r>
@@ -3284,8 +3284,8 @@
           <w:rFonts w:ascii="var(--sans)" w:eastAsia="Times New Roman" w:hAnsi="var(--sans)"/>
           <w:caps/>
           <w:spacing w:val="24"/>
-          <w:sz w:val="14"/>
-          <w:szCs w:val="14"/>
+          <w:sz w:val="17"/>
+          <w:szCs w:val="17"/>
         </w:rPr>
       </w:pPr>
       <w:r>
@@ -3293,8 +3293,8 @@
           <w:rFonts w:ascii="var(--sans)" w:eastAsia="Times New Roman" w:hAnsi="var(--sans)"/>
           <w:caps/>
           <w:spacing w:val="24"/>
-          <w:sz w:val="14"/>
-          <w:szCs w:val="14"/>
+          <w:sz w:val="17"/>
+          <w:szCs w:val="17"/>
         </w:rPr>
         <w:t>Indicador</w:t>
       </w:r>
@@ -3306,23 +3306,23 @@
         <w:divId w:val="616370022"/>
         <w:rPr>
           <w:rFonts w:ascii="var(--serif)" w:eastAsia="Times New Roman" w:hAnsi="var(--serif)"/>
-          <w:sz w:val="18"/>
-          <w:szCs w:val="18"/>
-        </w:rPr>
-      </w:pPr>
-      <w:r>
-        <w:rPr>
-          <w:rFonts w:ascii="var(--serif)" w:eastAsia="Times New Roman" w:hAnsi="var(--serif)"/>
-          <w:sz w:val="18"/>
-          <w:szCs w:val="18"/>
+          <w:sz w:val="22"/>
+          <w:szCs w:val="22"/>
+        </w:rPr>
+      </w:pPr>
+      <w:r>
+        <w:rPr>
+          <w:rFonts w:ascii="var(--serif)" w:eastAsia="Times New Roman" w:hAnsi="var(--serif)"/>
+          <w:sz w:val="22"/>
+          <w:szCs w:val="22"/>
         </w:rPr>
         <w:t>Cada artefacto entregado acompañado de su evaluación de cumplimiento, con las decisiones de diseño qu</w:t>
       </w:r>
       <w:r>
         <w:rPr>
           <w:rFonts w:ascii="var(--serif)" w:eastAsia="Times New Roman" w:hAnsi="var(--serif)"/>
-          <w:sz w:val="18"/>
-          <w:szCs w:val="18"/>
+          <w:sz w:val="22"/>
+          <w:szCs w:val="22"/>
         </w:rPr>
         <w:t>e la ley obligó a cambiar. Eso es a la vez producto formativo y evidencia de aprendizaje.</w:t>
       </w:r>
@@ -3336,8 +3336,8 @@
           <w:rFonts w:ascii="var(--sans)" w:eastAsia="Times New Roman" w:hAnsi="var(--sans)"/>
           <w:caps/>
           <w:spacing w:val="24"/>
-          <w:sz w:val="14"/>
-          <w:szCs w:val="14"/>
+          <w:sz w:val="17"/>
+          <w:szCs w:val="17"/>
         </w:rPr>
       </w:pPr>
       <w:r>
@@ -3345,8 +3345,8 @@
           <w:rFonts w:ascii="var(--sans)" w:eastAsia="Times New Roman" w:hAnsi="var(--sans)"/>
           <w:caps/>
           <w:spacing w:val="24"/>
-          <w:sz w:val="14"/>
-          <w:szCs w:val="14"/>
+          <w:sz w:val="17"/>
+          <w:szCs w:val="17"/>
         </w:rPr>
         <w:t>Riesgo</w:t>
       </w:r>
@@ -3359,23 +3359,23 @@
         <w:divId w:val="1821460461"/>
         <w:rPr>
           <w:rFonts w:ascii="var(--serif)" w:eastAsia="Times New Roman" w:hAnsi="var(--serif)"/>
-          <w:sz w:val="18"/>
-          <w:szCs w:val="18"/>
-        </w:rPr>
-      </w:pPr>
-      <w:r>
-        <w:rPr>
-          <w:rFonts w:ascii="var(--serif)" w:eastAsia="Times New Roman" w:hAnsi="var(--serif)"/>
-          <w:sz w:val="18"/>
-          <w:szCs w:val="18"/>
+          <w:sz w:val="22"/>
+          <w:szCs w:val="22"/>
+        </w:rPr>
+      </w:pPr>
+      <w:r>
+        <w:rPr>
+          <w:rFonts w:ascii="var(--serif)" w:eastAsia="Times New Roman" w:hAnsi="var(--serif)"/>
+          <w:sz w:val="22"/>
+          <w:szCs w:val="22"/>
         </w:rPr>
         <w:t>Enseñar la ley en abstracto. El valor está en que el estudiante descubra que su propio prototipo no cumple, y tenga que rehacerlo. Sin ese choque, el módulo es</w:t>
       </w:r>
       <w:r>
         <w:rPr>
           <w:rFonts w:ascii="var(--serif)" w:eastAsia="Times New Roman" w:hAnsi="var(--serif)"/>
-          <w:sz w:val="18"/>
-          <w:szCs w:val="18"/>
+          <w:sz w:val="22"/>
+          <w:szCs w:val="22"/>
         </w:rPr>
         <w:t xml:space="preserve"> un anexo.</w:t>
       </w:r>
@@ -3402,23 +3402,23 @@
         <w:divId w:val="372122641"/>
         <w:rPr>
           <w:rFonts w:ascii="var(--serif)" w:hAnsi="var(--serif)"/>
-          <w:sz w:val="20"/>
-          <w:szCs w:val="20"/>
+          <w:sz w:val="24"/>
+          <w:szCs w:val="24"/>
         </w:rPr>
       </w:pPr>
       <w:r>
         <w:rPr>
           <w:rFonts w:ascii="var(--serif)" w:hAnsi="var(--serif)"/>
-          <w:sz w:val="20"/>
-          <w:szCs w:val="20"/>
+          <w:sz w:val="24"/>
+          <w:szCs w:val="24"/>
         </w:rPr>
         <w:t>P-3 construye el objeto, P-4 lo somete a la norma que rige desde diciembre de 2026, P-2 mide si enseñarlo así produjo aprendizaje, y P-1 abre el canal por el que eso puede ofrecerse fuera. Separadas son cu</w:t>
       </w:r>
       <w:r>
         <w:rPr>
           <w:rFonts w:ascii="var(--serif)" w:hAnsi="var(--serif)"/>
-          <w:sz w:val="20"/>
-          <w:szCs w:val="20"/>
+          <w:sz w:val="24"/>
+          <w:szCs w:val="24"/>
         </w:rPr>
         <w:t xml:space="preserve">atro iniciativas más. Juntas son </w:t>
       </w:r>
@@ -3426,16 +3426,16 @@
         <w:rPr>
           <w:rStyle w:val="Textoennegrita"/>
           <w:rFonts w:ascii="var(--serif)" w:hAnsi="var(--serif)"/>
-          <w:sz w:val="20"/>
-          <w:szCs w:val="20"/>
+          <w:sz w:val="24"/>
+          <w:szCs w:val="24"/>
         </w:rPr>
         <w:t>un curso que genera su propia evidencia</w:t>
       </w:r>
       <w:r>
         <w:rPr>
           <w:rFonts w:ascii="var(--serif)" w:hAnsi="var(--serif)"/>
-          <w:sz w:val="20"/>
-          <w:szCs w:val="20"/>
+          <w:sz w:val="24"/>
+          <w:szCs w:val="24"/>
         </w:rPr>
         <w:t>, que es exactamente lo que el corpus no encontró en ninguna de las diez instituciones comparadas.</w:t>
       </w:r>
@@ -3447,16 +3447,16 @@
         <w:rPr>
           <w:rFonts w:ascii="var(--sans)" w:eastAsia="Times New Roman" w:hAnsi="var(--sans)"/>
           <w:spacing w:val="12"/>
-          <w:sz w:val="14"/>
-          <w:szCs w:val="14"/>
+          <w:sz w:val="17"/>
+          <w:szCs w:val="17"/>
         </w:rPr>
       </w:pPr>
       <w:r>
         <w:rPr>
           <w:rFonts w:ascii="var(--sans)" w:eastAsia="Times New Roman" w:hAnsi="var(--sans)"/>
           <w:spacing w:val="12"/>
-          <w:sz w:val="14"/>
-          <w:szCs w:val="14"/>
+          <w:sz w:val="17"/>
+          <w:szCs w:val="17"/>
         </w:rPr>
         <w:t>Informe 01 · complementoLa PUCV como caso de proyección · v1.0</w:t>
       </w:r>
@@ -3564,8 +3564,8 @@
                 <w:bCs/>
                 <w:caps/>
                 <w:spacing w:val="22"/>
-                <w:sz w:val="14"/>
-                <w:szCs w:val="14"/>
+                <w:sz w:val="17"/>
+                <w:szCs w:val="17"/>
               </w:rPr>
             </w:pPr>
             <w:r>
@@ -3575,8 +3575,8 @@
                 <w:bCs/>
                 <w:caps/>
                 <w:spacing w:val="22"/>
-                <w:sz w:val="14"/>
-                <w:szCs w:val="14"/>
+                <w:sz w:val="17"/>
+                <w:szCs w:val="17"/>
               </w:rPr>
               <w:t>Tramo</w:t>
             </w:r>
@@ -3603,8 +3603,8 @@
                 <w:bCs/>
                 <w:caps/>
                 <w:spacing w:val="22"/>
-                <w:sz w:val="14"/>
-                <w:szCs w:val="14"/>
+                <w:sz w:val="17"/>
+                <w:szCs w:val="17"/>
               </w:rPr>
             </w:pPr>
             <w:r>
@@ -3614,8 +3614,8 @@
                 <w:bCs/>
                 <w:caps/>
                 <w:spacing w:val="22"/>
-                <w:sz w:val="14"/>
-                <w:szCs w:val="14"/>
+                <w:sz w:val="17"/>
+                <w:szCs w:val="17"/>
               </w:rPr>
               <w:t>Qué se hace</w:t>
             </w:r>
@@ -3642,8 +3642,8 @@
                 <w:bCs/>
                 <w:caps/>
                 <w:spacing w:val="22"/>
-                <w:sz w:val="14"/>
-                <w:szCs w:val="14"/>
+                <w:sz w:val="17"/>
+                <w:szCs w:val="17"/>
               </w:rPr>
             </w:pPr>
             <w:r>
@@ -3653,8 +3653,8 @@
                 <w:bCs/>
                 <w:caps/>
                 <w:spacing w:val="22"/>
-                <w:sz w:val="14"/>
-                <w:szCs w:val="14"/>
+                <w:sz w:val="17"/>
+                <w:szCs w:val="17"/>
               </w:rPr>
               <w:t>Qué queda registrado</w:t>
             </w:r>
@@ -3682,15 +3682,15 @@
               <w:jc w:val="right"/>
               <w:rPr>
                 <w:rFonts w:ascii="var(--sans)" w:eastAsia="Times New Roman" w:hAnsi="var(--sans)"/>
-                <w:sz w:val="17"/>
-                <w:szCs w:val="17"/>
-              </w:rPr>
-            </w:pPr>
-            <w:r>
-              <w:rPr>
-                <w:rFonts w:ascii="var(--sans)" w:eastAsia="Times New Roman" w:hAnsi="var(--sans)"/>
-                <w:sz w:val="17"/>
-                <w:szCs w:val="17"/>
+                <w:sz w:val="20"/>
+                <w:szCs w:val="20"/>
+              </w:rPr>
+            </w:pPr>
+            <w:r>
+              <w:rPr>
+                <w:rFonts w:ascii="var(--sans)" w:eastAsia="Times New Roman" w:hAnsi="var(--sans)"/>
+                <w:sz w:val="20"/>
+                <w:szCs w:val="20"/>
               </w:rPr>
               <w:t>1</w:t>
             </w:r>
@@ -3714,8 +3714,8 @@
                 <w:rFonts w:ascii="var(--sans)" w:eastAsia="Times New Roman" w:hAnsi="var(--sans)"/>
                 <w:b/>
                 <w:bCs/>
-                <w:sz w:val="17"/>
-                <w:szCs w:val="17"/>
+                <w:sz w:val="20"/>
+                <w:szCs w:val="20"/>
               </w:rPr>
             </w:pPr>
             <w:r>
@@ -3723,8 +3723,8 @@
                 <w:rFonts w:ascii="var(--sans)" w:eastAsia="Times New Roman" w:hAnsi="var(--sans)"/>
                 <w:b/>
                 <w:bCs/>
-                <w:sz w:val="17"/>
-                <w:szCs w:val="17"/>
+                <w:sz w:val="20"/>
+                <w:szCs w:val="20"/>
               </w:rPr>
               <w:t>Línea base</w:t>
             </w:r>
@@ -3746,15 +3746,15 @@
               <w:spacing w:before="170" w:after="193"/>
               <w:rPr>
                 <w:rFonts w:ascii="var(--sans)" w:eastAsia="Times New Roman" w:hAnsi="var(--sans)"/>
-                <w:sz w:val="17"/>
-                <w:szCs w:val="17"/>
-              </w:rPr>
-            </w:pPr>
-            <w:r>
-              <w:rPr>
-                <w:rFonts w:ascii="var(--sans)" w:eastAsia="Times New Roman" w:hAnsi="var(--sans)"/>
-                <w:sz w:val="17"/>
-                <w:szCs w:val="17"/>
+                <w:sz w:val="20"/>
+                <w:szCs w:val="20"/>
+              </w:rPr>
+            </w:pPr>
+            <w:r>
+              <w:rPr>
+                <w:rFonts w:ascii="var(--sans)" w:eastAsia="Times New Roman" w:hAnsi="var(--sans)"/>
+                <w:sz w:val="20"/>
+                <w:szCs w:val="20"/>
               </w:rPr>
               <w:t>La misma tarea jurídica que se repetirá al final, resuelta sin asistencia. Es el punto de comparación de cada estudiante consigo mismo.</w:t>
             </w:r>
@@ -3782,15 +3782,15 @@
               <w:jc w:val="right"/>
               <w:rPr>
                 <w:rFonts w:ascii="var(--sans)" w:eastAsia="Times New Roman" w:hAnsi="var(--sans)"/>
-                <w:sz w:val="17"/>
-                <w:szCs w:val="17"/>
-              </w:rPr>
-            </w:pPr>
-            <w:r>
-              <w:rPr>
-                <w:rFonts w:ascii="var(--sans)" w:eastAsia="Times New Roman" w:hAnsi="var(--sans)"/>
-                <w:sz w:val="17"/>
-                <w:szCs w:val="17"/>
+                <w:sz w:val="20"/>
+                <w:szCs w:val="20"/>
+              </w:rPr>
+            </w:pPr>
+            <w:r>
+              <w:rPr>
+                <w:rFonts w:ascii="var(--sans)" w:eastAsia="Times New Roman" w:hAnsi="var(--sans)"/>
+                <w:sz w:val="20"/>
+                <w:szCs w:val="20"/>
               </w:rPr>
               <w:t>2</w:t>
             </w:r>
@@ -3814,8 +3814,8 @@
                 <w:rFonts w:ascii="var(--sans)" w:eastAsia="Times New Roman" w:hAnsi="var(--sans)"/>
                 <w:b/>
                 <w:bCs/>
-                <w:sz w:val="17"/>
-                <w:szCs w:val="17"/>
+                <w:sz w:val="20"/>
+                <w:szCs w:val="20"/>
               </w:rPr>
             </w:pPr>
             <w:r>
@@ -3823,8 +3823,8 @@
                 <w:rFonts w:ascii="var(--sans)" w:eastAsia="Times New Roman" w:hAnsi="var(--sans)"/>
                 <w:b/>
                 <w:bCs/>
-                <w:sz w:val="17"/>
-                <w:szCs w:val="17"/>
+                <w:sz w:val="20"/>
+                <w:szCs w:val="20"/>
               </w:rPr>
               <w:t>Caso y clientes</w:t>
             </w:r>
@@ -3846,23 +3846,23 @@
               <w:spacing w:before="170" w:after="193"/>
               <w:rPr>
                 <w:rFonts w:ascii="var(--sans)" w:eastAsia="Times New Roman" w:hAnsi="var(--sans)"/>
-                <w:sz w:val="17"/>
-                <w:szCs w:val="17"/>
-              </w:rPr>
-            </w:pPr>
-            <w:r>
-              <w:rPr>
-                <w:rFonts w:ascii="var(--sans)" w:eastAsia="Times New Roman" w:hAnsi="var(--sans)"/>
-                <w:sz w:val="17"/>
-                <w:szCs w:val="17"/>
+                <w:sz w:val="20"/>
+                <w:szCs w:val="20"/>
+              </w:rPr>
+            </w:pPr>
+            <w:r>
+              <w:rPr>
+                <w:rFonts w:ascii="var(--sans)" w:eastAsia="Times New Roman" w:hAnsi="var(--sans)"/>
+                <w:sz w:val="20"/>
+                <w:szCs w:val="20"/>
               </w:rPr>
               <w:t>Gestión de un expediente y de una cartera con asistentes avanzados: hitos, plazos, minutas. Reg</w:t>
             </w:r>
             <w:r>
               <w:rPr>
                 <w:rFonts w:ascii="var(--sans)" w:eastAsia="Times New Roman" w:hAnsi="var(--sans)"/>
-                <w:sz w:val="17"/>
-                <w:szCs w:val="17"/>
+                <w:sz w:val="20"/>
+                <w:szCs w:val="20"/>
               </w:rPr>
               <w:t>istro de qué se delegó y qué se verificó.</w:t>
             </w:r>
@@ -3890,15 +3890,15 @@
               <w:jc w:val="right"/>
               <w:rPr>
                 <w:rFonts w:ascii="var(--sans)" w:eastAsia="Times New Roman" w:hAnsi="var(--sans)"/>
-                <w:sz w:val="17"/>
-                <w:szCs w:val="17"/>
-              </w:rPr>
-            </w:pPr>
-            <w:r>
-              <w:rPr>
-                <w:rFonts w:ascii="var(--sans)" w:eastAsia="Times New Roman" w:hAnsi="var(--sans)"/>
-                <w:sz w:val="17"/>
-                <w:szCs w:val="17"/>
+                <w:sz w:val="20"/>
+                <w:szCs w:val="20"/>
+              </w:rPr>
+            </w:pPr>
+            <w:r>
+              <w:rPr>
+                <w:rFonts w:ascii="var(--sans)" w:eastAsia="Times New Roman" w:hAnsi="var(--sans)"/>
+                <w:sz w:val="20"/>
+                <w:szCs w:val="20"/>
               </w:rPr>
               <w:t>3</w:t>
             </w:r>
@@ -3922,8 +3922,8 @@
                 <w:rFonts w:ascii="var(--sans)" w:eastAsia="Times New Roman" w:hAnsi="var(--sans)"/>
                 <w:b/>
                 <w:bCs/>
-                <w:sz w:val="17"/>
-                <w:szCs w:val="17"/>
+                <w:sz w:val="20"/>
+                <w:szCs w:val="20"/>
               </w:rPr>
             </w:pPr>
             <w:r>
@@ -3931,8 +3931,8 @@
                 <w:rFonts w:ascii="var(--sans)" w:eastAsia="Times New Roman" w:hAnsi="var(--sans)"/>
                 <w:b/>
                 <w:bCs/>
-                <w:sz w:val="17"/>
-                <w:szCs w:val="17"/>
+                <w:sz w:val="20"/>
+                <w:szCs w:val="20"/>
               </w:rPr>
               <w:t>Metodología</w:t>
             </w:r>
@@ -3954,15 +3954,15 @@
               <w:spacing w:before="170" w:after="193"/>
               <w:rPr>
                 <w:rFonts w:ascii="var(--sans)" w:eastAsia="Times New Roman" w:hAnsi="var(--sans)"/>
-                <w:sz w:val="17"/>
-                <w:szCs w:val="17"/>
-              </w:rPr>
-            </w:pPr>
-            <w:r>
-              <w:rPr>
-                <w:rFonts w:ascii="var(--sans)" w:eastAsia="Times New Roman" w:hAnsi="var(--sans)"/>
-                <w:sz w:val="17"/>
-                <w:szCs w:val="17"/>
+                <w:sz w:val="20"/>
+                <w:szCs w:val="20"/>
+              </w:rPr>
+            </w:pPr>
+            <w:r>
+              <w:rPr>
+                <w:rFonts w:ascii="var(--sans)" w:eastAsia="Times New Roman" w:hAnsi="var(--sans)"/>
+                <w:sz w:val="20"/>
+                <w:szCs w:val="20"/>
               </w:rPr>
               <w:t>Construcción del flujo de trabajo en un entorno de agentes. Quedan versiones, decisiones y errores, no sólo el resultado.</w:t>
             </w:r>
@@ -3990,15 +3990,15 @@
               <w:jc w:val="right"/>
               <w:rPr>
                 <w:rFonts w:ascii="var(--sans)" w:eastAsia="Times New Roman" w:hAnsi="var(--sans)"/>
-                <w:sz w:val="17"/>
-                <w:szCs w:val="17"/>
-              </w:rPr>
-            </w:pPr>
-            <w:r>
-              <w:rPr>
-                <w:rFonts w:ascii="var(--sans)" w:eastAsia="Times New Roman" w:hAnsi="var(--sans)"/>
-                <w:sz w:val="17"/>
-                <w:szCs w:val="17"/>
+                <w:sz w:val="20"/>
+                <w:szCs w:val="20"/>
+              </w:rPr>
+            </w:pPr>
+            <w:r>
+              <w:rPr>
+                <w:rFonts w:ascii="var(--sans)" w:eastAsia="Times New Roman" w:hAnsi="var(--sans)"/>
+                <w:sz w:val="20"/>
+                <w:szCs w:val="20"/>
               </w:rPr>
               <w:t>4</w:t>
             </w:r>
@@ -4022,8 +4022,8 @@
                 <w:rFonts w:ascii="var(--sans)" w:eastAsia="Times New Roman" w:hAnsi="var(--sans)"/>
                 <w:b/>
                 <w:bCs/>
-                <w:sz w:val="17"/>
-                <w:szCs w:val="17"/>
+                <w:sz w:val="20"/>
+                <w:szCs w:val="20"/>
               </w:rPr>
             </w:pPr>
             <w:r>
@@ -4031,8 +4031,8 @@
                 <w:rFonts w:ascii="var(--sans)" w:eastAsia="Times New Roman" w:hAnsi="var(--sans)"/>
                 <w:b/>
                 <w:bCs/>
-                <w:sz w:val="17"/>
-                <w:szCs w:val="17"/>
+                <w:sz w:val="20"/>
+                <w:szCs w:val="20"/>
               </w:rPr>
               <w:t>El panel</w:t>
             </w:r>
@@ -4054,15 +4054,15 @@
               <w:spacing w:before="170" w:after="193"/>
               <w:rPr>
                 <w:rFonts w:ascii="var(--sans)" w:eastAsia="Times New Roman" w:hAnsi="var(--sans)"/>
-                <w:sz w:val="17"/>
-                <w:szCs w:val="17"/>
-              </w:rPr>
-            </w:pPr>
-            <w:r>
-              <w:rPr>
-                <w:rFonts w:ascii="var(--sans)" w:eastAsia="Times New Roman" w:hAnsi="var(--sans)"/>
-                <w:sz w:val="17"/>
-                <w:szCs w:val="17"/>
+                <w:sz w:val="20"/>
+                <w:szCs w:val="20"/>
+              </w:rPr>
+            </w:pPr>
+            <w:r>
+              <w:rPr>
+                <w:rFonts w:ascii="var(--sans)" w:eastAsia="Times New Roman" w:hAnsi="var(--sans)"/>
+                <w:sz w:val="20"/>
+                <w:szCs w:val="20"/>
               </w:rPr>
               <w:t>El artefacto de gestión, funcionando y documentado. Es el proyecto final.</w:t>
             </w:r>
@@ -4090,15 +4090,15 @@
               <w:jc w:val="right"/>
               <w:rPr>
                 <w:rFonts w:ascii="var(--sans)" w:eastAsia="Times New Roman" w:hAnsi="var(--sans)"/>
-                <w:sz w:val="17"/>
-                <w:szCs w:val="17"/>
-              </w:rPr>
-            </w:pPr>
-            <w:r>
-              <w:rPr>
-                <w:rFonts w:ascii="var(--sans)" w:eastAsia="Times New Roman" w:hAnsi="var(--sans)"/>
-                <w:sz w:val="17"/>
-                <w:szCs w:val="17"/>
+                <w:sz w:val="20"/>
+                <w:szCs w:val="20"/>
+              </w:rPr>
+            </w:pPr>
+            <w:r>
+              <w:rPr>
+                <w:rFonts w:ascii="var(--sans)" w:eastAsia="Times New Roman" w:hAnsi="var(--sans)"/>
+                <w:sz w:val="20"/>
+                <w:szCs w:val="20"/>
               </w:rPr>
               <w:t>5</w:t>
             </w:r>
@@ -4122,8 +4122,8 @@
                 <w:rFonts w:ascii="var(--sans)" w:eastAsia="Times New Roman" w:hAnsi="var(--sans)"/>
                 <w:b/>
                 <w:bCs/>
-                <w:sz w:val="17"/>
-                <w:szCs w:val="17"/>
+                <w:sz w:val="20"/>
+                <w:szCs w:val="20"/>
               </w:rPr>
             </w:pPr>
             <w:r>
@@ -4131,8 +4131,8 @@
                 <w:rFonts w:ascii="var(--sans)" w:eastAsia="Times New Roman" w:hAnsi="var(--sans)"/>
                 <w:b/>
                 <w:bCs/>
-                <w:sz w:val="17"/>
-                <w:szCs w:val="17"/>
+                <w:sz w:val="20"/>
+                <w:szCs w:val="20"/>
               </w:rPr>
               <w:t>Protección de datos</w:t>
             </w:r>
@@ -4154,15 +4154,15 @@
               <w:spacing w:before="170" w:after="193"/>
               <w:rPr>
                 <w:rFonts w:ascii="var(--sans)" w:eastAsia="Times New Roman" w:hAnsi="var(--sans)"/>
-                <w:sz w:val="17"/>
-                <w:szCs w:val="17"/>
-              </w:rPr>
-            </w:pPr>
-            <w:r>
-              <w:rPr>
-                <w:rFonts w:ascii="var(--sans)" w:eastAsia="Times New Roman" w:hAnsi="var(--sans)"/>
-                <w:sz w:val="17"/>
-                <w:szCs w:val="17"/>
+                <w:sz w:val="20"/>
+                <w:szCs w:val="20"/>
+              </w:rPr>
+            </w:pPr>
+            <w:r>
+              <w:rPr>
+                <w:rFonts w:ascii="var(--sans)" w:eastAsia="Times New Roman" w:hAnsi="var(--sans)"/>
+                <w:sz w:val="20"/>
+                <w:szCs w:val="20"/>
               </w:rPr>
               <w:t>Evaluación del propio panel contra la Ley 21.719 y rectificación de lo que no cumple.</w:t>
             </w:r>
@@ -4190,15 +4190,15 @@
               <w:jc w:val="right"/>
               <w:rPr>
                 <w:rFonts w:ascii="var(--sans)" w:eastAsia="Times New Roman" w:hAnsi="var(--sans)"/>
-                <w:sz w:val="17"/>
-                <w:szCs w:val="17"/>
-              </w:rPr>
-            </w:pPr>
-            <w:r>
-              <w:rPr>
-                <w:rFonts w:ascii="var(--sans)" w:eastAsia="Times New Roman" w:hAnsi="var(--sans)"/>
-                <w:sz w:val="17"/>
-                <w:szCs w:val="17"/>
+                <w:sz w:val="20"/>
+                <w:szCs w:val="20"/>
+              </w:rPr>
+            </w:pPr>
+            <w:r>
+              <w:rPr>
+                <w:rFonts w:ascii="var(--sans)" w:eastAsia="Times New Roman" w:hAnsi="var(--sans)"/>
+                <w:sz w:val="20"/>
+                <w:szCs w:val="20"/>
               </w:rPr>
               <w:t>6</w:t>
             </w:r>
@@ -4222,8 +4222,8 @@
                 <w:rFonts w:ascii="var(--sans)" w:eastAsia="Times New Roman" w:hAnsi="var(--sans)"/>
                 <w:b/>
                 <w:bCs/>
-                <w:sz w:val="17"/>
-                <w:szCs w:val="17"/>
+                <w:sz w:val="20"/>
+                <w:szCs w:val="20"/>
               </w:rPr>
             </w:pPr>
             <w:r>
@@ -4231,8 +4231,8 @@
                 <w:rFonts w:ascii="var(--sans)" w:eastAsia="Times New Roman" w:hAnsi="var(--sans)"/>
                 <w:b/>
                 <w:bCs/>
-                <w:sz w:val="17"/>
-                <w:szCs w:val="17"/>
+                <w:sz w:val="20"/>
+                <w:szCs w:val="20"/>
               </w:rPr>
               <w:t>Medida final</w:t>
             </w:r>
@@ -4254,15 +4254,15 @@
               <w:spacing w:before="170" w:after="193"/>
               <w:rPr>
                 <w:rFonts w:ascii="var(--sans)" w:eastAsia="Times New Roman" w:hAnsi="var(--sans)"/>
-                <w:sz w:val="17"/>
-                <w:szCs w:val="17"/>
-              </w:rPr>
-            </w:pPr>
-            <w:r>
-              <w:rPr>
-                <w:rFonts w:ascii="var(--sans)" w:eastAsia="Times New Roman" w:hAnsi="var(--sans)"/>
-                <w:sz w:val="17"/>
-                <w:szCs w:val="17"/>
+                <w:sz w:val="20"/>
+                <w:szCs w:val="20"/>
+              </w:rPr>
+            </w:pPr>
+            <w:r>
+              <w:rPr>
+                <w:rFonts w:ascii="var(--sans)" w:eastAsia="Times New Roman" w:hAnsi="var(--sans)"/>
+                <w:sz w:val="20"/>
+                <w:szCs w:val="20"/>
               </w:rPr>
               <w:t>La tarea del tramo 1, repetida. Y la entrega del panel corregido.</w:t>
             </w:r>
@@ -4327,8 +4327,8 @@
                 <w:bCs/>
                 <w:caps/>
                 <w:spacing w:val="22"/>
-                <w:sz w:val="14"/>
-                <w:szCs w:val="14"/>
+                <w:sz w:val="17"/>
+                <w:szCs w:val="17"/>
               </w:rPr>
             </w:pPr>
             <w:r>
@@ -4338,8 +4338,8 @@
                 <w:bCs/>
                 <w:caps/>
                 <w:spacing w:val="22"/>
-                <w:sz w:val="14"/>
-                <w:szCs w:val="14"/>
+                <w:sz w:val="17"/>
+                <w:szCs w:val="17"/>
               </w:rPr>
               <w:t>Dato</w:t>
             </w:r>
@@ -4366,8 +4366,8 @@
                 <w:bCs/>
                 <w:caps/>
                 <w:spacing w:val="22"/>
-                <w:sz w:val="14"/>
-                <w:szCs w:val="14"/>
+                <w:sz w:val="17"/>
+                <w:szCs w:val="17"/>
               </w:rPr>
             </w:pPr>
             <w:r>
@@ -4377,8 +4377,8 @@
                 <w:bCs/>
                 <w:caps/>
                 <w:spacing w:val="22"/>
-                <w:sz w:val="14"/>
-                <w:szCs w:val="14"/>
+                <w:sz w:val="17"/>
+                <w:szCs w:val="17"/>
               </w:rPr>
               <w:t>Cómo se obtiene</w:t>
             </w:r>
@@ -4405,8 +4405,8 @@
                 <w:bCs/>
                 <w:caps/>
                 <w:spacing w:val="22"/>
-                <w:sz w:val="14"/>
-                <w:szCs w:val="14"/>
+                <w:sz w:val="17"/>
+                <w:szCs w:val="17"/>
               </w:rPr>
             </w:pPr>
             <w:r>
@@ -4416,8 +4416,8 @@
                 <w:bCs/>
                 <w:caps/>
                 <w:spacing w:val="22"/>
-                <w:sz w:val="14"/>
-                <w:szCs w:val="14"/>
+                <w:sz w:val="17"/>
+                <w:szCs w:val="17"/>
               </w:rPr>
               <w:t>Para qué sirve después</w:t>
             </w:r>
@@ -4446,8 +4446,8 @@
                 <w:rFonts w:ascii="var(--sans)" w:eastAsia="Times New Roman" w:hAnsi="var(--sans)"/>
                 <w:b/>
                 <w:bCs/>
-                <w:sz w:val="17"/>
-                <w:szCs w:val="17"/>
+                <w:sz w:val="20"/>
+                <w:szCs w:val="20"/>
               </w:rPr>
             </w:pPr>
             <w:r>
@@ -4455,8 +4455,8 @@
                 <w:rFonts w:ascii="var(--sans)" w:eastAsia="Times New Roman" w:hAnsi="var(--sans)"/>
                 <w:b/>
                 <w:bCs/>
-                <w:sz w:val="17"/>
-                <w:szCs w:val="17"/>
+                <w:sz w:val="20"/>
+                <w:szCs w:val="20"/>
               </w:rPr>
               <w:t>Medida antes y después, por estudiante</w:t>
             </w:r>
@@ -4478,23 +4478,23 @@
               <w:spacing w:before="170" w:after="193"/>
               <w:rPr>
                 <w:rFonts w:ascii="var(--sans)" w:eastAsia="Times New Roman" w:hAnsi="var(--sans)"/>
-                <w:sz w:val="17"/>
-                <w:szCs w:val="17"/>
-              </w:rPr>
-            </w:pPr>
-            <w:r>
-              <w:rPr>
-                <w:rFonts w:ascii="var(--sans)" w:eastAsia="Times New Roman" w:hAnsi="var(--sans)"/>
-                <w:sz w:val="17"/>
-                <w:szCs w:val="17"/>
+                <w:sz w:val="20"/>
+                <w:szCs w:val="20"/>
+              </w:rPr>
+            </w:pPr>
+            <w:r>
+              <w:rPr>
+                <w:rFonts w:ascii="var(--sans)" w:eastAsia="Times New Roman" w:hAnsi="var(--sans)"/>
+                <w:sz w:val="20"/>
+                <w:szCs w:val="20"/>
               </w:rPr>
               <w:t>La misma tarea en el tramo 1 y en el 6, corregida con rúb</w:t>
             </w:r>
             <w:r>
               <w:rPr>
                 <w:rFonts w:ascii="var(--sans)" w:eastAsia="Times New Roman" w:hAnsi="var(--sans)"/>
-                <w:sz w:val="17"/>
-                <w:szCs w:val="17"/>
+                <w:sz w:val="20"/>
+                <w:szCs w:val="20"/>
               </w:rPr>
               <w:t>rica ciega respecto del momento.</w:t>
             </w:r>
@@ -4516,15 +4516,15 @@
               <w:spacing w:before="170" w:after="193"/>
               <w:rPr>
                 <w:rFonts w:ascii="var(--sans)" w:eastAsia="Times New Roman" w:hAnsi="var(--sans)"/>
-                <w:sz w:val="17"/>
-                <w:szCs w:val="17"/>
-              </w:rPr>
-            </w:pPr>
-            <w:r>
-              <w:rPr>
-                <w:rFonts w:ascii="var(--sans)" w:eastAsia="Times New Roman" w:hAnsi="var(--sans)"/>
-                <w:sz w:val="17"/>
-                <w:szCs w:val="17"/>
+                <w:sz w:val="20"/>
+                <w:szCs w:val="20"/>
+              </w:rPr>
+            </w:pPr>
+            <w:r>
+              <w:rPr>
+                <w:rFonts w:ascii="var(--sans)" w:eastAsia="Times New Roman" w:hAnsi="var(--sans)"/>
+                <w:sz w:val="20"/>
+                <w:szCs w:val="20"/>
               </w:rPr>
               <w:t>Es la medida de efecto que ninguna institución del corpus tiene.</w:t>
             </w:r>
@@ -4553,8 +4553,8 @@
                 <w:rFonts w:ascii="var(--sans)" w:eastAsia="Times New Roman" w:hAnsi="var(--sans)"/>
                 <w:b/>
                 <w:bCs/>
-                <w:sz w:val="17"/>
-                <w:szCs w:val="17"/>
+                <w:sz w:val="20"/>
+                <w:szCs w:val="20"/>
               </w:rPr>
             </w:pPr>
             <w:r>
@@ -4562,8 +4562,8 @@
                 <w:rFonts w:ascii="var(--sans)" w:eastAsia="Times New Roman" w:hAnsi="var(--sans)"/>
                 <w:b/>
                 <w:bCs/>
-                <w:sz w:val="17"/>
-                <w:szCs w:val="17"/>
+                <w:sz w:val="20"/>
+                <w:szCs w:val="20"/>
               </w:rPr>
               <w:t>Grupo de comparación</w:t>
             </w:r>
@@ -4585,15 +4585,15 @@
               <w:spacing w:before="170" w:after="193"/>
               <w:rPr>
                 <w:rFonts w:ascii="var(--sans)" w:eastAsia="Times New Roman" w:hAnsi="var(--sans)"/>
-                <w:sz w:val="17"/>
-                <w:szCs w:val="17"/>
-              </w:rPr>
-            </w:pPr>
-            <w:r>
-              <w:rPr>
-                <w:rFonts w:ascii="var(--sans)" w:eastAsia="Times New Roman" w:hAnsi="var(--sans)"/>
-                <w:sz w:val="17"/>
-                <w:szCs w:val="17"/>
+                <w:sz w:val="20"/>
+                <w:szCs w:val="20"/>
+              </w:rPr>
+            </w:pPr>
+            <w:r>
+              <w:rPr>
+                <w:rFonts w:ascii="var(--sans)" w:eastAsia="Times New Roman" w:hAnsi="var(--sans)"/>
+                <w:sz w:val="20"/>
+                <w:szCs w:val="20"/>
               </w:rPr>
               <w:t>Estudiantes de la misma cohorte que no cursan el optativo, resolviendo la misma tarea.</w:t>
             </w:r>
@@ -4615,23 +4615,23 @@
               <w:spacing w:before="170" w:after="193"/>
               <w:rPr>
                 <w:rFonts w:ascii="var(--sans)" w:eastAsia="Times New Roman" w:hAnsi="var(--sans)"/>
-                <w:sz w:val="17"/>
-                <w:szCs w:val="17"/>
-              </w:rPr>
-            </w:pPr>
-            <w:r>
-              <w:rPr>
-                <w:rFonts w:ascii="var(--sans)" w:eastAsia="Times New Roman" w:hAnsi="var(--sans)"/>
-                <w:sz w:val="17"/>
-                <w:szCs w:val="17"/>
+                <w:sz w:val="20"/>
+                <w:szCs w:val="20"/>
+              </w:rPr>
+            </w:pPr>
+            <w:r>
+              <w:rPr>
+                <w:rFonts w:ascii="var(--sans)" w:eastAsia="Times New Roman" w:hAnsi="var(--sans)"/>
+                <w:sz w:val="20"/>
+                <w:szCs w:val="20"/>
               </w:rPr>
               <w:t>Sin esto no hay efecto atribuible, sólo di</w:t>
             </w:r>
             <w:r>
               <w:rPr>
                 <w:rFonts w:ascii="var(--sans)" w:eastAsia="Times New Roman" w:hAnsi="var(--sans)"/>
-                <w:sz w:val="17"/>
-                <w:szCs w:val="17"/>
+                <w:sz w:val="20"/>
+                <w:szCs w:val="20"/>
               </w:rPr>
               <w:t>ferencia entre quienes se inscribieron y quienes no.</w:t>
             </w:r>
@@ -4660,8 +4660,8 @@
                 <w:rFonts w:ascii="var(--sans)" w:eastAsia="Times New Roman" w:hAnsi="var(--sans)"/>
                 <w:b/>
                 <w:bCs/>
-                <w:sz w:val="17"/>
-                <w:szCs w:val="17"/>
+                <w:sz w:val="20"/>
+                <w:szCs w:val="20"/>
               </w:rPr>
             </w:pPr>
             <w:r>
@@ -4669,8 +4669,8 @@
                 <w:rFonts w:ascii="var(--sans)" w:eastAsia="Times New Roman" w:hAnsi="var(--sans)"/>
                 <w:b/>
                 <w:bCs/>
-                <w:sz w:val="17"/>
-                <w:szCs w:val="17"/>
+                <w:sz w:val="20"/>
+                <w:szCs w:val="20"/>
               </w:rPr>
               <w:t>Rúbrica del artefacto</w:t>
             </w:r>
@@ -4692,15 +4692,15 @@
               <w:spacing w:before="170" w:after="193"/>
               <w:rPr>
                 <w:rFonts w:ascii="var(--sans)" w:eastAsia="Times New Roman" w:hAnsi="var(--sans)"/>
-                <w:sz w:val="17"/>
-                <w:szCs w:val="17"/>
-              </w:rPr>
-            </w:pPr>
-            <w:r>
-              <w:rPr>
-                <w:rFonts w:ascii="var(--sans)" w:eastAsia="Times New Roman" w:hAnsi="var(--sans)"/>
-                <w:sz w:val="17"/>
-                <w:szCs w:val="17"/>
+                <w:sz w:val="20"/>
+                <w:szCs w:val="20"/>
+              </w:rPr>
+            </w:pPr>
+            <w:r>
+              <w:rPr>
+                <w:rFonts w:ascii="var(--sans)" w:eastAsia="Times New Roman" w:hAnsi="var(--sans)"/>
+                <w:sz w:val="20"/>
+                <w:szCs w:val="20"/>
               </w:rPr>
               <w:t>Criterios observables sobre el panel entregado, publicados antes de evaluar.</w:t>
             </w:r>
@@ -4722,15 +4722,15 @@
               <w:spacing w:before="170" w:after="193"/>
               <w:rPr>
                 <w:rFonts w:ascii="var(--sans)" w:eastAsia="Times New Roman" w:hAnsi="var(--sans)"/>
-                <w:sz w:val="17"/>
-                <w:szCs w:val="17"/>
-              </w:rPr>
-            </w:pPr>
-            <w:r>
-              <w:rPr>
-                <w:rFonts w:ascii="var(--sans)" w:eastAsia="Times New Roman" w:hAnsi="var(--sans)"/>
-                <w:sz w:val="17"/>
-                <w:szCs w:val="17"/>
+                <w:sz w:val="20"/>
+                <w:szCs w:val="20"/>
+              </w:rPr>
+            </w:pPr>
+            <w:r>
+              <w:rPr>
+                <w:rFonts w:ascii="var(--sans)" w:eastAsia="Times New Roman" w:hAnsi="var(--sans)"/>
+                <w:sz w:val="20"/>
+                <w:szCs w:val="20"/>
               </w:rPr>
               <w:t>Permite que un tercero rehaga la corrección. Una rúbrica cerrada después no es refutable.</w:t>
             </w:r>
@@ -4759,8 +4759,8 @@
                 <w:rFonts w:ascii="var(--sans)" w:eastAsia="Times New Roman" w:hAnsi="var(--sans)"/>
                 <w:b/>
                 <w:bCs/>
-                <w:sz w:val="17"/>
-                <w:szCs w:val="17"/>
+                <w:sz w:val="20"/>
+                <w:szCs w:val="20"/>
               </w:rPr>
             </w:pPr>
             <w:r>
@@ -4768,8 +4768,8 @@
                 <w:rFonts w:ascii="var(--sans)" w:eastAsia="Times New Roman" w:hAnsi="var(--sans)"/>
                 <w:b/>
                 <w:bCs/>
-                <w:sz w:val="17"/>
-                <w:szCs w:val="17"/>
+                <w:sz w:val="20"/>
+                <w:szCs w:val="20"/>
               </w:rPr>
               <w:t>Registro de proceso</w:t>
             </w:r>
@@ -4791,15 +4791,15 @@
               <w:spacing w:before="170" w:after="193"/>
               <w:rPr>
                 <w:rFonts w:ascii="var(--sans)" w:eastAsia="Times New Roman" w:hAnsi="var(--sans)"/>
-                <w:sz w:val="17"/>
-                <w:szCs w:val="17"/>
-              </w:rPr>
-            </w:pPr>
-            <w:r>
-              <w:rPr>
-                <w:rFonts w:ascii="var(--sans)" w:eastAsia="Times New Roman" w:hAnsi="var(--sans)"/>
-                <w:sz w:val="17"/>
-                <w:szCs w:val="17"/>
+                <w:sz w:val="20"/>
+                <w:szCs w:val="20"/>
+              </w:rPr>
+            </w:pPr>
+            <w:r>
+              <w:rPr>
+                <w:rFonts w:ascii="var(--sans)" w:eastAsia="Times New Roman" w:hAnsi="var(--sans)"/>
+                <w:sz w:val="20"/>
+                <w:szCs w:val="20"/>
               </w:rPr>
               <w:t>Versiones del artefacto y decisiones documentadas a lo largo del semestre.</w:t>
             </w:r>
@@ -4821,15 +4821,15 @@
               <w:spacing w:before="170" w:after="193"/>
               <w:rPr>
                 <w:rFonts w:ascii="var(--sans)" w:eastAsia="Times New Roman" w:hAnsi="var(--sans)"/>
-                <w:sz w:val="17"/>
-                <w:szCs w:val="17"/>
-              </w:rPr>
-            </w:pPr>
-            <w:r>
-              <w:rPr>
-                <w:rFonts w:ascii="var(--sans)" w:eastAsia="Times New Roman" w:hAnsi="var(--sans)"/>
-                <w:sz w:val="17"/>
-                <w:szCs w:val="17"/>
+                <w:sz w:val="20"/>
+                <w:szCs w:val="20"/>
+              </w:rPr>
+            </w:pPr>
+            <w:r>
+              <w:rPr>
+                <w:rFonts w:ascii="var(--sans)" w:eastAsia="Times New Roman" w:hAnsi="var(--sans)"/>
+                <w:sz w:val="20"/>
+                <w:szCs w:val="20"/>
               </w:rPr>
               <w:t>Distingue aprendizaje de resultado afortunado, y alimenta la investigación sobre cómo se aprende esto.</w:t>
             </w:r>
@@ -4858,8 +4858,8 @@
                 <w:rFonts w:ascii="var(--sans)" w:eastAsia="Times New Roman" w:hAnsi="var(--sans)"/>
                 <w:b/>
                 <w:bCs/>
-                <w:sz w:val="17"/>
-                <w:szCs w:val="17"/>
+                <w:sz w:val="20"/>
+                <w:szCs w:val="20"/>
               </w:rPr>
             </w:pPr>
             <w:r>
@@ -4867,8 +4867,8 @@
                 <w:rFonts w:ascii="var(--sans)" w:eastAsia="Times New Roman" w:hAnsi="var(--sans)"/>
                 <w:b/>
                 <w:bCs/>
-                <w:sz w:val="17"/>
-                <w:szCs w:val="17"/>
+                <w:sz w:val="20"/>
+                <w:szCs w:val="20"/>
               </w:rPr>
               <w:t>Hallazgos de cumplimiento</w:t>
             </w:r>
@@ -4890,23 +4890,23 @@
               <w:spacing w:before="170" w:after="193"/>
               <w:rPr>
                 <w:rFonts w:ascii="var(--sans)" w:eastAsia="Times New Roman" w:hAnsi="var(--sans)"/>
-                <w:sz w:val="17"/>
-                <w:szCs w:val="17"/>
-              </w:rPr>
-            </w:pPr>
-            <w:r>
-              <w:rPr>
-                <w:rFonts w:ascii="var(--sans)" w:eastAsia="Times New Roman" w:hAnsi="var(--sans)"/>
-                <w:sz w:val="17"/>
-                <w:szCs w:val="17"/>
+                <w:sz w:val="20"/>
+                <w:szCs w:val="20"/>
+              </w:rPr>
+            </w:pPr>
+            <w:r>
+              <w:rPr>
+                <w:rFonts w:ascii="var(--sans)" w:eastAsia="Times New Roman" w:hAnsi="var(--sans)"/>
+                <w:sz w:val="20"/>
+                <w:szCs w:val="20"/>
               </w:rPr>
               <w:t>Qué incumplía cada panel</w:t>
             </w:r>
             <w:r>
               <w:rPr>
                 <w:rFonts w:ascii="var(--sans)" w:eastAsia="Times New Roman" w:hAnsi="var(--sans)"/>
-                <w:sz w:val="17"/>
-                <w:szCs w:val="17"/>
+                <w:sz w:val="20"/>
+                <w:szCs w:val="20"/>
               </w:rPr>
               <w:t xml:space="preserve"> antes de la corrección del tramo 5.</w:t>
             </w:r>
@@ -4928,15 +4928,15 @@
               <w:spacing w:before="170" w:after="193"/>
               <w:rPr>
                 <w:rFonts w:ascii="var(--sans)" w:eastAsia="Times New Roman" w:hAnsi="var(--sans)"/>
-                <w:sz w:val="17"/>
-                <w:szCs w:val="17"/>
-              </w:rPr>
-            </w:pPr>
-            <w:r>
-              <w:rPr>
-                <w:rFonts w:ascii="var(--sans)" w:eastAsia="Times New Roman" w:hAnsi="var(--sans)"/>
-                <w:sz w:val="17"/>
-                <w:szCs w:val="17"/>
+                <w:sz w:val="20"/>
+                <w:szCs w:val="20"/>
+              </w:rPr>
+            </w:pPr>
+            <w:r>
+              <w:rPr>
+                <w:rFonts w:ascii="var(--sans)" w:eastAsia="Times New Roman" w:hAnsi="var(--sans)"/>
+                <w:sz w:val="20"/>
+                <w:szCs w:val="20"/>
               </w:rPr>
               <w:t>Material de investigación sobre riesgos reales de la gestión jurídica asistida.</w:t>
             </w:r>
@@ -4965,8 +4965,8 @@
                 <w:rFonts w:ascii="var(--sans)" w:eastAsia="Times New Roman" w:hAnsi="var(--sans)"/>
                 <w:b/>
                 <w:bCs/>
-                <w:sz w:val="17"/>
-                <w:szCs w:val="17"/>
+                <w:sz w:val="20"/>
+                <w:szCs w:val="20"/>
               </w:rPr>
             </w:pPr>
             <w:r>
@@ -4974,8 +4974,8 @@
                 <w:rFonts w:ascii="var(--sans)" w:eastAsia="Times New Roman" w:hAnsi="var(--sans)"/>
                 <w:b/>
                 <w:bCs/>
-                <w:sz w:val="17"/>
-                <w:szCs w:val="17"/>
+                <w:sz w:val="20"/>
+                <w:szCs w:val="20"/>
               </w:rPr>
               <w:t>Cobertura declarada</w:t>
             </w:r>
@@ -4997,15 +4997,15 @@
               <w:spacing w:before="170" w:after="193"/>
               <w:rPr>
                 <w:rFonts w:ascii="var(--sans)" w:eastAsia="Times New Roman" w:hAnsi="var(--sans)"/>
-                <w:sz w:val="17"/>
-                <w:szCs w:val="17"/>
-              </w:rPr>
-            </w:pPr>
-            <w:r>
-              <w:rPr>
-                <w:rFonts w:ascii="var(--sans)" w:eastAsia="Times New Roman" w:hAnsi="var(--sans)"/>
-                <w:sz w:val="17"/>
-                <w:szCs w:val="17"/>
+                <w:sz w:val="20"/>
+                <w:szCs w:val="20"/>
+              </w:rPr>
+            </w:pPr>
+            <w:r>
+              <w:rPr>
+                <w:rFonts w:ascii="var(--sans)" w:eastAsia="Times New Roman" w:hAnsi="var(--sans)"/>
+                <w:sz w:val="20"/>
+                <w:szCs w:val="20"/>
               </w:rPr>
               <w:t>Matrícula, deserción y perfil de los inscritos.</w:t>
             </w:r>
@@ -5027,15 +5027,15 @@
               <w:spacing w:before="170" w:after="193"/>
               <w:rPr>
                 <w:rFonts w:ascii="var(--sans)" w:eastAsia="Times New Roman" w:hAnsi="var(--sans)"/>
-                <w:sz w:val="17"/>
-                <w:szCs w:val="17"/>
-              </w:rPr>
-            </w:pPr>
-            <w:r>
-              <w:rPr>
-                <w:rFonts w:ascii="var(--sans)" w:eastAsia="Times New Roman" w:hAnsi="var(--sans)"/>
-                <w:sz w:val="17"/>
-                <w:szCs w:val="17"/>
+                <w:sz w:val="20"/>
+                <w:szCs w:val="20"/>
+              </w:rPr>
+            </w:pPr>
+            <w:r>
+              <w:rPr>
+                <w:rFonts w:ascii="var(--sans)" w:eastAsia="Times New Roman" w:hAnsi="var(--sans)"/>
+                <w:sz w:val="20"/>
+                <w:szCs w:val="20"/>
               </w:rPr>
               <w:t>Convierte la actividad en cobertura verificable, que es lo que hoy falta en todo el corpus.</w:t>
             </w:r>
@@ -5065,23 +5065,23 @@
         <w:divId w:val="412774429"/>
         <w:rPr>
           <w:rFonts w:ascii="var(--serif)" w:hAnsi="var(--serif)"/>
-          <w:sz w:val="20"/>
-          <w:szCs w:val="20"/>
+          <w:sz w:val="24"/>
+          <w:szCs w:val="24"/>
         </w:rPr>
       </w:pPr>
       <w:r>
         <w:rPr>
           <w:rFonts w:ascii="var(--serif)" w:hAnsi="var(--serif)"/>
-          <w:sz w:val="20"/>
-          <w:szCs w:val="20"/>
+          <w:sz w:val="24"/>
+          <w:szCs w:val="24"/>
         </w:rPr>
         <w:t>Un optativo que enseña protección de datos y que a la vez recoge datos de sus estudiantes tiene que cumplir lo que enseña</w:t>
       </w:r>
       <w:r>
         <w:rPr>
           <w:rFonts w:ascii="var(--serif)" w:hAnsi="var(--serif)"/>
-          <w:sz w:val="20"/>
-          <w:szCs w:val="20"/>
+          <w:sz w:val="24"/>
+          <w:szCs w:val="24"/>
         </w:rPr>
         <w:t xml:space="preserve">. </w:t>
       </w:r>
@@ -5089,24 +5089,24 @@
         <w:rPr>
           <w:rStyle w:val="Textoennegrita"/>
           <w:rFonts w:ascii="var(--serif)" w:hAnsi="var(--serif)"/>
-          <w:sz w:val="20"/>
-          <w:szCs w:val="20"/>
+          <w:sz w:val="24"/>
+          <w:szCs w:val="24"/>
         </w:rPr>
         <w:t>Base de licitud, finalidad declarada, minimización, anonimización antes de cualquier publicación y derecho a no participar en la investigación sin efecto sobre la calificación.</w:t>
       </w:r>
       <w:r>
         <w:rPr>
           <w:rFonts w:ascii="var(--serif)" w:hAnsi="var(--serif)"/>
-          <w:sz w:val="20"/>
-          <w:szCs w:val="20"/>
+          <w:sz w:val="24"/>
+          <w:szCs w:val="24"/>
         </w:rPr>
         <w:t xml:space="preserve"> Si el diseño de medición no resiste su propio módulo final, el curso está mal</w:t>
       </w:r>
       <w:r>
         <w:rPr>
           <w:rFonts w:ascii="var(--serif)" w:hAnsi="var(--serif)"/>
-          <w:sz w:val="20"/>
-          <w:szCs w:val="20"/>
+          <w:sz w:val="24"/>
+          <w:szCs w:val="24"/>
         </w:rPr>
         <w:t xml:space="preserve"> construido.</w:t>
       </w:r>
@@ -5118,16 +5118,16 @@
         <w:rPr>
           <w:rFonts w:ascii="var(--sans)" w:eastAsia="Times New Roman" w:hAnsi="var(--sans)"/>
           <w:spacing w:val="12"/>
-          <w:sz w:val="14"/>
-          <w:szCs w:val="14"/>
+          <w:sz w:val="17"/>
+          <w:szCs w:val="17"/>
         </w:rPr>
       </w:pPr>
       <w:r>
         <w:rPr>
           <w:rFonts w:ascii="var(--sans)" w:eastAsia="Times New Roman" w:hAnsi="var(--sans)"/>
           <w:spacing w:val="12"/>
-          <w:sz w:val="14"/>
-          <w:szCs w:val="14"/>
+          <w:sz w:val="17"/>
+          <w:szCs w:val="17"/>
         </w:rPr>
         <w:t>Informe 01 · complementoLa PUCV como caso de proyección · v1.0</w:t>
       </w:r>
@@ -5177,23 +5177,23 @@
         <w:divId w:val="1138694084"/>
         <w:rPr>
           <w:rFonts w:ascii="var(--serif)" w:hAnsi="var(--serif)"/>
-          <w:sz w:val="20"/>
-          <w:szCs w:val="20"/>
+          <w:sz w:val="24"/>
+          <w:szCs w:val="24"/>
         </w:rPr>
       </w:pPr>
       <w:r>
         <w:rPr>
           <w:rFonts w:ascii="var(--serif)" w:hAnsi="var(--serif)"/>
-          <w:sz w:val="20"/>
-          <w:szCs w:val="20"/>
+          <w:sz w:val="24"/>
+          <w:szCs w:val="24"/>
         </w:rPr>
         <w:t>Con diseño, muestra, instrumento, grupo de comparación y resultado, publicado aunque el re</w:t>
       </w:r>
       <w:r>
         <w:rPr>
           <w:rFonts w:ascii="var(--serif)" w:hAnsi="var(--serif)"/>
-          <w:sz w:val="20"/>
-          <w:szCs w:val="20"/>
+          <w:sz w:val="24"/>
+          <w:szCs w:val="24"/>
         </w:rPr>
         <w:t>sultado sea que no hubo diferencia. Un resultado negativo publicado es más valioso para el campo que un resultado positivo sin diseño, y hoy no existe ninguno de los dos.</w:t>
       </w:r>
@@ -5219,23 +5219,23 @@
         <w:divId w:val="1138694084"/>
         <w:rPr>
           <w:rFonts w:ascii="var(--serif)" w:hAnsi="var(--serif)"/>
-          <w:sz w:val="20"/>
-          <w:szCs w:val="20"/>
+          <w:sz w:val="24"/>
+          <w:szCs w:val="24"/>
         </w:rPr>
       </w:pPr>
       <w:r>
         <w:rPr>
           <w:rFonts w:ascii="var(--serif)" w:hAnsi="var(--serif)"/>
-          <w:sz w:val="20"/>
-          <w:szCs w:val="20"/>
+          <w:sz w:val="24"/>
+          <w:szCs w:val="24"/>
         </w:rPr>
         <w:t>Las medidas antes y después, las rúbricas y los hall</w:t>
       </w:r>
       <w:r>
         <w:rPr>
           <w:rFonts w:ascii="var(--serif)" w:hAnsi="var(--serif)"/>
-          <w:sz w:val="20"/>
-          <w:szCs w:val="20"/>
+          <w:sz w:val="24"/>
+          <w:szCs w:val="24"/>
         </w:rPr>
         <w:t>azgos de cumplimiento, depurados de datos personales. Es lo que permite que otra Facultad replique la medición en vez de creerla.</w:t>
       </w:r>
@@ -5261,23 +5261,23 @@
         <w:divId w:val="1047989880"/>
         <w:rPr>
           <w:rFonts w:ascii="var(--serif)" w:hAnsi="var(--serif)"/>
-          <w:sz w:val="20"/>
-          <w:szCs w:val="20"/>
+          <w:sz w:val="24"/>
+          <w:szCs w:val="24"/>
         </w:rPr>
       </w:pPr>
       <w:r>
         <w:rPr>
           <w:rFonts w:ascii="var(--serif)" w:hAnsi="var(--serif)"/>
-          <w:sz w:val="20"/>
-          <w:szCs w:val="20"/>
+          <w:sz w:val="24"/>
+          <w:szCs w:val="24"/>
         </w:rPr>
         <w:t xml:space="preserve">Los fondos de investigación en docencia y en transferencia piden lo mismo que aquí se produce: </w:t>
       </w:r>
       <w:r>
         <w:rPr>
           <w:rFonts w:ascii="var(--serif)" w:hAnsi="var(--serif)"/>
-          <w:sz w:val="20"/>
-          <w:szCs w:val="20"/>
+          <w:sz w:val="24"/>
+          <w:szCs w:val="24"/>
         </w:rPr>
         <w:t>un problema documentado, un instrumento probado, datos preliminares y un equipo con antecedentes. El curso genera las cuatro cosas como subproducto de funcionar.</w:t>
       </w:r>
@@ -5303,15 +5303,15 @@
         <w:divId w:val="1047989880"/>
         <w:rPr>
           <w:rFonts w:ascii="var(--serif)" w:hAnsi="var(--serif)"/>
-          <w:sz w:val="20"/>
-          <w:szCs w:val="20"/>
+          <w:sz w:val="24"/>
+          <w:szCs w:val="24"/>
         </w:rPr>
       </w:pPr>
       <w:r>
         <w:rPr>
           <w:rFonts w:ascii="var(--serif)" w:hAnsi="var(--serif)"/>
-          <w:sz w:val="20"/>
-          <w:szCs w:val="20"/>
+          <w:sz w:val="24"/>
+          <w:szCs w:val="24"/>
         </w:rPr>
         <w:t>No por haber hecho más actividades, sino por haber publicado la primera medición de efecto. Es la única capacidad del comparador que hoy está vacía en las diez instituciones.</w:t>
       </w:r>
@@ -5337,31 +5337,31 @@
         <w:divId w:val="1296333325"/>
         <w:rPr>
           <w:rFonts w:ascii="var(--serif)" w:hAnsi="var(--serif)"/>
-          <w:sz w:val="20"/>
-          <w:szCs w:val="20"/>
+          <w:sz w:val="24"/>
+          <w:szCs w:val="24"/>
         </w:rPr>
       </w:pPr>
       <w:r>
         <w:rPr>
           <w:rFonts w:ascii="var(--serif)" w:hAnsi="var(--serif)"/>
-          <w:sz w:val="20"/>
-          <w:szCs w:val="20"/>
+          <w:sz w:val="24"/>
+          <w:szCs w:val="24"/>
         </w:rPr>
         <w:t>Dos cosas coinciden en el tiempo. La Ley 2</w:t>
       </w:r>
       <w:r>
         <w:rPr>
           <w:rFonts w:ascii="var(--serif)" w:hAnsi="var(--serif)"/>
-          <w:sz w:val="20"/>
-          <w:szCs w:val="20"/>
+          <w:sz w:val="24"/>
+          <w:szCs w:val="24"/>
         </w:rPr>
         <w:t>1.719 entra en vigor en diciembre de 2026, de modo que todas las Facultades tendrán que abordar la materia y muchas lo harán como módulo teórico. Y ninguna de las diez instituciones comparadas ha publicado una medición de efecto, de modo que la primera que</w:t>
       </w:r>
       <w:r>
         <w:rPr>
           <w:rFonts w:ascii="var(--serif)" w:hAnsi="var(--serif)"/>
-          <w:sz w:val="20"/>
-          <w:szCs w:val="20"/>
+          <w:sz w:val="24"/>
+          <w:szCs w:val="24"/>
         </w:rPr>
         <w:t xml:space="preserve"> lo haga fija el estándar de cómo se mide.</w:t>
       </w:r>
@@ -5373,32 +5373,32 @@
         <w:divId w:val="1296333325"/>
         <w:rPr>
           <w:rFonts w:ascii="var(--serif)" w:hAnsi="var(--serif)"/>
-          <w:sz w:val="20"/>
-          <w:szCs w:val="20"/>
+          <w:sz w:val="24"/>
+          <w:szCs w:val="24"/>
         </w:rPr>
       </w:pPr>
       <w:r>
         <w:rPr>
           <w:rStyle w:val="Textoennegrita"/>
           <w:rFonts w:ascii="var(--serif)" w:hAnsi="var(--serif)"/>
-          <w:sz w:val="20"/>
-          <w:szCs w:val="20"/>
+          <w:sz w:val="24"/>
+          <w:szCs w:val="24"/>
         </w:rPr>
         <w:t>Las dos ventanas se cierran solas.</w:t>
       </w:r>
       <w:r>
         <w:rPr>
           <w:rFonts w:ascii="var(--serif)" w:hAnsi="var(--serif)"/>
-          <w:sz w:val="20"/>
-          <w:szCs w:val="20"/>
+          <w:sz w:val="24"/>
+          <w:szCs w:val="24"/>
         </w:rPr>
         <w:t xml:space="preserve"> La primera cuando la materia se vuelva rutina; la segunda cuando alguien más publique. Ninguna de las dos exige presupuesto extraordinario: exigen decidir ahora qué se va a medir</w:t>
       </w:r>
       <w:r>
         <w:rPr>
           <w:rFonts w:ascii="var(--serif)" w:hAnsi="var(--serif)"/>
-          <w:sz w:val="20"/>
-          <w:szCs w:val="20"/>
+          <w:sz w:val="24"/>
+          <w:szCs w:val="24"/>
         </w:rPr>
         <w:t xml:space="preserve"> y publicarlo aunque salga mal.</w:t>
       </w:r>
@@ -5410,16 +5410,16 @@
         <w:rPr>
           <w:rFonts w:ascii="var(--sans)" w:eastAsia="Times New Roman" w:hAnsi="var(--sans)"/>
           <w:spacing w:val="12"/>
-          <w:sz w:val="14"/>
-          <w:szCs w:val="14"/>
+          <w:sz w:val="17"/>
+          <w:szCs w:val="17"/>
         </w:rPr>
       </w:pPr>
       <w:r>
         <w:rPr>
           <w:rFonts w:ascii="var(--sans)" w:eastAsia="Times New Roman" w:hAnsi="var(--sans)"/>
           <w:spacing w:val="12"/>
-          <w:sz w:val="14"/>
-          <w:szCs w:val="14"/>
+          <w:sz w:val="17"/>
+          <w:szCs w:val="17"/>
         </w:rPr>
         <w:t>Informe 01 · complementoLa PUCV como caso de proyección · v1.0</w:t>
       </w:r>
@@ -5459,32 +5459,32 @@
         <w:divId w:val="1479960222"/>
         <w:rPr>
           <w:rFonts w:ascii="var(--serif)" w:eastAsia="Times New Roman" w:hAnsi="var(--serif)"/>
-          <w:sz w:val="20"/>
-          <w:szCs w:val="20"/>
+          <w:sz w:val="24"/>
+          <w:szCs w:val="24"/>
         </w:rPr>
       </w:pPr>
       <w:r>
         <w:rPr>
           <w:rStyle w:val="Textoennegrita"/>
           <w:rFonts w:ascii="var(--serif)" w:eastAsia="Times New Roman" w:hAnsi="var(--serif)"/>
-          <w:sz w:val="20"/>
-          <w:szCs w:val="20"/>
+          <w:sz w:val="24"/>
+          <w:szCs w:val="24"/>
         </w:rPr>
         <w:t>Lo escribe una parte interesada.</w:t>
       </w:r>
       <w:r>
         <w:rPr>
           <w:rFonts w:ascii="var(--serif)" w:eastAsia="Times New Roman" w:hAnsi="var(--serif)"/>
-          <w:sz w:val="20"/>
-          <w:szCs w:val="20"/>
+          <w:sz w:val="24"/>
+          <w:szCs w:val="24"/>
         </w:rPr>
         <w:t xml:space="preserve"> Retirar a la PUCV del comparador elimina el sesgo del orden, no el</w:t>
       </w:r>
       <w:r>
         <w:rPr>
           <w:rFonts w:ascii="var(--serif)" w:eastAsia="Times New Roman" w:hAnsi="var(--serif)"/>
-          <w:sz w:val="20"/>
-          <w:szCs w:val="20"/>
+          <w:sz w:val="24"/>
+          <w:szCs w:val="24"/>
         </w:rPr>
         <w:t xml:space="preserve"> de este documento. Todo lo que aquí se propone lo propone alguien que trabaja en el programa que se beneficiaría de que se aprobara.</w:t>
       </w:r>
@@ -5500,32 +5500,32 @@
         <w:divId w:val="1479960222"/>
         <w:rPr>
           <w:rFonts w:ascii="var(--serif)" w:eastAsia="Times New Roman" w:hAnsi="var(--serif)"/>
-          <w:sz w:val="20"/>
-          <w:szCs w:val="20"/>
+          <w:sz w:val="24"/>
+          <w:szCs w:val="24"/>
         </w:rPr>
       </w:pPr>
       <w:r>
         <w:rPr>
           <w:rStyle w:val="Textoennegrita"/>
           <w:rFonts w:ascii="var(--serif)" w:eastAsia="Times New Roman" w:hAnsi="var(--serif)"/>
-          <w:sz w:val="20"/>
-          <w:szCs w:val="20"/>
+          <w:sz w:val="24"/>
+          <w:szCs w:val="24"/>
         </w:rPr>
         <w:t>Son proyecciones, no compromisos.</w:t>
       </w:r>
       <w:r>
         <w:rPr>
           <w:rFonts w:ascii="var(--serif)" w:eastAsia="Times New Roman" w:hAnsi="var(--serif)"/>
-          <w:sz w:val="20"/>
-          <w:szCs w:val="20"/>
+          <w:sz w:val="24"/>
+          <w:szCs w:val="24"/>
         </w:rPr>
         <w:t xml:space="preserve"> Nada de lo descrito existe. No hay acuerdo de Facultad, no hay financiamiento asignado y</w:t>
       </w:r>
       <w:r>
         <w:rPr>
           <w:rFonts w:ascii="var(--serif)" w:eastAsia="Times New Roman" w:hAnsi="var(--serif)"/>
-          <w:sz w:val="20"/>
-          <w:szCs w:val="20"/>
+          <w:sz w:val="24"/>
+          <w:szCs w:val="24"/>
         </w:rPr>
         <w:t xml:space="preserve"> no hay docentes comprometidos. Presentarlo de otro modo sería exactamente el defecto que el informe principal reprocha a otras instituciones: contar el anuncio como ejecución.</w:t>
       </w:r>
@@ -5541,32 +5541,32 @@
         <w:divId w:val="1479960222"/>
         <w:rPr>
           <w:rFonts w:ascii="var(--serif)" w:eastAsia="Times New Roman" w:hAnsi="var(--serif)"/>
-          <w:sz w:val="20"/>
-          <w:szCs w:val="20"/>
+          <w:sz w:val="24"/>
+          <w:szCs w:val="24"/>
         </w:rPr>
       </w:pPr>
       <w:r>
         <w:rPr>
           <w:rStyle w:val="Textoennegrita"/>
           <w:rFonts w:ascii="var(--serif)" w:eastAsia="Times New Roman" w:hAnsi="var(--serif)"/>
-          <w:sz w:val="20"/>
-          <w:szCs w:val="20"/>
+          <w:sz w:val="24"/>
+          <w:szCs w:val="24"/>
         </w:rPr>
         <w:t>El diseño de medición es el punto débil.</w:t>
       </w:r>
       <w:r>
         <w:rPr>
           <w:rFonts w:ascii="var(--serif)" w:eastAsia="Times New Roman" w:hAnsi="var(--serif)"/>
-          <w:sz w:val="20"/>
-          <w:szCs w:val="20"/>
+          <w:sz w:val="24"/>
+          <w:szCs w:val="24"/>
         </w:rPr>
         <w:t xml:space="preserve"> Un optativo tiene matrícula pequeña y </w:t>
       </w:r>
       <w:r>
         <w:rPr>
           <w:rFonts w:ascii="var(--serif)" w:eastAsia="Times New Roman" w:hAnsi="var(--serif)"/>
-          <w:sz w:val="20"/>
-          <w:szCs w:val="20"/>
+          <w:sz w:val="24"/>
+          <w:szCs w:val="24"/>
         </w:rPr>
         <w:t>autoselección: quien se inscribe ya está interesado. El grupo de comparación mitiga eso pero no lo elimina, y el informe resultante deberá decirlo en su primera página.</w:t>
       </w:r>
@@ -5582,32 +5582,32 @@
         <w:divId w:val="1479960222"/>
         <w:rPr>
           <w:rFonts w:ascii="var(--serif)" w:eastAsia="Times New Roman" w:hAnsi="var(--serif)"/>
-          <w:sz w:val="20"/>
-          <w:szCs w:val="20"/>
+          <w:sz w:val="24"/>
+          <w:szCs w:val="24"/>
         </w:rPr>
       </w:pPr>
       <w:r>
         <w:rPr>
           <w:rStyle w:val="Textoennegrita"/>
           <w:rFonts w:ascii="var(--serif)" w:eastAsia="Times New Roman" w:hAnsi="var(--serif)"/>
-          <w:sz w:val="20"/>
-          <w:szCs w:val="20"/>
+          <w:sz w:val="24"/>
+          <w:szCs w:val="24"/>
         </w:rPr>
         <w:t>La base de partida tiene huecos conocidos.</w:t>
       </w:r>
       <w:r>
         <w:rPr>
           <w:rFonts w:ascii="var(--serif)" w:eastAsia="Times New Roman" w:hAnsi="var(--serif)"/>
-          <w:sz w:val="20"/>
-          <w:szCs w:val="20"/>
+          <w:sz w:val="24"/>
+          <w:szCs w:val="24"/>
         </w:rPr>
         <w:t xml:space="preserve"> El programa que sostendría esto no tiene act</w:t>
       </w:r>
       <w:r>
         <w:rPr>
           <w:rFonts w:ascii="var(--serif)" w:eastAsia="Times New Roman" w:hAnsi="var(--serif)"/>
-          <w:sz w:val="20"/>
-          <w:szCs w:val="20"/>
+          <w:sz w:val="24"/>
+          <w:szCs w:val="24"/>
         </w:rPr>
         <w:t>o formal de creación localizado, su financiamiento es concursable y su herramienta propia no publica cifras de uso. Las proyecciones no los resuelven; los heredan.</w:t>
       </w:r>
@@ -5623,32 +5623,32 @@
         <w:divId w:val="1479960222"/>
         <w:rPr>
           <w:rFonts w:ascii="var(--serif)" w:eastAsia="Times New Roman" w:hAnsi="var(--serif)"/>
-          <w:sz w:val="20"/>
-          <w:szCs w:val="20"/>
+          <w:sz w:val="24"/>
+          <w:szCs w:val="24"/>
         </w:rPr>
       </w:pPr>
       <w:r>
         <w:rPr>
           <w:rStyle w:val="Textoennegrita"/>
           <w:rFonts w:ascii="var(--serif)" w:eastAsia="Times New Roman" w:hAnsi="var(--serif)"/>
-          <w:sz w:val="20"/>
-          <w:szCs w:val="20"/>
+          <w:sz w:val="24"/>
+          <w:szCs w:val="24"/>
         </w:rPr>
         <w:t>No se consultó a la institución.</w:t>
       </w:r>
       <w:r>
         <w:rPr>
           <w:rFonts w:ascii="var(--serif)" w:eastAsia="Times New Roman" w:hAnsi="var(--serif)"/>
-          <w:sz w:val="20"/>
-          <w:szCs w:val="20"/>
+          <w:sz w:val="24"/>
+          <w:szCs w:val="24"/>
         </w:rPr>
         <w:t xml:space="preserve"> Este documento se construye sobre evidencia pública. Ni la </w:t>
       </w:r>
       <w:r>
         <w:rPr>
           <w:rFonts w:ascii="var(--serif)" w:eastAsia="Times New Roman" w:hAnsi="var(--serif)"/>
-          <w:sz w:val="20"/>
-          <w:szCs w:val="20"/>
+          <w:sz w:val="24"/>
+          <w:szCs w:val="24"/>
         </w:rPr>
         <w:t>Escuela de Derecho ni la Facultad ni la Universidad han revisado su contenido, y ninguna de ellas habla a través de él.</w:t>
       </w:r>
@@ -5674,23 +5674,23 @@
         <w:divId w:val="1852793151"/>
         <w:rPr>
           <w:rFonts w:ascii="var(--serif)" w:hAnsi="var(--serif)"/>
-          <w:sz w:val="20"/>
-          <w:szCs w:val="20"/>
+          <w:sz w:val="24"/>
+          <w:szCs w:val="24"/>
         </w:rPr>
       </w:pPr>
       <w:r>
         <w:rPr>
           <w:rFonts w:ascii="var(--serif)" w:hAnsi="var(--serif)"/>
-          <w:sz w:val="20"/>
-          <w:szCs w:val="20"/>
+          <w:sz w:val="24"/>
+          <w:szCs w:val="24"/>
         </w:rPr>
         <w:t>La razón de que este documento exista aparte no es diplomática. Un instrumento que ordena instituciones s</w:t>
       </w:r>
       <w:r>
         <w:rPr>
           <w:rFonts w:ascii="var(--serif)" w:hAnsi="var(--serif)"/>
-          <w:sz w:val="20"/>
-          <w:szCs w:val="20"/>
+          <w:sz w:val="24"/>
+          <w:szCs w:val="24"/>
         </w:rPr>
         <w:t xml:space="preserve">ólo sirve si quien lo aplica no tiene interés en el resultado. Como aquí lo tiene, la salida honesta no era matizar la posición de la PUCV: era </w:t>
       </w:r>
@@ -5698,24 +5698,24 @@
         <w:rPr>
           <w:rStyle w:val="Textoennegrita"/>
           <w:rFonts w:ascii="var(--serif)" w:hAnsi="var(--serif)"/>
-          <w:sz w:val="20"/>
-          <w:szCs w:val="20"/>
+          <w:sz w:val="24"/>
+          <w:szCs w:val="24"/>
         </w:rPr>
         <w:t>retirarla del instrumento y decir por qué</w:t>
       </w:r>
       <w:r>
         <w:rPr>
           <w:rFonts w:ascii="var(--serif)" w:hAnsi="var(--serif)"/>
-          <w:sz w:val="20"/>
-          <w:szCs w:val="20"/>
+          <w:sz w:val="24"/>
+          <w:szCs w:val="24"/>
         </w:rPr>
         <w:t>, dejando el orden de las diez restantes en pie y verificable por cualq</w:t>
       </w:r>
       <w:r>
         <w:rPr>
           <w:rFonts w:ascii="var(--serif)" w:hAnsi="var(--serif)"/>
-          <w:sz w:val="20"/>
-          <w:szCs w:val="20"/>
+          <w:sz w:val="24"/>
+          <w:szCs w:val="24"/>
         </w:rPr>
         <w:t>uiera.</w:t>
       </w:r>
@@ -5727,15 +5727,15 @@
         <w:divId w:val="1852793151"/>
         <w:rPr>
           <w:rFonts w:ascii="var(--serif)" w:hAnsi="var(--serif)"/>
-          <w:sz w:val="20"/>
-          <w:szCs w:val="20"/>
+          <w:sz w:val="24"/>
+          <w:szCs w:val="24"/>
         </w:rPr>
       </w:pPr>
       <w:r>
         <w:rPr>
           <w:rFonts w:ascii="var(--serif)" w:hAnsi="var(--serif)"/>
-          <w:sz w:val="20"/>
-          <w:szCs w:val="20"/>
+          <w:sz w:val="24"/>
+          <w:szCs w:val="24"/>
         </w:rPr>
         <w:t>Lo que se pierde en cobertura se gana en que el comparador siga significando algo.</w:t>
       </w:r>
@@ -5747,16 +5747,16 @@
         <w:rPr>
           <w:rFonts w:ascii="var(--sans)" w:eastAsia="Times New Roman" w:hAnsi="var(--sans)"/>
           <w:spacing w:val="12"/>
-          <w:sz w:val="14"/>
-          <w:szCs w:val="14"/>
+          <w:sz w:val="17"/>
+          <w:szCs w:val="17"/>
         </w:rPr>
       </w:pPr>
       <w:r>
         <w:rPr>
           <w:rFonts w:ascii="var(--sans)" w:eastAsia="Times New Roman" w:hAnsi="var(--sans)"/>
           <w:spacing w:val="12"/>
-          <w:sz w:val="14"/>
-          <w:szCs w:val="14"/>
+          <w:sz w:val="17"/>
+          <w:szCs w:val="17"/>
         </w:rPr>
         <w:t>Informe 01 · complementoLa PUCV como caso de proyección · v1.0</w:t>
       </w:r>
@@ -5803,23 +5803,23 @@
         <w:divId w:val="871108985"/>
         <w:rPr>
           <w:rFonts w:ascii="var(--serif)" w:hAnsi="var(--serif)"/>
-          <w:sz w:val="20"/>
-          <w:szCs w:val="20"/>
+          <w:sz w:val="24"/>
+          <w:szCs w:val="24"/>
         </w:rPr>
       </w:pPr>
       <w:r>
         <w:rPr>
           <w:rFonts w:ascii="var(--serif)" w:hAnsi="var(--serif)"/>
-          <w:sz w:val="20"/>
-          <w:szCs w:val="20"/>
+          <w:sz w:val="24"/>
+          <w:szCs w:val="24"/>
         </w:rPr>
         <w:t>Ninguno de estos bloques afirma qué debe hacer la institución. Enuncia un problema observado, la evidencia que lo sostiene, el referente do</w:t>
       </w:r>
       <w:r>
         <w:rPr>
           <w:rFonts w:ascii="var(--serif)" w:hAnsi="var(--serif)"/>
-          <w:sz w:val="20"/>
-          <w:szCs w:val="20"/>
+          <w:sz w:val="24"/>
+          <w:szCs w:val="24"/>
         </w:rPr>
         <w:t>nde ese mismo problema ya tiene un mecanismo, el indicador verificable y el efecto medible sobre la posición comparada. Se ordenan por relación entre esfuerzo y efecto, no por importancia.</w:t>
       </w:r>
@@ -5846,23 +5846,23 @@
         <w:divId w:val="1339848375"/>
         <w:rPr>
           <w:rFonts w:ascii="var(--serif)" w:hAnsi="var(--serif)"/>
-          <w:sz w:val="20"/>
-          <w:szCs w:val="20"/>
+          <w:sz w:val="24"/>
+          <w:szCs w:val="24"/>
         </w:rPr>
       </w:pPr>
       <w:r>
         <w:rPr>
           <w:rFonts w:ascii="var(--serif)" w:hAnsi="var(--serif)"/>
-          <w:sz w:val="20"/>
-          <w:szCs w:val="20"/>
+          <w:sz w:val="24"/>
+          <w:szCs w:val="24"/>
         </w:rPr>
         <w:t xml:space="preserve">La PUCV acredita hoy 18 </w:t>
       </w:r>
       <w:r>
         <w:rPr>
           <w:rFonts w:ascii="var(--serif)" w:hAnsi="var(--serif)"/>
-          <w:sz w:val="20"/>
-          <w:szCs w:val="20"/>
+          <w:sz w:val="24"/>
+          <w:szCs w:val="24"/>
         </w:rPr>
         <w:t xml:space="preserve">puntos de 30 y es la única institución de la cohorte cuya banda está cerrada: no hay evidencia pendiente de aparecer que suba esa cifra. Las seis decisiones que siguen suman, en conjunto, </w:t>
       </w:r>
@@ -5870,24 +5870,24 @@
         <w:rPr>
           <w:rStyle w:val="Textoennegrita"/>
           <w:rFonts w:ascii="var(--serif)" w:hAnsi="var(--serif)"/>
-          <w:sz w:val="20"/>
-          <w:szCs w:val="20"/>
+          <w:sz w:val="24"/>
+          <w:szCs w:val="24"/>
         </w:rPr>
         <w:t>hasta 9 puntos</w:t>
       </w:r>
       <w:r>
         <w:rPr>
           <w:rFonts w:ascii="var(--serif)" w:hAnsi="var(--serif)"/>
-          <w:sz w:val="20"/>
-          <w:szCs w:val="20"/>
+          <w:sz w:val="24"/>
+          <w:szCs w:val="24"/>
         </w:rPr>
         <w:t>. Cuatro de las seis no requieren presupuesto y tres c</w:t>
       </w:r>
       <w:r>
         <w:rPr>
           <w:rFonts w:ascii="var(--serif)" w:hAnsi="var(--serif)"/>
-          <w:sz w:val="20"/>
-          <w:szCs w:val="20"/>
+          <w:sz w:val="24"/>
+          <w:szCs w:val="24"/>
         </w:rPr>
         <w:t>onsisten únicamente en publicar lo que se decida. La que más cuesta —medir una vez— es también la única que hoy nadie en Chile ha hecho.</w:t>
       </w:r>
@@ -5899,8 +5899,8 @@
         <w:divId w:val="1955480503"/>
         <w:rPr>
           <w:rFonts w:ascii="var(--serif)" w:eastAsia="Times New Roman" w:hAnsi="var(--serif)"/>
-          <w:sz w:val="20"/>
-          <w:szCs w:val="20"/>
+          <w:sz w:val="24"/>
+          <w:szCs w:val="24"/>
         </w:rPr>
       </w:pPr>
       <w:r>
@@ -5913,8 +5913,8 @@
       <w:r>
         <w:rPr>
           <w:rFonts w:ascii="var(--serif)" w:eastAsia="Times New Roman" w:hAnsi="var(--serif)"/>
-          <w:sz w:val="20"/>
-          <w:szCs w:val="20"/>
+          <w:sz w:val="24"/>
+          <w:szCs w:val="24"/>
         </w:rPr>
         <w:t xml:space="preserve"> </w:t>
       </w:r>
@@ -5934,8 +5934,8 @@
           <w:rFonts w:ascii="var(--sans)" w:eastAsia="Times New Roman" w:hAnsi="var(--sans)"/>
           <w:caps/>
           <w:spacing w:val="24"/>
-          <w:sz w:val="14"/>
-          <w:szCs w:val="14"/>
+          <w:sz w:val="17"/>
+          <w:szCs w:val="17"/>
         </w:rPr>
       </w:pPr>
       <w:r>
@@ -5943,8 +5943,8 @@
           <w:rFonts w:ascii="var(--sans)" w:eastAsia="Times New Roman" w:hAnsi="var(--sans)"/>
           <w:caps/>
           <w:spacing w:val="24"/>
-          <w:sz w:val="14"/>
-          <w:szCs w:val="14"/>
+          <w:sz w:val="17"/>
+          <w:szCs w:val="17"/>
         </w:rPr>
         <w:t>Evidencia</w:t>
       </w:r>
@@ -5955,23 +5955,23 @@
         <w:divId w:val="1309048558"/>
         <w:rPr>
           <w:rFonts w:ascii="var(--serif)" w:eastAsia="Times New Roman" w:hAnsi="var(--serif)"/>
-          <w:sz w:val="18"/>
-          <w:szCs w:val="18"/>
-        </w:rPr>
-      </w:pPr>
-      <w:r>
-        <w:rPr>
-          <w:rFonts w:ascii="var(--serif)" w:eastAsia="Times New Roman" w:hAnsi="var(--serif)"/>
-          <w:sz w:val="18"/>
-          <w:szCs w:val="18"/>
+          <w:sz w:val="22"/>
+          <w:szCs w:val="22"/>
+        </w:rPr>
+      </w:pPr>
+      <w:r>
+        <w:rPr>
+          <w:rFonts w:ascii="var(--serif)" w:eastAsia="Times New Roman" w:hAnsi="var(--serif)"/>
+          <w:sz w:val="22"/>
+          <w:szCs w:val="22"/>
         </w:rPr>
         <w:t>La única men</w:t>
       </w:r>
       <w:r>
         <w:rPr>
           <w:rFonts w:ascii="var(--serif)" w:eastAsia="Times New Roman" w:hAnsi="var(--serif)"/>
-          <w:sz w:val="18"/>
-          <w:szCs w:val="18"/>
+          <w:sz w:val="22"/>
+          <w:szCs w:val="22"/>
         </w:rPr>
         <w:t>ción a su origen es una afirmación de continuidad desde 2020 sin instrumento citado. La unidad aparece con cuatro denominaciones distintas en fuentes de la propia universidad y ha tenido tres directores sin acto publicado en ninguna transición.</w:t>
       </w:r>
@@ -5984,8 +5984,8 @@
           <w:rFonts w:ascii="var(--sans)" w:eastAsia="Times New Roman" w:hAnsi="var(--sans)"/>
           <w:caps/>
           <w:spacing w:val="24"/>
-          <w:sz w:val="14"/>
-          <w:szCs w:val="14"/>
+          <w:sz w:val="17"/>
+          <w:szCs w:val="17"/>
         </w:rPr>
       </w:pPr>
       <w:r>
@@ -5993,8 +5993,8 @@
           <w:rFonts w:ascii="var(--sans)" w:eastAsia="Times New Roman" w:hAnsi="var(--sans)"/>
           <w:caps/>
           <w:spacing w:val="24"/>
-          <w:sz w:val="14"/>
-          <w:szCs w:val="14"/>
+          <w:sz w:val="17"/>
+          <w:szCs w:val="17"/>
         </w:rPr>
         <w:t>Referente</w:t>
       </w:r>
@@ -6005,15 +6005,15 @@
         <w:divId w:val="1894847968"/>
         <w:rPr>
           <w:rFonts w:ascii="var(--serif)" w:eastAsia="Times New Roman" w:hAnsi="var(--serif)"/>
-          <w:sz w:val="18"/>
-          <w:szCs w:val="18"/>
-        </w:rPr>
-      </w:pPr>
-      <w:r>
-        <w:rPr>
-          <w:rFonts w:ascii="var(--serif)" w:eastAsia="Times New Roman" w:hAnsi="var(--serif)"/>
-          <w:sz w:val="18"/>
-          <w:szCs w:val="18"/>
+          <w:sz w:val="22"/>
+          <w:szCs w:val="22"/>
+        </w:rPr>
+      </w:pPr>
+      <w:r>
+        <w:rPr>
+          <w:rFonts w:ascii="var(--serif)" w:eastAsia="Times New Roman" w:hAnsi="var(--serif)"/>
+          <w:sz w:val="22"/>
+          <w:szCs w:val="22"/>
         </w:rPr>
         <w:t>La Facultad de Derecho de la Universidad Católica publica su Departamento de Derecho y Tecnología en la estructura orgánica, con director y dependencia.</w:t>
       </w:r>
@@ -6026,8 +6026,8 @@
           <w:rFonts w:ascii="var(--sans)" w:eastAsia="Times New Roman" w:hAnsi="var(--sans)"/>
           <w:caps/>
           <w:spacing w:val="24"/>
-          <w:sz w:val="14"/>
-          <w:szCs w:val="14"/>
+          <w:sz w:val="17"/>
+          <w:szCs w:val="17"/>
         </w:rPr>
       </w:pPr>
       <w:r>
@@ -6035,8 +6035,8 @@
           <w:rFonts w:ascii="var(--sans)" w:eastAsia="Times New Roman" w:hAnsi="var(--sans)"/>
           <w:caps/>
           <w:spacing w:val="24"/>
-          <w:sz w:val="14"/>
-          <w:szCs w:val="14"/>
+          <w:sz w:val="17"/>
+          <w:szCs w:val="17"/>
         </w:rPr>
         <w:t>Indicador</w:t>
       </w:r>
@@ -6047,23 +6047,23 @@
         <w:divId w:val="1166747328"/>
         <w:rPr>
           <w:rFonts w:ascii="var(--serif)" w:eastAsia="Times New Roman" w:hAnsi="var(--serif)"/>
-          <w:sz w:val="18"/>
-          <w:szCs w:val="18"/>
-        </w:rPr>
-      </w:pPr>
-      <w:r>
-        <w:rPr>
-          <w:rFonts w:ascii="var(--serif)" w:eastAsia="Times New Roman" w:hAnsi="var(--serif)"/>
-          <w:sz w:val="18"/>
-          <w:szCs w:val="18"/>
+          <w:sz w:val="22"/>
+          <w:szCs w:val="22"/>
+        </w:rPr>
+      </w:pPr>
+      <w:r>
+        <w:rPr>
+          <w:rFonts w:ascii="var(--serif)" w:eastAsia="Times New Roman" w:hAnsi="var(--serif)"/>
+          <w:sz w:val="22"/>
+          <w:szCs w:val="22"/>
         </w:rPr>
         <w:t xml:space="preserve">Documento con número y fecha accesible desde el sitio de la Facultad, y unidad listada en el </w:t>
       </w:r>
       <w:r>
         <w:rPr>
           <w:rFonts w:ascii="var(--serif)" w:eastAsia="Times New Roman" w:hAnsi="var(--serif)"/>
-          <w:sz w:val="18"/>
-          <w:szCs w:val="18"/>
+          <w:sz w:val="22"/>
+          <w:szCs w:val="22"/>
         </w:rPr>
         <w:t>organigrama publicado.</w:t>
       </w:r>
@@ -6076,8 +6076,8 @@
           <w:rFonts w:ascii="var(--sans)" w:eastAsia="Times New Roman" w:hAnsi="var(--sans)"/>
           <w:caps/>
           <w:spacing w:val="24"/>
-          <w:sz w:val="14"/>
-          <w:szCs w:val="14"/>
+          <w:sz w:val="17"/>
+          <w:szCs w:val="17"/>
         </w:rPr>
       </w:pPr>
       <w:r>
@@ -6085,8 +6085,8 @@
           <w:rFonts w:ascii="var(--sans)" w:eastAsia="Times New Roman" w:hAnsi="var(--sans)"/>
           <w:caps/>
           <w:spacing w:val="24"/>
-          <w:sz w:val="14"/>
-          <w:szCs w:val="14"/>
+          <w:sz w:val="17"/>
+          <w:szCs w:val="17"/>
         </w:rPr>
         <w:t>Efecto</w:t>
       </w:r>
@@ -6097,16 +6097,16 @@
         <w:divId w:val="1618096456"/>
         <w:rPr>
           <w:rFonts w:ascii="var(--serif)" w:eastAsia="Times New Roman" w:hAnsi="var(--serif)"/>
-          <w:sz w:val="18"/>
-          <w:szCs w:val="18"/>
+          <w:sz w:val="22"/>
+          <w:szCs w:val="22"/>
         </w:rPr>
       </w:pPr>
       <w:r>
         <w:rPr>
           <w:rStyle w:val="Textoennegrita"/>
           <w:rFonts w:ascii="var(--serif)" w:eastAsia="Times New Roman" w:hAnsi="var(--serif)"/>
-          <w:sz w:val="18"/>
-          <w:szCs w:val="18"/>
+          <w:sz w:val="22"/>
+          <w:szCs w:val="22"/>
         </w:rPr>
         <w:t>+1 punto en unidad especializada. Cierra la brecha más citada del informe y la más barata de todas.</w:t>
       </w:r>
@@ -6119,8 +6119,8 @@
           <w:rFonts w:ascii="var(--sans)" w:eastAsia="Times New Roman" w:hAnsi="var(--sans)"/>
           <w:caps/>
           <w:spacing w:val="24"/>
-          <w:sz w:val="14"/>
-          <w:szCs w:val="14"/>
+          <w:sz w:val="17"/>
+          <w:szCs w:val="17"/>
         </w:rPr>
       </w:pPr>
       <w:r>
@@ -6128,8 +6128,8 @@
           <w:rFonts w:ascii="var(--sans)" w:eastAsia="Times New Roman" w:hAnsi="var(--sans)"/>
           <w:caps/>
           <w:spacing w:val="24"/>
-          <w:sz w:val="14"/>
-          <w:szCs w:val="14"/>
+          <w:sz w:val="17"/>
+          <w:szCs w:val="17"/>
         </w:rPr>
         <w:t>Plazo</w:t>
       </w:r>
@@ -6141,15 +6141,15 @@
         <w:divId w:val="390661215"/>
         <w:rPr>
           <w:rFonts w:ascii="var(--serif)" w:eastAsia="Times New Roman" w:hAnsi="var(--serif)"/>
-          <w:sz w:val="18"/>
-          <w:szCs w:val="18"/>
-        </w:rPr>
-      </w:pPr>
-      <w:r>
-        <w:rPr>
-          <w:rFonts w:ascii="var(--serif)" w:eastAsia="Times New Roman" w:hAnsi="var(--serif)"/>
-          <w:sz w:val="18"/>
-          <w:szCs w:val="18"/>
+          <w:sz w:val="22"/>
+          <w:szCs w:val="22"/>
+        </w:rPr>
+      </w:pPr>
+      <w:r>
+        <w:rPr>
+          <w:rFonts w:ascii="var(--serif)" w:eastAsia="Times New Roman" w:hAnsi="var(--serif)"/>
+          <w:sz w:val="22"/>
+          <w:szCs w:val="22"/>
         </w:rPr>
         <w:t>Semanas. No requiere presupuesto.</w:t>
       </w:r>
@@ -6161,8 +6161,8 @@
         <w:divId w:val="1851293628"/>
         <w:rPr>
           <w:rFonts w:ascii="var(--serif)" w:eastAsia="Times New Roman" w:hAnsi="var(--serif)"/>
-          <w:sz w:val="20"/>
-          <w:szCs w:val="20"/>
+          <w:sz w:val="24"/>
+          <w:szCs w:val="24"/>
         </w:rPr>
       </w:pPr>
       <w:r>
@@ -6175,8 +6175,8 @@
       <w:r>
         <w:rPr>
           <w:rFonts w:ascii="var(--serif)" w:eastAsia="Times New Roman" w:hAnsi="var(--serif)"/>
-          <w:sz w:val="20"/>
-          <w:szCs w:val="20"/>
+          <w:sz w:val="24"/>
+          <w:szCs w:val="24"/>
         </w:rPr>
         <w:t xml:space="preserve"> </w:t>
       </w:r>
@@ -6196,8 +6196,8 @@
           <w:rFonts w:ascii="var(--sans)" w:eastAsia="Times New Roman" w:hAnsi="var(--sans)"/>
           <w:caps/>
           <w:spacing w:val="24"/>
-          <w:sz w:val="14"/>
-          <w:szCs w:val="14"/>
+          <w:sz w:val="17"/>
+          <w:szCs w:val="17"/>
         </w:rPr>
       </w:pPr>
       <w:r>
@@ -6205,8 +6205,8 @@
           <w:rFonts w:ascii="var(--sans)" w:eastAsia="Times New Roman" w:hAnsi="var(--sans)"/>
           <w:caps/>
           <w:spacing w:val="24"/>
-          <w:sz w:val="14"/>
-          <w:szCs w:val="14"/>
+          <w:sz w:val="17"/>
+          <w:szCs w:val="17"/>
         </w:rPr>
         <w:t>Evidencia</w:t>
       </w:r>
@@ -6217,23 +6217,23 @@
         <w:divId w:val="2049062774"/>
         <w:rPr>
           <w:rFonts w:ascii="var(--serif)" w:eastAsia="Times New Roman" w:hAnsi="var(--serif)"/>
-          <w:sz w:val="18"/>
-          <w:szCs w:val="18"/>
-        </w:rPr>
-      </w:pPr>
-      <w:r>
-        <w:rPr>
-          <w:rFonts w:ascii="var(--serif)" w:eastAsia="Times New Roman" w:hAnsi="var(--serif)"/>
-          <w:sz w:val="18"/>
-          <w:szCs w:val="18"/>
+          <w:sz w:val="22"/>
+          <w:szCs w:val="22"/>
+        </w:rPr>
+      </w:pPr>
+      <w:r>
+        <w:rPr>
+          <w:rFonts w:ascii="var(--serif)" w:eastAsia="Times New Roman" w:hAnsi="var(--serif)"/>
+          <w:sz w:val="22"/>
+          <w:szCs w:val="22"/>
         </w:rPr>
         <w:t>El decálogo disponible es universitario, sugiere recomendaciones, no obliga, no tipifica, no establece consecuencia y no consta</w:t>
       </w:r>
       <w:r>
         <w:rPr>
           <w:rFonts w:ascii="var(--serif)" w:eastAsia="Times New Roman" w:hAnsi="var(--serif)"/>
-          <w:sz w:val="18"/>
-          <w:szCs w:val="18"/>
+          <w:sz w:val="22"/>
+          <w:szCs w:val="22"/>
         </w:rPr>
         <w:t xml:space="preserve"> aprobado por decreto ni resolución.</w:t>
       </w:r>
@@ -6246,8 +6246,8 @@
           <w:rFonts w:ascii="var(--sans)" w:eastAsia="Times New Roman" w:hAnsi="var(--sans)"/>
           <w:caps/>
           <w:spacing w:val="24"/>
-          <w:sz w:val="14"/>
-          <w:szCs w:val="14"/>
+          <w:sz w:val="17"/>
+          <w:szCs w:val="17"/>
         </w:rPr>
       </w:pPr>
       <w:r>
@@ -6255,8 +6255,8 @@
           <w:rFonts w:ascii="var(--sans)" w:eastAsia="Times New Roman" w:hAnsi="var(--sans)"/>
           <w:caps/>
           <w:spacing w:val="24"/>
-          <w:sz w:val="14"/>
-          <w:szCs w:val="14"/>
+          <w:sz w:val="17"/>
+          <w:szCs w:val="17"/>
         </w:rPr>
         <w:t>Referente</w:t>
       </w:r>
@@ -6267,23 +6267,23 @@
         <w:divId w:val="338046243"/>
         <w:rPr>
           <w:rFonts w:ascii="var(--serif)" w:eastAsia="Times New Roman" w:hAnsi="var(--serif)"/>
-          <w:sz w:val="18"/>
-          <w:szCs w:val="18"/>
-        </w:rPr>
-      </w:pPr>
-      <w:r>
-        <w:rPr>
-          <w:rFonts w:ascii="var(--serif)" w:eastAsia="Times New Roman" w:hAnsi="var(--serif)"/>
-          <w:sz w:val="18"/>
-          <w:szCs w:val="18"/>
+          <w:sz w:val="22"/>
+          <w:szCs w:val="22"/>
+        </w:rPr>
+      </w:pPr>
+      <w:r>
+        <w:rPr>
+          <w:rFonts w:ascii="var(--serif)" w:eastAsia="Times New Roman" w:hAnsi="var(--serif)"/>
+          <w:sz w:val="22"/>
+          <w:szCs w:val="22"/>
         </w:rPr>
         <w:t>La guía de Derecho UC, aprobada por Comité Directivo y Consejo, impone deberes de declaración y registro y califica su incumplimiento como infracción grave. Internacionalmente, Berkeley aporta un mecanismo tra</w:t>
       </w:r>
       <w:r>
         <w:rPr>
           <w:rFonts w:ascii="var(--serif)" w:eastAsia="Times New Roman" w:hAnsi="var(--serif)"/>
-          <w:sz w:val="18"/>
-          <w:szCs w:val="18"/>
+          <w:sz w:val="22"/>
+          <w:szCs w:val="22"/>
         </w:rPr>
         <w:t>nsferible: la cita a fuente inexistente genera presunción de uso prohibido, sin necesidad de tipificar conductas.</w:t>
       </w:r>
@@ -6296,8 +6296,8 @@
           <w:rFonts w:ascii="var(--sans)" w:eastAsia="Times New Roman" w:hAnsi="var(--sans)"/>
           <w:caps/>
           <w:spacing w:val="24"/>
-          <w:sz w:val="14"/>
-          <w:szCs w:val="14"/>
+          <w:sz w:val="17"/>
+          <w:szCs w:val="17"/>
         </w:rPr>
       </w:pPr>
       <w:r>
@@ -6305,8 +6305,8 @@
           <w:rFonts w:ascii="var(--sans)" w:eastAsia="Times New Roman" w:hAnsi="var(--sans)"/>
           <w:caps/>
           <w:spacing w:val="24"/>
-          <w:sz w:val="14"/>
-          <w:szCs w:val="14"/>
+          <w:sz w:val="17"/>
+          <w:szCs w:val="17"/>
         </w:rPr>
         <w:t>Indicador</w:t>
       </w:r>
@@ -6317,15 +6317,15 @@
         <w:divId w:val="1882938502"/>
         <w:rPr>
           <w:rFonts w:ascii="var(--serif)" w:eastAsia="Times New Roman" w:hAnsi="var(--serif)"/>
-          <w:sz w:val="18"/>
-          <w:szCs w:val="18"/>
-        </w:rPr>
-      </w:pPr>
-      <w:r>
-        <w:rPr>
-          <w:rFonts w:ascii="var(--serif)" w:eastAsia="Times New Roman" w:hAnsi="var(--serif)"/>
-          <w:sz w:val="18"/>
-          <w:szCs w:val="18"/>
+          <w:sz w:val="22"/>
+          <w:szCs w:val="22"/>
+        </w:rPr>
+      </w:pPr>
+      <w:r>
+        <w:rPr>
+          <w:rFonts w:ascii="var(--serif)" w:eastAsia="Times New Roman" w:hAnsi="var(--serif)"/>
+          <w:sz w:val="22"/>
+          <w:szCs w:val="22"/>
         </w:rPr>
         <w:t>Instrumento aprobado, publicado y fechado, con deberes exigibles y régimen de consecuencias.</w:t>
       </w:r>
@@ -6338,8 +6338,8 @@
           <w:rFonts w:ascii="var(--sans)" w:eastAsia="Times New Roman" w:hAnsi="var(--sans)"/>
           <w:caps/>
           <w:spacing w:val="24"/>
-          <w:sz w:val="14"/>
-          <w:szCs w:val="14"/>
+          <w:sz w:val="17"/>
+          <w:szCs w:val="17"/>
         </w:rPr>
       </w:pPr>
       <w:r>
@@ -6347,8 +6347,8 @@
           <w:rFonts w:ascii="var(--sans)" w:eastAsia="Times New Roman" w:hAnsi="var(--sans)"/>
           <w:caps/>
           <w:spacing w:val="24"/>
-          <w:sz w:val="14"/>
-          <w:szCs w:val="14"/>
+          <w:sz w:val="17"/>
+          <w:szCs w:val="17"/>
         </w:rPr>
         <w:t>Efecto</w:t>
       </w:r>
@@ -6359,16 +6359,16 @@
         <w:divId w:val="2115323919"/>
         <w:rPr>
           <w:rFonts w:ascii="var(--serif)" w:eastAsia="Times New Roman" w:hAnsi="var(--serif)"/>
-          <w:sz w:val="18"/>
-          <w:szCs w:val="18"/>
+          <w:sz w:val="22"/>
+          <w:szCs w:val="22"/>
         </w:rPr>
       </w:pPr>
       <w:r>
         <w:rPr>
           <w:rStyle w:val="Textoennegrita"/>
           <w:rFonts w:ascii="var(--serif)" w:eastAsia="Times New Roman" w:hAnsi="var(--serif)"/>
-          <w:sz w:val="18"/>
-          <w:szCs w:val="18"/>
+          <w:sz w:val="22"/>
+          <w:szCs w:val="22"/>
         </w:rPr>
         <w:t>+2 puntos en norma propia. Es la</w:t>
       </w:r>
@@ -6376,8 +6376,8 @@
         <w:rPr>
           <w:rStyle w:val="Textoennegrita"/>
           <w:rFonts w:ascii="var(--serif)" w:eastAsia="Times New Roman" w:hAnsi="var(--serif)"/>
-          <w:sz w:val="18"/>
-          <w:szCs w:val="18"/>
+          <w:sz w:val="22"/>
+          <w:szCs w:val="22"/>
         </w:rPr>
         <w:t xml:space="preserve"> capacidad donde la cohorte entera está más vacía: diez de once no la tienen.</w:t>
       </w:r>
@@ -6390,8 +6390,8 @@
           <w:rFonts w:ascii="var(--sans)" w:eastAsia="Times New Roman" w:hAnsi="var(--sans)"/>
           <w:caps/>
           <w:spacing w:val="24"/>
-          <w:sz w:val="14"/>
-          <w:szCs w:val="14"/>
+          <w:sz w:val="17"/>
+          <w:szCs w:val="17"/>
         </w:rPr>
       </w:pPr>
       <w:r>
@@ -6399,8 +6399,8 @@
           <w:rFonts w:ascii="var(--sans)" w:eastAsia="Times New Roman" w:hAnsi="var(--sans)"/>
           <w:caps/>
           <w:spacing w:val="24"/>
-          <w:sz w:val="14"/>
-          <w:szCs w:val="14"/>
+          <w:sz w:val="17"/>
+          <w:szCs w:val="17"/>
         </w:rPr>
         <w:t>Plazo</w:t>
       </w:r>
@@ -6412,15 +6412,15 @@
         <w:divId w:val="888034342"/>
         <w:rPr>
           <w:rFonts w:ascii="var(--serif)" w:eastAsia="Times New Roman" w:hAnsi="var(--serif)"/>
-          <w:sz w:val="18"/>
-          <w:szCs w:val="18"/>
-        </w:rPr>
-      </w:pPr>
-      <w:r>
-        <w:rPr>
-          <w:rFonts w:ascii="var(--serif)" w:eastAsia="Times New Roman" w:hAnsi="var(--serif)"/>
-          <w:sz w:val="18"/>
-          <w:szCs w:val="18"/>
+          <w:sz w:val="22"/>
+          <w:szCs w:val="22"/>
+        </w:rPr>
+      </w:pPr>
+      <w:r>
+        <w:rPr>
+          <w:rFonts w:ascii="var(--serif)" w:eastAsia="Times New Roman" w:hAnsi="var(--serif)"/>
+          <w:sz w:val="22"/>
+          <w:szCs w:val="22"/>
         </w:rPr>
         <w:t>Un semestre. Coste: el tiempo de los órganos que la aprueben.</w:t>
       </w:r>
@@ -6432,8 +6432,8 @@
         <w:divId w:val="1839465094"/>
         <w:rPr>
           <w:rFonts w:ascii="var(--serif)" w:eastAsia="Times New Roman" w:hAnsi="var(--serif)"/>
-          <w:sz w:val="20"/>
-          <w:szCs w:val="20"/>
+          <w:sz w:val="24"/>
+          <w:szCs w:val="24"/>
         </w:rPr>
       </w:pPr>
       <w:r>
@@ -6446,8 +6446,8 @@
       <w:r>
         <w:rPr>
           <w:rFonts w:ascii="var(--serif)" w:eastAsia="Times New Roman" w:hAnsi="var(--serif)"/>
-          <w:sz w:val="20"/>
-          <w:szCs w:val="20"/>
+          <w:sz w:val="24"/>
+          <w:szCs w:val="24"/>
         </w:rPr>
         <w:t xml:space="preserve"> </w:t>
       </w:r>
@@ -6474,8 +6474,8 @@
           <w:rFonts w:ascii="var(--sans)" w:eastAsia="Times New Roman" w:hAnsi="var(--sans)"/>
           <w:caps/>
           <w:spacing w:val="24"/>
-          <w:sz w:val="14"/>
-          <w:szCs w:val="14"/>
+          <w:sz w:val="17"/>
+          <w:szCs w:val="17"/>
         </w:rPr>
       </w:pPr>
       <w:r>
@@ -6483,8 +6483,8 @@
           <w:rFonts w:ascii="var(--sans)" w:eastAsia="Times New Roman" w:hAnsi="var(--sans)"/>
           <w:caps/>
           <w:spacing w:val="24"/>
-          <w:sz w:val="14"/>
-          <w:szCs w:val="14"/>
+          <w:sz w:val="17"/>
+          <w:szCs w:val="17"/>
         </w:rPr>
         <w:t>Evidencia</w:t>
       </w:r>
@@ -6495,23 +6495,23 @@
         <w:divId w:val="764107598"/>
         <w:rPr>
           <w:rFonts w:ascii="var(--serif)" w:eastAsia="Times New Roman" w:hAnsi="var(--serif)"/>
-          <w:sz w:val="18"/>
-          <w:szCs w:val="18"/>
-        </w:rPr>
-      </w:pPr>
-      <w:r>
-        <w:rPr>
-          <w:rFonts w:ascii="var(--serif)" w:eastAsia="Times New Roman" w:hAnsi="var(--serif)"/>
-          <w:sz w:val="18"/>
-          <w:szCs w:val="18"/>
+          <w:sz w:val="22"/>
+          <w:szCs w:val="22"/>
+        </w:rPr>
+      </w:pPr>
+      <w:r>
+        <w:rPr>
+          <w:rFonts w:ascii="var(--serif)" w:eastAsia="Times New Roman" w:hAnsi="var(--serif)"/>
+          <w:sz w:val="22"/>
+          <w:szCs w:val="22"/>
         </w:rPr>
         <w:t>La integración de IA en Filosofía del Derecho se apoya en una fuente única de 2024, sin matrícula, semestre ni evaluación, y sin prueba pública de continuidad. La malla vigente, verificada en sus diez semestres, no contiene ninguna a</w:t>
       </w:r>
       <w:r>
         <w:rPr>
           <w:rFonts w:ascii="var(--serif)" w:eastAsia="Times New Roman" w:hAnsi="var(--serif)"/>
-          <w:sz w:val="18"/>
-          <w:szCs w:val="18"/>
+          <w:sz w:val="22"/>
+          <w:szCs w:val="22"/>
         </w:rPr>
         <w:t>signatura de IA ni de tecnología jurídica.</w:t>
       </w:r>
@@ -6524,8 +6524,8 @@
           <w:rFonts w:ascii="var(--sans)" w:eastAsia="Times New Roman" w:hAnsi="var(--sans)"/>
           <w:caps/>
           <w:spacing w:val="24"/>
-          <w:sz w:val="14"/>
-          <w:szCs w:val="14"/>
+          <w:sz w:val="17"/>
+          <w:szCs w:val="17"/>
         </w:rPr>
       </w:pPr>
       <w:r>
@@ -6533,8 +6533,8 @@
           <w:rFonts w:ascii="var(--sans)" w:eastAsia="Times New Roman" w:hAnsi="var(--sans)"/>
           <w:caps/>
           <w:spacing w:val="24"/>
-          <w:sz w:val="14"/>
-          <w:szCs w:val="14"/>
+          <w:sz w:val="17"/>
+          <w:szCs w:val="17"/>
         </w:rPr>
         <w:t>Referente</w:t>
       </w:r>
@@ -6545,23 +6545,23 @@
         <w:divId w:val="610168651"/>
         <w:rPr>
           <w:rFonts w:ascii="var(--serif)" w:eastAsia="Times New Roman" w:hAnsi="var(--serif)"/>
-          <w:sz w:val="18"/>
-          <w:szCs w:val="18"/>
-        </w:rPr>
-      </w:pPr>
-      <w:r>
-        <w:rPr>
-          <w:rFonts w:ascii="var(--serif)" w:eastAsia="Times New Roman" w:hAnsi="var(--serif)"/>
-          <w:sz w:val="18"/>
-          <w:szCs w:val="18"/>
+          <w:sz w:val="22"/>
+          <w:szCs w:val="22"/>
+        </w:rPr>
+      </w:pPr>
+      <w:r>
+        <w:rPr>
+          <w:rFonts w:ascii="var(--serif)" w:eastAsia="Times New Roman" w:hAnsi="var(--serif)"/>
+          <w:sz w:val="22"/>
+          <w:szCs w:val="22"/>
         </w:rPr>
         <w:t>Ninguna Facultad de la cohorte lo ha hecho, y en el mundo sólo tres. Dos de las tres eligieron la certificación sin créditos precisamente para no abrir la reforma curricular: es el camino corto y está di</w:t>
       </w:r>
       <w:r>
         <w:rPr>
           <w:rFonts w:ascii="var(--serif)" w:eastAsia="Times New Roman" w:hAnsi="var(--serif)"/>
-          <w:sz w:val="18"/>
-          <w:szCs w:val="18"/>
+          <w:sz w:val="22"/>
+          <w:szCs w:val="22"/>
         </w:rPr>
         <w:t>sponible.</w:t>
       </w:r>
@@ -6574,8 +6574,8 @@
           <w:rFonts w:ascii="var(--sans)" w:eastAsia="Times New Roman" w:hAnsi="var(--sans)"/>
           <w:caps/>
           <w:spacing w:val="24"/>
-          <w:sz w:val="14"/>
-          <w:szCs w:val="14"/>
+          <w:sz w:val="17"/>
+          <w:szCs w:val="17"/>
         </w:rPr>
       </w:pPr>
       <w:r>
@@ -6583,8 +6583,8 @@
           <w:rFonts w:ascii="var(--sans)" w:eastAsia="Times New Roman" w:hAnsi="var(--sans)"/>
           <w:caps/>
           <w:spacing w:val="24"/>
-          <w:sz w:val="14"/>
-          <w:szCs w:val="14"/>
+          <w:sz w:val="17"/>
+          <w:szCs w:val="17"/>
         </w:rPr>
         <w:t>Indicador</w:t>
       </w:r>
@@ -6595,15 +6595,15 @@
         <w:divId w:val="1713382936"/>
         <w:rPr>
           <w:rFonts w:ascii="var(--serif)" w:eastAsia="Times New Roman" w:hAnsi="var(--serif)"/>
-          <w:sz w:val="18"/>
-          <w:szCs w:val="18"/>
-        </w:rPr>
-      </w:pPr>
-      <w:r>
-        <w:rPr>
-          <w:rFonts w:ascii="var(--serif)" w:eastAsia="Times New Roman" w:hAnsi="var(--serif)"/>
-          <w:sz w:val="18"/>
-          <w:szCs w:val="18"/>
+          <w:sz w:val="22"/>
+          <w:szCs w:val="22"/>
+        </w:rPr>
+      </w:pPr>
+      <w:r>
+        <w:rPr>
+          <w:rFonts w:ascii="var(--serif)" w:eastAsia="Times New Roman" w:hAnsi="var(--serif)"/>
+          <w:sz w:val="22"/>
+          <w:szCs w:val="22"/>
         </w:rPr>
         <w:t>Código de asignatura con créditos y semestre publicado, o certificación con programa, horas y registro de participantes.</w:t>
       </w:r>
@@ -6616,8 +6616,8 @@
           <w:rFonts w:ascii="var(--sans)" w:eastAsia="Times New Roman" w:hAnsi="var(--sans)"/>
           <w:caps/>
           <w:spacing w:val="24"/>
-          <w:sz w:val="14"/>
-          <w:szCs w:val="14"/>
+          <w:sz w:val="17"/>
+          <w:szCs w:val="17"/>
         </w:rPr>
       </w:pPr>
       <w:r>
@@ -6625,8 +6625,8 @@
           <w:rFonts w:ascii="var(--sans)" w:eastAsia="Times New Roman" w:hAnsi="var(--sans)"/>
           <w:caps/>
           <w:spacing w:val="24"/>
-          <w:sz w:val="14"/>
-          <w:szCs w:val="14"/>
+          <w:sz w:val="17"/>
+          <w:szCs w:val="17"/>
         </w:rPr>
         <w:t>Efecto</w:t>
       </w:r>
@@ -6637,16 +6637,16 @@
         <w:divId w:val="1901551317"/>
         <w:rPr>
           <w:rFonts w:ascii="var(--serif)" w:eastAsia="Times New Roman" w:hAnsi="var(--serif)"/>
-          <w:sz w:val="18"/>
-          <w:szCs w:val="18"/>
+          <w:sz w:val="22"/>
+          <w:szCs w:val="22"/>
         </w:rPr>
       </w:pPr>
       <w:r>
         <w:rPr>
           <w:rStyle w:val="Textoennegrita"/>
           <w:rFonts w:ascii="var(--serif)" w:eastAsia="Times New Roman" w:hAnsi="var(--serif)"/>
-          <w:sz w:val="18"/>
-          <w:szCs w:val="18"/>
+          <w:sz w:val="22"/>
+          <w:szCs w:val="22"/>
         </w:rPr>
         <w:t xml:space="preserve">+1 a +2 puntos en presencia en pregrado. Situaría a la Facultad entre las primeras del mundo si se opta por </w:t>
       </w:r>
@@ -6654,8 +6654,8 @@
         <w:rPr>
           <w:rStyle w:val="Textoennegrita"/>
           <w:rFonts w:ascii="var(--serif)" w:eastAsia="Times New Roman" w:hAnsi="var(--serif)"/>
-          <w:sz w:val="18"/>
-          <w:szCs w:val="18"/>
+          <w:sz w:val="22"/>
+          <w:szCs w:val="22"/>
         </w:rPr>
         <w:t>la asignatura con créditos.</w:t>
       </w:r>
@@ -6668,8 +6668,8 @@
           <w:rFonts w:ascii="var(--sans)" w:eastAsia="Times New Roman" w:hAnsi="var(--sans)"/>
           <w:caps/>
           <w:spacing w:val="24"/>
-          <w:sz w:val="14"/>
-          <w:szCs w:val="14"/>
+          <w:sz w:val="17"/>
+          <w:szCs w:val="17"/>
         </w:rPr>
       </w:pPr>
       <w:r>
@@ -6677,8 +6677,8 @@
           <w:rFonts w:ascii="var(--sans)" w:eastAsia="Times New Roman" w:hAnsi="var(--sans)"/>
           <w:caps/>
           <w:spacing w:val="24"/>
-          <w:sz w:val="14"/>
-          <w:szCs w:val="14"/>
+          <w:sz w:val="17"/>
+          <w:szCs w:val="17"/>
         </w:rPr>
         <w:t>Plazo</w:t>
       </w:r>
@@ -6690,15 +6690,15 @@
         <w:divId w:val="418792705"/>
         <w:rPr>
           <w:rFonts w:ascii="var(--serif)" w:eastAsia="Times New Roman" w:hAnsi="var(--serif)"/>
-          <w:sz w:val="18"/>
-          <w:szCs w:val="18"/>
-        </w:rPr>
-      </w:pPr>
-      <w:r>
-        <w:rPr>
-          <w:rFonts w:ascii="var(--serif)" w:eastAsia="Times New Roman" w:hAnsi="var(--serif)"/>
-          <w:sz w:val="18"/>
-          <w:szCs w:val="18"/>
+          <w:sz w:val="22"/>
+          <w:szCs w:val="22"/>
+        </w:rPr>
+      </w:pPr>
+      <w:r>
+        <w:rPr>
+          <w:rFonts w:ascii="var(--serif)" w:eastAsia="Times New Roman" w:hAnsi="var(--serif)"/>
+          <w:sz w:val="22"/>
+          <w:szCs w:val="22"/>
         </w:rPr>
         <w:t>Uno a dos años por la vía curricular; un semestre por la vía de la certificación.</w:t>
       </w:r>
@@ -6710,8 +6710,8 @@
         <w:divId w:val="168179356"/>
         <w:rPr>
           <w:rFonts w:ascii="var(--serif)" w:eastAsia="Times New Roman" w:hAnsi="var(--serif)"/>
-          <w:sz w:val="20"/>
-          <w:szCs w:val="20"/>
+          <w:sz w:val="24"/>
+          <w:szCs w:val="24"/>
         </w:rPr>
       </w:pPr>
       <w:r>
@@ -6724,8 +6724,8 @@
       <w:r>
         <w:rPr>
           <w:rFonts w:ascii="var(--serif)" w:eastAsia="Times New Roman" w:hAnsi="var(--serif)"/>
-          <w:sz w:val="20"/>
-          <w:szCs w:val="20"/>
+          <w:sz w:val="24"/>
+          <w:szCs w:val="24"/>
         </w:rPr>
         <w:t xml:space="preserve"> </w:t>
       </w:r>
@@ -6745,8 +6745,8 @@
           <w:rFonts w:ascii="var(--sans)" w:eastAsia="Times New Roman" w:hAnsi="var(--sans)"/>
           <w:caps/>
           <w:spacing w:val="24"/>
-          <w:sz w:val="14"/>
-          <w:szCs w:val="14"/>
+          <w:sz w:val="17"/>
+          <w:szCs w:val="17"/>
         </w:rPr>
       </w:pPr>
       <w:r>
@@ -6754,8 +6754,8 @@
           <w:rFonts w:ascii="var(--sans)" w:eastAsia="Times New Roman" w:hAnsi="var(--sans)"/>
           <w:caps/>
           <w:spacing w:val="24"/>
-          <w:sz w:val="14"/>
-          <w:szCs w:val="14"/>
+          <w:sz w:val="17"/>
+          <w:szCs w:val="17"/>
         </w:rPr>
         <w:t>Evidencia</w:t>
       </w:r>
@@ -6766,23 +6766,23 @@
         <w:divId w:val="1137142844"/>
         <w:rPr>
           <w:rFonts w:ascii="var(--serif)" w:eastAsia="Times New Roman" w:hAnsi="var(--serif)"/>
-          <w:sz w:val="18"/>
-          <w:szCs w:val="18"/>
-        </w:rPr>
-      </w:pPr>
-      <w:r>
-        <w:rPr>
-          <w:rFonts w:ascii="var(--serif)" w:eastAsia="Times New Roman" w:hAnsi="var(--serif)"/>
-          <w:sz w:val="18"/>
-          <w:szCs w:val="18"/>
+          <w:sz w:val="22"/>
+          <w:szCs w:val="22"/>
+        </w:rPr>
+      </w:pPr>
+      <w:r>
+        <w:rPr>
+          <w:rFonts w:ascii="var(--serif)" w:eastAsia="Times New Roman" w:hAnsi="var(--serif)"/>
+          <w:sz w:val="22"/>
+          <w:szCs w:val="22"/>
         </w:rPr>
         <w:t>Las cifras publicadas —cerca de noventa participantes en un taller, alrededor de cien en una actividad conjunta— corresponden a públicos mixtos de varias universidades, egresados y profesionales. No hay ninguna cifra de penetración interna. La edición 2025</w:t>
       </w:r>
       <w:r>
         <w:rPr>
           <w:rFonts w:ascii="var(--serif)" w:eastAsia="Times New Roman" w:hAnsi="var(--serif)"/>
-          <w:sz w:val="18"/>
-          <w:szCs w:val="18"/>
+          <w:sz w:val="22"/>
+          <w:szCs w:val="22"/>
         </w:rPr>
         <w:t xml:space="preserve"> del certamen no publicó nota de resultados.</w:t>
       </w:r>
@@ -6795,8 +6795,8 @@
           <w:rFonts w:ascii="var(--sans)" w:eastAsia="Times New Roman" w:hAnsi="var(--sans)"/>
           <w:caps/>
           <w:spacing w:val="24"/>
-          <w:sz w:val="14"/>
-          <w:szCs w:val="14"/>
+          <w:sz w:val="17"/>
+          <w:szCs w:val="17"/>
         </w:rPr>
       </w:pPr>
       <w:r>
@@ -6804,8 +6804,8 @@
           <w:rFonts w:ascii="var(--sans)" w:eastAsia="Times New Roman" w:hAnsi="var(--sans)"/>
           <w:caps/>
           <w:spacing w:val="24"/>
-          <w:sz w:val="14"/>
-          <w:szCs w:val="14"/>
+          <w:sz w:val="17"/>
+          <w:szCs w:val="17"/>
         </w:rPr>
         <w:t>Referente</w:t>
       </w:r>
@@ -6816,15 +6816,15 @@
         <w:divId w:val="964311049"/>
         <w:rPr>
           <w:rFonts w:ascii="var(--serif)" w:eastAsia="Times New Roman" w:hAnsi="var(--serif)"/>
-          <w:sz w:val="18"/>
-          <w:szCs w:val="18"/>
-        </w:rPr>
-      </w:pPr>
-      <w:r>
-        <w:rPr>
-          <w:rFonts w:ascii="var(--serif)" w:eastAsia="Times New Roman" w:hAnsi="var(--serif)"/>
-          <w:sz w:val="18"/>
-          <w:szCs w:val="18"/>
+          <w:sz w:val="22"/>
+          <w:szCs w:val="22"/>
+        </w:rPr>
+      </w:pPr>
+      <w:r>
+        <w:rPr>
+          <w:rFonts w:ascii="var(--serif)" w:eastAsia="Times New Roman" w:hAnsi="var(--serif)"/>
+          <w:sz w:val="22"/>
+          <w:szCs w:val="22"/>
         </w:rPr>
         <w:t>La Universidad Autónoma publica una cobertura declarada de su propio cuerpo docente. La Universidad Católica publica sus graduaciones con número de titulados, año a año.</w:t>
       </w:r>
@@ -6837,8 +6837,8 @@
           <w:rFonts w:ascii="var(--sans)" w:eastAsia="Times New Roman" w:hAnsi="var(--sans)"/>
           <w:caps/>
           <w:spacing w:val="24"/>
-          <w:sz w:val="14"/>
-          <w:szCs w:val="14"/>
+          <w:sz w:val="17"/>
+          <w:szCs w:val="17"/>
         </w:rPr>
       </w:pPr>
       <w:r>
@@ -6846,8 +6846,8 @@
           <w:rFonts w:ascii="var(--sans)" w:eastAsia="Times New Roman" w:hAnsi="var(--sans)"/>
           <w:caps/>
           <w:spacing w:val="24"/>
-          <w:sz w:val="14"/>
-          <w:szCs w:val="14"/>
+          <w:sz w:val="17"/>
+          <w:szCs w:val="17"/>
         </w:rPr>
         <w:t>Indicador</w:t>
       </w:r>
@@ -6858,23 +6858,23 @@
         <w:divId w:val="398402540"/>
         <w:rPr>
           <w:rFonts w:ascii="var(--serif)" w:eastAsia="Times New Roman" w:hAnsi="var(--serif)"/>
-          <w:sz w:val="18"/>
-          <w:szCs w:val="18"/>
-        </w:rPr>
-      </w:pPr>
-      <w:r>
-        <w:rPr>
-          <w:rFonts w:ascii="var(--serif)" w:eastAsia="Times New Roman" w:hAnsi="var(--serif)"/>
-          <w:sz w:val="18"/>
-          <w:szCs w:val="18"/>
+          <w:sz w:val="22"/>
+          <w:szCs w:val="22"/>
+        </w:rPr>
+      </w:pPr>
+      <w:r>
+        <w:rPr>
+          <w:rFonts w:ascii="var(--serif)" w:eastAsia="Times New Roman" w:hAnsi="var(--serif)"/>
+          <w:sz w:val="22"/>
+          <w:szCs w:val="22"/>
         </w:rPr>
         <w:t>Una serie de al menos</w:t>
       </w:r>
       <w:r>
         <w:rPr>
           <w:rFonts w:ascii="var(--serif)" w:eastAsia="Times New Roman" w:hAnsi="var(--serif)"/>
-          <w:sz w:val="18"/>
-          <w:szCs w:val="18"/>
+          <w:sz w:val="22"/>
+          <w:szCs w:val="22"/>
         </w:rPr>
         <w:t xml:space="preserve"> dos años con cifras publicadas y desagregadas entre estudiantes de la propia Escuela y público externo.</w:t>
       </w:r>
@@ -6887,8 +6887,8 @@
           <w:rFonts w:ascii="var(--sans)" w:eastAsia="Times New Roman" w:hAnsi="var(--sans)"/>
           <w:caps/>
           <w:spacing w:val="24"/>
-          <w:sz w:val="14"/>
-          <w:szCs w:val="14"/>
+          <w:sz w:val="17"/>
+          <w:szCs w:val="17"/>
         </w:rPr>
       </w:pPr>
       <w:r>
@@ -6896,8 +6896,8 @@
           <w:rFonts w:ascii="var(--sans)" w:eastAsia="Times New Roman" w:hAnsi="var(--sans)"/>
           <w:caps/>
           <w:spacing w:val="24"/>
-          <w:sz w:val="14"/>
-          <w:szCs w:val="14"/>
+          <w:sz w:val="17"/>
+          <w:szCs w:val="17"/>
         </w:rPr>
         <w:t>Efecto</w:t>
       </w:r>
@@ -6908,16 +6908,16 @@
         <w:divId w:val="16927738"/>
         <w:rPr>
           <w:rFonts w:ascii="var(--serif)" w:eastAsia="Times New Roman" w:hAnsi="var(--serif)"/>
-          <w:sz w:val="18"/>
-          <w:szCs w:val="18"/>
+          <w:sz w:val="22"/>
+          <w:szCs w:val="22"/>
         </w:rPr>
       </w:pPr>
       <w:r>
         <w:rPr>
           <w:rStyle w:val="Textoennegrita"/>
           <w:rFonts w:ascii="var(--serif)" w:eastAsia="Times New Roman" w:hAnsi="var(--serif)"/>
-          <w:sz w:val="18"/>
-          <w:szCs w:val="18"/>
+          <w:sz w:val="22"/>
+          <w:szCs w:val="22"/>
         </w:rPr>
         <w:t>+1 punto en adopción en la enseñanza. Es puramente publicación: los datos ya existen en los registros de cada actividad.</w:t>
       </w:r>
@@ -6930,8 +6930,8 @@
           <w:rFonts w:ascii="var(--sans)" w:eastAsia="Times New Roman" w:hAnsi="var(--sans)"/>
           <w:caps/>
           <w:spacing w:val="24"/>
-          <w:sz w:val="14"/>
-          <w:szCs w:val="14"/>
+          <w:sz w:val="17"/>
+          <w:szCs w:val="17"/>
         </w:rPr>
       </w:pPr>
       <w:r>
@@ -6939,8 +6939,8 @@
           <w:rFonts w:ascii="var(--sans)" w:eastAsia="Times New Roman" w:hAnsi="var(--sans)"/>
           <w:caps/>
           <w:spacing w:val="24"/>
-          <w:sz w:val="14"/>
-          <w:szCs w:val="14"/>
+          <w:sz w:val="17"/>
+          <w:szCs w:val="17"/>
         </w:rPr>
         <w:t>Plazo</w:t>
       </w:r>
@@ -6952,23 +6952,23 @@
         <w:divId w:val="352148131"/>
         <w:rPr>
           <w:rFonts w:ascii="var(--serif)" w:eastAsia="Times New Roman" w:hAnsi="var(--serif)"/>
-          <w:sz w:val="18"/>
-          <w:szCs w:val="18"/>
-        </w:rPr>
-      </w:pPr>
-      <w:r>
-        <w:rPr>
-          <w:rFonts w:ascii="var(--serif)" w:eastAsia="Times New Roman" w:hAnsi="var(--serif)"/>
-          <w:sz w:val="18"/>
-          <w:szCs w:val="18"/>
+          <w:sz w:val="22"/>
+          <w:szCs w:val="22"/>
+        </w:rPr>
+      </w:pPr>
+      <w:r>
+        <w:rPr>
+          <w:rFonts w:ascii="var(--serif)" w:eastAsia="Times New Roman" w:hAnsi="var(--serif)"/>
+          <w:sz w:val="22"/>
+          <w:szCs w:val="22"/>
         </w:rPr>
         <w:t>Inmediato. No req</w:t>
       </w:r>
       <w:r>
         <w:rPr>
           <w:rFonts w:ascii="var(--serif)" w:eastAsia="Times New Roman" w:hAnsi="var(--serif)"/>
-          <w:sz w:val="18"/>
-          <w:szCs w:val="18"/>
+          <w:sz w:val="22"/>
+          <w:szCs w:val="22"/>
         </w:rPr>
         <w:t>uiere presupuesto.</w:t>
       </w:r>
@@ -6980,8 +6980,8 @@
         <w:divId w:val="1157770431"/>
         <w:rPr>
           <w:rFonts w:ascii="var(--serif)" w:eastAsia="Times New Roman" w:hAnsi="var(--serif)"/>
-          <w:sz w:val="20"/>
-          <w:szCs w:val="20"/>
+          <w:sz w:val="24"/>
+          <w:szCs w:val="24"/>
         </w:rPr>
       </w:pPr>
       <w:r>
@@ -6994,8 +6994,8 @@
       <w:r>
         <w:rPr>
           <w:rFonts w:ascii="var(--serif)" w:eastAsia="Times New Roman" w:hAnsi="var(--serif)"/>
-          <w:sz w:val="20"/>
-          <w:szCs w:val="20"/>
+          <w:sz w:val="24"/>
+          <w:szCs w:val="24"/>
         </w:rPr>
         <w:t xml:space="preserve"> </w:t>
       </w:r>
@@ -7015,8 +7015,8 @@
           <w:rFonts w:ascii="var(--sans)" w:eastAsia="Times New Roman" w:hAnsi="var(--sans)"/>
           <w:caps/>
           <w:spacing w:val="24"/>
-          <w:sz w:val="14"/>
-          <w:szCs w:val="14"/>
+          <w:sz w:val="17"/>
+          <w:szCs w:val="17"/>
         </w:rPr>
       </w:pPr>
       <w:r>
@@ -7024,8 +7024,8 @@
           <w:rFonts w:ascii="var(--sans)" w:eastAsia="Times New Roman" w:hAnsi="var(--sans)"/>
           <w:caps/>
           <w:spacing w:val="24"/>
-          <w:sz w:val="14"/>
-          <w:szCs w:val="14"/>
+          <w:sz w:val="17"/>
+          <w:szCs w:val="17"/>
         </w:rPr>
         <w:t>Evidencia</w:t>
       </w:r>
@@ -7036,23 +7036,23 @@
         <w:divId w:val="343556548"/>
         <w:rPr>
           <w:rFonts w:ascii="var(--serif)" w:eastAsia="Times New Roman" w:hAnsi="var(--serif)"/>
-          <w:sz w:val="18"/>
-          <w:szCs w:val="18"/>
-        </w:rPr>
-      </w:pPr>
-      <w:r>
-        <w:rPr>
-          <w:rFonts w:ascii="var(--serif)" w:eastAsia="Times New Roman" w:hAnsi="var(--serif)"/>
-          <w:sz w:val="18"/>
-          <w:szCs w:val="18"/>
+          <w:sz w:val="22"/>
+          <w:szCs w:val="22"/>
+        </w:rPr>
+      </w:pPr>
+      <w:r>
+        <w:rPr>
+          <w:rFonts w:ascii="var(--serif)" w:eastAsia="Times New Roman" w:hAnsi="var(--serif)"/>
+          <w:sz w:val="22"/>
+          <w:szCs w:val="22"/>
         </w:rPr>
         <w:t>ScribeClaroPUCV está desplegada, tiene registro de propiedad intelectual, tiene reconocimiento de la Corte Suprema y no publica cuántas per</w:t>
       </w:r>
       <w:r>
         <w:rPr>
           <w:rFonts w:ascii="var(--serif)" w:eastAsia="Times New Roman" w:hAnsi="var(--serif)"/>
-          <w:sz w:val="18"/>
-          <w:szCs w:val="18"/>
+          <w:sz w:val="22"/>
+          <w:szCs w:val="22"/>
         </w:rPr>
         <w:t>sonas la usan ni con qué resultado. Ninguna iniciativa de la cohorte alcanza el peldaño de evaluación.</w:t>
       </w:r>
@@ -7065,8 +7065,8 @@
           <w:rFonts w:ascii="var(--sans)" w:eastAsia="Times New Roman" w:hAnsi="var(--sans)"/>
           <w:caps/>
           <w:spacing w:val="24"/>
-          <w:sz w:val="14"/>
-          <w:szCs w:val="14"/>
+          <w:sz w:val="17"/>
+          <w:szCs w:val="17"/>
         </w:rPr>
       </w:pPr>
       <w:r>
@@ -7074,8 +7074,8 @@
           <w:rFonts w:ascii="var(--sans)" w:eastAsia="Times New Roman" w:hAnsi="var(--sans)"/>
           <w:caps/>
           <w:spacing w:val="24"/>
-          <w:sz w:val="14"/>
-          <w:szCs w:val="14"/>
+          <w:sz w:val="17"/>
+          <w:szCs w:val="17"/>
         </w:rPr>
         <w:t>Referente</w:t>
       </w:r>
@@ -7086,23 +7086,23 @@
         <w:divId w:val="150214919"/>
         <w:rPr>
           <w:rFonts w:ascii="var(--serif)" w:eastAsia="Times New Roman" w:hAnsi="var(--serif)"/>
-          <w:sz w:val="18"/>
-          <w:szCs w:val="18"/>
-        </w:rPr>
-      </w:pPr>
-      <w:r>
-        <w:rPr>
-          <w:rFonts w:ascii="var(--serif)" w:eastAsia="Times New Roman" w:hAnsi="var(--serif)"/>
-          <w:sz w:val="18"/>
-          <w:szCs w:val="18"/>
+          <w:sz w:val="22"/>
+          <w:szCs w:val="22"/>
+        </w:rPr>
+      </w:pPr>
+      <w:r>
+        <w:rPr>
+          <w:rFonts w:ascii="var(--serif)" w:eastAsia="Times New Roman" w:hAnsi="var(--serif)"/>
+          <w:sz w:val="22"/>
+          <w:szCs w:val="22"/>
         </w:rPr>
         <w:t>En ninguna de las otras diez. Y en el mundo, del orden de tres a cuatro estudios experimentales, todos estadounidenses. La literatura disponibl</w:t>
       </w:r>
       <w:r>
         <w:rPr>
           <w:rFonts w:ascii="var(--serif)" w:eastAsia="Times New Roman" w:hAnsi="var(--serif)"/>
-          <w:sz w:val="18"/>
-          <w:szCs w:val="18"/>
+          <w:sz w:val="22"/>
+          <w:szCs w:val="22"/>
         </w:rPr>
         <w:t>e ofrece diseños replicables a escala de un curso, con muestras entre 48 y 137 estudiantes.</w:t>
       </w:r>
@@ -7115,8 +7115,8 @@
           <w:rFonts w:ascii="var(--sans)" w:eastAsia="Times New Roman" w:hAnsi="var(--sans)"/>
           <w:caps/>
           <w:spacing w:val="24"/>
-          <w:sz w:val="14"/>
-          <w:szCs w:val="14"/>
+          <w:sz w:val="17"/>
+          <w:szCs w:val="17"/>
         </w:rPr>
       </w:pPr>
       <w:r>
@@ -7124,8 +7124,8 @@
           <w:rFonts w:ascii="var(--sans)" w:eastAsia="Times New Roman" w:hAnsi="var(--sans)"/>
           <w:caps/>
           <w:spacing w:val="24"/>
-          <w:sz w:val="14"/>
-          <w:szCs w:val="14"/>
+          <w:sz w:val="17"/>
+          <w:szCs w:val="17"/>
         </w:rPr>
         <w:t>Indicador</w:t>
       </w:r>
@@ -7136,23 +7136,23 @@
         <w:divId w:val="645279953"/>
         <w:rPr>
           <w:rFonts w:ascii="var(--serif)" w:eastAsia="Times New Roman" w:hAnsi="var(--serif)"/>
-          <w:sz w:val="18"/>
-          <w:szCs w:val="18"/>
-        </w:rPr>
-      </w:pPr>
-      <w:r>
-        <w:rPr>
-          <w:rFonts w:ascii="var(--serif)" w:eastAsia="Times New Roman" w:hAnsi="var(--serif)"/>
-          <w:sz w:val="18"/>
-          <w:szCs w:val="18"/>
+          <w:sz w:val="22"/>
+          <w:szCs w:val="22"/>
+        </w:rPr>
+      </w:pPr>
+      <w:r>
+        <w:rPr>
+          <w:rFonts w:ascii="var(--serif)" w:eastAsia="Times New Roman" w:hAnsi="var(--serif)"/>
+          <w:sz w:val="22"/>
+          <w:szCs w:val="22"/>
         </w:rPr>
         <w:t>Un estudio publicado con diseño, muestra, grupo de comparación e instrumento declarados, sobre una competencia acotada —por ejemplo, claridad de la redacc</w:t>
       </w:r>
       <w:r>
         <w:rPr>
           <w:rFonts w:ascii="var(--serif)" w:eastAsia="Times New Roman" w:hAnsi="var(--serif)"/>
-          <w:sz w:val="18"/>
-          <w:szCs w:val="18"/>
+          <w:sz w:val="22"/>
+          <w:szCs w:val="22"/>
         </w:rPr>
         <w:t>ión en una asignatura concreta—.</w:t>
       </w:r>
@@ -7165,8 +7165,8 @@
           <w:rFonts w:ascii="var(--sans)" w:eastAsia="Times New Roman" w:hAnsi="var(--sans)"/>
           <w:caps/>
           <w:spacing w:val="24"/>
-          <w:sz w:val="14"/>
-          <w:szCs w:val="14"/>
+          <w:sz w:val="17"/>
+          <w:szCs w:val="17"/>
         </w:rPr>
       </w:pPr>
       <w:r>
@@ -7174,8 +7174,8 @@
           <w:rFonts w:ascii="var(--sans)" w:eastAsia="Times New Roman" w:hAnsi="var(--sans)"/>
           <w:caps/>
           <w:spacing w:val="24"/>
-          <w:sz w:val="14"/>
-          <w:szCs w:val="14"/>
+          <w:sz w:val="17"/>
+          <w:szCs w:val="17"/>
         </w:rPr>
         <w:t>Efecto</w:t>
       </w:r>
@@ -7186,16 +7186,16 @@
         <w:divId w:val="1448620006"/>
         <w:rPr>
           <w:rFonts w:ascii="var(--serif)" w:eastAsia="Times New Roman" w:hAnsi="var(--serif)"/>
-          <w:sz w:val="18"/>
-          <w:szCs w:val="18"/>
+          <w:sz w:val="22"/>
+          <w:szCs w:val="22"/>
         </w:rPr>
       </w:pPr>
       <w:r>
         <w:rPr>
           <w:rStyle w:val="Textoennegrita"/>
           <w:rFonts w:ascii="var(--serif)" w:eastAsia="Times New Roman" w:hAnsi="var(--serif)"/>
-          <w:sz w:val="18"/>
-          <w:szCs w:val="18"/>
+          <w:sz w:val="22"/>
+          <w:szCs w:val="22"/>
         </w:rPr>
         <w:t>+3 puntos en evaluación de efecto. Sería la primera iniciativa del corpus en alcanzar el cuarto peldaño, que hoy está vacío en las once instituciones.</w:t>
       </w:r>
@@ -7208,8 +7208,8 @@
           <w:rFonts w:ascii="var(--sans)" w:eastAsia="Times New Roman" w:hAnsi="var(--sans)"/>
           <w:caps/>
           <w:spacing w:val="24"/>
-          <w:sz w:val="14"/>
-          <w:szCs w:val="14"/>
+          <w:sz w:val="17"/>
+          <w:szCs w:val="17"/>
         </w:rPr>
       </w:pPr>
       <w:r>
@@ -7217,8 +7217,8 @@
           <w:rFonts w:ascii="var(--sans)" w:eastAsia="Times New Roman" w:hAnsi="var(--sans)"/>
           <w:caps/>
           <w:spacing w:val="24"/>
-          <w:sz w:val="14"/>
-          <w:szCs w:val="14"/>
+          <w:sz w:val="17"/>
+          <w:szCs w:val="17"/>
         </w:rPr>
         <w:t>Plazo</w:t>
       </w:r>
@@ -7230,23 +7230,23 @@
         <w:divId w:val="1566715892"/>
         <w:rPr>
           <w:rFonts w:ascii="var(--serif)" w:eastAsia="Times New Roman" w:hAnsi="var(--serif)"/>
-          <w:sz w:val="18"/>
-          <w:szCs w:val="18"/>
-        </w:rPr>
-      </w:pPr>
-      <w:r>
-        <w:rPr>
-          <w:rFonts w:ascii="var(--serif)" w:eastAsia="Times New Roman" w:hAnsi="var(--serif)"/>
-          <w:sz w:val="18"/>
-          <w:szCs w:val="18"/>
+          <w:sz w:val="22"/>
+          <w:szCs w:val="22"/>
+        </w:rPr>
+      </w:pPr>
+      <w:r>
+        <w:rPr>
+          <w:rFonts w:ascii="var(--serif)" w:eastAsia="Times New Roman" w:hAnsi="var(--serif)"/>
+          <w:sz w:val="22"/>
+          <w:szCs w:val="22"/>
         </w:rPr>
         <w:t>Un semestre de aplicación más uno de análisis. Es la más ca</w:t>
       </w:r>
       <w:r>
         <w:rPr>
           <w:rFonts w:ascii="var(--serif)" w:eastAsia="Times New Roman" w:hAnsi="var(--serif)"/>
-          <w:sz w:val="18"/>
-          <w:szCs w:val="18"/>
+          <w:sz w:val="22"/>
+          <w:szCs w:val="22"/>
         </w:rPr>
         <w:t>ra de las cinco y sigue siendo modesta.</w:t>
       </w:r>
@@ -7258,8 +7258,8 @@
         <w:divId w:val="591352545"/>
         <w:rPr>
           <w:rFonts w:ascii="var(--serif)" w:eastAsia="Times New Roman" w:hAnsi="var(--serif)"/>
-          <w:sz w:val="20"/>
-          <w:szCs w:val="20"/>
+          <w:sz w:val="24"/>
+          <w:szCs w:val="24"/>
         </w:rPr>
       </w:pPr>
       <w:r>
@@ -7272,8 +7272,8 @@
       <w:r>
         <w:rPr>
           <w:rFonts w:ascii="var(--serif)" w:eastAsia="Times New Roman" w:hAnsi="var(--serif)"/>
-          <w:sz w:val="20"/>
-          <w:szCs w:val="20"/>
+          <w:sz w:val="24"/>
+          <w:szCs w:val="24"/>
         </w:rPr>
         <w:t xml:space="preserve"> </w:t>
       </w:r>
@@ -7293,8 +7293,8 @@
           <w:rFonts w:ascii="var(--sans)" w:eastAsia="Times New Roman" w:hAnsi="var(--sans)"/>
           <w:caps/>
           <w:spacing w:val="24"/>
-          <w:sz w:val="14"/>
-          <w:szCs w:val="14"/>
+          <w:sz w:val="17"/>
+          <w:szCs w:val="17"/>
         </w:rPr>
       </w:pPr>
       <w:r>
@@ -7302,8 +7302,8 @@
           <w:rFonts w:ascii="var(--sans)" w:eastAsia="Times New Roman" w:hAnsi="var(--sans)"/>
           <w:caps/>
           <w:spacing w:val="24"/>
-          <w:sz w:val="14"/>
-          <w:szCs w:val="14"/>
+          <w:sz w:val="17"/>
+          <w:szCs w:val="17"/>
         </w:rPr>
         <w:t>Evidencia</w:t>
       </w:r>
@@ -7314,23 +7314,23 @@
         <w:divId w:val="992871862"/>
         <w:rPr>
           <w:rFonts w:ascii="var(--serif)" w:eastAsia="Times New Roman" w:hAnsi="var(--serif)"/>
-          <w:sz w:val="18"/>
-          <w:szCs w:val="18"/>
-        </w:rPr>
-      </w:pPr>
-      <w:r>
-        <w:rPr>
-          <w:rFonts w:ascii="var(--serif)" w:eastAsia="Times New Roman" w:hAnsi="var(--serif)"/>
-          <w:sz w:val="18"/>
-          <w:szCs w:val="18"/>
+          <w:sz w:val="22"/>
+          <w:szCs w:val="22"/>
+        </w:rPr>
+      </w:pPr>
+      <w:r>
+        <w:rPr>
+          <w:rFonts w:ascii="var(--serif)" w:eastAsia="Times New Roman" w:hAnsi="var(--serif)"/>
+          <w:sz w:val="22"/>
+          <w:szCs w:val="22"/>
         </w:rPr>
         <w:t>Ni el Programa ni el Laboratorio tienen página en el sitio de la PUCV. Su única descripción estructurada —consejo acadé</w:t>
       </w:r>
       <w:r>
         <w:rPr>
           <w:rFonts w:ascii="var(--serif)" w:eastAsia="Times New Roman" w:hAnsi="var(--serif)"/>
-          <w:sz w:val="18"/>
-          <w:szCs w:val="18"/>
+          <w:sz w:val="22"/>
+          <w:szCs w:val="22"/>
         </w:rPr>
         <w:t>mico, equipo, oferta formativa, histórico— vive en dominios externos de propiedad privada, que pueden caducar o cambiar de titular.</w:t>
       </w:r>
@@ -7343,8 +7343,8 @@
           <w:rFonts w:ascii="var(--sans)" w:eastAsia="Times New Roman" w:hAnsi="var(--sans)"/>
           <w:caps/>
           <w:spacing w:val="24"/>
-          <w:sz w:val="14"/>
-          <w:szCs w:val="14"/>
+          <w:sz w:val="17"/>
+          <w:szCs w:val="17"/>
         </w:rPr>
       </w:pPr>
       <w:r>
@@ -7352,8 +7352,8 @@
           <w:rFonts w:ascii="var(--sans)" w:eastAsia="Times New Roman" w:hAnsi="var(--sans)"/>
           <w:caps/>
           <w:spacing w:val="24"/>
-          <w:sz w:val="14"/>
-          <w:szCs w:val="14"/>
+          <w:sz w:val="17"/>
+          <w:szCs w:val="17"/>
         </w:rPr>
         <w:t>Referente</w:t>
       </w:r>
@@ -7364,23 +7364,23 @@
         <w:divId w:val="1336301733"/>
         <w:rPr>
           <w:rFonts w:ascii="var(--serif)" w:eastAsia="Times New Roman" w:hAnsi="var(--serif)"/>
-          <w:sz w:val="18"/>
-          <w:szCs w:val="18"/>
-        </w:rPr>
-      </w:pPr>
-      <w:r>
-        <w:rPr>
-          <w:rFonts w:ascii="var(--serif)" w:eastAsia="Times New Roman" w:hAnsi="var(--serif)"/>
-          <w:sz w:val="18"/>
-          <w:szCs w:val="18"/>
+          <w:sz w:val="22"/>
+          <w:szCs w:val="22"/>
+        </w:rPr>
+      </w:pPr>
+      <w:r>
+        <w:rPr>
+          <w:rFonts w:ascii="var(--serif)" w:eastAsia="Times New Roman" w:hAnsi="var(--serif)"/>
+          <w:sz w:val="22"/>
+          <w:szCs w:val="22"/>
         </w:rPr>
         <w:t>Todas las unidades comparables de la cohorte tienen página dentro del dominio institucional de su facultad o unive</w:t>
       </w:r>
       <w:r>
         <w:rPr>
           <w:rFonts w:ascii="var(--serif)" w:eastAsia="Times New Roman" w:hAnsi="var(--serif)"/>
-          <w:sz w:val="18"/>
-          <w:szCs w:val="18"/>
+          <w:sz w:val="22"/>
+          <w:szCs w:val="22"/>
         </w:rPr>
         <w:t>rsidad.</w:t>
       </w:r>
@@ -7393,8 +7393,8 @@
           <w:rFonts w:ascii="var(--sans)" w:eastAsia="Times New Roman" w:hAnsi="var(--sans)"/>
           <w:caps/>
           <w:spacing w:val="24"/>
-          <w:sz w:val="14"/>
-          <w:szCs w:val="14"/>
+          <w:sz w:val="17"/>
+          <w:szCs w:val="17"/>
         </w:rPr>
       </w:pPr>
       <w:r>
@@ -7402,8 +7402,8 @@
           <w:rFonts w:ascii="var(--sans)" w:eastAsia="Times New Roman" w:hAnsi="var(--sans)"/>
           <w:caps/>
           <w:spacing w:val="24"/>
-          <w:sz w:val="14"/>
-          <w:szCs w:val="14"/>
+          <w:sz w:val="17"/>
+          <w:szCs w:val="17"/>
         </w:rPr>
         <w:t>Indicador</w:t>
       </w:r>
@@ -7414,15 +7414,15 @@
         <w:divId w:val="1063332284"/>
         <w:rPr>
           <w:rFonts w:ascii="var(--serif)" w:eastAsia="Times New Roman" w:hAnsi="var(--serif)"/>
-          <w:sz w:val="18"/>
-          <w:szCs w:val="18"/>
-        </w:rPr>
-      </w:pPr>
-      <w:r>
-        <w:rPr>
-          <w:rFonts w:ascii="var(--serif)" w:eastAsia="Times New Roman" w:hAnsi="var(--serif)"/>
-          <w:sz w:val="18"/>
-          <w:szCs w:val="18"/>
+          <w:sz w:val="22"/>
+          <w:szCs w:val="22"/>
+        </w:rPr>
+      </w:pPr>
+      <w:r>
+        <w:rPr>
+          <w:rFonts w:ascii="var(--serif)" w:eastAsia="Times New Roman" w:hAnsi="var(--serif)"/>
+          <w:sz w:val="22"/>
+          <w:szCs w:val="22"/>
         </w:rPr>
         <w:t>Página del Programa y del Laboratorio accesibles desde el sitio de la Facultad de Derecho PUCV, con la misma información que hoy vive fuera.</w:t>
       </w:r>
@@ -7435,8 +7435,8 @@
           <w:rFonts w:ascii="var(--sans)" w:eastAsia="Times New Roman" w:hAnsi="var(--sans)"/>
           <w:caps/>
           <w:spacing w:val="24"/>
-          <w:sz w:val="14"/>
-          <w:szCs w:val="14"/>
+          <w:sz w:val="17"/>
+          <w:szCs w:val="17"/>
         </w:rPr>
       </w:pPr>
       <w:r>
@@ -7444,8 +7444,8 @@
           <w:rFonts w:ascii="var(--sans)" w:eastAsia="Times New Roman" w:hAnsi="var(--sans)"/>
           <w:caps/>
           <w:spacing w:val="24"/>
-          <w:sz w:val="14"/>
-          <w:szCs w:val="14"/>
+          <w:sz w:val="17"/>
+          <w:szCs w:val="17"/>
         </w:rPr>
         <w:t>Efecto</w:t>
       </w:r>
@@ -7456,16 +7456,16 @@
         <w:divId w:val="444425333"/>
         <w:rPr>
           <w:rFonts w:ascii="var(--serif)" w:eastAsia="Times New Roman" w:hAnsi="var(--serif)"/>
-          <w:sz w:val="18"/>
-          <w:szCs w:val="18"/>
+          <w:sz w:val="22"/>
+          <w:szCs w:val="22"/>
         </w:rPr>
       </w:pPr>
       <w:r>
         <w:rPr>
           <w:rStyle w:val="Textoennegrita"/>
           <w:rFonts w:ascii="var(--serif)" w:eastAsia="Times New Roman" w:hAnsi="var(--serif)"/>
-          <w:sz w:val="18"/>
-          <w:szCs w:val="18"/>
+          <w:sz w:val="22"/>
+          <w:szCs w:val="22"/>
         </w:rPr>
         <w:t>No suma puntos por sí sola, y es condición de que las demás sean verificables por un tercero.</w:t>
       </w:r>
@@ -7478,8 +7478,8 @@
           <w:rFonts w:ascii="var(--sans)" w:eastAsia="Times New Roman" w:hAnsi="var(--sans)"/>
           <w:caps/>
           <w:spacing w:val="24"/>
-          <w:sz w:val="14"/>
-          <w:szCs w:val="14"/>
+          <w:sz w:val="17"/>
+          <w:szCs w:val="17"/>
         </w:rPr>
       </w:pPr>
       <w:r>
@@ -7487,8 +7487,8 @@
           <w:rFonts w:ascii="var(--sans)" w:eastAsia="Times New Roman" w:hAnsi="var(--sans)"/>
           <w:caps/>
           <w:spacing w:val="24"/>
-          <w:sz w:val="14"/>
-          <w:szCs w:val="14"/>
+          <w:sz w:val="17"/>
+          <w:szCs w:val="17"/>
         </w:rPr>
         <w:t>Plazo</w:t>
       </w:r>
@@ -7500,15 +7500,15 @@
         <w:divId w:val="1545211434"/>
         <w:rPr>
           <w:rFonts w:ascii="var(--serif)" w:eastAsia="Times New Roman" w:hAnsi="var(--serif)"/>
-          <w:sz w:val="18"/>
-          <w:szCs w:val="18"/>
-        </w:rPr>
-      </w:pPr>
-      <w:r>
-        <w:rPr>
-          <w:rFonts w:ascii="var(--serif)" w:eastAsia="Times New Roman" w:hAnsi="var(--serif)"/>
-          <w:sz w:val="18"/>
-          <w:szCs w:val="18"/>
+          <w:sz w:val="22"/>
+          <w:szCs w:val="22"/>
+        </w:rPr>
+      </w:pPr>
+      <w:r>
+        <w:rPr>
+          <w:rFonts w:ascii="var(--serif)" w:eastAsia="Times New Roman" w:hAnsi="var(--serif)"/>
+          <w:sz w:val="22"/>
+          <w:szCs w:val="22"/>
         </w:rPr>
         <w:t>Semanas. Coste administrativo.</w:t>
       </w:r>
@@ -7520,16 +7520,16 @@
         <w:rPr>
           <w:rFonts w:ascii="var(--sans)" w:eastAsia="Times New Roman" w:hAnsi="var(--sans)"/>
           <w:spacing w:val="12"/>
-          <w:sz w:val="14"/>
-          <w:szCs w:val="14"/>
+          <w:sz w:val="17"/>
+          <w:szCs w:val="17"/>
         </w:rPr>
       </w:pPr>
       <w:r>
         <w:rPr>
           <w:rFonts w:ascii="var(--sans)" w:eastAsia="Times New Roman" w:hAnsi="var(--sans)"/>
           <w:spacing w:val="12"/>
-          <w:sz w:val="14"/>
-          <w:szCs w:val="14"/>
+          <w:sz w:val="17"/>
+          <w:szCs w:val="17"/>
         </w:rPr>
         <w:t>Informe 01 · complementoLa PUCV como caso de proyección · v1.0</w:t>
       </w:r>
@@ -7564,23 +7564,23 @@
         <w:divId w:val="144055735"/>
         <w:rPr>
           <w:rFonts w:ascii="var(--serif)" w:hAnsi="var(--serif)"/>
-          <w:sz w:val="20"/>
-          <w:szCs w:val="20"/>
+          <w:sz w:val="24"/>
+          <w:szCs w:val="24"/>
         </w:rPr>
       </w:pPr>
       <w:r>
         <w:rPr>
           <w:rFonts w:ascii="var(--serif)" w:hAnsi="var(--serif)"/>
-          <w:sz w:val="20"/>
-          <w:szCs w:val="20"/>
+          <w:sz w:val="24"/>
+          <w:szCs w:val="24"/>
         </w:rPr>
         <w:t>Diecisiete registros ordenados cronológicamente, con la unidad a la que se atribuye cada uno y su estado tras la verificación. Se publica completo porque la sección 8 hace afirmaciones sobre esta institución y el lector debe poder comprobarlas sin reconstr</w:t>
       </w:r>
       <w:r>
         <w:rPr>
           <w:rFonts w:ascii="var(--serif)" w:hAnsi="var(--serif)"/>
-          <w:sz w:val="20"/>
-          <w:szCs w:val="20"/>
+          <w:sz w:val="24"/>
+          <w:szCs w:val="24"/>
         </w:rPr>
         <w:t>uir el corpus.</w:t>
       </w:r>
@@ -7629,8 +7629,8 @@
                 <w:bCs/>
                 <w:caps/>
                 <w:spacing w:val="22"/>
-                <w:sz w:val="14"/>
-                <w:szCs w:val="14"/>
+                <w:sz w:val="17"/>
+                <w:szCs w:val="17"/>
               </w:rPr>
             </w:pPr>
             <w:r>
@@ -7640,8 +7640,8 @@
                 <w:bCs/>
                 <w:caps/>
                 <w:spacing w:val="22"/>
-                <w:sz w:val="14"/>
-                <w:szCs w:val="14"/>
+                <w:sz w:val="17"/>
+                <w:szCs w:val="17"/>
               </w:rPr>
               <w:t>Fecha</w:t>
             </w:r>
@@ -7668,8 +7668,8 @@
                 <w:bCs/>
                 <w:caps/>
                 <w:spacing w:val="22"/>
-                <w:sz w:val="14"/>
-                <w:szCs w:val="14"/>
+                <w:sz w:val="17"/>
+                <w:szCs w:val="17"/>
               </w:rPr>
             </w:pPr>
             <w:r>
@@ -7679,8 +7679,8 @@
                 <w:bCs/>
                 <w:caps/>
                 <w:spacing w:val="22"/>
-                <w:sz w:val="14"/>
-                <w:szCs w:val="14"/>
+                <w:sz w:val="17"/>
+                <w:szCs w:val="17"/>
               </w:rPr>
               <w:t>Mecanismo</w:t>
             </w:r>
@@ -7707,8 +7707,8 @@
                 <w:bCs/>
                 <w:caps/>
                 <w:spacing w:val="22"/>
-                <w:sz w:val="14"/>
-                <w:szCs w:val="14"/>
+                <w:sz w:val="17"/>
+                <w:szCs w:val="17"/>
               </w:rPr>
             </w:pPr>
             <w:r>
@@ -7718,8 +7718,8 @@
                 <w:bCs/>
                 <w:caps/>
                 <w:spacing w:val="22"/>
-                <w:sz w:val="14"/>
-                <w:szCs w:val="14"/>
+                <w:sz w:val="17"/>
+                <w:szCs w:val="17"/>
               </w:rPr>
               <w:t>Qué consta</w:t>
             </w:r>
@@ -7746,8 +7746,8 @@
                 <w:bCs/>
                 <w:caps/>
                 <w:spacing w:val="22"/>
-                <w:sz w:val="14"/>
-                <w:szCs w:val="14"/>
+                <w:sz w:val="17"/>
+                <w:szCs w:val="17"/>
               </w:rPr>
             </w:pPr>
             <w:r>
@@ -7757,8 +7757,8 @@
                 <w:bCs/>
                 <w:caps/>
                 <w:spacing w:val="22"/>
-                <w:sz w:val="14"/>
-                <w:szCs w:val="14"/>
+                <w:sz w:val="17"/>
+                <w:szCs w:val="17"/>
               </w:rPr>
               <w:t>Atribución</w:t>
             </w:r>
@@ -7785,8 +7785,8 @@
                 <w:bCs/>
                 <w:caps/>
                 <w:spacing w:val="22"/>
-                <w:sz w:val="14"/>
-                <w:szCs w:val="14"/>
+                <w:sz w:val="17"/>
+                <w:szCs w:val="17"/>
               </w:rPr>
             </w:pPr>
             <w:r>
@@ -7796,8 +7796,8 @@
                 <w:bCs/>
                 <w:caps/>
                 <w:spacing w:val="22"/>
-                <w:sz w:val="14"/>
-                <w:szCs w:val="14"/>
+                <w:sz w:val="17"/>
+                <w:szCs w:val="17"/>
               </w:rPr>
               <w:t>Estado</w:t>
             </w:r>
@@ -7826,8 +7826,8 @@
                 <w:rFonts w:ascii="var(--sans)" w:eastAsia="Times New Roman" w:hAnsi="var(--sans)"/>
                 <w:b/>
                 <w:bCs/>
-                <w:sz w:val="16"/>
-                <w:szCs w:val="16"/>
+                <w:sz w:val="19"/>
+                <w:szCs w:val="19"/>
               </w:rPr>
             </w:pPr>
             <w:r>
@@ -7835,8 +7835,8 @@
                 <w:rFonts w:ascii="var(--sans)" w:eastAsia="Times New Roman" w:hAnsi="var(--sans)"/>
                 <w:b/>
                 <w:bCs/>
-                <w:sz w:val="16"/>
-                <w:szCs w:val="16"/>
+                <w:sz w:val="19"/>
+                <w:szCs w:val="19"/>
               </w:rPr>
               <w:t>2020</w:t>
             </w:r>
@@ -7858,15 +7858,15 @@
               <w:spacing w:before="170" w:after="193"/>
               <w:rPr>
                 <w:rFonts w:ascii="var(--sans)" w:eastAsia="Times New Roman" w:hAnsi="var(--sans)"/>
-                <w:sz w:val="16"/>
-                <w:szCs w:val="16"/>
-              </w:rPr>
-            </w:pPr>
-            <w:r>
-              <w:rPr>
-                <w:rFonts w:ascii="var(--sans)" w:eastAsia="Times New Roman" w:hAnsi="var(--sans)"/>
-                <w:sz w:val="16"/>
-                <w:szCs w:val="16"/>
+                <w:sz w:val="19"/>
+                <w:szCs w:val="19"/>
+              </w:rPr>
+            </w:pPr>
+            <w:r>
+              <w:rPr>
+                <w:rFonts w:ascii="var(--sans)" w:eastAsia="Times New Roman" w:hAnsi="var(--sans)"/>
+                <w:sz w:val="19"/>
+                <w:szCs w:val="19"/>
               </w:rPr>
               <w:t>Publicación indexada</w:t>
             </w:r>
@@ -7888,23 +7888,23 @@
               <w:spacing w:before="170" w:after="193"/>
               <w:rPr>
                 <w:rFonts w:ascii="var(--sans)" w:eastAsia="Times New Roman" w:hAnsi="var(--sans)"/>
-                <w:sz w:val="16"/>
-                <w:szCs w:val="16"/>
-              </w:rPr>
-            </w:pPr>
-            <w:r>
-              <w:rPr>
-                <w:rFonts w:ascii="var(--sans)" w:eastAsia="Times New Roman" w:hAnsi="var(--sans)"/>
-                <w:sz w:val="16"/>
-                <w:szCs w:val="16"/>
+                <w:sz w:val="19"/>
+                <w:szCs w:val="19"/>
+              </w:rPr>
+            </w:pPr>
+            <w:r>
+              <w:rPr>
+                <w:rFonts w:ascii="var(--sans)" w:eastAsia="Times New Roman" w:hAnsi="var(--sans)"/>
+                <w:sz w:val="19"/>
+                <w:szCs w:val="19"/>
               </w:rPr>
               <w:t>Artículo sobre uso de inteligencia artificial por administraciones fiscales y derechos de los contribuyentes en Latinoamérica, en revista internacional de derecho y tecnología. Acredita interés de la Escuela por la materia cinco años antes de la ola de 202</w:t>
             </w:r>
             <w:r>
               <w:rPr>
                 <w:rFonts w:ascii="var(--sans)" w:eastAsia="Times New Roman" w:hAnsi="var(--sans)"/>
-                <w:sz w:val="16"/>
-                <w:szCs w:val="16"/>
+                <w:sz w:val="19"/>
+                <w:szCs w:val="19"/>
               </w:rPr>
               <w:t>5.</w:t>
             </w:r>
@@ -7926,15 +7926,15 @@
               <w:spacing w:before="170" w:after="193"/>
               <w:rPr>
                 <w:rFonts w:ascii="var(--sans)" w:eastAsia="Times New Roman" w:hAnsi="var(--sans)"/>
-                <w:sz w:val="15"/>
-                <w:szCs w:val="15"/>
-              </w:rPr>
-            </w:pPr>
-            <w:r>
-              <w:rPr>
-                <w:rFonts w:ascii="var(--sans)" w:eastAsia="Times New Roman" w:hAnsi="var(--sans)"/>
-                <w:sz w:val="15"/>
-                <w:szCs w:val="15"/>
+                <w:sz w:val="18"/>
+                <w:szCs w:val="18"/>
+              </w:rPr>
+            </w:pPr>
+            <w:r>
+              <w:rPr>
+                <w:rFonts w:ascii="var(--sans)" w:eastAsia="Times New Roman" w:hAnsi="var(--sans)"/>
+                <w:sz w:val="18"/>
+                <w:szCs w:val="18"/>
               </w:rPr>
               <w:t>Escuela de Derecho</w:t>
             </w:r>
@@ -7957,16 +7957,16 @@
               <w:rPr>
                 <w:rFonts w:ascii="var(--sans)" w:eastAsia="Times New Roman" w:hAnsi="var(--sans)"/>
                 <w:color w:val="5D6B7D"/>
-                <w:sz w:val="15"/>
-                <w:szCs w:val="15"/>
+                <w:sz w:val="18"/>
+                <w:szCs w:val="18"/>
               </w:rPr>
             </w:pPr>
             <w:r>
               <w:rPr>
                 <w:rFonts w:ascii="var(--sans)" w:eastAsia="Times New Roman" w:hAnsi="var(--sans)"/>
                 <w:color w:val="5D6B7D"/>
-                <w:sz w:val="15"/>
-                <w:szCs w:val="15"/>
+                <w:sz w:val="18"/>
+                <w:szCs w:val="18"/>
               </w:rPr>
               <w:t>verificada</w:t>
             </w:r>
@@ -7995,8 +7995,8 @@
                 <w:rFonts w:ascii="var(--sans)" w:eastAsia="Times New Roman" w:hAnsi="var(--sans)"/>
                 <w:b/>
                 <w:bCs/>
-                <w:sz w:val="16"/>
-                <w:szCs w:val="16"/>
+                <w:sz w:val="19"/>
+                <w:szCs w:val="19"/>
               </w:rPr>
             </w:pPr>
             <w:r>
@@ -8004,8 +8004,8 @@
                 <w:rFonts w:ascii="var(--sans)" w:eastAsia="Times New Roman" w:hAnsi="var(--sans)"/>
                 <w:b/>
                 <w:bCs/>
-                <w:sz w:val="16"/>
-                <w:szCs w:val="16"/>
+                <w:sz w:val="19"/>
+                <w:szCs w:val="19"/>
               </w:rPr>
               <w:t>2020</w:t>
             </w:r>
@@ -8027,15 +8027,15 @@
               <w:spacing w:before="170" w:after="193"/>
               <w:rPr>
                 <w:rFonts w:ascii="var(--sans)" w:eastAsia="Times New Roman" w:hAnsi="var(--sans)"/>
-                <w:sz w:val="16"/>
-                <w:szCs w:val="16"/>
-              </w:rPr>
-            </w:pPr>
-            <w:r>
-              <w:rPr>
-                <w:rFonts w:ascii="var(--sans)" w:eastAsia="Times New Roman" w:hAnsi="var(--sans)"/>
-                <w:sz w:val="16"/>
-                <w:szCs w:val="16"/>
+                <w:sz w:val="19"/>
+                <w:szCs w:val="19"/>
+              </w:rPr>
+            </w:pPr>
+            <w:r>
+              <w:rPr>
+                <w:rFonts w:ascii="var(--sans)" w:eastAsia="Times New Roman" w:hAnsi="var(--sans)"/>
+                <w:sz w:val="19"/>
+                <w:szCs w:val="19"/>
               </w:rPr>
               <w:t>Unidad</w:t>
             </w:r>
@@ -8057,15 +8057,15 @@
               <w:spacing w:before="170" w:after="193"/>
               <w:rPr>
                 <w:rFonts w:ascii="var(--sans)" w:eastAsia="Times New Roman" w:hAnsi="var(--sans)"/>
-                <w:sz w:val="16"/>
-                <w:szCs w:val="16"/>
-              </w:rPr>
-            </w:pPr>
-            <w:r>
-              <w:rPr>
-                <w:rFonts w:ascii="var(--sans)" w:eastAsia="Times New Roman" w:hAnsi="var(--sans)"/>
-                <w:sz w:val="16"/>
-                <w:szCs w:val="16"/>
+                <w:sz w:val="19"/>
+                <w:szCs w:val="19"/>
+              </w:rPr>
+            </w:pPr>
+            <w:r>
+              <w:rPr>
+                <w:rFonts w:ascii="var(--sans)" w:eastAsia="Times New Roman" w:hAnsi="var(--sans)"/>
+                <w:sz w:val="19"/>
+                <w:szCs w:val="19"/>
               </w:rPr>
               <w:t>Primera mención pública al Núcleo de Derecho, Inteligencia Artificial y Tecnología, con director identificado, en un seminario sobre fiscalización tributaria e IA. La única afirmación de origen dice que «se oficializa en el 2020», sin instrumento citado.</w:t>
             </w:r>
@@ -8087,15 +8087,15 @@
               <w:spacing w:before="170" w:after="193"/>
               <w:rPr>
                 <w:rFonts w:ascii="var(--sans)" w:eastAsia="Times New Roman" w:hAnsi="var(--sans)"/>
-                <w:sz w:val="15"/>
-                <w:szCs w:val="15"/>
-              </w:rPr>
-            </w:pPr>
-            <w:r>
-              <w:rPr>
-                <w:rFonts w:ascii="var(--sans)" w:eastAsia="Times New Roman" w:hAnsi="var(--sans)"/>
-                <w:sz w:val="15"/>
-                <w:szCs w:val="15"/>
+                <w:sz w:val="18"/>
+                <w:szCs w:val="18"/>
+              </w:rPr>
+            </w:pPr>
+            <w:r>
+              <w:rPr>
+                <w:rFonts w:ascii="var(--sans)" w:eastAsia="Times New Roman" w:hAnsi="var(--sans)"/>
+                <w:sz w:val="18"/>
+                <w:szCs w:val="18"/>
               </w:rPr>
               <w:t>Escuela de Derecho</w:t>
             </w:r>
@@ -8118,16 +8118,16 @@
               <w:rPr>
                 <w:rFonts w:ascii="var(--sans)" w:eastAsia="Times New Roman" w:hAnsi="var(--sans)"/>
                 <w:color w:val="5D6B7D"/>
-                <w:sz w:val="15"/>
-                <w:szCs w:val="15"/>
+                <w:sz w:val="18"/>
+                <w:szCs w:val="18"/>
               </w:rPr>
             </w:pPr>
             <w:r>
               <w:rPr>
                 <w:rFonts w:ascii="var(--sans)" w:eastAsia="Times New Roman" w:hAnsi="var(--sans)"/>
                 <w:color w:val="5D6B7D"/>
-                <w:sz w:val="15"/>
-                <w:szCs w:val="15"/>
+                <w:sz w:val="18"/>
+                <w:szCs w:val="18"/>
               </w:rPr>
               <w:t>sin acto de creación</w:t>
             </w:r>
@@ -8156,8 +8156,8 @@
                 <w:rFonts w:ascii="var(--sans)" w:eastAsia="Times New Roman" w:hAnsi="var(--sans)"/>
                 <w:b/>
                 <w:bCs/>
-                <w:sz w:val="16"/>
-                <w:szCs w:val="16"/>
+                <w:sz w:val="19"/>
+                <w:szCs w:val="19"/>
               </w:rPr>
             </w:pPr>
             <w:r>
@@ -8165,8 +8165,8 @@
                 <w:rFonts w:ascii="var(--sans)" w:eastAsia="Times New Roman" w:hAnsi="var(--sans)"/>
                 <w:b/>
                 <w:bCs/>
-                <w:sz w:val="16"/>
-                <w:szCs w:val="16"/>
+                <w:sz w:val="19"/>
+                <w:szCs w:val="19"/>
               </w:rPr>
               <w:t>2020</w:t>
             </w:r>
@@ -8188,15 +8188,15 @@
               <w:spacing w:before="170" w:after="193"/>
               <w:rPr>
                 <w:rFonts w:ascii="var(--sans)" w:eastAsia="Times New Roman" w:hAnsi="var(--sans)"/>
-                <w:sz w:val="16"/>
-                <w:szCs w:val="16"/>
-              </w:rPr>
-            </w:pPr>
-            <w:r>
-              <w:rPr>
-                <w:rFonts w:ascii="var(--sans)" w:eastAsia="Times New Roman" w:hAnsi="var(--sans)"/>
-                <w:sz w:val="16"/>
-                <w:szCs w:val="16"/>
+                <w:sz w:val="19"/>
+                <w:szCs w:val="19"/>
+              </w:rPr>
+            </w:pPr>
+            <w:r>
+              <w:rPr>
+                <w:rFonts w:ascii="var(--sans)" w:eastAsia="Times New Roman" w:hAnsi="var(--sans)"/>
+                <w:sz w:val="19"/>
+                <w:szCs w:val="19"/>
               </w:rPr>
               <w:t>Convenio</w:t>
             </w:r>
@@ -8218,23 +8218,23 @@
               <w:spacing w:before="170" w:after="193"/>
               <w:rPr>
                 <w:rFonts w:ascii="var(--sans)" w:eastAsia="Times New Roman" w:hAnsi="var(--sans)"/>
-                <w:sz w:val="16"/>
-                <w:szCs w:val="16"/>
-              </w:rPr>
-            </w:pPr>
-            <w:r>
-              <w:rPr>
-                <w:rFonts w:ascii="var(--sans)" w:eastAsia="Times New Roman" w:hAnsi="var(--sans)"/>
-                <w:sz w:val="16"/>
-                <w:szCs w:val="16"/>
+                <w:sz w:val="19"/>
+                <w:szCs w:val="19"/>
+              </w:rPr>
+            </w:pPr>
+            <w:r>
+              <w:rPr>
+                <w:rFonts w:ascii="var(--sans)" w:eastAsia="Times New Roman" w:hAnsi="var(--sans)"/>
+                <w:sz w:val="19"/>
+                <w:szCs w:val="19"/>
               </w:rPr>
               <w:t>Convenio con la Corte Suprema para el proyecto de modernización de su base de datos de jurisprudencia mediante inteligencia artificial, firmado por la decana de la Facultad y el presidente de la Corte, con cincuenta pasantes. Proyecto multiuniversitario de</w:t>
             </w:r>
             <w:r>
               <w:rPr>
                 <w:rFonts w:ascii="var(--sans)" w:eastAsia="Times New Roman" w:hAnsi="var(--sans)"/>
-                <w:sz w:val="16"/>
-                <w:szCs w:val="16"/>
+                <w:sz w:val="19"/>
+                <w:szCs w:val="19"/>
               </w:rPr>
               <w:t xml:space="preserve"> diecinueve instituciones.</w:t>
             </w:r>
@@ -8256,15 +8256,15 @@
               <w:spacing w:before="170" w:after="193"/>
               <w:rPr>
                 <w:rFonts w:ascii="var(--sans)" w:eastAsia="Times New Roman" w:hAnsi="var(--sans)"/>
-                <w:sz w:val="15"/>
-                <w:szCs w:val="15"/>
-              </w:rPr>
-            </w:pPr>
-            <w:r>
-              <w:rPr>
-                <w:rFonts w:ascii="var(--sans)" w:eastAsia="Times New Roman" w:hAnsi="var(--sans)"/>
-                <w:sz w:val="15"/>
-                <w:szCs w:val="15"/>
+                <w:sz w:val="18"/>
+                <w:szCs w:val="18"/>
+              </w:rPr>
+            </w:pPr>
+            <w:r>
+              <w:rPr>
+                <w:rFonts w:ascii="var(--sans)" w:eastAsia="Times New Roman" w:hAnsi="var(--sans)"/>
+                <w:sz w:val="18"/>
+                <w:szCs w:val="18"/>
               </w:rPr>
               <w:t>Facultad y Escuela de Derecho</w:t>
             </w:r>
@@ -8287,16 +8287,16 @@
               <w:rPr>
                 <w:rFonts w:ascii="var(--sans)" w:eastAsia="Times New Roman" w:hAnsi="var(--sans)"/>
                 <w:color w:val="5D6B7D"/>
-                <w:sz w:val="15"/>
-                <w:szCs w:val="15"/>
+                <w:sz w:val="18"/>
+                <w:szCs w:val="18"/>
               </w:rPr>
             </w:pPr>
             <w:r>
               <w:rPr>
                 <w:rFonts w:ascii="var(--sans)" w:eastAsia="Times New Roman" w:hAnsi="var(--sans)"/>
                 <w:color w:val="5D6B7D"/>
-                <w:sz w:val="15"/>
-                <w:szCs w:val="15"/>
+                <w:sz w:val="18"/>
+                <w:szCs w:val="18"/>
               </w:rPr>
               <w:t>verificada · instrumento formal</w:t>
             </w:r>
@@ -8325,8 +8325,8 @@
                 <w:rFonts w:ascii="var(--sans)" w:eastAsia="Times New Roman" w:hAnsi="var(--sans)"/>
                 <w:b/>
                 <w:bCs/>
-                <w:sz w:val="16"/>
-                <w:szCs w:val="16"/>
+                <w:sz w:val="19"/>
+                <w:szCs w:val="19"/>
               </w:rPr>
             </w:pPr>
             <w:r>
@@ -8334,8 +8334,8 @@
                 <w:rFonts w:ascii="var(--sans)" w:eastAsia="Times New Roman" w:hAnsi="var(--sans)"/>
                 <w:b/>
                 <w:bCs/>
-                <w:sz w:val="16"/>
-                <w:szCs w:val="16"/>
+                <w:sz w:val="19"/>
+                <w:szCs w:val="19"/>
               </w:rPr>
               <w:t>2021</w:t>
             </w:r>
@@ -8357,15 +8357,15 @@
               <w:spacing w:before="170" w:after="193"/>
               <w:rPr>
                 <w:rFonts w:ascii="var(--sans)" w:eastAsia="Times New Roman" w:hAnsi="var(--sans)"/>
-                <w:sz w:val="16"/>
-                <w:szCs w:val="16"/>
-              </w:rPr>
-            </w:pPr>
-            <w:r>
-              <w:rPr>
-                <w:rFonts w:ascii="var(--sans)" w:eastAsia="Times New Roman" w:hAnsi="var(--sans)"/>
-                <w:sz w:val="16"/>
-                <w:szCs w:val="16"/>
+                <w:sz w:val="19"/>
+                <w:szCs w:val="19"/>
+              </w:rPr>
+            </w:pPr>
+            <w:r>
+              <w:rPr>
+                <w:rFonts w:ascii="var(--sans)" w:eastAsia="Times New Roman" w:hAnsi="var(--sans)"/>
+                <w:sz w:val="19"/>
+                <w:szCs w:val="19"/>
               </w:rPr>
               <w:t>Herramienta</w:t>
             </w:r>
@@ -8387,23 +8387,23 @@
               <w:spacing w:before="170" w:after="193"/>
               <w:rPr>
                 <w:rFonts w:ascii="var(--sans)" w:eastAsia="Times New Roman" w:hAnsi="var(--sans)"/>
-                <w:sz w:val="16"/>
-                <w:szCs w:val="16"/>
-              </w:rPr>
-            </w:pPr>
-            <w:r>
-              <w:rPr>
-                <w:rFonts w:ascii="var(--sans)" w:eastAsia="Times New Roman" w:hAnsi="var(--sans)"/>
-                <w:sz w:val="16"/>
-                <w:szCs w:val="16"/>
+                <w:sz w:val="19"/>
+                <w:szCs w:val="19"/>
+              </w:rPr>
+            </w:pPr>
+            <w:r>
+              <w:rPr>
+                <w:rFonts w:ascii="var(--sans)" w:eastAsia="Times New Roman" w:hAnsi="var(--sans)"/>
+                <w:sz w:val="19"/>
+                <w:szCs w:val="19"/>
               </w:rPr>
               <w:t>Asistente virtual desarrollado en virtud de convenio con el Servicio de Impuestos Internos, a cargo del Núcleo, con participación de un est</w:t>
             </w:r>
             <w:r>
               <w:rPr>
                 <w:rFonts w:ascii="var(--sans)" w:eastAsia="Times New Roman" w:hAnsi="var(--sans)"/>
-                <w:sz w:val="16"/>
-                <w:szCs w:val="16"/>
+                <w:sz w:val="19"/>
+                <w:szCs w:val="19"/>
               </w:rPr>
               <w:t>udiante de informática.</w:t>
             </w:r>
@@ -8425,15 +8425,15 @@
               <w:spacing w:before="170" w:after="193"/>
               <w:rPr>
                 <w:rFonts w:ascii="var(--sans)" w:eastAsia="Times New Roman" w:hAnsi="var(--sans)"/>
-                <w:sz w:val="15"/>
-                <w:szCs w:val="15"/>
-              </w:rPr>
-            </w:pPr>
-            <w:r>
-              <w:rPr>
-                <w:rFonts w:ascii="var(--sans)" w:eastAsia="Times New Roman" w:hAnsi="var(--sans)"/>
-                <w:sz w:val="15"/>
-                <w:szCs w:val="15"/>
+                <w:sz w:val="18"/>
+                <w:szCs w:val="18"/>
+              </w:rPr>
+            </w:pPr>
+            <w:r>
+              <w:rPr>
+                <w:rFonts w:ascii="var(--sans)" w:eastAsia="Times New Roman" w:hAnsi="var(--sans)"/>
+                <w:sz w:val="18"/>
+                <w:szCs w:val="18"/>
               </w:rPr>
               <w:t>Escuela de Derecho</w:t>
             </w:r>
@@ -8456,16 +8456,16 @@
               <w:rPr>
                 <w:rFonts w:ascii="var(--sans)" w:eastAsia="Times New Roman" w:hAnsi="var(--sans)"/>
                 <w:color w:val="5D6B7D"/>
-                <w:sz w:val="15"/>
-                <w:szCs w:val="15"/>
+                <w:sz w:val="18"/>
+                <w:szCs w:val="18"/>
               </w:rPr>
             </w:pPr>
             <w:r>
               <w:rPr>
                 <w:rFonts w:ascii="var(--sans)" w:eastAsia="Times New Roman" w:hAnsi="var(--sans)"/>
                 <w:color w:val="5D6B7D"/>
-                <w:sz w:val="15"/>
-                <w:szCs w:val="15"/>
+                <w:sz w:val="18"/>
+                <w:szCs w:val="18"/>
               </w:rPr>
               <w:t>verificada</w:t>
             </w:r>
@@ -8494,8 +8494,8 @@
                 <w:rFonts w:ascii="var(--sans)" w:eastAsia="Times New Roman" w:hAnsi="var(--sans)"/>
                 <w:b/>
                 <w:bCs/>
-                <w:sz w:val="16"/>
-                <w:szCs w:val="16"/>
+                <w:sz w:val="19"/>
+                <w:szCs w:val="19"/>
               </w:rPr>
             </w:pPr>
             <w:r>
@@ -8503,8 +8503,8 @@
                 <w:rFonts w:ascii="var(--sans)" w:eastAsia="Times New Roman" w:hAnsi="var(--sans)"/>
                 <w:b/>
                 <w:bCs/>
-                <w:sz w:val="16"/>
-                <w:szCs w:val="16"/>
+                <w:sz w:val="19"/>
+                <w:szCs w:val="19"/>
               </w:rPr>
               <w:t>2022–2026</w:t>
             </w:r>
@@ -8526,15 +8526,15 @@
               <w:spacing w:before="170" w:after="193"/>
               <w:rPr>
                 <w:rFonts w:ascii="var(--sans)" w:eastAsia="Times New Roman" w:hAnsi="var(--sans)"/>
-                <w:sz w:val="16"/>
-                <w:szCs w:val="16"/>
-              </w:rPr>
-            </w:pPr>
-            <w:r>
-              <w:rPr>
-                <w:rFonts w:ascii="var(--sans)" w:eastAsia="Times New Roman" w:hAnsi="var(--sans)"/>
-                <w:sz w:val="16"/>
-                <w:szCs w:val="16"/>
+                <w:sz w:val="19"/>
+                <w:szCs w:val="19"/>
+              </w:rPr>
+            </w:pPr>
+            <w:r>
+              <w:rPr>
+                <w:rFonts w:ascii="var(--sans)" w:eastAsia="Times New Roman" w:hAnsi="var(--sans)"/>
+                <w:sz w:val="19"/>
+                <w:szCs w:val="19"/>
               </w:rPr>
               <w:t>Actividad recurrente</w:t>
             </w:r>
@@ -8556,23 +8556,23 @@
               <w:spacing w:before="170" w:after="193"/>
               <w:rPr>
                 <w:rFonts w:ascii="var(--sans)" w:eastAsia="Times New Roman" w:hAnsi="var(--sans)"/>
-                <w:sz w:val="16"/>
-                <w:szCs w:val="16"/>
-              </w:rPr>
-            </w:pPr>
-            <w:r>
-              <w:rPr>
-                <w:rFonts w:ascii="var(--sans)" w:eastAsia="Times New Roman" w:hAnsi="var(--sans)"/>
-                <w:sz w:val="16"/>
-                <w:szCs w:val="16"/>
+                <w:sz w:val="19"/>
+                <w:szCs w:val="19"/>
+              </w:rPr>
+            </w:pPr>
+            <w:r>
+              <w:rPr>
+                <w:rFonts w:ascii="var(--sans)" w:eastAsia="Times New Roman" w:hAnsi="var(--sans)"/>
+                <w:sz w:val="19"/>
+                <w:szCs w:val="19"/>
               </w:rPr>
               <w:t>Certamen de innovación legal del laboratorio de la Escuela, con ediciones documentadas desde 2022. La serie de continuidad más larga del corpus. La edición 2025 tiene convocatoria y no publica nota de resultados; dos ediciones aparecen numeradas como cuart</w:t>
             </w:r>
             <w:r>
               <w:rPr>
                 <w:rFonts w:ascii="var(--sans)" w:eastAsia="Times New Roman" w:hAnsi="var(--sans)"/>
-                <w:sz w:val="16"/>
-                <w:szCs w:val="16"/>
+                <w:sz w:val="19"/>
+                <w:szCs w:val="19"/>
               </w:rPr>
               <w:t>a.</w:t>
             </w:r>
@@ -8594,15 +8594,15 @@
               <w:spacing w:before="170" w:after="193"/>
               <w:rPr>
                 <w:rFonts w:ascii="var(--sans)" w:eastAsia="Times New Roman" w:hAnsi="var(--sans)"/>
-                <w:sz w:val="15"/>
-                <w:szCs w:val="15"/>
-              </w:rPr>
-            </w:pPr>
-            <w:r>
-              <w:rPr>
-                <w:rFonts w:ascii="var(--sans)" w:eastAsia="Times New Roman" w:hAnsi="var(--sans)"/>
-                <w:sz w:val="15"/>
-                <w:szCs w:val="15"/>
+                <w:sz w:val="18"/>
+                <w:szCs w:val="18"/>
+              </w:rPr>
+            </w:pPr>
+            <w:r>
+              <w:rPr>
+                <w:rFonts w:ascii="var(--sans)" w:eastAsia="Times New Roman" w:hAnsi="var(--sans)"/>
+                <w:sz w:val="18"/>
+                <w:szCs w:val="18"/>
               </w:rPr>
               <w:t>Facultad de Derecho</w:t>
             </w:r>
@@ -8625,16 +8625,16 @@
               <w:rPr>
                 <w:rFonts w:ascii="var(--sans)" w:eastAsia="Times New Roman" w:hAnsi="var(--sans)"/>
                 <w:color w:val="5D6B7D"/>
-                <w:sz w:val="15"/>
-                <w:szCs w:val="15"/>
+                <w:sz w:val="18"/>
+                <w:szCs w:val="18"/>
               </w:rPr>
             </w:pPr>
             <w:r>
               <w:rPr>
                 <w:rFonts w:ascii="var(--sans)" w:eastAsia="Times New Roman" w:hAnsi="var(--sans)"/>
                 <w:color w:val="5D6B7D"/>
-                <w:sz w:val="15"/>
-                <w:szCs w:val="15"/>
+                <w:sz w:val="18"/>
+                <w:szCs w:val="18"/>
               </w:rPr>
               <w:t>serie verificada · cifras 2025 pendientes</w:t>
             </w:r>
@@ -8663,8 +8663,8 @@
                 <w:rFonts w:ascii="var(--sans)" w:eastAsia="Times New Roman" w:hAnsi="var(--sans)"/>
                 <w:b/>
                 <w:bCs/>
-                <w:sz w:val="16"/>
-                <w:szCs w:val="16"/>
+                <w:sz w:val="19"/>
+                <w:szCs w:val="19"/>
               </w:rPr>
             </w:pPr>
             <w:r>
@@ -8672,8 +8672,8 @@
                 <w:rFonts w:ascii="var(--sans)" w:eastAsia="Times New Roman" w:hAnsi="var(--sans)"/>
                 <w:b/>
                 <w:bCs/>
-                <w:sz w:val="16"/>
-                <w:szCs w:val="16"/>
+                <w:sz w:val="19"/>
+                <w:szCs w:val="19"/>
               </w:rPr>
               <w:t>2023</w:t>
             </w:r>
@@ -8695,15 +8695,15 @@
               <w:spacing w:before="170" w:after="193"/>
               <w:rPr>
                 <w:rFonts w:ascii="var(--sans)" w:eastAsia="Times New Roman" w:hAnsi="var(--sans)"/>
-                <w:sz w:val="16"/>
-                <w:szCs w:val="16"/>
-              </w:rPr>
-            </w:pPr>
-            <w:r>
-              <w:rPr>
-                <w:rFonts w:ascii="var(--sans)" w:eastAsia="Times New Roman" w:hAnsi="var(--sans)"/>
-                <w:sz w:val="16"/>
-                <w:szCs w:val="16"/>
+                <w:sz w:val="19"/>
+                <w:szCs w:val="19"/>
+              </w:rPr>
+            </w:pPr>
+            <w:r>
+              <w:rPr>
+                <w:rFonts w:ascii="var(--sans)" w:eastAsia="Times New Roman" w:hAnsi="var(--sans)"/>
+                <w:sz w:val="19"/>
+                <w:szCs w:val="19"/>
               </w:rPr>
               <w:t>Fondo</w:t>
             </w:r>
@@ -8725,15 +8725,15 @@
               <w:spacing w:before="170" w:after="193"/>
               <w:rPr>
                 <w:rFonts w:ascii="var(--sans)" w:eastAsia="Times New Roman" w:hAnsi="var(--sans)"/>
-                <w:sz w:val="16"/>
-                <w:szCs w:val="16"/>
-              </w:rPr>
-            </w:pPr>
-            <w:r>
-              <w:rPr>
-                <w:rFonts w:ascii="var(--sans)" w:eastAsia="Times New Roman" w:hAnsi="var(--sans)"/>
-                <w:sz w:val="16"/>
-                <w:szCs w:val="16"/>
+                <w:sz w:val="19"/>
+                <w:szCs w:val="19"/>
+              </w:rPr>
+            </w:pPr>
+            <w:r>
+              <w:rPr>
+                <w:rFonts w:ascii="var(--sans)" w:eastAsia="Times New Roman" w:hAnsi="var(--sans)"/>
+                <w:sz w:val="19"/>
+                <w:szCs w:val="19"/>
               </w:rPr>
               <w:t>Adjudicación en el concurso institucional de inteligencia artificial en educación: dos de las catorce iniciativas seleccionadas son de la Escuela de Derecho. Una de ellas origina la herramienta de redacción jurídica.</w:t>
             </w:r>
@@ -8755,23 +8755,23 @@
               <w:spacing w:before="170" w:after="193"/>
               <w:rPr>
                 <w:rFonts w:ascii="var(--sans)" w:eastAsia="Times New Roman" w:hAnsi="var(--sans)"/>
-                <w:sz w:val="15"/>
-                <w:szCs w:val="15"/>
-              </w:rPr>
-            </w:pPr>
-            <w:r>
-              <w:rPr>
-                <w:rFonts w:ascii="var(--sans)" w:eastAsia="Times New Roman" w:hAnsi="var(--sans)"/>
-                <w:sz w:val="15"/>
-                <w:szCs w:val="15"/>
+                <w:sz w:val="18"/>
+                <w:szCs w:val="18"/>
+              </w:rPr>
+            </w:pPr>
+            <w:r>
+              <w:rPr>
+                <w:rFonts w:ascii="var(--sans)" w:eastAsia="Times New Roman" w:hAnsi="var(--sans)"/>
+                <w:sz w:val="18"/>
+                <w:szCs w:val="18"/>
               </w:rPr>
               <w:t>Escuela de Derecho · fondo de la unive</w:t>
             </w:r>
             <w:r>
               <w:rPr>
                 <w:rFonts w:ascii="var(--sans)" w:eastAsia="Times New Roman" w:hAnsi="var(--sans)"/>
-                <w:sz w:val="15"/>
-                <w:szCs w:val="15"/>
+                <w:sz w:val="18"/>
+                <w:szCs w:val="18"/>
               </w:rPr>
               <w:t>rsidad</w:t>
             </w:r>
@@ -8794,16 +8794,16 @@
               <w:rPr>
                 <w:rFonts w:ascii="var(--sans)" w:eastAsia="Times New Roman" w:hAnsi="var(--sans)"/>
                 <w:color w:val="5D6B7D"/>
-                <w:sz w:val="15"/>
-                <w:szCs w:val="15"/>
+                <w:sz w:val="18"/>
+                <w:szCs w:val="18"/>
               </w:rPr>
             </w:pPr>
             <w:r>
               <w:rPr>
                 <w:rFonts w:ascii="var(--sans)" w:eastAsia="Times New Roman" w:hAnsi="var(--sans)"/>
                 <w:color w:val="5D6B7D"/>
-                <w:sz w:val="15"/>
-                <w:szCs w:val="15"/>
+                <w:sz w:val="18"/>
+                <w:szCs w:val="18"/>
               </w:rPr>
               <w:t>verificada</w:t>
             </w:r>
@@ -8832,8 +8832,8 @@
                 <w:rFonts w:ascii="var(--sans)" w:eastAsia="Times New Roman" w:hAnsi="var(--sans)"/>
                 <w:b/>
                 <w:bCs/>
-                <w:sz w:val="16"/>
-                <w:szCs w:val="16"/>
+                <w:sz w:val="19"/>
+                <w:szCs w:val="19"/>
               </w:rPr>
             </w:pPr>
             <w:r>
@@ -8841,8 +8841,8 @@
                 <w:rFonts w:ascii="var(--sans)" w:eastAsia="Times New Roman" w:hAnsi="var(--sans)"/>
                 <w:b/>
                 <w:bCs/>
-                <w:sz w:val="16"/>
-                <w:szCs w:val="16"/>
+                <w:sz w:val="19"/>
+                <w:szCs w:val="19"/>
               </w:rPr>
               <w:t>2024</w:t>
             </w:r>
@@ -8864,15 +8864,15 @@
               <w:spacing w:before="170" w:after="193"/>
               <w:rPr>
                 <w:rFonts w:ascii="var(--sans)" w:eastAsia="Times New Roman" w:hAnsi="var(--sans)"/>
-                <w:sz w:val="16"/>
-                <w:szCs w:val="16"/>
-              </w:rPr>
-            </w:pPr>
-            <w:r>
-              <w:rPr>
-                <w:rFonts w:ascii="var(--sans)" w:eastAsia="Times New Roman" w:hAnsi="var(--sans)"/>
-                <w:sz w:val="16"/>
-                <w:szCs w:val="16"/>
+                <w:sz w:val="19"/>
+                <w:szCs w:val="19"/>
+              </w:rPr>
+            </w:pPr>
+            <w:r>
+              <w:rPr>
+                <w:rFonts w:ascii="var(--sans)" w:eastAsia="Times New Roman" w:hAnsi="var(--sans)"/>
+                <w:sz w:val="19"/>
+                <w:szCs w:val="19"/>
               </w:rPr>
               <w:t>Asignatura</w:t>
             </w:r>
@@ -8894,15 +8894,15 @@
               <w:spacing w:before="170" w:after="193"/>
               <w:rPr>
                 <w:rFonts w:ascii="var(--sans)" w:eastAsia="Times New Roman" w:hAnsi="var(--sans)"/>
-                <w:sz w:val="16"/>
-                <w:szCs w:val="16"/>
-              </w:rPr>
-            </w:pPr>
-            <w:r>
-              <w:rPr>
-                <w:rFonts w:ascii="var(--sans)" w:eastAsia="Times New Roman" w:hAnsi="var(--sans)"/>
-                <w:sz w:val="16"/>
-                <w:szCs w:val="16"/>
+                <w:sz w:val="19"/>
+                <w:szCs w:val="19"/>
+              </w:rPr>
+            </w:pPr>
+            <w:r>
+              <w:rPr>
+                <w:rFonts w:ascii="var(--sans)" w:eastAsia="Times New Roman" w:hAnsi="var(--sans)"/>
+                <w:sz w:val="19"/>
+                <w:szCs w:val="19"/>
               </w:rPr>
               <w:t>Integración de inteligencia artificial en el curso de Filosofía del Derecho mediante prompting y un chatbot de asignatura, con dos sesiones documentadas. Fuente única; no consta que se haya repetido ni su matrícula, semestre, créditos o evaluación.</w:t>
             </w:r>
@@ -8924,23 +8924,23 @@
               <w:spacing w:before="170" w:after="193"/>
               <w:rPr>
                 <w:rFonts w:ascii="var(--sans)" w:eastAsia="Times New Roman" w:hAnsi="var(--sans)"/>
-                <w:sz w:val="15"/>
-                <w:szCs w:val="15"/>
-              </w:rPr>
-            </w:pPr>
-            <w:r>
-              <w:rPr>
-                <w:rFonts w:ascii="var(--sans)" w:eastAsia="Times New Roman" w:hAnsi="var(--sans)"/>
-                <w:sz w:val="15"/>
-                <w:szCs w:val="15"/>
+                <w:sz w:val="18"/>
+                <w:szCs w:val="18"/>
+              </w:rPr>
+            </w:pPr>
+            <w:r>
+              <w:rPr>
+                <w:rFonts w:ascii="var(--sans)" w:eastAsia="Times New Roman" w:hAnsi="var(--sans)"/>
+                <w:sz w:val="18"/>
+                <w:szCs w:val="18"/>
               </w:rPr>
               <w:t>Escuel</w:t>
             </w:r>
             <w:r>
               <w:rPr>
                 <w:rFonts w:ascii="var(--sans)" w:eastAsia="Times New Roman" w:hAnsi="var(--sans)"/>
-                <w:sz w:val="15"/>
-                <w:szCs w:val="15"/>
+                <w:sz w:val="18"/>
+                <w:szCs w:val="18"/>
               </w:rPr>
               <w:t>a de Derecho</w:t>
             </w:r>
@@ -8963,16 +8963,16 @@
               <w:rPr>
                 <w:rFonts w:ascii="var(--sans)" w:eastAsia="Times New Roman" w:hAnsi="var(--sans)"/>
                 <w:color w:val="5D6B7D"/>
-                <w:sz w:val="15"/>
-                <w:szCs w:val="15"/>
+                <w:sz w:val="18"/>
+                <w:szCs w:val="18"/>
               </w:rPr>
             </w:pPr>
             <w:r>
               <w:rPr>
                 <w:rFonts w:ascii="var(--sans)" w:eastAsia="Times New Roman" w:hAnsi="var(--sans)"/>
                 <w:color w:val="5D6B7D"/>
-                <w:sz w:val="15"/>
-                <w:szCs w:val="15"/>
+                <w:sz w:val="18"/>
+                <w:szCs w:val="18"/>
               </w:rPr>
               <w:t>verificada · sin continuidad acreditada</w:t>
             </w:r>
@@ -9001,8 +9001,8 @@
                 <w:rFonts w:ascii="var(--sans)" w:eastAsia="Times New Roman" w:hAnsi="var(--sans)"/>
                 <w:b/>
                 <w:bCs/>
-                <w:sz w:val="16"/>
-                <w:szCs w:val="16"/>
+                <w:sz w:val="19"/>
+                <w:szCs w:val="19"/>
               </w:rPr>
             </w:pPr>
             <w:r>
@@ -9010,8 +9010,8 @@
                 <w:rFonts w:ascii="var(--sans)" w:eastAsia="Times New Roman" w:hAnsi="var(--sans)"/>
                 <w:b/>
                 <w:bCs/>
-                <w:sz w:val="16"/>
-                <w:szCs w:val="16"/>
+                <w:sz w:val="19"/>
+                <w:szCs w:val="19"/>
               </w:rPr>
               <w:t>2024–2025</w:t>
             </w:r>
@@ -9033,15 +9033,15 @@
               <w:spacing w:before="170" w:after="193"/>
               <w:rPr>
                 <w:rFonts w:ascii="var(--sans)" w:eastAsia="Times New Roman" w:hAnsi="var(--sans)"/>
-                <w:sz w:val="16"/>
-                <w:szCs w:val="16"/>
-              </w:rPr>
-            </w:pPr>
-            <w:r>
-              <w:rPr>
-                <w:rFonts w:ascii="var(--sans)" w:eastAsia="Times New Roman" w:hAnsi="var(--sans)"/>
-                <w:sz w:val="16"/>
-                <w:szCs w:val="16"/>
+                <w:sz w:val="19"/>
+                <w:szCs w:val="19"/>
+              </w:rPr>
+            </w:pPr>
+            <w:r>
+              <w:rPr>
+                <w:rFonts w:ascii="var(--sans)" w:eastAsia="Times New Roman" w:hAnsi="var(--sans)"/>
+                <w:sz w:val="19"/>
+                <w:szCs w:val="19"/>
               </w:rPr>
               <w:t>Formación</w:t>
             </w:r>
@@ -9063,15 +9063,15 @@
               <w:spacing w:before="170" w:after="193"/>
               <w:rPr>
                 <w:rFonts w:ascii="var(--sans)" w:eastAsia="Times New Roman" w:hAnsi="var(--sans)"/>
-                <w:sz w:val="16"/>
-                <w:szCs w:val="16"/>
-              </w:rPr>
-            </w:pPr>
-            <w:r>
-              <w:rPr>
-                <w:rFonts w:ascii="var(--sans)" w:eastAsia="Times New Roman" w:hAnsi="var(--sans)"/>
-                <w:sz w:val="16"/>
-                <w:szCs w:val="16"/>
+                <w:sz w:val="19"/>
+                <w:szCs w:val="19"/>
+              </w:rPr>
+            </w:pPr>
+            <w:r>
+              <w:rPr>
+                <w:rFonts w:ascii="var(--sans)" w:eastAsia="Times New Roman" w:hAnsi="var(--sans)"/>
+                <w:sz w:val="19"/>
+                <w:szCs w:val="19"/>
               </w:rPr>
               <w:t>Talleres de alfabetización digital y de prompting jurídico, con módulos fechados. El taller de 2025 declara cerca de noventa participantes, que son estudiantes de distintas universidades, egresados y profesionales, no de la propia Escuela.</w:t>
             </w:r>
@@ -9093,15 +9093,15 @@
               <w:spacing w:before="170" w:after="193"/>
               <w:rPr>
                 <w:rFonts w:ascii="var(--sans)" w:eastAsia="Times New Roman" w:hAnsi="var(--sans)"/>
-                <w:sz w:val="15"/>
-                <w:szCs w:val="15"/>
-              </w:rPr>
-            </w:pPr>
-            <w:r>
-              <w:rPr>
-                <w:rFonts w:ascii="var(--sans)" w:eastAsia="Times New Roman" w:hAnsi="var(--sans)"/>
-                <w:sz w:val="15"/>
-                <w:szCs w:val="15"/>
+                <w:sz w:val="18"/>
+                <w:szCs w:val="18"/>
+              </w:rPr>
+            </w:pPr>
+            <w:r>
+              <w:rPr>
+                <w:rFonts w:ascii="var(--sans)" w:eastAsia="Times New Roman" w:hAnsi="var(--sans)"/>
+                <w:sz w:val="18"/>
+                <w:szCs w:val="18"/>
               </w:rPr>
               <w:t>Programa DIAT</w:t>
             </w:r>
@@ -9124,16 +9124,16 @@
               <w:rPr>
                 <w:rFonts w:ascii="var(--sans)" w:eastAsia="Times New Roman" w:hAnsi="var(--sans)"/>
                 <w:color w:val="5D6B7D"/>
-                <w:sz w:val="15"/>
-                <w:szCs w:val="15"/>
+                <w:sz w:val="18"/>
+                <w:szCs w:val="18"/>
               </w:rPr>
             </w:pPr>
             <w:r>
               <w:rPr>
                 <w:rFonts w:ascii="var(--sans)" w:eastAsia="Times New Roman" w:hAnsi="var(--sans)"/>
                 <w:color w:val="5D6B7D"/>
-                <w:sz w:val="15"/>
-                <w:szCs w:val="15"/>
+                <w:sz w:val="18"/>
+                <w:szCs w:val="18"/>
               </w:rPr>
               <w:t>verificada · alcance externo</w:t>
             </w:r>
@@ -9162,8 +9162,8 @@
                 <w:rFonts w:ascii="var(--sans)" w:eastAsia="Times New Roman" w:hAnsi="var(--sans)"/>
                 <w:b/>
                 <w:bCs/>
-                <w:sz w:val="16"/>
-                <w:szCs w:val="16"/>
+                <w:sz w:val="19"/>
+                <w:szCs w:val="19"/>
               </w:rPr>
             </w:pPr>
             <w:r>
@@ -9171,8 +9171,8 @@
                 <w:rFonts w:ascii="var(--sans)" w:eastAsia="Times New Roman" w:hAnsi="var(--sans)"/>
                 <w:b/>
                 <w:bCs/>
-                <w:sz w:val="16"/>
-                <w:szCs w:val="16"/>
+                <w:sz w:val="19"/>
+                <w:szCs w:val="19"/>
               </w:rPr>
               <w:t>2025</w:t>
             </w:r>
@@ -9194,15 +9194,15 @@
               <w:spacing w:before="170" w:after="193"/>
               <w:rPr>
                 <w:rFonts w:ascii="var(--sans)" w:eastAsia="Times New Roman" w:hAnsi="var(--sans)"/>
-                <w:sz w:val="16"/>
-                <w:szCs w:val="16"/>
-              </w:rPr>
-            </w:pPr>
-            <w:r>
-              <w:rPr>
-                <w:rFonts w:ascii="var(--sans)" w:eastAsia="Times New Roman" w:hAnsi="var(--sans)"/>
-                <w:sz w:val="16"/>
-                <w:szCs w:val="16"/>
+                <w:sz w:val="19"/>
+                <w:szCs w:val="19"/>
+              </w:rPr>
+            </w:pPr>
+            <w:r>
+              <w:rPr>
+                <w:rFonts w:ascii="var(--sans)" w:eastAsia="Times New Roman" w:hAnsi="var(--sans)"/>
+                <w:sz w:val="19"/>
+                <w:szCs w:val="19"/>
               </w:rPr>
               <w:t>Fondo</w:t>
             </w:r>
@@ -9224,15 +9224,15 @@
               <w:spacing w:before="170" w:after="193"/>
               <w:rPr>
                 <w:rFonts w:ascii="var(--sans)" w:eastAsia="Times New Roman" w:hAnsi="var(--sans)"/>
-                <w:sz w:val="16"/>
-                <w:szCs w:val="16"/>
-              </w:rPr>
-            </w:pPr>
-            <w:r>
-              <w:rPr>
-                <w:rFonts w:ascii="var(--sans)" w:eastAsia="Times New Roman" w:hAnsi="var(--sans)"/>
-                <w:sz w:val="16"/>
-                <w:szCs w:val="16"/>
+                <w:sz w:val="19"/>
+                <w:szCs w:val="19"/>
+              </w:rPr>
+            </w:pPr>
+            <w:r>
+              <w:rPr>
+                <w:rFonts w:ascii="var(--sans)" w:eastAsia="Times New Roman" w:hAnsi="var(--sans)"/>
+                <w:sz w:val="19"/>
+                <w:szCs w:val="19"/>
               </w:rPr>
               <w:t>Dos proyectos de vinculación con el medio adjudicados con inteligencia artificial en el objeto. Montos no publicados. Responsable único.</w:t>
             </w:r>
@@ -9254,15 +9254,15 @@
               <w:spacing w:before="170" w:after="193"/>
               <w:rPr>
                 <w:rFonts w:ascii="var(--sans)" w:eastAsia="Times New Roman" w:hAnsi="var(--sans)"/>
-                <w:sz w:val="15"/>
-                <w:szCs w:val="15"/>
-              </w:rPr>
-            </w:pPr>
-            <w:r>
-              <w:rPr>
-                <w:rFonts w:ascii="var(--sans)" w:eastAsia="Times New Roman" w:hAnsi="var(--sans)"/>
-                <w:sz w:val="15"/>
-                <w:szCs w:val="15"/>
+                <w:sz w:val="18"/>
+                <w:szCs w:val="18"/>
+              </w:rPr>
+            </w:pPr>
+            <w:r>
+              <w:rPr>
+                <w:rFonts w:ascii="var(--sans)" w:eastAsia="Times New Roman" w:hAnsi="var(--sans)"/>
+                <w:sz w:val="18"/>
+                <w:szCs w:val="18"/>
               </w:rPr>
               <w:t>Facultad y Escuela de Derecho</w:t>
             </w:r>
@@ -9285,16 +9285,16 @@
               <w:rPr>
                 <w:rFonts w:ascii="var(--sans)" w:eastAsia="Times New Roman" w:hAnsi="var(--sans)"/>
                 <w:color w:val="5D6B7D"/>
-                <w:sz w:val="15"/>
-                <w:szCs w:val="15"/>
+                <w:sz w:val="18"/>
+                <w:szCs w:val="18"/>
               </w:rPr>
             </w:pPr>
             <w:r>
               <w:rPr>
                 <w:rFonts w:ascii="var(--sans)" w:eastAsia="Times New Roman" w:hAnsi="var(--sans)"/>
                 <w:color w:val="5D6B7D"/>
-                <w:sz w:val="15"/>
-                <w:szCs w:val="15"/>
+                <w:sz w:val="18"/>
+                <w:szCs w:val="18"/>
               </w:rPr>
               <w:t>verificada · sin monto</w:t>
             </w:r>
@@ -9323,8 +9323,8 @@
                 <w:rFonts w:ascii="var(--sans)" w:eastAsia="Times New Roman" w:hAnsi="var(--sans)"/>
                 <w:b/>
                 <w:bCs/>
-                <w:sz w:val="16"/>
-                <w:szCs w:val="16"/>
+                <w:sz w:val="19"/>
+                <w:szCs w:val="19"/>
               </w:rPr>
             </w:pPr>
             <w:r>
@@ -9332,8 +9332,8 @@
                 <w:rFonts w:ascii="var(--sans)" w:eastAsia="Times New Roman" w:hAnsi="var(--sans)"/>
                 <w:b/>
                 <w:bCs/>
-                <w:sz w:val="16"/>
-                <w:szCs w:val="16"/>
+                <w:sz w:val="19"/>
+                <w:szCs w:val="19"/>
               </w:rPr>
               <w:t>2025</w:t>
             </w:r>
@@ -9355,15 +9355,15 @@
               <w:spacing w:before="170" w:after="193"/>
               <w:rPr>
                 <w:rFonts w:ascii="var(--sans)" w:eastAsia="Times New Roman" w:hAnsi="var(--sans)"/>
-                <w:sz w:val="16"/>
-                <w:szCs w:val="16"/>
-              </w:rPr>
-            </w:pPr>
-            <w:r>
-              <w:rPr>
-                <w:rFonts w:ascii="var(--sans)" w:eastAsia="Times New Roman" w:hAnsi="var(--sans)"/>
-                <w:sz w:val="16"/>
-                <w:szCs w:val="16"/>
+                <w:sz w:val="19"/>
+                <w:szCs w:val="19"/>
+              </w:rPr>
+            </w:pPr>
+            <w:r>
+              <w:rPr>
+                <w:rFonts w:ascii="var(--sans)" w:eastAsia="Times New Roman" w:hAnsi="var(--sans)"/>
+                <w:sz w:val="19"/>
+                <w:szCs w:val="19"/>
               </w:rPr>
               <w:t>Actividad</w:t>
             </w:r>
@@ -9385,15 +9385,15 @@
               <w:spacing w:before="170" w:after="193"/>
               <w:rPr>
                 <w:rFonts w:ascii="var(--sans)" w:eastAsia="Times New Roman" w:hAnsi="var(--sans)"/>
-                <w:sz w:val="16"/>
-                <w:szCs w:val="16"/>
-              </w:rPr>
-            </w:pPr>
-            <w:r>
-              <w:rPr>
-                <w:rFonts w:ascii="var(--sans)" w:eastAsia="Times New Roman" w:hAnsi="var(--sans)"/>
-                <w:sz w:val="16"/>
-                <w:szCs w:val="16"/>
+                <w:sz w:val="19"/>
+                <w:szCs w:val="19"/>
+              </w:rPr>
+            </w:pPr>
+            <w:r>
+              <w:rPr>
+                <w:rFonts w:ascii="var(--sans)" w:eastAsia="Times New Roman" w:hAnsi="var(--sans)"/>
+                <w:sz w:val="19"/>
+                <w:szCs w:val="19"/>
               </w:rPr>
               <w:t>Encuentro entre estudiantes de Derecho e Ingeniería con alrededor de cien participantes. Es la cifra interna mejor documentada del dossier.</w:t>
             </w:r>
@@ -9415,15 +9415,15 @@
               <w:spacing w:before="170" w:after="193"/>
               <w:rPr>
                 <w:rFonts w:ascii="var(--sans)" w:eastAsia="Times New Roman" w:hAnsi="var(--sans)"/>
-                <w:sz w:val="15"/>
-                <w:szCs w:val="15"/>
-              </w:rPr>
-            </w:pPr>
-            <w:r>
-              <w:rPr>
-                <w:rFonts w:ascii="var(--sans)" w:eastAsia="Times New Roman" w:hAnsi="var(--sans)"/>
-                <w:sz w:val="15"/>
-                <w:szCs w:val="15"/>
+                <w:sz w:val="18"/>
+                <w:szCs w:val="18"/>
+              </w:rPr>
+            </w:pPr>
+            <w:r>
+              <w:rPr>
+                <w:rFonts w:ascii="var(--sans)" w:eastAsia="Times New Roman" w:hAnsi="var(--sans)"/>
+                <w:sz w:val="18"/>
+                <w:szCs w:val="18"/>
               </w:rPr>
               <w:t>Laboratorio y Programa, con dirección de asuntos internacionales</w:t>
             </w:r>
@@ -9446,16 +9446,16 @@
               <w:rPr>
                 <w:rFonts w:ascii="var(--sans)" w:eastAsia="Times New Roman" w:hAnsi="var(--sans)"/>
                 <w:color w:val="5D6B7D"/>
-                <w:sz w:val="15"/>
-                <w:szCs w:val="15"/>
+                <w:sz w:val="18"/>
+                <w:szCs w:val="18"/>
               </w:rPr>
             </w:pPr>
             <w:r>
               <w:rPr>
                 <w:rFonts w:ascii="var(--sans)" w:eastAsia="Times New Roman" w:hAnsi="var(--sans)"/>
                 <w:color w:val="5D6B7D"/>
-                <w:sz w:val="15"/>
-                <w:szCs w:val="15"/>
+                <w:sz w:val="18"/>
+                <w:szCs w:val="18"/>
               </w:rPr>
               <w:t>verificada</w:t>
             </w:r>
@@ -9484,8 +9484,8 @@
                 <w:rFonts w:ascii="var(--sans)" w:eastAsia="Times New Roman" w:hAnsi="var(--sans)"/>
                 <w:b/>
                 <w:bCs/>
-                <w:sz w:val="16"/>
-                <w:szCs w:val="16"/>
+                <w:sz w:val="19"/>
+                <w:szCs w:val="19"/>
               </w:rPr>
             </w:pPr>
             <w:r>
@@ -9493,8 +9493,8 @@
                 <w:rFonts w:ascii="var(--sans)" w:eastAsia="Times New Roman" w:hAnsi="var(--sans)"/>
                 <w:b/>
                 <w:bCs/>
-                <w:sz w:val="16"/>
-                <w:szCs w:val="16"/>
+                <w:sz w:val="19"/>
+                <w:szCs w:val="19"/>
               </w:rPr>
               <w:t>2025</w:t>
             </w:r>
@@ -9516,15 +9516,15 @@
               <w:spacing w:before="170" w:after="193"/>
               <w:rPr>
                 <w:rFonts w:ascii="var(--sans)" w:eastAsia="Times New Roman" w:hAnsi="var(--sans)"/>
-                <w:sz w:val="16"/>
-                <w:szCs w:val="16"/>
-              </w:rPr>
-            </w:pPr>
-            <w:r>
-              <w:rPr>
-                <w:rFonts w:ascii="var(--sans)" w:eastAsia="Times New Roman" w:hAnsi="var(--sans)"/>
-                <w:sz w:val="16"/>
-                <w:szCs w:val="16"/>
+                <w:sz w:val="19"/>
+                <w:szCs w:val="19"/>
+              </w:rPr>
+            </w:pPr>
+            <w:r>
+              <w:rPr>
+                <w:rFonts w:ascii="var(--sans)" w:eastAsia="Times New Roman" w:hAnsi="var(--sans)"/>
+                <w:sz w:val="19"/>
+                <w:szCs w:val="19"/>
               </w:rPr>
               <w:t>Herramienta</w:t>
             </w:r>
@@ -9546,15 +9546,15 @@
               <w:spacing w:before="170" w:after="193"/>
               <w:rPr>
                 <w:rFonts w:ascii="var(--sans)" w:eastAsia="Times New Roman" w:hAnsi="var(--sans)"/>
-                <w:sz w:val="16"/>
-                <w:szCs w:val="16"/>
-              </w:rPr>
-            </w:pPr>
-            <w:r>
-              <w:rPr>
-                <w:rFonts w:ascii="var(--sans)" w:eastAsia="Times New Roman" w:hAnsi="var(--sans)"/>
-                <w:sz w:val="16"/>
-                <w:szCs w:val="16"/>
+                <w:sz w:val="19"/>
+                <w:szCs w:val="19"/>
+              </w:rPr>
+            </w:pPr>
+            <w:r>
+              <w:rPr>
+                <w:rFonts w:ascii="var(--sans)" w:eastAsia="Times New Roman" w:hAnsi="var(--sans)"/>
+                <w:sz w:val="19"/>
+                <w:szCs w:val="19"/>
               </w:rPr>
               <w:t>La Comisión de Lenguaje Claro de la Corte Suprema destaca la herramienta de redacción jurídica mediante boletín oficial. Reconocimiento externo de una institución del Estado.</w:t>
             </w:r>
@@ -9576,15 +9576,15 @@
               <w:spacing w:before="170" w:after="193"/>
               <w:rPr>
                 <w:rFonts w:ascii="var(--sans)" w:eastAsia="Times New Roman" w:hAnsi="var(--sans)"/>
-                <w:sz w:val="15"/>
-                <w:szCs w:val="15"/>
-              </w:rPr>
-            </w:pPr>
-            <w:r>
-              <w:rPr>
-                <w:rFonts w:ascii="var(--sans)" w:eastAsia="Times New Roman" w:hAnsi="var(--sans)"/>
-                <w:sz w:val="15"/>
-                <w:szCs w:val="15"/>
+                <w:sz w:val="18"/>
+                <w:szCs w:val="18"/>
+              </w:rPr>
+            </w:pPr>
+            <w:r>
+              <w:rPr>
+                <w:rFonts w:ascii="var(--sans)" w:eastAsia="Times New Roman" w:hAnsi="var(--sans)"/>
+                <w:sz w:val="18"/>
+                <w:szCs w:val="18"/>
               </w:rPr>
               <w:t>Escuela de Derecho · Vicerrectoría Académica</w:t>
             </w:r>
@@ -9607,16 +9607,16 @@
               <w:rPr>
                 <w:rFonts w:ascii="var(--sans)" w:eastAsia="Times New Roman" w:hAnsi="var(--sans)"/>
                 <w:color w:val="5D6B7D"/>
-                <w:sz w:val="15"/>
-                <w:szCs w:val="15"/>
+                <w:sz w:val="18"/>
+                <w:szCs w:val="18"/>
               </w:rPr>
             </w:pPr>
             <w:r>
               <w:rPr>
                 <w:rFonts w:ascii="var(--sans)" w:eastAsia="Times New Roman" w:hAnsi="var(--sans)"/>
                 <w:color w:val="5D6B7D"/>
-                <w:sz w:val="15"/>
-                <w:szCs w:val="15"/>
+                <w:sz w:val="18"/>
+                <w:szCs w:val="18"/>
               </w:rPr>
               <w:t>verificada · reconocimiento extern</w:t>
             </w:r>
@@ -9624,8 +9624,8 @@
               <w:rPr>
                 <w:rFonts w:ascii="var(--sans)" w:eastAsia="Times New Roman" w:hAnsi="var(--sans)"/>
                 <w:color w:val="5D6B7D"/>
-                <w:sz w:val="15"/>
-                <w:szCs w:val="15"/>
+                <w:sz w:val="18"/>
+                <w:szCs w:val="18"/>
               </w:rPr>
               <w:t>o</w:t>
             </w:r>
@@ -9654,8 +9654,8 @@
                 <w:rFonts w:ascii="var(--sans)" w:eastAsia="Times New Roman" w:hAnsi="var(--sans)"/>
                 <w:b/>
                 <w:bCs/>
-                <w:sz w:val="16"/>
-                <w:szCs w:val="16"/>
+                <w:sz w:val="19"/>
+                <w:szCs w:val="19"/>
               </w:rPr>
             </w:pPr>
             <w:r>
@@ -9663,8 +9663,8 @@
                 <w:rFonts w:ascii="var(--sans)" w:eastAsia="Times New Roman" w:hAnsi="var(--sans)"/>
                 <w:b/>
                 <w:bCs/>
-                <w:sz w:val="16"/>
-                <w:szCs w:val="16"/>
+                <w:sz w:val="19"/>
+                <w:szCs w:val="19"/>
               </w:rPr>
               <w:t>2025</w:t>
             </w:r>
@@ -9686,15 +9686,15 @@
               <w:spacing w:before="170" w:after="193"/>
               <w:rPr>
                 <w:rFonts w:ascii="var(--sans)" w:eastAsia="Times New Roman" w:hAnsi="var(--sans)"/>
-                <w:sz w:val="16"/>
-                <w:szCs w:val="16"/>
-              </w:rPr>
-            </w:pPr>
-            <w:r>
-              <w:rPr>
-                <w:rFonts w:ascii="var(--sans)" w:eastAsia="Times New Roman" w:hAnsi="var(--sans)"/>
-                <w:sz w:val="16"/>
-                <w:szCs w:val="16"/>
+                <w:sz w:val="19"/>
+                <w:szCs w:val="19"/>
+              </w:rPr>
+            </w:pPr>
+            <w:r>
+              <w:rPr>
+                <w:rFonts w:ascii="var(--sans)" w:eastAsia="Times New Roman" w:hAnsi="var(--sans)"/>
+                <w:sz w:val="19"/>
+                <w:szCs w:val="19"/>
               </w:rPr>
               <w:t>Proyecto</w:t>
             </w:r>
@@ -9716,15 +9716,15 @@
               <w:spacing w:before="170" w:after="193"/>
               <w:rPr>
                 <w:rFonts w:ascii="var(--sans)" w:eastAsia="Times New Roman" w:hAnsi="var(--sans)"/>
-                <w:sz w:val="16"/>
-                <w:szCs w:val="16"/>
-              </w:rPr>
-            </w:pPr>
-            <w:r>
-              <w:rPr>
-                <w:rFonts w:ascii="var(--sans)" w:eastAsia="Times New Roman" w:hAnsi="var(--sans)"/>
-                <w:sz w:val="16"/>
-                <w:szCs w:val="16"/>
+                <w:sz w:val="19"/>
+                <w:szCs w:val="19"/>
+              </w:rPr>
+            </w:pPr>
+            <w:r>
+              <w:rPr>
+                <w:rFonts w:ascii="var(--sans)" w:eastAsia="Times New Roman" w:hAnsi="var(--sans)"/>
+                <w:sz w:val="19"/>
+                <w:szCs w:val="19"/>
               </w:rPr>
               <w:t>Participación como contraparte en el FONDEF de certeza jurídica ambiental, adjudicado a otra universidad y dirigido desde su Facultad de Ingeniería. Un profesor de la Escuela integra el equipo.</w:t>
             </w:r>
@@ -9746,15 +9746,15 @@
               <w:spacing w:before="170" w:after="193"/>
               <w:rPr>
                 <w:rFonts w:ascii="var(--sans)" w:eastAsia="Times New Roman" w:hAnsi="var(--sans)"/>
-                <w:sz w:val="15"/>
-                <w:szCs w:val="15"/>
-              </w:rPr>
-            </w:pPr>
-            <w:r>
-              <w:rPr>
-                <w:rFonts w:ascii="var(--sans)" w:eastAsia="Times New Roman" w:hAnsi="var(--sans)"/>
-                <w:sz w:val="15"/>
-                <w:szCs w:val="15"/>
+                <w:sz w:val="18"/>
+                <w:szCs w:val="18"/>
+              </w:rPr>
+            </w:pPr>
+            <w:r>
+              <w:rPr>
+                <w:rFonts w:ascii="var(--sans)" w:eastAsia="Times New Roman" w:hAnsi="var(--sans)"/>
+                <w:sz w:val="18"/>
+                <w:szCs w:val="18"/>
               </w:rPr>
               <w:t>Escuela de Derecho como contraparte</w:t>
             </w:r>
@@ -9777,16 +9777,16 @@
               <w:rPr>
                 <w:rFonts w:ascii="var(--sans)" w:eastAsia="Times New Roman" w:hAnsi="var(--sans)"/>
                 <w:color w:val="5D6B7D"/>
-                <w:sz w:val="15"/>
-                <w:szCs w:val="15"/>
+                <w:sz w:val="18"/>
+                <w:szCs w:val="18"/>
               </w:rPr>
             </w:pPr>
             <w:r>
               <w:rPr>
                 <w:rFonts w:ascii="var(--sans)" w:eastAsia="Times New Roman" w:hAnsi="var(--sans)"/>
                 <w:color w:val="5D6B7D"/>
-                <w:sz w:val="15"/>
-                <w:szCs w:val="15"/>
+                <w:sz w:val="18"/>
+                <w:szCs w:val="18"/>
               </w:rPr>
               <w:t>verificada · atribución compartida</w:t>
             </w:r>
@@ -9815,8 +9815,8 @@
                 <w:rFonts w:ascii="var(--sans)" w:eastAsia="Times New Roman" w:hAnsi="var(--sans)"/>
                 <w:b/>
                 <w:bCs/>
-                <w:sz w:val="16"/>
-                <w:szCs w:val="16"/>
+                <w:sz w:val="19"/>
+                <w:szCs w:val="19"/>
               </w:rPr>
             </w:pPr>
             <w:r>
@@ -9824,8 +9824,8 @@
                 <w:rFonts w:ascii="var(--sans)" w:eastAsia="Times New Roman" w:hAnsi="var(--sans)"/>
                 <w:b/>
                 <w:bCs/>
-                <w:sz w:val="16"/>
-                <w:szCs w:val="16"/>
+                <w:sz w:val="19"/>
+                <w:szCs w:val="19"/>
               </w:rPr>
               <w:t>2026</w:t>
             </w:r>
@@ -9847,15 +9847,15 @@
               <w:spacing w:before="170" w:after="193"/>
               <w:rPr>
                 <w:rFonts w:ascii="var(--sans)" w:eastAsia="Times New Roman" w:hAnsi="var(--sans)"/>
-                <w:sz w:val="16"/>
-                <w:szCs w:val="16"/>
-              </w:rPr>
-            </w:pPr>
-            <w:r>
-              <w:rPr>
-                <w:rFonts w:ascii="var(--sans)" w:eastAsia="Times New Roman" w:hAnsi="var(--sans)"/>
-                <w:sz w:val="16"/>
-                <w:szCs w:val="16"/>
+                <w:sz w:val="19"/>
+                <w:szCs w:val="19"/>
+              </w:rPr>
+            </w:pPr>
+            <w:r>
+              <w:rPr>
+                <w:rFonts w:ascii="var(--sans)" w:eastAsia="Times New Roman" w:hAnsi="var(--sans)"/>
+                <w:sz w:val="19"/>
+                <w:szCs w:val="19"/>
               </w:rPr>
               <w:t>Norma</w:t>
             </w:r>
@@ -9877,23 +9877,23 @@
               <w:spacing w:before="170" w:after="193"/>
               <w:rPr>
                 <w:rFonts w:ascii="var(--sans)" w:eastAsia="Times New Roman" w:hAnsi="var(--sans)"/>
-                <w:sz w:val="16"/>
-                <w:szCs w:val="16"/>
-              </w:rPr>
-            </w:pPr>
-            <w:r>
-              <w:rPr>
-                <w:rFonts w:ascii="var(--sans)" w:eastAsia="Times New Roman" w:hAnsi="var(--sans)"/>
-                <w:sz w:val="16"/>
-                <w:szCs w:val="16"/>
+                <w:sz w:val="19"/>
+                <w:szCs w:val="19"/>
+              </w:rPr>
+            </w:pPr>
+            <w:r>
+              <w:rPr>
+                <w:rFonts w:ascii="var(--sans)" w:eastAsia="Times New Roman" w:hAnsi="var(--sans)"/>
+                <w:sz w:val="19"/>
+                <w:szCs w:val="19"/>
               </w:rPr>
               <w:t>Presentación del decálogo universitario sobre uso ético de la inteligencia artificial en docencia, conducido por una profesora de la Escuela desde la Unidad de Integridad Académica. Según su propia fo</w:t>
             </w:r>
             <w:r>
               <w:rPr>
                 <w:rFonts w:ascii="var(--sans)" w:eastAsia="Times New Roman" w:hAnsi="var(--sans)"/>
-                <w:sz w:val="16"/>
-                <w:szCs w:val="16"/>
+                <w:sz w:val="19"/>
+                <w:szCs w:val="19"/>
               </w:rPr>
               <w:t>rmulación, «sugiere recomendaciones». Sin decreto ni resolución. La nota institucional remite, como referencia, a un enlace compartido de un servicio comercial de inteligencia artificial.</w:t>
             </w:r>
@@ -9915,15 +9915,15 @@
               <w:spacing w:before="170" w:after="193"/>
               <w:rPr>
                 <w:rFonts w:ascii="var(--sans)" w:eastAsia="Times New Roman" w:hAnsi="var(--sans)"/>
-                <w:sz w:val="15"/>
-                <w:szCs w:val="15"/>
-              </w:rPr>
-            </w:pPr>
-            <w:r>
-              <w:rPr>
-                <w:rFonts w:ascii="var(--sans)" w:eastAsia="Times New Roman" w:hAnsi="var(--sans)"/>
-                <w:sz w:val="15"/>
-                <w:szCs w:val="15"/>
+                <w:sz w:val="18"/>
+                <w:szCs w:val="18"/>
+              </w:rPr>
+            </w:pPr>
+            <w:r>
+              <w:rPr>
+                <w:rFonts w:ascii="var(--sans)" w:eastAsia="Times New Roman" w:hAnsi="var(--sans)"/>
+                <w:sz w:val="18"/>
+                <w:szCs w:val="18"/>
               </w:rPr>
               <w:t>Vicerrectoría Académica</w:t>
             </w:r>
@@ -9946,16 +9946,16 @@
               <w:rPr>
                 <w:rFonts w:ascii="var(--sans)" w:eastAsia="Times New Roman" w:hAnsi="var(--sans)"/>
                 <w:color w:val="5D6B7D"/>
-                <w:sz w:val="15"/>
-                <w:szCs w:val="15"/>
+                <w:sz w:val="18"/>
+                <w:szCs w:val="18"/>
               </w:rPr>
             </w:pPr>
             <w:r>
               <w:rPr>
                 <w:rFonts w:ascii="var(--sans)" w:eastAsia="Times New Roman" w:hAnsi="var(--sans)"/>
                 <w:color w:val="5D6B7D"/>
-                <w:sz w:val="15"/>
-                <w:szCs w:val="15"/>
+                <w:sz w:val="18"/>
+                <w:szCs w:val="18"/>
               </w:rPr>
               <w:t>verificada · orientador, no vinculante</w:t>
             </w:r>
@@ -9984,8 +9984,8 @@
                 <w:rFonts w:ascii="var(--sans)" w:eastAsia="Times New Roman" w:hAnsi="var(--sans)"/>
                 <w:b/>
                 <w:bCs/>
-                <w:sz w:val="16"/>
-                <w:szCs w:val="16"/>
+                <w:sz w:val="19"/>
+                <w:szCs w:val="19"/>
               </w:rPr>
             </w:pPr>
             <w:r>
@@ -9993,8 +9993,8 @@
                 <w:rFonts w:ascii="var(--sans)" w:eastAsia="Times New Roman" w:hAnsi="var(--sans)"/>
                 <w:b/>
                 <w:bCs/>
-                <w:sz w:val="16"/>
-                <w:szCs w:val="16"/>
+                <w:sz w:val="19"/>
+                <w:szCs w:val="19"/>
               </w:rPr>
               <w:t>2026</w:t>
             </w:r>
@@ -10016,15 +10016,15 @@
               <w:spacing w:before="170" w:after="193"/>
               <w:rPr>
                 <w:rFonts w:ascii="var(--sans)" w:eastAsia="Times New Roman" w:hAnsi="var(--sans)"/>
-                <w:sz w:val="16"/>
-                <w:szCs w:val="16"/>
-              </w:rPr>
-            </w:pPr>
-            <w:r>
-              <w:rPr>
-                <w:rFonts w:ascii="var(--sans)" w:eastAsia="Times New Roman" w:hAnsi="var(--sans)"/>
-                <w:sz w:val="16"/>
-                <w:szCs w:val="16"/>
+                <w:sz w:val="19"/>
+                <w:szCs w:val="19"/>
+              </w:rPr>
+            </w:pPr>
+            <w:r>
+              <w:rPr>
+                <w:rFonts w:ascii="var(--sans)" w:eastAsia="Times New Roman" w:hAnsi="var(--sans)"/>
+                <w:sz w:val="19"/>
+                <w:szCs w:val="19"/>
               </w:rPr>
               <w:t>Herramienta</w:t>
             </w:r>
@@ -10046,15 +10046,15 @@
               <w:spacing w:before="170" w:after="193"/>
               <w:rPr>
                 <w:rFonts w:ascii="var(--sans)" w:eastAsia="Times New Roman" w:hAnsi="var(--sans)"/>
-                <w:sz w:val="16"/>
-                <w:szCs w:val="16"/>
-              </w:rPr>
-            </w:pPr>
-            <w:r>
-              <w:rPr>
-                <w:rFonts w:ascii="var(--sans)" w:eastAsia="Times New Roman" w:hAnsi="var(--sans)"/>
-                <w:sz w:val="16"/>
-                <w:szCs w:val="16"/>
+                <w:sz w:val="19"/>
+                <w:szCs w:val="19"/>
+              </w:rPr>
+            </w:pPr>
+            <w:r>
+              <w:rPr>
+                <w:rFonts w:ascii="var(--sans)" w:eastAsia="Times New Roman" w:hAnsi="var(--sans)"/>
+                <w:sz w:val="19"/>
+                <w:szCs w:val="19"/>
               </w:rPr>
               <w:t>Registro de propiedad intelectual de la herramienta de redacción jurídica, Certificado nº 2026-A-6558 de 23 de junio. Es el único instrumento formal citable de todo el conjunto PUCV.</w:t>
             </w:r>
@@ -10076,15 +10076,15 @@
               <w:spacing w:before="170" w:after="193"/>
               <w:rPr>
                 <w:rFonts w:ascii="var(--sans)" w:eastAsia="Times New Roman" w:hAnsi="var(--sans)"/>
-                <w:sz w:val="15"/>
-                <w:szCs w:val="15"/>
-              </w:rPr>
-            </w:pPr>
-            <w:r>
-              <w:rPr>
-                <w:rFonts w:ascii="var(--sans)" w:eastAsia="Times New Roman" w:hAnsi="var(--sans)"/>
-                <w:sz w:val="15"/>
-                <w:szCs w:val="15"/>
+                <w:sz w:val="18"/>
+                <w:szCs w:val="18"/>
+              </w:rPr>
+            </w:pPr>
+            <w:r>
+              <w:rPr>
+                <w:rFonts w:ascii="var(--sans)" w:eastAsia="Times New Roman" w:hAnsi="var(--sans)"/>
+                <w:sz w:val="18"/>
+                <w:szCs w:val="18"/>
               </w:rPr>
               <w:t>Escuela de Derecho</w:t>
             </w:r>
@@ -10107,16 +10107,16 @@
               <w:rPr>
                 <w:rFonts w:ascii="var(--sans)" w:eastAsia="Times New Roman" w:hAnsi="var(--sans)"/>
                 <w:color w:val="5D6B7D"/>
-                <w:sz w:val="15"/>
-                <w:szCs w:val="15"/>
+                <w:sz w:val="18"/>
+                <w:szCs w:val="18"/>
               </w:rPr>
             </w:pPr>
             <w:r>
               <w:rPr>
                 <w:rFonts w:ascii="var(--sans)" w:eastAsia="Times New Roman" w:hAnsi="var(--sans)"/>
                 <w:color w:val="5D6B7D"/>
-                <w:sz w:val="15"/>
-                <w:szCs w:val="15"/>
+                <w:sz w:val="18"/>
+                <w:szCs w:val="18"/>
               </w:rPr>
               <w:t>verificada · instrumento for</w:t>
             </w:r>
@@ -10124,8 +10124,8 @@
               <w:rPr>
                 <w:rFonts w:ascii="var(--sans)" w:eastAsia="Times New Roman" w:hAnsi="var(--sans)"/>
                 <w:color w:val="5D6B7D"/>
-                <w:sz w:val="15"/>
-                <w:szCs w:val="15"/>
+                <w:sz w:val="18"/>
+                <w:szCs w:val="18"/>
               </w:rPr>
               <w:t>mal</w:t>
             </w:r>
@@ -10154,8 +10154,8 @@
                 <w:rFonts w:ascii="var(--sans)" w:eastAsia="Times New Roman" w:hAnsi="var(--sans)"/>
                 <w:b/>
                 <w:bCs/>
-                <w:sz w:val="16"/>
-                <w:szCs w:val="16"/>
+                <w:sz w:val="19"/>
+                <w:szCs w:val="19"/>
               </w:rPr>
             </w:pPr>
             <w:r>
@@ -10163,8 +10163,8 @@
                 <w:rFonts w:ascii="var(--sans)" w:eastAsia="Times New Roman" w:hAnsi="var(--sans)"/>
                 <w:b/>
                 <w:bCs/>
-                <w:sz w:val="16"/>
-                <w:szCs w:val="16"/>
+                <w:sz w:val="19"/>
+                <w:szCs w:val="19"/>
               </w:rPr>
               <w:t>2026</w:t>
             </w:r>
@@ -10186,15 +10186,15 @@
               <w:spacing w:before="170" w:after="193"/>
               <w:rPr>
                 <w:rFonts w:ascii="var(--sans)" w:eastAsia="Times New Roman" w:hAnsi="var(--sans)"/>
-                <w:sz w:val="16"/>
-                <w:szCs w:val="16"/>
-              </w:rPr>
-            </w:pPr>
-            <w:r>
-              <w:rPr>
-                <w:rFonts w:ascii="var(--sans)" w:eastAsia="Times New Roman" w:hAnsi="var(--sans)"/>
-                <w:sz w:val="16"/>
-                <w:szCs w:val="16"/>
+                <w:sz w:val="19"/>
+                <w:szCs w:val="19"/>
+              </w:rPr>
+            </w:pPr>
+            <w:r>
+              <w:rPr>
+                <w:rFonts w:ascii="var(--sans)" w:eastAsia="Times New Roman" w:hAnsi="var(--sans)"/>
+                <w:sz w:val="19"/>
+                <w:szCs w:val="19"/>
               </w:rPr>
               <w:t>Actividad</w:t>
             </w:r>
@@ -10216,15 +10216,15 @@
               <w:spacing w:before="170" w:after="193"/>
               <w:rPr>
                 <w:rFonts w:ascii="var(--sans)" w:eastAsia="Times New Roman" w:hAnsi="var(--sans)"/>
-                <w:sz w:val="16"/>
-                <w:szCs w:val="16"/>
-              </w:rPr>
-            </w:pPr>
-            <w:r>
-              <w:rPr>
-                <w:rFonts w:ascii="var(--sans)" w:eastAsia="Times New Roman" w:hAnsi="var(--sans)"/>
-                <w:sz w:val="16"/>
-                <w:szCs w:val="16"/>
+                <w:sz w:val="19"/>
+                <w:szCs w:val="19"/>
+              </w:rPr>
+            </w:pPr>
+            <w:r>
+              <w:rPr>
+                <w:rFonts w:ascii="var(--sans)" w:eastAsia="Times New Roman" w:hAnsi="var(--sans)"/>
+                <w:sz w:val="19"/>
+                <w:szCs w:val="19"/>
               </w:rPr>
               <w:t>Workshop internacional sobre manejo de inteligencia artificial en el ámbito legal, con expositor extranjero y dirigido a exalumnos. La nota no declara la fecha del workshop, sólo la de su publicación, ni cifras de asistencia.</w:t>
             </w:r>
@@ -10246,15 +10246,15 @@
               <w:spacing w:before="170" w:after="193"/>
               <w:rPr>
                 <w:rFonts w:ascii="var(--sans)" w:eastAsia="Times New Roman" w:hAnsi="var(--sans)"/>
-                <w:sz w:val="15"/>
-                <w:szCs w:val="15"/>
-              </w:rPr>
-            </w:pPr>
-            <w:r>
-              <w:rPr>
-                <w:rFonts w:ascii="var(--sans)" w:eastAsia="Times New Roman" w:hAnsi="var(--sans)"/>
-                <w:sz w:val="15"/>
-                <w:szCs w:val="15"/>
+                <w:sz w:val="18"/>
+                <w:szCs w:val="18"/>
+              </w:rPr>
+            </w:pPr>
+            <w:r>
+              <w:rPr>
+                <w:rFonts w:ascii="var(--sans)" w:eastAsia="Times New Roman" w:hAnsi="var(--sans)"/>
+                <w:sz w:val="18"/>
+                <w:szCs w:val="18"/>
               </w:rPr>
               <w:t>Escuela de Derecho</w:t>
             </w:r>
@@ -10277,16 +10277,16 @@
               <w:rPr>
                 <w:rFonts w:ascii="var(--sans)" w:eastAsia="Times New Roman" w:hAnsi="var(--sans)"/>
                 <w:color w:val="5D6B7D"/>
-                <w:sz w:val="15"/>
-                <w:szCs w:val="15"/>
+                <w:sz w:val="18"/>
+                <w:szCs w:val="18"/>
               </w:rPr>
             </w:pPr>
             <w:r>
               <w:rPr>
                 <w:rFonts w:ascii="var(--sans)" w:eastAsia="Times New Roman" w:hAnsi="var(--sans)"/>
                 <w:color w:val="5D6B7D"/>
-                <w:sz w:val="15"/>
-                <w:szCs w:val="15"/>
+                <w:sz w:val="18"/>
+                <w:szCs w:val="18"/>
               </w:rPr>
               <w:t>verificada · sin fecha ni cifras</w:t>
             </w:r>
@@ -10315,8 +10315,8 @@
                 <w:rFonts w:ascii="var(--sans)" w:eastAsia="Times New Roman" w:hAnsi="var(--sans)"/>
                 <w:b/>
                 <w:bCs/>
-                <w:sz w:val="16"/>
-                <w:szCs w:val="16"/>
+                <w:sz w:val="19"/>
+                <w:szCs w:val="19"/>
               </w:rPr>
             </w:pPr>
             <w:r>
@@ -10324,8 +10324,8 @@
                 <w:rFonts w:ascii="var(--sans)" w:eastAsia="Times New Roman" w:hAnsi="var(--sans)"/>
                 <w:b/>
                 <w:bCs/>
-                <w:sz w:val="16"/>
-                <w:szCs w:val="16"/>
+                <w:sz w:val="19"/>
+                <w:szCs w:val="19"/>
               </w:rPr>
               <w:t>2026</w:t>
             </w:r>
@@ -10347,15 +10347,15 @@
               <w:spacing w:before="170" w:after="193"/>
               <w:rPr>
                 <w:rFonts w:ascii="var(--sans)" w:eastAsia="Times New Roman" w:hAnsi="var(--sans)"/>
-                <w:sz w:val="16"/>
-                <w:szCs w:val="16"/>
-              </w:rPr>
-            </w:pPr>
-            <w:r>
-              <w:rPr>
-                <w:rFonts w:ascii="var(--sans)" w:eastAsia="Times New Roman" w:hAnsi="var(--sans)"/>
-                <w:sz w:val="16"/>
-                <w:szCs w:val="16"/>
+                <w:sz w:val="19"/>
+                <w:szCs w:val="19"/>
+              </w:rPr>
+            </w:pPr>
+            <w:r>
+              <w:rPr>
+                <w:rFonts w:ascii="var(--sans)" w:eastAsia="Times New Roman" w:hAnsi="var(--sans)"/>
+                <w:sz w:val="19"/>
+                <w:szCs w:val="19"/>
               </w:rPr>
               <w:t>Fondo</w:t>
             </w:r>
@@ -10377,15 +10377,15 @@
               <w:spacing w:before="170" w:after="193"/>
               <w:rPr>
                 <w:rFonts w:ascii="var(--sans)" w:eastAsia="Times New Roman" w:hAnsi="var(--sans)"/>
-                <w:sz w:val="16"/>
-                <w:szCs w:val="16"/>
-              </w:rPr>
-            </w:pPr>
-            <w:r>
-              <w:rPr>
-                <w:rFonts w:ascii="var(--sans)" w:eastAsia="Times New Roman" w:hAnsi="var(--sans)"/>
-                <w:sz w:val="16"/>
-                <w:szCs w:val="16"/>
+                <w:sz w:val="19"/>
+                <w:szCs w:val="19"/>
+              </w:rPr>
+            </w:pPr>
+            <w:r>
+              <w:rPr>
+                <w:rFonts w:ascii="var(--sans)" w:eastAsia="Times New Roman" w:hAnsi="var(--sans)"/>
+                <w:sz w:val="19"/>
+                <w:szCs w:val="19"/>
               </w:rPr>
               <w:t>Dos proyectos de vinculación con el medio adjudicados, con los mismos dos objetos del año anterior y el mismo responsable. Montos no publicados.</w:t>
             </w:r>
@@ -10407,15 +10407,15 @@
               <w:spacing w:before="170" w:after="193"/>
               <w:rPr>
                 <w:rFonts w:ascii="var(--sans)" w:eastAsia="Times New Roman" w:hAnsi="var(--sans)"/>
-                <w:sz w:val="15"/>
-                <w:szCs w:val="15"/>
-              </w:rPr>
-            </w:pPr>
-            <w:r>
-              <w:rPr>
-                <w:rFonts w:ascii="var(--sans)" w:eastAsia="Times New Roman" w:hAnsi="var(--sans)"/>
-                <w:sz w:val="15"/>
-                <w:szCs w:val="15"/>
+                <w:sz w:val="18"/>
+                <w:szCs w:val="18"/>
+              </w:rPr>
+            </w:pPr>
+            <w:r>
+              <w:rPr>
+                <w:rFonts w:ascii="var(--sans)" w:eastAsia="Times New Roman" w:hAnsi="var(--sans)"/>
+                <w:sz w:val="18"/>
+                <w:szCs w:val="18"/>
               </w:rPr>
               <w:t>Facultad y Escuela de Derecho</w:t>
             </w:r>
@@ -10438,16 +10438,16 @@
               <w:rPr>
                 <w:rFonts w:ascii="var(--sans)" w:eastAsia="Times New Roman" w:hAnsi="var(--sans)"/>
                 <w:color w:val="5D6B7D"/>
-                <w:sz w:val="15"/>
-                <w:szCs w:val="15"/>
+                <w:sz w:val="18"/>
+                <w:szCs w:val="18"/>
               </w:rPr>
             </w:pPr>
             <w:r>
               <w:rPr>
                 <w:rFonts w:ascii="var(--sans)" w:eastAsia="Times New Roman" w:hAnsi="var(--sans)"/>
                 <w:color w:val="5D6B7D"/>
-                <w:sz w:val="15"/>
-                <w:szCs w:val="15"/>
+                <w:sz w:val="18"/>
+                <w:szCs w:val="18"/>
               </w:rPr>
               <w:t>verifi</w:t>
             </w:r>
@@ -10455,8 +10455,8 @@
               <w:rPr>
                 <w:rFonts w:ascii="var(--sans)" w:eastAsia="Times New Roman" w:hAnsi="var(--sans)"/>
                 <w:color w:val="5D6B7D"/>
-                <w:sz w:val="15"/>
-                <w:szCs w:val="15"/>
+                <w:sz w:val="18"/>
+                <w:szCs w:val="18"/>
               </w:rPr>
               <w:t>cada · sin monto</w:t>
             </w:r>
@@ -10485,8 +10485,8 @@
                 <w:rFonts w:ascii="var(--sans)" w:eastAsia="Times New Roman" w:hAnsi="var(--sans)"/>
                 <w:b/>
                 <w:bCs/>
-                <w:sz w:val="16"/>
-                <w:szCs w:val="16"/>
+                <w:sz w:val="19"/>
+                <w:szCs w:val="19"/>
               </w:rPr>
             </w:pPr>
             <w:r>
@@ -10494,8 +10494,8 @@
                 <w:rFonts w:ascii="var(--sans)" w:eastAsia="Times New Roman" w:hAnsi="var(--sans)"/>
                 <w:b/>
                 <w:bCs/>
-                <w:sz w:val="16"/>
-                <w:szCs w:val="16"/>
+                <w:sz w:val="19"/>
+                <w:szCs w:val="19"/>
               </w:rPr>
               <w:t>2026</w:t>
             </w:r>
@@ -10517,15 +10517,15 @@
               <w:spacing w:before="170" w:after="193"/>
               <w:rPr>
                 <w:rFonts w:ascii="var(--sans)" w:eastAsia="Times New Roman" w:hAnsi="var(--sans)"/>
-                <w:sz w:val="16"/>
-                <w:szCs w:val="16"/>
-              </w:rPr>
-            </w:pPr>
-            <w:r>
-              <w:rPr>
-                <w:rFonts w:ascii="var(--sans)" w:eastAsia="Times New Roman" w:hAnsi="var(--sans)"/>
-                <w:sz w:val="16"/>
-                <w:szCs w:val="16"/>
+                <w:sz w:val="19"/>
+                <w:szCs w:val="19"/>
+              </w:rPr>
+            </w:pPr>
+            <w:r>
+              <w:rPr>
+                <w:rFonts w:ascii="var(--sans)" w:eastAsia="Times New Roman" w:hAnsi="var(--sans)"/>
+                <w:sz w:val="19"/>
+                <w:szCs w:val="19"/>
               </w:rPr>
               <w:t>Contexto</w:t>
             </w:r>
@@ -10547,15 +10547,15 @@
               <w:spacing w:before="170" w:after="193"/>
               <w:rPr>
                 <w:rFonts w:ascii="var(--sans)" w:eastAsia="Times New Roman" w:hAnsi="var(--sans)"/>
-                <w:sz w:val="16"/>
-                <w:szCs w:val="16"/>
-              </w:rPr>
-            </w:pPr>
-            <w:r>
-              <w:rPr>
-                <w:rFonts w:ascii="var(--sans)" w:eastAsia="Times New Roman" w:hAnsi="var(--sans)"/>
-                <w:sz w:val="16"/>
-                <w:szCs w:val="16"/>
+                <w:sz w:val="19"/>
+                <w:szCs w:val="19"/>
+              </w:rPr>
+            </w:pPr>
+            <w:r>
+              <w:rPr>
+                <w:rFonts w:ascii="var(--sans)" w:eastAsia="Times New Roman" w:hAnsi="var(--sans)"/>
+                <w:sz w:val="19"/>
+                <w:szCs w:val="19"/>
               </w:rPr>
               <w:t>La universidad participa como mandante en un centro regional de supercómputo e inteligencia artificial aplicada, con financiamiento estatal de hasta siete millones de dólares. La Facultad de Derecho no participa ni es mencionada.</w:t>
             </w:r>
@@ -10577,15 +10577,15 @@
               <w:spacing w:before="170" w:after="193"/>
               <w:rPr>
                 <w:rFonts w:ascii="var(--sans)" w:eastAsia="Times New Roman" w:hAnsi="var(--sans)"/>
-                <w:sz w:val="15"/>
-                <w:szCs w:val="15"/>
-              </w:rPr>
-            </w:pPr>
-            <w:r>
-              <w:rPr>
-                <w:rFonts w:ascii="var(--sans)" w:eastAsia="Times New Roman" w:hAnsi="var(--sans)"/>
-                <w:sz w:val="15"/>
-                <w:szCs w:val="15"/>
+                <w:sz w:val="18"/>
+                <w:szCs w:val="18"/>
+              </w:rPr>
+            </w:pPr>
+            <w:r>
+              <w:rPr>
+                <w:rFonts w:ascii="var(--sans)" w:eastAsia="Times New Roman" w:hAnsi="var(--sans)"/>
+                <w:sz w:val="18"/>
+                <w:szCs w:val="18"/>
               </w:rPr>
               <w:t>Universidad</w:t>
             </w:r>
@@ -10608,16 +10608,16 @@
               <w:rPr>
                 <w:rFonts w:ascii="var(--sans)" w:eastAsia="Times New Roman" w:hAnsi="var(--sans)"/>
                 <w:color w:val="5D6B7D"/>
-                <w:sz w:val="15"/>
-                <w:szCs w:val="15"/>
+                <w:sz w:val="18"/>
+                <w:szCs w:val="18"/>
               </w:rPr>
             </w:pPr>
             <w:r>
               <w:rPr>
                 <w:rFonts w:ascii="var(--sans)" w:eastAsia="Times New Roman" w:hAnsi="var(--sans)"/>
                 <w:color w:val="5D6B7D"/>
-                <w:sz w:val="15"/>
-                <w:szCs w:val="15"/>
+                <w:sz w:val="18"/>
+                <w:szCs w:val="18"/>
               </w:rPr>
               <w:t>verificada ·</w:t>
             </w:r>
@@ -10625,8 +10625,8 @@
               <w:rPr>
                 <w:rFonts w:ascii="var(--sans)" w:eastAsia="Times New Roman" w:hAnsi="var(--sans)"/>
                 <w:color w:val="5D6B7D"/>
-                <w:sz w:val="15"/>
-                <w:szCs w:val="15"/>
+                <w:sz w:val="18"/>
+                <w:szCs w:val="18"/>
               </w:rPr>
               <w:t xml:space="preserve"> entorno</w:t>
             </w:r>
@@ -10655,24 +10655,24 @@
         <w:divId w:val="375080335"/>
         <w:rPr>
           <w:rFonts w:ascii="var(--serif)" w:hAnsi="var(--serif)"/>
-          <w:sz w:val="20"/>
-          <w:szCs w:val="20"/>
+          <w:sz w:val="24"/>
+          <w:szCs w:val="24"/>
         </w:rPr>
       </w:pPr>
       <w:r>
         <w:rPr>
           <w:rStyle w:val="Textoennegrita"/>
           <w:rFonts w:ascii="var(--serif)" w:hAnsi="var(--serif)"/>
-          <w:sz w:val="20"/>
-          <w:szCs w:val="20"/>
+          <w:sz w:val="24"/>
+          <w:szCs w:val="24"/>
         </w:rPr>
         <w:t>Actividad densa desde 2020 y formalización casi nula.</w:t>
       </w:r>
       <w:r>
         <w:rPr>
           <w:rFonts w:ascii="var(--serif)" w:hAnsi="var(--serif)"/>
-          <w:sz w:val="20"/>
-          <w:szCs w:val="20"/>
+          <w:sz w:val="24"/>
+          <w:szCs w:val="24"/>
         </w:rPr>
         <w:t xml:space="preserve"> Diecisiete registros en seis años, de siete clases distintas de mecanismo, y </w:t>
       </w:r>
@@ -10680,16 +10680,16 @@
         <w:rPr>
           <w:rStyle w:val="Textoennegrita"/>
           <w:rFonts w:ascii="var(--serif)" w:hAnsi="var(--serif)"/>
-          <w:sz w:val="20"/>
-          <w:szCs w:val="20"/>
+          <w:sz w:val="24"/>
+          <w:szCs w:val="24"/>
         </w:rPr>
         <w:t>dos instrumentos formales citables en todo el conjunto</w:t>
       </w:r>
       <w:r>
         <w:rPr>
           <w:rFonts w:ascii="var(--serif)" w:hAnsi="var(--serif)"/>
-          <w:sz w:val="20"/>
-          <w:szCs w:val="20"/>
+          <w:sz w:val="24"/>
+          <w:szCs w:val="24"/>
         </w:rPr>
         <w:t>: un convenio de 2020 y un registro de propiedad intelectual de 2026. No hay decreto, resolución ni reglamento en ninguno de los diecisiete.</w:t>
       </w:r>
@@ -10700,32 +10700,32 @@
         <w:divId w:val="375080335"/>
         <w:rPr>
           <w:rFonts w:ascii="var(--serif)" w:hAnsi="var(--serif)"/>
-          <w:sz w:val="20"/>
-          <w:szCs w:val="20"/>
+          <w:sz w:val="24"/>
+          <w:szCs w:val="24"/>
         </w:rPr>
       </w:pPr>
       <w:r>
         <w:rPr>
           <w:rStyle w:val="Textoennegrita"/>
           <w:rFonts w:ascii="var(--serif)" w:hAnsi="var(--serif)"/>
-          <w:sz w:val="20"/>
-          <w:szCs w:val="20"/>
+          <w:sz w:val="24"/>
+          <w:szCs w:val="24"/>
         </w:rPr>
         <w:t>Todo lo normativo lo dicta la universidad, y sugiere.</w:t>
       </w:r>
       <w:r>
         <w:rPr>
           <w:rFonts w:ascii="var(--serif)" w:hAnsi="var(--serif)"/>
-          <w:sz w:val="20"/>
-          <w:szCs w:val="20"/>
+          <w:sz w:val="24"/>
+          <w:szCs w:val="24"/>
         </w:rPr>
         <w:t xml:space="preserve"> El decálogo, la política de integridad académica y el reglame</w:t>
       </w:r>
       <w:r>
         <w:rPr>
           <w:rFonts w:ascii="var(--serif)" w:hAnsi="var(--serif)"/>
-          <w:sz w:val="20"/>
-          <w:szCs w:val="20"/>
+          <w:sz w:val="24"/>
+          <w:szCs w:val="24"/>
         </w:rPr>
         <w:t>nto de disciplina son instrumentos de la Vicerrectoría Académica. La Facultad de Derecho no ha emitido ninguno.</w:t>
       </w:r>
@@ -10736,32 +10736,32 @@
         <w:divId w:val="375080335"/>
         <w:rPr>
           <w:rFonts w:ascii="var(--serif)" w:hAnsi="var(--serif)"/>
-          <w:sz w:val="20"/>
-          <w:szCs w:val="20"/>
+          <w:sz w:val="24"/>
+          <w:szCs w:val="24"/>
         </w:rPr>
       </w:pPr>
       <w:r>
         <w:rPr>
           <w:rStyle w:val="Textoennegrita"/>
           <w:rFonts w:ascii="var(--serif)" w:hAnsi="var(--serif)"/>
-          <w:sz w:val="20"/>
-          <w:szCs w:val="20"/>
+          <w:sz w:val="24"/>
+          <w:szCs w:val="24"/>
         </w:rPr>
         <w:t>Ausencia sistemática de cifras.</w:t>
       </w:r>
       <w:r>
         <w:rPr>
           <w:rFonts w:ascii="var(--serif)" w:hAnsi="var(--serif)"/>
-          <w:sz w:val="20"/>
-          <w:szCs w:val="20"/>
+          <w:sz w:val="24"/>
+          <w:szCs w:val="24"/>
         </w:rPr>
         <w:t xml:space="preserve"> No hay cifras de uso de la herramienta, ni montos de ningún fondo, ni asistentes de ningún seminario salvo dos a</w:t>
       </w:r>
       <w:r>
         <w:rPr>
           <w:rFonts w:ascii="var(--serif)" w:hAnsi="var(--serif)"/>
-          <w:sz w:val="20"/>
-          <w:szCs w:val="20"/>
+          <w:sz w:val="24"/>
+          <w:szCs w:val="24"/>
         </w:rPr>
         <w:t>ctividades, ni resultados de la edición 2025 del certamen. Las dos cifras que existen —noventa y cien participantes— corresponden a públicos mixtos y externos.</w:t>
       </w:r>
@@ -10773,32 +10773,32 @@
         <w:divId w:val="375080335"/>
         <w:rPr>
           <w:rFonts w:ascii="var(--serif)" w:hAnsi="var(--serif)"/>
-          <w:sz w:val="20"/>
-          <w:szCs w:val="20"/>
+          <w:sz w:val="24"/>
+          <w:szCs w:val="24"/>
         </w:rPr>
       </w:pPr>
       <w:r>
         <w:rPr>
           <w:rStyle w:val="Textoennegrita"/>
           <w:rFonts w:ascii="var(--serif)" w:hAnsi="var(--serif)"/>
-          <w:sz w:val="20"/>
-          <w:szCs w:val="20"/>
+          <w:sz w:val="24"/>
+          <w:szCs w:val="24"/>
         </w:rPr>
         <w:t>Concentración en una persona.</w:t>
       </w:r>
       <w:r>
         <w:rPr>
           <w:rFonts w:ascii="var(--serif)" w:hAnsi="var(--serif)"/>
-          <w:sz w:val="20"/>
-          <w:szCs w:val="20"/>
+          <w:sz w:val="24"/>
+          <w:szCs w:val="24"/>
         </w:rPr>
         <w:t xml:space="preserve"> Una misma persona dirige el Programa y el Laboratorio y es respons</w:t>
       </w:r>
       <w:r>
         <w:rPr>
           <w:rFonts w:ascii="var(--serif)" w:hAnsi="var(--serif)"/>
-          <w:sz w:val="20"/>
-          <w:szCs w:val="20"/>
+          <w:sz w:val="24"/>
+          <w:szCs w:val="24"/>
         </w:rPr>
         <w:t>able de las cuatro adjudicaciones de vinculación con el medio de 2025 y 2026. La dirección de la unidad ha pasado por tres personas desde 2020 sin acto publicado en ninguna transición.</w:t>
       </w:r>
@@ -10832,7 +10832,7 @@
       </w:pPr>
       <w:rPr>
         <w:rFonts w:ascii="Symbol" w:hAnsi="Symbol" w:hint="default"/>
-        <w:sz w:val="20"/>
+        <w:sz w:val="24"/>
       </w:rPr>
     </w:lvl>
     <w:lvl w:ilvl="1" w:tentative="1">
@@ -10848,7 +10848,7 @@
       </w:pPr>
       <w:rPr>
         <w:rFonts w:ascii="Courier New" w:hAnsi="Courier New" w:hint="default"/>
-        <w:sz w:val="20"/>
+        <w:sz w:val="24"/>
       </w:rPr>
     </w:lvl>
     <w:lvl w:ilvl="2" w:tentative="1">
@@ -10864,7 +10864,7 @@
       </w:pPr>
       <w:rPr>
         <w:rFonts w:ascii="Wingdings" w:hAnsi="Wingdings" w:hint="default"/>
-        <w:sz w:val="20"/>
+        <w:sz w:val="24"/>
       </w:rPr>
     </w:lvl>
     <w:lvl w:ilvl="3" w:tentative="1">
@@ -10880,7 +10880,7 @@
       </w:pPr>
       <w:rPr>
         <w:rFonts w:ascii="Wingdings" w:hAnsi="Wingdings" w:hint="default"/>
-        <w:sz w:val="20"/>
+        <w:sz w:val="24"/>
       </w:rPr>
     </w:lvl>
     <w:lvl w:ilvl="4" w:tentative="1">
@@ -10896,7 +10896,7 @@
       </w:pPr>
       <w:rPr>
         <w:rFonts w:ascii="Wingdings" w:hAnsi="Wingdings" w:hint="default"/>
-        <w:sz w:val="20"/>
+        <w:sz w:val="24"/>
       </w:rPr>
     </w:lvl>
     <w:lvl w:ilvl="5" w:tentative="1">
@@ -10912,7 +10912,7 @@
       </w:pPr>
       <w:rPr>
         <w:rFonts w:ascii="Wingdings" w:hAnsi="Wingdings" w:hint="default"/>
-        <w:sz w:val="20"/>
+        <w:sz w:val="24"/>
       </w:rPr>
     </w:lvl>
     <w:lvl w:ilvl="6" w:tentative="1">
@@ -10928,7 +10928,7 @@
       </w:pPr>
       <w:rPr>
         <w:rFonts w:ascii="Wingdings" w:hAnsi="Wingdings" w:hint="default"/>
-        <w:sz w:val="20"/>
+        <w:sz w:val="24"/>
       </w:rPr>
     </w:lvl>
     <w:lvl w:ilvl="7" w:tentative="1">
@@ -10944,7 +10944,7 @@
       </w:pPr>
       <w:rPr>
         <w:rFonts w:ascii="Wingdings" w:hAnsi="Wingdings" w:hint="default"/>
-        <w:sz w:val="20"/>
+        <w:sz w:val="24"/>
       </w:rPr>
     </w:lvl>
     <w:lvl w:ilvl="8" w:tentative="1">
@@ -10960,7 +10960,7 @@
       </w:pPr>
       <w:rPr>
         <w:rFonts w:ascii="Wingdings" w:hAnsi="Wingdings" w:hint="default"/>
-        <w:sz w:val="20"/>
+        <w:sz w:val="24"/>
       </w:rPr>
     </w:lvl>
   </w:abstractNum>
@@ -10981,7 +10981,7 @@
       </w:pPr>
       <w:rPr>
         <w:rFonts w:ascii="Symbol" w:hAnsi="Symbol" w:hint="default"/>
-        <w:sz w:val="20"/>
+        <w:sz w:val="24"/>
       </w:rPr>
     </w:lvl>
     <w:lvl w:ilvl="1" w:tentative="1">
@@ -10997,7 +10997,7 @@
       </w:pPr>
       <w:rPr>
         <w:rFonts w:ascii="Courier New" w:hAnsi="Courier New" w:hint="default"/>
-        <w:sz w:val="20"/>
+        <w:sz w:val="24"/>
       </w:rPr>
     </w:lvl>
     <w:lvl w:ilvl="2" w:tentative="1">
@@ -11013,7 +11013,7 @@
       </w:pPr>
       <w:rPr>
         <w:rFonts w:ascii="Wingdings" w:hAnsi="Wingdings" w:hint="default"/>
-        <w:sz w:val="20"/>
+        <w:sz w:val="24"/>
       </w:rPr>
     </w:lvl>
     <w:lvl w:ilvl="3" w:tentative="1">
@@ -11029,7 +11029,7 @@
       </w:pPr>
       <w:rPr>
         <w:rFonts w:ascii="Wingdings" w:hAnsi="Wingdings" w:hint="default"/>
-        <w:sz w:val="20"/>
+        <w:sz w:val="24"/>
       </w:rPr>
     </w:lvl>
     <w:lvl w:ilvl="4" w:tentative="1">
@@ -11045,7 +11045,7 @@
       </w:pPr>
       <w:rPr>
         <w:rFonts w:ascii="Wingdings" w:hAnsi="Wingdings" w:hint="default"/>
-        <w:sz w:val="20"/>
+        <w:sz w:val="24"/>
       </w:rPr>
     </w:lvl>
     <w:lvl w:ilvl="5" w:tentative="1">
@@ -11061,7 +11061,7 @@
       </w:pPr>
       <w:rPr>
         <w:rFonts w:ascii="Wingdings" w:hAnsi="Wingdings" w:hint="default"/>
-        <w:sz w:val="20"/>
+        <w:sz w:val="24"/>
       </w:rPr>
     </w:lvl>
     <w:lvl w:ilvl="6" w:tentative="1">
@@ -11077,7 +11077,7 @@
       </w:pPr>
       <w:rPr>
         <w:rFonts w:ascii="Wingdings" w:hAnsi="Wingdings" w:hint="default"/>
-        <w:sz w:val="20"/>
+        <w:sz w:val="24"/>
       </w:rPr>
     </w:lvl>
     <w:lvl w:ilvl="7" w:tentative="1">
@@ -11093,7 +11093,7 @@
       </w:pPr>
       <w:rPr>
         <w:rFonts w:ascii="Wingdings" w:hAnsi="Wingdings" w:hint="default"/>
-        <w:sz w:val="20"/>
+        <w:sz w:val="24"/>
       </w:rPr>
     </w:lvl>
     <w:lvl w:ilvl="8" w:tentative="1">
@@ -11109,7 +11109,7 @@
       </w:pPr>
       <w:rPr>
         <w:rFonts w:ascii="Wingdings" w:hAnsi="Wingdings" w:hint="default"/>
-        <w:sz w:val="20"/>
+        <w:sz w:val="24"/>
       </w:rPr>
     </w:lvl>
   </w:abstractNum>
@@ -11130,7 +11130,7 @@
       </w:pPr>
       <w:rPr>
         <w:rFonts w:ascii="Symbol" w:hAnsi="Symbol" w:hint="default"/>
-        <w:sz w:val="20"/>
+        <w:sz w:val="24"/>
       </w:rPr>
     </w:lvl>
     <w:lvl w:ilvl="1" w:tentative="1">
@@ -11146,7 +11146,7 @@
       </w:pPr>
       <w:rPr>
         <w:rFonts w:ascii="Courier New" w:hAnsi="Courier New" w:hint="default"/>
-        <w:sz w:val="20"/>
+        <w:sz w:val="24"/>
       </w:rPr>
     </w:lvl>
     <w:lvl w:ilvl="2" w:tentative="1">
@@ -11162,7 +11162,7 @@
       </w:pPr>
       <w:rPr>
         <w:rFonts w:ascii="Wingdings" w:hAnsi="Wingdings" w:hint="default"/>
-        <w:sz w:val="20"/>
+        <w:sz w:val="24"/>
       </w:rPr>
     </w:lvl>
     <w:lvl w:ilvl="3" w:tentative="1">
@@ -11178,7 +11178,7 @@
       </w:pPr>
       <w:rPr>
         <w:rFonts w:ascii="Wingdings" w:hAnsi="Wingdings" w:hint="default"/>
-        <w:sz w:val="20"/>
+        <w:sz w:val="24"/>
       </w:rPr>
     </w:lvl>
     <w:lvl w:ilvl="4" w:tentative="1">
@@ -11194,7 +11194,7 @@
       </w:pPr>
       <w:rPr>
         <w:rFonts w:ascii="Wingdings" w:hAnsi="Wingdings" w:hint="default"/>
-        <w:sz w:val="20"/>
+        <w:sz w:val="24"/>
       </w:rPr>
     </w:lvl>
     <w:lvl w:ilvl="5" w:tentative="1">
@@ -11210,7 +11210,7 @@
       </w:pPr>
       <w:rPr>
         <w:rFonts w:ascii="Wingdings" w:hAnsi="Wingdings" w:hint="default"/>
-        <w:sz w:val="20"/>
+        <w:sz w:val="24"/>
       </w:rPr>
     </w:lvl>
     <w:lvl w:ilvl="6" w:tentative="1">
@@ -11226,7 +11226,7 @@
       </w:pPr>
       <w:rPr>
         <w:rFonts w:ascii="Wingdings" w:hAnsi="Wingdings" w:hint="default"/>
-        <w:sz w:val="20"/>
+        <w:sz w:val="24"/>
       </w:rPr>
     </w:lvl>
     <w:lvl w:ilvl="7" w:tentative="1">
@@ -11242,7 +11242,7 @@
       </w:pPr>
       <w:rPr>
         <w:rFonts w:ascii="Wingdings" w:hAnsi="Wingdings" w:hint="default"/>
-        <w:sz w:val="20"/>
+        <w:sz w:val="24"/>
       </w:rPr>
     </w:lvl>
     <w:lvl w:ilvl="8" w:tentative="1">
@@ -11258,7 +11258,7 @@
       </w:pPr>
       <w:rPr>
         <w:rFonts w:ascii="Wingdings" w:hAnsi="Wingdings" w:hint="default"/>
-        <w:sz w:val="20"/>
+        <w:sz w:val="24"/>
       </w:rPr>
     </w:lvl>
   </w:abstractNum>
@@ -11279,6 +11279,8 @@
   <w:docDefaults>
     <w:rPrDefault>
       <w:rPr>
+        <w:sz w:val="24"/>
+        <w:szCs w:val="24"/>
         <w:rFonts w:ascii="Times New Roman" w:eastAsia="Times New Roman" w:hAnsi="Times New Roman" w:cs="Times New Roman"/>
         <w:lang w:val="es-ES" w:eastAsia="es-ES" w:bidi="ar-SA"/>
       </w:rPr>
@@ -11429,8 +11431,8 @@
     <w:qFormat/>
     <w:rPr>
       <w:rFonts w:eastAsiaTheme="minorEastAsia"/>
-      <w:sz w:val="24"/>
-      <w:szCs w:val="24"/>
+      <w:sz w:val="29"/>
+      <w:szCs w:val="29"/>
     </w:rPr>
   </w:style>
   <w:style w:type="paragraph" w:styleId="Ttulo1">
@@ -11448,8 +11450,8 @@
       <w:bCs/>
       <w:spacing w:val="-3"/>
       <w:kern w:val="36"/>
-      <w:sz w:val="48"/>
-      <w:szCs w:val="48"/>
+      <w:sz w:val="58"/>
+      <w:szCs w:val="58"/>
     </w:rPr>
   </w:style>
   <w:style w:type="paragraph" w:styleId="Ttulo2">
@@ -11467,8 +11469,8 @@
       <w:b/>
       <w:bCs/>
       <w:spacing w:val="-5"/>
-      <w:sz w:val="40"/>
-      <w:szCs w:val="40"/>
+      <w:sz w:val="48"/>
+      <w:szCs w:val="48"/>
     </w:rPr>
   </w:style>
   <w:style w:type="paragraph" w:styleId="Ttulo3">
@@ -11486,8 +11488,8 @@
       <w:b/>
       <w:bCs/>
       <w:spacing w:val="-3"/>
-      <w:sz w:val="25"/>
-      <w:szCs w:val="25"/>
+      <w:sz w:val="30"/>
+      <w:szCs w:val="30"/>
     </w:rPr>
   </w:style>
   <w:style w:type="paragraph" w:styleId="Ttulo4">
@@ -11505,8 +11507,8 @@
       <w:b/>
       <w:bCs/>
       <w:spacing w:val="-3"/>
-      <w:sz w:val="21"/>
-      <w:szCs w:val="21"/>
+      <w:sz w:val="25"/>
+      <w:szCs w:val="25"/>
     </w:rPr>
   </w:style>
   <w:style w:type="paragraph" w:styleId="Ttulo5">
@@ -11525,8 +11527,8 @@
       <w:bCs/>
       <w:caps/>
       <w:spacing w:val="22"/>
-      <w:sz w:val="19"/>
-      <w:szCs w:val="19"/>
+      <w:sz w:val="23"/>
+      <w:szCs w:val="23"/>
     </w:rPr>
   </w:style>
   <w:style w:type="character" w:default="1" w:styleId="Fuentedeprrafopredeter">
@@ -11605,8 +11607,8 @@
       <w:b/>
       <w:bCs/>
       <w:color w:val="365F91" w:themeColor="accent1" w:themeShade="BF"/>
-      <w:sz w:val="28"/>
-      <w:szCs w:val="28"/>
+      <w:sz w:val="34"/>
+      <w:szCs w:val="34"/>
     </w:rPr>
   </w:style>
   <w:style w:type="character" w:customStyle="1" w:styleId="Ttulo2Car">
@@ -11620,8 +11622,8 @@
       <w:b/>
       <w:bCs/>
       <w:color w:val="4F81BD" w:themeColor="accent1"/>
-      <w:sz w:val="26"/>
-      <w:szCs w:val="26"/>
+      <w:sz w:val="31"/>
+      <w:szCs w:val="31"/>
     </w:rPr>
   </w:style>
   <w:style w:type="character" w:customStyle="1" w:styleId="Ttulo3Car">
@@ -11635,8 +11637,8 @@
       <w:b/>
       <w:bCs/>
       <w:color w:val="4F81BD" w:themeColor="accent1"/>
-      <w:sz w:val="24"/>
-      <w:szCs w:val="24"/>
+      <w:sz w:val="29"/>
+      <w:szCs w:val="29"/>
     </w:rPr>
   </w:style>
   <w:style w:type="character" w:customStyle="1" w:styleId="Ttulo4Car">
@@ -11652,8 +11654,8 @@
       <w:i/>
       <w:iCs/>
       <w:color w:val="4F81BD" w:themeColor="accent1"/>
-      <w:sz w:val="24"/>
-      <w:szCs w:val="24"/>
+      <w:sz w:val="29"/>
+      <w:szCs w:val="29"/>
     </w:rPr>
   </w:style>
   <w:style w:type="character" w:customStyle="1" w:styleId="Ttulo5Car">
@@ -11665,8 +11667,8 @@
     <w:rPr>
       <w:rFonts w:asciiTheme="majorHAnsi" w:eastAsiaTheme="majorEastAsia" w:hAnsiTheme="majorHAnsi" w:cstheme="majorBidi"/>
       <w:color w:val="243F60" w:themeColor="accent1" w:themeShade="7F"/>
-      <w:sz w:val="24"/>
-      <w:szCs w:val="24"/>
+      <w:sz w:val="29"/>
+      <w:szCs w:val="29"/>
     </w:rPr>
   </w:style>
   <w:style w:type="character" w:styleId="Textoennegrita">
@@ -11697,8 +11699,8 @@
       <w:spacing w:after="130"/>
     </w:pPr>
     <w:rPr>
-      <w:sz w:val="22"/>
-      <w:szCs w:val="22"/>
+      <w:sz w:val="26"/>
+      <w:szCs w:val="26"/>
     </w:rPr>
   </w:style>
   <w:style w:type="paragraph" w:customStyle="1" w:styleId="nobreak">
@@ -11720,8 +11722,8 @@
       <w:rFonts w:ascii="var(--sans)" w:hAnsi="var(--sans)"/>
       <w:caps/>
       <w:spacing w:val="36"/>
-      <w:sz w:val="15"/>
-      <w:szCs w:val="15"/>
+      <w:sz w:val="18"/>
+      <w:szCs w:val="18"/>
     </w:rPr>
   </w:style>
   <w:style w:type="paragraph" w:customStyle="1" w:styleId="sec-no">
@@ -11735,8 +11737,8 @@
       <w:rFonts w:ascii="var(--sans)" w:hAnsi="var(--sans)"/>
       <w:caps/>
       <w:spacing w:val="34"/>
-      <w:sz w:val="16"/>
-      <w:szCs w:val="16"/>
+      <w:sz w:val="19"/>
+      <w:szCs w:val="19"/>
     </w:rPr>
   </w:style>
   <w:style w:type="paragraph" w:customStyle="1" w:styleId="rule">
@@ -11779,8 +11781,8 @@
       <w:caps/>
       <w:color w:val="9FD6D3"/>
       <w:spacing w:val="29"/>
-      <w:sz w:val="16"/>
-      <w:szCs w:val="16"/>
+      <w:sz w:val="19"/>
+      <w:szCs w:val="19"/>
     </w:rPr>
   </w:style>
   <w:style w:type="paragraph" w:customStyle="1" w:styleId="cv-badge">
@@ -11794,8 +11796,8 @@
       <w:rFonts w:ascii="var(--mono)" w:hAnsi="var(--mono)"/>
       <w:color w:val="A8DEDB"/>
       <w:spacing w:val="24"/>
-      <w:sz w:val="15"/>
-      <w:szCs w:val="15"/>
+      <w:sz w:val="18"/>
+      <w:szCs w:val="18"/>
     </w:rPr>
   </w:style>
   <w:style w:type="paragraph" w:customStyle="1" w:styleId="cv-mid">
@@ -11818,8 +11820,8 @@
       <w:caps/>
       <w:color w:val="5FBFBB"/>
       <w:spacing w:val="41"/>
-      <w:sz w:val="17"/>
-      <w:szCs w:val="17"/>
+      <w:sz w:val="20"/>
+      <w:szCs w:val="20"/>
     </w:rPr>
   </w:style>
   <w:style w:type="paragraph" w:customStyle="1" w:styleId="cv-title">
@@ -11833,8 +11835,8 @@
       <w:rFonts w:ascii="var(--sans)" w:hAnsi="var(--sans)"/>
       <w:color w:val="FFFFFF"/>
       <w:spacing w:val="-8"/>
-      <w:sz w:val="78"/>
-      <w:szCs w:val="78"/>
+      <w:sz w:val="94"/>
+      <w:szCs w:val="94"/>
     </w:rPr>
   </w:style>
   <w:style w:type="paragraph" w:customStyle="1" w:styleId="cv-sub">
@@ -11849,8 +11851,8 @@
       <w:i/>
       <w:iCs/>
       <w:color w:val="BCD0E0"/>
-      <w:sz w:val="26"/>
-      <w:szCs w:val="26"/>
+      <w:sz w:val="31"/>
+      <w:szCs w:val="31"/>
     </w:rPr>
   </w:style>
   <w:style w:type="paragraph" w:customStyle="1" w:styleId="cv-tag">
@@ -11868,8 +11870,8 @@
       <w:caps/>
       <w:color w:val="0A1220"/>
       <w:spacing w:val="24"/>
-      <w:sz w:val="16"/>
-      <w:szCs w:val="16"/>
+      <w:sz w:val="19"/>
+      <w:szCs w:val="19"/>
     </w:rPr>
   </w:style>
   <w:style w:type="paragraph" w:customStyle="1" w:styleId="cv-grid">
@@ -11902,8 +11904,8 @@
       <w:caps/>
       <w:color w:val="7F9BB0"/>
       <w:spacing w:val="34"/>
-      <w:sz w:val="14"/>
-      <w:szCs w:val="14"/>
+      <w:sz w:val="17"/>
+      <w:szCs w:val="17"/>
     </w:rPr>
   </w:style>
   <w:style w:type="paragraph" w:customStyle="1" w:styleId="cv-v">
@@ -11918,8 +11920,8 @@
       <w:b/>
       <w:bCs/>
       <w:color w:val="E9F2F8"/>
-      <w:sz w:val="20"/>
-      <w:szCs w:val="20"/>
+      <w:sz w:val="24"/>
+      <w:szCs w:val="24"/>
     </w:rPr>
   </w:style>
   <w:style w:type="paragraph" w:customStyle="1" w:styleId="cv-foot">
@@ -11932,8 +11934,8 @@
     <w:rPr>
       <w:rFonts w:ascii="var(--sans)" w:hAnsi="var(--sans)"/>
       <w:color w:val="8FA6BA"/>
-      <w:sz w:val="16"/>
-      <w:szCs w:val="16"/>
+      <w:sz w:val="19"/>
+      <w:szCs w:val="19"/>
     </w:rPr>
   </w:style>
   <w:style w:type="paragraph" w:customStyle="1" w:styleId="box">
@@ -11954,8 +11956,8 @@
     <w:rPr>
       <w:i/>
       <w:iCs/>
-      <w:sz w:val="18"/>
-      <w:szCs w:val="18"/>
+      <w:sz w:val="22"/>
+      <w:szCs w:val="22"/>
     </w:rPr>
   </w:style>
   <w:style w:type="paragraph" w:customStyle="1" w:styleId="tbl-note">
@@ -11967,8 +11969,8 @@
     </w:pPr>
     <w:rPr>
       <w:rFonts w:ascii="var(--sans)" w:hAnsi="var(--sans)"/>
-      <w:sz w:val="16"/>
-      <w:szCs w:val="16"/>
+      <w:sz w:val="19"/>
+      <w:szCs w:val="19"/>
     </w:rPr>
   </w:style>
   <w:style w:type="paragraph" w:customStyle="1" w:styleId="chip">
@@ -11981,8 +11983,8 @@
     <w:rPr>
       <w:rFonts w:ascii="var(--sans)" w:hAnsi="var(--sans)"/>
       <w:spacing w:val="14"/>
-      <w:sz w:val="14"/>
-      <w:szCs w:val="14"/>
+      <w:sz w:val="17"/>
+      <w:szCs w:val="17"/>
     </w:rPr>
   </w:style>
   <w:style w:type="paragraph" w:customStyle="1" w:styleId="c-op">
@@ -12074,8 +12076,8 @@
       <w:rFonts w:ascii="var(--sans)" w:hAnsi="var(--sans)"/>
       <w:caps/>
       <w:spacing w:val="26"/>
-      <w:sz w:val="15"/>
-      <w:szCs w:val="15"/>
+      <w:sz w:val="18"/>
+      <w:szCs w:val="18"/>
     </w:rPr>
   </w:style>
   <w:style w:type="paragraph" w:customStyle="1" w:styleId="fig-t">
@@ -12090,8 +12092,8 @@
       <w:b/>
       <w:bCs/>
       <w:spacing w:val="-3"/>
-      <w:sz w:val="25"/>
-      <w:szCs w:val="25"/>
+      <w:sz w:val="30"/>
+      <w:szCs w:val="30"/>
     </w:rPr>
   </w:style>
   <w:style w:type="paragraph" w:customStyle="1" w:styleId="leg">
@@ -12103,8 +12105,8 @@
     </w:pPr>
     <w:rPr>
       <w:rFonts w:ascii="var(--sans)" w:hAnsi="var(--sans)"/>
-      <w:sz w:val="15"/>
-      <w:szCs w:val="15"/>
+      <w:sz w:val="18"/>
+      <w:szCs w:val="18"/>
     </w:rPr>
   </w:style>
   <w:style w:type="paragraph" w:customStyle="1" w:styleId="toc">
@@ -12116,8 +12118,8 @@
     </w:pPr>
     <w:rPr>
       <w:rFonts w:ascii="var(--sans)" w:hAnsi="var(--sans)"/>
-      <w:sz w:val="18"/>
-      <w:szCs w:val="18"/>
+      <w:sz w:val="22"/>
+      <w:szCs w:val="22"/>
     </w:rPr>
   </w:style>
   <w:style w:type="paragraph" w:customStyle="1" w:styleId="toc-i">
@@ -12136,8 +12138,8 @@
       <w:jc w:val="both"/>
     </w:pPr>
     <w:rPr>
-      <w:sz w:val="15"/>
-      <w:szCs w:val="15"/>
+      <w:sz w:val="18"/>
+      <w:szCs w:val="18"/>
     </w:rPr>
   </w:style>
   <w:style w:type="paragraph" w:customStyle="1" w:styleId="toc-h">
@@ -12151,8 +12153,8 @@
       <w:rFonts w:ascii="var(--sans)" w:hAnsi="var(--sans)"/>
       <w:caps/>
       <w:spacing w:val="31"/>
-      <w:sz w:val="15"/>
-      <w:szCs w:val="15"/>
+      <w:sz w:val="18"/>
+      <w:szCs w:val="18"/>
     </w:rPr>
   </w:style>
   <w:style w:type="paragraph" w:customStyle="1" w:styleId="kpis">
@@ -12182,8 +12184,8 @@
     <w:rPr>
       <w:rFonts w:ascii="var(--sans)" w:hAnsi="var(--sans)"/>
       <w:spacing w:val="-7"/>
-      <w:sz w:val="42"/>
-      <w:szCs w:val="42"/>
+      <w:sz w:val="50"/>
+      <w:szCs w:val="50"/>
     </w:rPr>
   </w:style>
   <w:style w:type="paragraph" w:customStyle="1" w:styleId="kpi-l">
@@ -12195,8 +12197,8 @@
     </w:pPr>
     <w:rPr>
       <w:rFonts w:ascii="var(--sans)" w:hAnsi="var(--sans)"/>
-      <w:sz w:val="15"/>
-      <w:szCs w:val="15"/>
+      <w:sz w:val="18"/>
+      <w:szCs w:val="18"/>
     </w:rPr>
   </w:style>
   <w:style w:type="paragraph" w:customStyle="1" w:styleId="kpi-d">
@@ -12210,8 +12212,8 @@
       <w:rFonts w:ascii="var(--sans)" w:hAnsi="var(--sans)"/>
       <w:caps/>
       <w:spacing w:val="12"/>
-      <w:sz w:val="14"/>
-      <w:szCs w:val="14"/>
+      <w:sz w:val="17"/>
+      <w:szCs w:val="17"/>
     </w:rPr>
   </w:style>
   <w:style w:type="paragraph" w:customStyle="1" w:styleId="hall">
@@ -12243,8 +12245,8 @@
       <w:bCs/>
       <w:color w:val="FFFFFF"/>
       <w:spacing w:val="12"/>
-      <w:sz w:val="16"/>
-      <w:szCs w:val="16"/>
+      <w:sz w:val="19"/>
+      <w:szCs w:val="19"/>
     </w:rPr>
   </w:style>
   <w:style w:type="paragraph" w:customStyle="1" w:styleId="hall-t">
@@ -12280,8 +12282,8 @@
       <w:rFonts w:ascii="var(--sans)" w:hAnsi="var(--sans)"/>
       <w:caps/>
       <w:spacing w:val="26"/>
-      <w:sz w:val="14"/>
-      <w:szCs w:val="14"/>
+      <w:sz w:val="17"/>
+      <w:szCs w:val="17"/>
     </w:rPr>
   </w:style>
   <w:style w:type="paragraph" w:customStyle="1" w:styleId="src">
@@ -12293,8 +12295,8 @@
     </w:pPr>
     <w:rPr>
       <w:rFonts w:ascii="var(--mono)" w:hAnsi="var(--mono)"/>
-      <w:sz w:val="14"/>
-      <w:szCs w:val="14"/>
+      <w:sz w:val="17"/>
+      <w:szCs w:val="17"/>
     </w:rPr>
   </w:style>
   <w:style w:type="paragraph" w:customStyle="1" w:styleId="rec">
@@ -12326,8 +12328,8 @@
       <w:b/>
       <w:bCs/>
       <w:color w:val="FFFFFF"/>
-      <w:sz w:val="17"/>
-      <w:szCs w:val="17"/>
+      <w:sz w:val="20"/>
+      <w:szCs w:val="20"/>
     </w:rPr>
   </w:style>
   <w:style w:type="paragraph" w:customStyle="1" w:styleId="rec-t">
@@ -12341,8 +12343,8 @@
       <w:rFonts w:ascii="var(--sans)" w:hAnsi="var(--sans)"/>
       <w:b/>
       <w:bCs/>
-      <w:sz w:val="21"/>
-      <w:szCs w:val="21"/>
+      <w:sz w:val="25"/>
+      <w:szCs w:val="25"/>
     </w:rPr>
   </w:style>
   <w:style w:type="paragraph" w:customStyle="1" w:styleId="rec-g">
@@ -12353,8 +12355,8 @@
       <w:jc w:val="both"/>
     </w:pPr>
     <w:rPr>
-      <w:sz w:val="18"/>
-      <w:szCs w:val="18"/>
+      <w:sz w:val="22"/>
+      <w:szCs w:val="22"/>
     </w:rPr>
   </w:style>
   <w:style w:type="paragraph" w:customStyle="1" w:styleId="rec-k">
@@ -12368,8 +12370,8 @@
       <w:rFonts w:ascii="var(--sans)" w:hAnsi="var(--sans)"/>
       <w:caps/>
       <w:spacing w:val="24"/>
-      <w:sz w:val="14"/>
-      <w:szCs w:val="14"/>
+      <w:sz w:val="17"/>
+      <w:szCs w:val="17"/>
     </w:rPr>
   </w:style>
   <w:style w:type="paragraph" w:customStyle="1" w:styleId="hdr">
@@ -12382,8 +12384,8 @@
     <w:rPr>
       <w:rFonts w:ascii="var(--sans)" w:hAnsi="var(--sans)"/>
       <w:spacing w:val="12"/>
-      <w:sz w:val="14"/>
-      <w:szCs w:val="14"/>
+      <w:sz w:val="17"/>
+      <w:szCs w:val="17"/>
     </w:rPr>
   </w:style>
   <w:style w:type="paragraph" w:customStyle="1" w:styleId="srcrow">
@@ -12395,8 +12397,8 @@
     </w:pPr>
     <w:rPr>
       <w:rFonts w:ascii="var(--sans)" w:hAnsi="var(--sans)"/>
-      <w:sz w:val="15"/>
-      <w:szCs w:val="15"/>
+      <w:sz w:val="18"/>
+      <w:szCs w:val="18"/>
     </w:rPr>
   </w:style>
   <w:style w:type="paragraph" w:customStyle="1" w:styleId="srcid">
@@ -12410,8 +12412,8 @@
       <w:rFonts w:ascii="var(--mono)" w:hAnsi="var(--mono)"/>
       <w:b/>
       <w:bCs/>
-      <w:sz w:val="14"/>
-      <w:szCs w:val="14"/>
+      <w:sz w:val="17"/>
+      <w:szCs w:val="17"/>
     </w:rPr>
   </w:style>
   <w:style w:type="paragraph" w:customStyle="1" w:styleId="srcurl">
@@ -12424,8 +12426,8 @@
     </w:pPr>
     <w:rPr>
       <w:rFonts w:ascii="var(--mono)" w:hAnsi="var(--mono)"/>
-      <w:sz w:val="13"/>
-      <w:szCs w:val="13"/>
+      <w:sz w:val="16"/>
+      <w:szCs w:val="16"/>
     </w:rPr>
   </w:style>
   <w:style w:type="paragraph" w:customStyle="1" w:styleId="div-item">
@@ -12447,8 +12449,8 @@
       <w:rFonts w:ascii="var(--mono)" w:hAnsi="var(--mono)"/>
       <w:b/>
       <w:bCs/>
-      <w:sz w:val="15"/>
-      <w:szCs w:val="15"/>
+      <w:sz w:val="18"/>
+      <w:szCs w:val="18"/>
     </w:rPr>
   </w:style>
   <w:style w:type="paragraph" w:customStyle="1" w:styleId="div-t">
@@ -12462,8 +12464,8 @@
       <w:rFonts w:ascii="var(--sans)" w:hAnsi="var(--sans)"/>
       <w:b/>
       <w:bCs/>
-      <w:sz w:val="18"/>
-      <w:szCs w:val="18"/>
+      <w:sz w:val="22"/>
+      <w:szCs w:val="22"/>
     </w:rPr>
   </w:style>
   <w:style w:type="paragraph" w:customStyle="1" w:styleId="div-b">
@@ -12473,8 +12475,8 @@
       <w:jc w:val="both"/>
     </w:pPr>
     <w:rPr>
-      <w:sz w:val="18"/>
-      <w:szCs w:val="18"/>
+      <w:sz w:val="22"/>
+      <w:szCs w:val="22"/>
     </w:rPr>
   </w:style>
   <w:style w:type="paragraph" w:customStyle="1" w:styleId="hl">
@@ -12513,8 +12515,8 @@
       <w:caps/>
       <w:color w:val="0A1220"/>
       <w:spacing w:val="24"/>
-      <w:sz w:val="16"/>
-      <w:szCs w:val="16"/>
+      <w:sz w:val="19"/>
+      <w:szCs w:val="19"/>
       <w:shd w:val="clear" w:color="auto" w:fill="7AD0CD"/>
     </w:rPr>
   </w:style>
@@ -12526,8 +12528,8 @@
       <w:b/>
       <w:bCs/>
       <w:color w:val="FFFFFF"/>
-      <w:sz w:val="17"/>
-      <w:szCs w:val="17"/>
+      <w:sz w:val="20"/>
+      <w:szCs w:val="20"/>
     </w:rPr>
   </w:style>
   <w:style w:type="character" w:customStyle="1" w:styleId="rec-t1">
@@ -12537,8 +12539,8 @@
       <w:rFonts w:ascii="var(--sans)" w:hAnsi="var(--sans)" w:hint="default"/>
       <w:b/>
       <w:bCs/>
-      <w:sz w:val="21"/>
-      <w:szCs w:val="21"/>
+      <w:sz w:val="25"/>
+      <w:szCs w:val="25"/>
     </w:rPr>
   </w:style>
 </w:styles>
